--- a/temp/Ajustes_Módulo I.docx
+++ b/temp/Ajustes_Módulo I.docx
@@ -4067,6 +4067,16 @@
         <w:t>a) Porque o desenvolvimento da criança começa somente após o nascimento</w:t>
       </w:r>
       <w:r>
+        <w:rPr>
+          <w:rFonts w:ascii="Aptos" w:hAnsi="Aptos" w:eastAsia="Aptos" w:cs="Aptos"/>
+          <w:noProof w:val="0"/>
+          <w:sz w:val="24"/>
+          <w:szCs w:val="24"/>
+          <w:lang w:val="pt-BR"/>
+        </w:rPr>
+        <w:t>.</w:t>
+      </w:r>
+      <w:r>
         <w:br/>
       </w:r>
       <w:r>
@@ -4077,7 +4087,27 @@
           <w:szCs w:val="24"/>
           <w:lang w:val="pt-BR"/>
         </w:rPr>
-        <w:t xml:space="preserve">b) Porque, durante a gestação, o bebê já está em intenso processo de desenvolvimento </w:t>
+        <w:t>b) Porque, durante a gestação, o bebê já está em intenso processo de desenvolvimento</w:t>
+      </w:r>
+      <w:r>
+        <w:rPr>
+          <w:rFonts w:ascii="Aptos" w:hAnsi="Aptos" w:eastAsia="Aptos" w:cs="Aptos"/>
+          <w:noProof w:val="0"/>
+          <w:sz w:val="24"/>
+          <w:szCs w:val="24"/>
+          <w:lang w:val="pt-BR"/>
+        </w:rPr>
+        <w:t>.</w:t>
+      </w:r>
+      <w:r>
+        <w:rPr>
+          <w:rFonts w:ascii="Aptos" w:hAnsi="Aptos" w:eastAsia="Aptos" w:cs="Aptos"/>
+          <w:noProof w:val="0"/>
+          <w:sz w:val="24"/>
+          <w:szCs w:val="24"/>
+          <w:lang w:val="pt-BR"/>
+        </w:rPr>
+        <w:t xml:space="preserve"> </w:t>
       </w:r>
       <w:r>
         <w:rPr>
@@ -4105,6 +4135,16 @@
         <w:t>c) Porque apenas a alimentação da gestante interfere no desenvolvimento do bebê</w:t>
       </w:r>
       <w:r>
+        <w:rPr>
+          <w:rFonts w:ascii="Aptos" w:hAnsi="Aptos" w:eastAsia="Aptos" w:cs="Aptos"/>
+          <w:noProof w:val="0"/>
+          <w:sz w:val="24"/>
+          <w:szCs w:val="24"/>
+          <w:lang w:val="pt-BR"/>
+        </w:rPr>
+        <w:t>.</w:t>
+      </w:r>
+      <w:r>
         <w:br/>
       </w:r>
       <w:r>
@@ -4117,6 +4157,16 @@
         </w:rPr>
         <w:t>d) Porque os estímulos e o ambiente só passam a ter importância nos últimos dias da gestação</w:t>
       </w:r>
+      <w:r>
+        <w:rPr>
+          <w:rFonts w:ascii="Aptos" w:hAnsi="Aptos" w:eastAsia="Aptos" w:cs="Aptos"/>
+          <w:noProof w:val="0"/>
+          <w:sz w:val="24"/>
+          <w:szCs w:val="24"/>
+          <w:lang w:val="pt-BR"/>
+        </w:rPr>
+        <w:t>.</w:t>
+      </w:r>
     </w:p>
     <w:p>
       <w:pPr>
@@ -4218,6 +4268,16 @@
         <w:t>a) Apenas fatores genéticos</w:t>
       </w:r>
       <w:r>
+        <w:rPr>
+          <w:rFonts w:ascii="Aptos" w:hAnsi="Aptos" w:eastAsia="Aptos" w:cs="Aptos"/>
+          <w:noProof w:val="0"/>
+          <w:sz w:val="24"/>
+          <w:szCs w:val="24"/>
+          <w:lang w:val="pt-BR"/>
+        </w:rPr>
+        <w:t>.</w:t>
+      </w:r>
+      <w:r>
         <w:br/>
       </w:r>
       <w:r>
@@ -4231,6 +4291,16 @@
         <w:t>b) Principalmente a escola</w:t>
       </w:r>
       <w:r>
+        <w:rPr>
+          <w:rFonts w:ascii="Aptos" w:hAnsi="Aptos" w:eastAsia="Aptos" w:cs="Aptos"/>
+          <w:noProof w:val="0"/>
+          <w:sz w:val="24"/>
+          <w:szCs w:val="24"/>
+          <w:lang w:val="pt-BR"/>
+        </w:rPr>
+        <w:t>.</w:t>
+      </w:r>
+      <w:r>
         <w:br/>
       </w:r>
       <w:r>
@@ -4241,7 +4311,27 @@
           <w:szCs w:val="24"/>
           <w:lang w:val="pt-BR"/>
         </w:rPr>
-        <w:t xml:space="preserve">c) As interações, os cuidados e o ambiente em que a criança vive </w:t>
+        <w:t>c) As interações, os cuidados e o ambiente em que a criança vive</w:t>
+      </w:r>
+      <w:r>
+        <w:rPr>
+          <w:rFonts w:ascii="Aptos" w:hAnsi="Aptos" w:eastAsia="Aptos" w:cs="Aptos"/>
+          <w:noProof w:val="0"/>
+          <w:sz w:val="24"/>
+          <w:szCs w:val="24"/>
+          <w:lang w:val="pt-BR"/>
+        </w:rPr>
+        <w:t>.</w:t>
+      </w:r>
+      <w:r>
+        <w:rPr>
+          <w:rFonts w:ascii="Aptos" w:hAnsi="Aptos" w:eastAsia="Aptos" w:cs="Aptos"/>
+          <w:noProof w:val="0"/>
+          <w:sz w:val="24"/>
+          <w:szCs w:val="24"/>
+          <w:lang w:val="pt-BR"/>
+        </w:rPr>
+        <w:t xml:space="preserve"> </w:t>
       </w:r>
       <w:r>
         <w:rPr>
@@ -4268,6 +4358,16 @@
         </w:rPr>
         <w:t>d) Somente os estímulos oferecidos pelos adultos</w:t>
       </w:r>
+      <w:r>
+        <w:rPr>
+          <w:rFonts w:ascii="Aptos" w:hAnsi="Aptos" w:eastAsia="Aptos" w:cs="Aptos"/>
+          <w:noProof w:val="0"/>
+          <w:sz w:val="24"/>
+          <w:szCs w:val="24"/>
+          <w:lang w:val="pt-BR"/>
+        </w:rPr>
+        <w:t>.</w:t>
+      </w:r>
     </w:p>
     <w:p>
       <w:pPr>
@@ -4369,6 +4469,16 @@
         <w:t>a) A escrita e a leitura</w:t>
       </w:r>
       <w:r>
+        <w:rPr>
+          <w:rFonts w:ascii="Aptos" w:hAnsi="Aptos" w:eastAsia="Aptos" w:cs="Aptos"/>
+          <w:noProof w:val="0"/>
+          <w:sz w:val="24"/>
+          <w:szCs w:val="24"/>
+          <w:lang w:val="pt-BR"/>
+        </w:rPr>
+        <w:t>.</w:t>
+      </w:r>
+      <w:r>
         <w:br/>
       </w:r>
       <w:r>
@@ -4379,7 +4489,27 @@
           <w:szCs w:val="24"/>
           <w:lang w:val="pt-BR"/>
         </w:rPr>
-        <w:t xml:space="preserve">b) O choro, os gestos e os sons </w:t>
+        <w:t>b) O choro, os gestos e os sons</w:t>
+      </w:r>
+      <w:r>
+        <w:rPr>
+          <w:rFonts w:ascii="Aptos" w:hAnsi="Aptos" w:eastAsia="Aptos" w:cs="Aptos"/>
+          <w:noProof w:val="0"/>
+          <w:sz w:val="24"/>
+          <w:szCs w:val="24"/>
+          <w:lang w:val="pt-BR"/>
+        </w:rPr>
+        <w:t>.</w:t>
+      </w:r>
+      <w:r>
+        <w:rPr>
+          <w:rFonts w:ascii="Aptos" w:hAnsi="Aptos" w:eastAsia="Aptos" w:cs="Aptos"/>
+          <w:noProof w:val="0"/>
+          <w:sz w:val="24"/>
+          <w:szCs w:val="24"/>
+          <w:lang w:val="pt-BR"/>
+        </w:rPr>
+        <w:t xml:space="preserve"> </w:t>
       </w:r>
       <w:r>
         <w:rPr>
@@ -4407,6 +4537,16 @@
         <w:t>c) As frases completas</w:t>
       </w:r>
       <w:r>
+        <w:rPr>
+          <w:rFonts w:ascii="Aptos" w:hAnsi="Aptos" w:eastAsia="Aptos" w:cs="Aptos"/>
+          <w:noProof w:val="0"/>
+          <w:sz w:val="24"/>
+          <w:szCs w:val="24"/>
+          <w:lang w:val="pt-BR"/>
+        </w:rPr>
+        <w:t>.</w:t>
+      </w:r>
+      <w:r>
         <w:br/>
       </w:r>
       <w:r>
@@ -4419,6 +4559,16 @@
         </w:rPr>
         <w:t>d) As perguntas e as histórias</w:t>
       </w:r>
+      <w:r>
+        <w:rPr>
+          <w:rFonts w:ascii="Aptos" w:hAnsi="Aptos" w:eastAsia="Aptos" w:cs="Aptos"/>
+          <w:noProof w:val="0"/>
+          <w:sz w:val="24"/>
+          <w:szCs w:val="24"/>
+          <w:lang w:val="pt-BR"/>
+        </w:rPr>
+        <w:t>.</w:t>
+      </w:r>
     </w:p>
     <w:p>
       <w:pPr>
@@ -4520,6 +4670,16 @@
         <w:t>a) A criança deixa de demonstrar emoções</w:t>
       </w:r>
       <w:r>
+        <w:rPr>
+          <w:rFonts w:ascii="Aptos" w:hAnsi="Aptos" w:eastAsia="Aptos" w:cs="Aptos"/>
+          <w:noProof w:val="0"/>
+          <w:sz w:val="24"/>
+          <w:szCs w:val="24"/>
+          <w:lang w:val="pt-BR"/>
+        </w:rPr>
+        <w:t>.</w:t>
+      </w:r>
+      <w:r>
         <w:br/>
       </w:r>
       <w:r>
@@ -4530,7 +4690,27 @@
           <w:szCs w:val="24"/>
           <w:lang w:val="pt-BR"/>
         </w:rPr>
-        <w:t xml:space="preserve">b) A criança começa a se afirmar e a dizer “não” com mais frequência </w:t>
+        <w:t>b) A criança começa a se afirmar e a dizer “não” com mais frequência</w:t>
+      </w:r>
+      <w:r>
+        <w:rPr>
+          <w:rFonts w:ascii="Aptos" w:hAnsi="Aptos" w:eastAsia="Aptos" w:cs="Aptos"/>
+          <w:noProof w:val="0"/>
+          <w:sz w:val="24"/>
+          <w:szCs w:val="24"/>
+          <w:lang w:val="pt-BR"/>
+        </w:rPr>
+        <w:t>.</w:t>
+      </w:r>
+      <w:r>
+        <w:rPr>
+          <w:rFonts w:ascii="Aptos" w:hAnsi="Aptos" w:eastAsia="Aptos" w:cs="Aptos"/>
+          <w:noProof w:val="0"/>
+          <w:sz w:val="24"/>
+          <w:szCs w:val="24"/>
+          <w:lang w:val="pt-BR"/>
+        </w:rPr>
+        <w:t xml:space="preserve"> </w:t>
       </w:r>
       <w:r>
         <w:rPr>
@@ -4558,6 +4738,16 @@
         <w:t>c) A criança passa a escrever frases completas</w:t>
       </w:r>
       <w:r>
+        <w:rPr>
+          <w:rFonts w:ascii="Aptos" w:hAnsi="Aptos" w:eastAsia="Aptos" w:cs="Aptos"/>
+          <w:noProof w:val="0"/>
+          <w:sz w:val="24"/>
+          <w:szCs w:val="24"/>
+          <w:lang w:val="pt-BR"/>
+        </w:rPr>
+        <w:t>.</w:t>
+      </w:r>
+      <w:r>
         <w:br/>
       </w:r>
       <w:r>
@@ -4570,6 +4760,16 @@
         </w:rPr>
         <w:t>d) A criança deixa de buscar interação com outras pessoas</w:t>
       </w:r>
+      <w:r>
+        <w:rPr>
+          <w:rFonts w:ascii="Aptos" w:hAnsi="Aptos" w:eastAsia="Aptos" w:cs="Aptos"/>
+          <w:noProof w:val="0"/>
+          <w:sz w:val="24"/>
+          <w:szCs w:val="24"/>
+          <w:lang w:val="pt-BR"/>
+        </w:rPr>
+        <w:t>.</w:t>
+      </w:r>
     </w:p>
     <w:p>
       <w:pPr>
@@ -4671,6 +4871,16 @@
         <w:t>a) 0 a 1 ano</w:t>
       </w:r>
       <w:r>
+        <w:rPr>
+          <w:rFonts w:ascii="Aptos" w:hAnsi="Aptos" w:eastAsia="Aptos" w:cs="Aptos"/>
+          <w:noProof w:val="0"/>
+          <w:sz w:val="24"/>
+          <w:szCs w:val="24"/>
+          <w:lang w:val="pt-BR"/>
+        </w:rPr>
+        <w:t>.</w:t>
+      </w:r>
+      <w:r>
         <w:br/>
       </w:r>
       <w:r>
@@ -4684,6 +4894,16 @@
         <w:t>b) 1 a 2 anos</w:t>
       </w:r>
       <w:r>
+        <w:rPr>
+          <w:rFonts w:ascii="Aptos" w:hAnsi="Aptos" w:eastAsia="Aptos" w:cs="Aptos"/>
+          <w:noProof w:val="0"/>
+          <w:sz w:val="24"/>
+          <w:szCs w:val="24"/>
+          <w:lang w:val="pt-BR"/>
+        </w:rPr>
+        <w:t>.</w:t>
+      </w:r>
+      <w:r>
         <w:br/>
       </w:r>
       <w:r>
@@ -4694,7 +4914,27 @@
           <w:szCs w:val="24"/>
           <w:lang w:val="pt-BR"/>
         </w:rPr>
-        <w:t xml:space="preserve">c) 3 a 4 anos </w:t>
+        <w:t>c) 3 a 4 anos</w:t>
+      </w:r>
+      <w:r>
+        <w:rPr>
+          <w:rFonts w:ascii="Aptos" w:hAnsi="Aptos" w:eastAsia="Aptos" w:cs="Aptos"/>
+          <w:noProof w:val="0"/>
+          <w:sz w:val="24"/>
+          <w:szCs w:val="24"/>
+          <w:lang w:val="pt-BR"/>
+        </w:rPr>
+        <w:t>.</w:t>
+      </w:r>
+      <w:r>
+        <w:rPr>
+          <w:rFonts w:ascii="Aptos" w:hAnsi="Aptos" w:eastAsia="Aptos" w:cs="Aptos"/>
+          <w:noProof w:val="0"/>
+          <w:sz w:val="24"/>
+          <w:szCs w:val="24"/>
+          <w:lang w:val="pt-BR"/>
+        </w:rPr>
+        <w:t xml:space="preserve"> </w:t>
       </w:r>
       <w:r>
         <w:rPr>
@@ -4721,6 +4961,16 @@
         </w:rPr>
         <w:t>d) 5 a 6 anos</w:t>
       </w:r>
+      <w:r>
+        <w:rPr>
+          <w:rFonts w:ascii="Aptos" w:hAnsi="Aptos" w:eastAsia="Aptos" w:cs="Aptos"/>
+          <w:noProof w:val="0"/>
+          <w:sz w:val="24"/>
+          <w:szCs w:val="24"/>
+          <w:lang w:val="pt-BR"/>
+        </w:rPr>
+        <w:t>.</w:t>
+      </w:r>
     </w:p>
     <w:p>
       <w:pPr>
@@ -4822,6 +5072,16 @@
         <w:t>a) Por volta de 1 ano</w:t>
       </w:r>
       <w:r>
+        <w:rPr>
+          <w:rFonts w:ascii="Aptos" w:hAnsi="Aptos" w:eastAsia="Aptos" w:cs="Aptos"/>
+          <w:noProof w:val="0"/>
+          <w:sz w:val="24"/>
+          <w:szCs w:val="24"/>
+          <w:lang w:val="pt-BR"/>
+        </w:rPr>
+        <w:t>.</w:t>
+      </w:r>
+      <w:r>
         <w:br/>
       </w:r>
       <w:r>
@@ -4835,6 +5095,16 @@
         <w:t>b) Por volta de 2 anos</w:t>
       </w:r>
       <w:r>
+        <w:rPr>
+          <w:rFonts w:ascii="Aptos" w:hAnsi="Aptos" w:eastAsia="Aptos" w:cs="Aptos"/>
+          <w:noProof w:val="0"/>
+          <w:sz w:val="24"/>
+          <w:szCs w:val="24"/>
+          <w:lang w:val="pt-BR"/>
+        </w:rPr>
+        <w:t>.</w:t>
+      </w:r>
+      <w:r>
         <w:br/>
       </w:r>
       <w:r>
@@ -4845,7 +5115,27 @@
           <w:szCs w:val="24"/>
           <w:lang w:val="pt-BR"/>
         </w:rPr>
-        <w:t xml:space="preserve">c) Entre 4 e 5 anos </w:t>
+        <w:t>c) Entre 4 e 5 anos</w:t>
+      </w:r>
+      <w:r>
+        <w:rPr>
+          <w:rFonts w:ascii="Aptos" w:hAnsi="Aptos" w:eastAsia="Aptos" w:cs="Aptos"/>
+          <w:noProof w:val="0"/>
+          <w:sz w:val="24"/>
+          <w:szCs w:val="24"/>
+          <w:lang w:val="pt-BR"/>
+        </w:rPr>
+        <w:t>.</w:t>
+      </w:r>
+      <w:r>
+        <w:rPr>
+          <w:rFonts w:ascii="Aptos" w:hAnsi="Aptos" w:eastAsia="Aptos" w:cs="Aptos"/>
+          <w:noProof w:val="0"/>
+          <w:sz w:val="24"/>
+          <w:szCs w:val="24"/>
+          <w:lang w:val="pt-BR"/>
+        </w:rPr>
+        <w:t xml:space="preserve"> </w:t>
       </w:r>
       <w:r>
         <w:rPr>
@@ -4872,6 +5162,16 @@
         </w:rPr>
         <w:t>d) Somente depois dos 6 anos</w:t>
       </w:r>
+      <w:r>
+        <w:rPr>
+          <w:rFonts w:ascii="Aptos" w:hAnsi="Aptos" w:eastAsia="Aptos" w:cs="Aptos"/>
+          <w:noProof w:val="0"/>
+          <w:sz w:val="24"/>
+          <w:szCs w:val="24"/>
+          <w:lang w:val="pt-BR"/>
+        </w:rPr>
+        <w:t>.</w:t>
+      </w:r>
     </w:p>
     <w:p>
       <w:pPr>
@@ -4973,6 +5273,16 @@
         <w:t>a) Apenas garantir alimentação e proteção física</w:t>
       </w:r>
       <w:r>
+        <w:rPr>
+          <w:rFonts w:ascii="Aptos" w:hAnsi="Aptos" w:eastAsia="Aptos" w:cs="Aptos"/>
+          <w:noProof w:val="0"/>
+          <w:sz w:val="24"/>
+          <w:szCs w:val="24"/>
+          <w:lang w:val="pt-BR"/>
+        </w:rPr>
+        <w:t>.</w:t>
+      </w:r>
+      <w:r>
         <w:br/>
       </w:r>
       <w:r>
@@ -4986,6 +5296,16 @@
         <w:t>b) Principalmente ensinar regras e comportamentos</w:t>
       </w:r>
       <w:r>
+        <w:rPr>
+          <w:rFonts w:ascii="Aptos" w:hAnsi="Aptos" w:eastAsia="Aptos" w:cs="Aptos"/>
+          <w:noProof w:val="0"/>
+          <w:sz w:val="24"/>
+          <w:szCs w:val="24"/>
+          <w:lang w:val="pt-BR"/>
+        </w:rPr>
+        <w:t>.</w:t>
+      </w:r>
+      <w:r>
         <w:br/>
       </w:r>
       <w:r>
@@ -4996,7 +5316,27 @@
           <w:szCs w:val="24"/>
           <w:lang w:val="pt-BR"/>
         </w:rPr>
-        <w:t xml:space="preserve">c) Oferecer relações afetivas, escuta, oportunidades de brincar e segurança </w:t>
+        <w:t>c) Oferecer relações afetivas, escuta, oportunidades de brincar e segurança</w:t>
+      </w:r>
+      <w:r>
+        <w:rPr>
+          <w:rFonts w:ascii="Aptos" w:hAnsi="Aptos" w:eastAsia="Aptos" w:cs="Aptos"/>
+          <w:noProof w:val="0"/>
+          <w:sz w:val="24"/>
+          <w:szCs w:val="24"/>
+          <w:lang w:val="pt-BR"/>
+        </w:rPr>
+        <w:t>.</w:t>
+      </w:r>
+      <w:r>
+        <w:rPr>
+          <w:rFonts w:ascii="Aptos" w:hAnsi="Aptos" w:eastAsia="Aptos" w:cs="Aptos"/>
+          <w:noProof w:val="0"/>
+          <w:sz w:val="24"/>
+          <w:szCs w:val="24"/>
+          <w:lang w:val="pt-BR"/>
+        </w:rPr>
+        <w:t xml:space="preserve"> </w:t>
       </w:r>
       <w:r>
         <w:rPr>
@@ -5023,6 +5363,16 @@
         </w:rPr>
         <w:t>d) Controlar todas as experiências da criança para evitar riscos</w:t>
       </w:r>
+      <w:r>
+        <w:rPr>
+          <w:rFonts w:ascii="Aptos" w:hAnsi="Aptos" w:eastAsia="Aptos" w:cs="Aptos"/>
+          <w:noProof w:val="0"/>
+          <w:sz w:val="24"/>
+          <w:szCs w:val="24"/>
+          <w:lang w:val="pt-BR"/>
+        </w:rPr>
+        <w:t>.</w:t>
+      </w:r>
     </w:p>
     <w:p>
       <w:pPr>
@@ -5124,6 +5474,16 @@
         <w:t>a) Todas as crianças devem atingir as mesmas conquistas exatamente na mesma idade</w:t>
       </w:r>
       <w:r>
+        <w:rPr>
+          <w:rFonts w:ascii="Aptos" w:hAnsi="Aptos" w:eastAsia="Aptos" w:cs="Aptos"/>
+          <w:noProof w:val="0"/>
+          <w:sz w:val="24"/>
+          <w:szCs w:val="24"/>
+          <w:lang w:val="pt-BR"/>
+        </w:rPr>
+        <w:t>.</w:t>
+      </w:r>
+      <w:r>
         <w:br/>
       </w:r>
       <w:r>
@@ -5137,6 +5497,16 @@
         <w:t>b) O desenvolvimento acontece da mesma maneira para todas as crianças</w:t>
       </w:r>
       <w:r>
+        <w:rPr>
+          <w:rFonts w:ascii="Aptos" w:hAnsi="Aptos" w:eastAsia="Aptos" w:cs="Aptos"/>
+          <w:noProof w:val="0"/>
+          <w:sz w:val="24"/>
+          <w:szCs w:val="24"/>
+          <w:lang w:val="pt-BR"/>
+        </w:rPr>
+        <w:t>.</w:t>
+      </w:r>
+      <w:r>
         <w:br/>
       </w:r>
       <w:r>
@@ -5147,7 +5517,27 @@
           <w:szCs w:val="24"/>
           <w:lang w:val="pt-BR"/>
         </w:rPr>
-        <w:t xml:space="preserve">c) Cada criança tem seu próprio percurso de desenvolvimento, influenciado também pelo contexto em que vive </w:t>
+        <w:t>c) Cada criança tem seu próprio percurso de desenvolvimento, influenciado também pelo contexto em que vive</w:t>
+      </w:r>
+      <w:r>
+        <w:rPr>
+          <w:rFonts w:ascii="Aptos" w:hAnsi="Aptos" w:eastAsia="Aptos" w:cs="Aptos"/>
+          <w:noProof w:val="0"/>
+          <w:sz w:val="24"/>
+          <w:szCs w:val="24"/>
+          <w:lang w:val="pt-BR"/>
+        </w:rPr>
+        <w:t>.</w:t>
+      </w:r>
+      <w:r>
+        <w:rPr>
+          <w:rFonts w:ascii="Aptos" w:hAnsi="Aptos" w:eastAsia="Aptos" w:cs="Aptos"/>
+          <w:noProof w:val="0"/>
+          <w:sz w:val="24"/>
+          <w:szCs w:val="24"/>
+          <w:lang w:val="pt-BR"/>
+        </w:rPr>
+        <w:t xml:space="preserve"> </w:t>
       </w:r>
       <w:r>
         <w:rPr>
@@ -5174,6 +5564,16 @@
         </w:rPr>
         <w:t>d) O ambiente e as relações têm pouca influência sobre o desenvolvimento</w:t>
       </w:r>
+      <w:r>
+        <w:rPr>
+          <w:rFonts w:ascii="Aptos" w:hAnsi="Aptos" w:eastAsia="Aptos" w:cs="Aptos"/>
+          <w:noProof w:val="0"/>
+          <w:sz w:val="24"/>
+          <w:szCs w:val="24"/>
+          <w:lang w:val="pt-BR"/>
+        </w:rPr>
+        <w:t>.</w:t>
+      </w:r>
     </w:p>
     <w:p>
       <w:pPr>
@@ -5265,6 +5665,3327 @@
         <w:rPr>
           <w:rFonts w:ascii="Aptos" w:hAnsi="Aptos" w:eastAsia="Aptos" w:cs="Aptos"/>
           <w:noProof w:val="0"/>
+          <w:sz w:val="24"/>
+          <w:szCs w:val="24"/>
+          <w:lang w:val="pt-BR"/>
+        </w:rPr>
+      </w:pPr>
+    </w:p>
+    <w:p>
+      <w:pPr>
+        <w:pStyle w:val="Normal"/>
+        <w:rPr>
+          <w:rFonts w:ascii="Aptos" w:hAnsi="Aptos" w:eastAsia="Aptos" w:cs="Aptos"/>
+          <w:noProof w:val="0"/>
+          <w:sz w:val="24"/>
+          <w:szCs w:val="24"/>
+          <w:lang w:val="pt-BR"/>
+        </w:rPr>
+      </w:pPr>
+    </w:p>
+    <w:p>
+      <w:pPr>
+        <w:pStyle w:val="Normal"/>
+      </w:pPr>
+      <w:r>
+        <w:rPr>
+          <w:rFonts w:ascii="Aptos" w:hAnsi="Aptos" w:eastAsia="Aptos" w:cs="Aptos"/>
+          <w:noProof w:val="0"/>
+          <w:color w:val="FF0000"/>
+          <w:sz w:val="24"/>
+          <w:szCs w:val="24"/>
+          <w:highlight w:val="yellow"/>
+          <w:lang w:val="pt-BR"/>
+        </w:rPr>
+        <w:t>*** Atualizado no Moodle até aqui</w:t>
+      </w:r>
+      <w:r>
+        <w:rPr>
+          <w:rFonts w:ascii="Aptos" w:hAnsi="Aptos" w:eastAsia="Aptos" w:cs="Aptos"/>
+          <w:noProof w:val="0"/>
+          <w:color w:val="FF0000"/>
+          <w:sz w:val="24"/>
+          <w:szCs w:val="24"/>
+          <w:highlight w:val="yellow"/>
+          <w:lang w:val="pt-BR"/>
+        </w:rPr>
+        <w:t xml:space="preserve"> ***</w:t>
+      </w:r>
+    </w:p>
+    <w:p>
+      <w:pPr>
+        <w:pStyle w:val="Normal"/>
+        <w:rPr>
+          <w:rFonts w:ascii="Aptos" w:hAnsi="Aptos" w:eastAsia="Aptos" w:cs="Aptos"/>
+          <w:noProof w:val="0"/>
+          <w:color w:val="auto"/>
+          <w:sz w:val="24"/>
+          <w:szCs w:val="24"/>
+          <w:lang w:val="pt-BR"/>
+        </w:rPr>
+      </w:pPr>
+    </w:p>
+    <w:p>
+      <w:pPr>
+        <w:pStyle w:val="Normal"/>
+      </w:pPr>
+      <w:r>
+        <w:rPr>
+          <w:rFonts w:ascii="Aptos" w:hAnsi="Aptos" w:eastAsia="Aptos" w:cs="Aptos"/>
+          <w:noProof w:val="0"/>
+          <w:color w:val="auto"/>
+          <w:sz w:val="24"/>
+          <w:szCs w:val="24"/>
+          <w:lang w:val="pt-BR"/>
+        </w:rPr>
+        <w:t>[Continuar daqui]</w:t>
+      </w:r>
+    </w:p>
+    <w:p>
+      <w:pPr>
+        <w:pStyle w:val="Normal"/>
+        <w:rPr>
+          <w:rFonts w:ascii="Aptos" w:hAnsi="Aptos" w:eastAsia="Aptos" w:cs="Aptos"/>
+          <w:noProof w:val="0"/>
+          <w:color w:val="auto"/>
+          <w:sz w:val="24"/>
+          <w:szCs w:val="24"/>
+          <w:lang w:val="pt-BR"/>
+        </w:rPr>
+      </w:pPr>
+    </w:p>
+    <w:p>
+      <w:pPr>
+        <w:pStyle w:val="Heading1"/>
+        <w:suppressLineNumbers w:val="0"/>
+        <w:bidi w:val="0"/>
+        <w:spacing w:before="360" w:beforeAutospacing="off" w:after="80" w:afterAutospacing="off" w:line="279" w:lineRule="auto"/>
+        <w:ind w:left="0" w:right="0"/>
+        <w:jc w:val="left"/>
+      </w:pPr>
+      <w:r>
+        <w:rPr>
+          <w:noProof w:val="0"/>
+          <w:lang w:val="pt-BR"/>
+        </w:rPr>
+        <w:t xml:space="preserve">Solicitações de ajustes – Parte 3: </w:t>
+      </w:r>
+      <w:r>
+        <w:rPr>
+          <w:noProof w:val="0"/>
+          <w:lang w:val="pt-BR"/>
+        </w:rPr>
+        <w:t>Infâncias no plural: contextos e desigualdade</w:t>
+      </w:r>
+    </w:p>
+    <w:p>
+      <w:pPr>
+        <w:pStyle w:val="Normal"/>
+        <w:bidi w:val="0"/>
+        <w:rPr>
+          <w:noProof w:val="0"/>
+          <w:lang w:val="pt-BR"/>
+        </w:rPr>
+      </w:pPr>
+    </w:p>
+    <w:p>
+      <w:pPr>
+        <w:pStyle w:val="Normal"/>
+        <w:bidi w:val="0"/>
+      </w:pPr>
+      <w:r>
+        <w:rPr>
+          <w:noProof w:val="0"/>
+          <w:sz w:val="28"/>
+          <w:szCs w:val="28"/>
+          <w:lang w:val="pt-BR"/>
+        </w:rPr>
+        <w:t xml:space="preserve">Lição 1: </w:t>
+      </w:r>
+      <w:r>
+        <w:rPr>
+          <w:noProof w:val="0"/>
+          <w:sz w:val="28"/>
+          <w:szCs w:val="28"/>
+          <w:lang w:val="pt-BR"/>
+        </w:rPr>
+        <w:t>Desigualdades</w:t>
+      </w:r>
+      <w:r>
+        <w:rPr>
+          <w:noProof w:val="0"/>
+          <w:sz w:val="28"/>
+          <w:szCs w:val="28"/>
+          <w:lang w:val="pt-BR"/>
+        </w:rPr>
+        <w:t xml:space="preserve"> e Redes de Proteção</w:t>
+      </w:r>
+    </w:p>
+    <w:p>
+      <w:pPr>
+        <w:pStyle w:val="Normal"/>
+        <w:bidi w:val="0"/>
+        <w:rPr>
+          <w:noProof w:val="0"/>
+          <w:sz w:val="28"/>
+          <w:szCs w:val="28"/>
+          <w:lang w:val="pt-BR"/>
+        </w:rPr>
+      </w:pPr>
+    </w:p>
+    <w:p>
+      <w:pPr>
+        <w:bidi w:val="0"/>
+        <w:spacing w:before="240" w:beforeAutospacing="off" w:after="240" w:afterAutospacing="off"/>
+      </w:pPr>
+      <w:r>
+        <w:rPr>
+          <w:rFonts w:ascii="Aptos" w:hAnsi="Aptos" w:eastAsia="Aptos" w:cs="Aptos"/>
+          <w:b w:val="1"/>
+          <w:bCs w:val="1"/>
+          <w:noProof w:val="0"/>
+          <w:sz w:val="24"/>
+          <w:szCs w:val="24"/>
+          <w:lang w:val="pt-BR"/>
+        </w:rPr>
+        <w:t>1. Título da lição 1</w:t>
+      </w:r>
+    </w:p>
+    <w:p>
+      <w:pPr>
+        <w:bidi w:val="0"/>
+        <w:spacing w:before="240" w:beforeAutospacing="off" w:after="240" w:afterAutospacing="off"/>
+      </w:pPr>
+      <w:r>
+        <w:rPr>
+          <w:rFonts w:ascii="Aptos" w:hAnsi="Aptos" w:eastAsia="Aptos" w:cs="Aptos"/>
+          <w:noProof w:val="0"/>
+          <w:sz w:val="24"/>
+          <w:szCs w:val="24"/>
+          <w:lang w:val="pt-BR"/>
+        </w:rPr>
+        <w:t xml:space="preserve">Alterar o título da lição de </w:t>
+      </w:r>
+      <w:r>
+        <w:rPr>
+          <w:rFonts w:ascii="Aptos" w:hAnsi="Aptos" w:eastAsia="Aptos" w:cs="Aptos"/>
+          <w:b w:val="1"/>
+          <w:bCs w:val="1"/>
+          <w:noProof w:val="0"/>
+          <w:sz w:val="24"/>
+          <w:szCs w:val="24"/>
+          <w:lang w:val="pt-BR"/>
+        </w:rPr>
+        <w:t>“Desigualdade</w:t>
+      </w:r>
+      <w:r>
+        <w:rPr>
+          <w:rFonts w:ascii="Aptos" w:hAnsi="Aptos" w:eastAsia="Aptos" w:cs="Aptos"/>
+          <w:b w:val="1"/>
+          <w:bCs w:val="1"/>
+          <w:noProof w:val="0"/>
+          <w:sz w:val="24"/>
+          <w:szCs w:val="24"/>
+          <w:highlight w:val="yellow"/>
+          <w:lang w:val="pt-BR"/>
+        </w:rPr>
+        <w:t>s</w:t>
+      </w:r>
+      <w:r>
+        <w:rPr>
+          <w:rFonts w:ascii="Aptos" w:hAnsi="Aptos" w:eastAsia="Aptos" w:cs="Aptos"/>
+          <w:b w:val="1"/>
+          <w:bCs w:val="1"/>
+          <w:noProof w:val="0"/>
+          <w:sz w:val="24"/>
+          <w:szCs w:val="24"/>
+          <w:lang w:val="pt-BR"/>
+        </w:rPr>
+        <w:t xml:space="preserve"> e Redes de Proteção”</w:t>
+      </w:r>
+      <w:r>
+        <w:rPr>
+          <w:rFonts w:ascii="Aptos" w:hAnsi="Aptos" w:eastAsia="Aptos" w:cs="Aptos"/>
+          <w:noProof w:val="0"/>
+          <w:sz w:val="24"/>
+          <w:szCs w:val="24"/>
+          <w:lang w:val="pt-BR"/>
+        </w:rPr>
+        <w:t xml:space="preserve"> para: </w:t>
+      </w:r>
+      <w:r>
+        <w:rPr>
+          <w:rFonts w:ascii="Aptos" w:hAnsi="Aptos" w:eastAsia="Aptos" w:cs="Aptos"/>
+          <w:b w:val="1"/>
+          <w:bCs w:val="1"/>
+          <w:noProof w:val="0"/>
+          <w:sz w:val="24"/>
+          <w:szCs w:val="24"/>
+          <w:lang w:val="pt-BR"/>
+        </w:rPr>
+        <w:t>Desigualdade e Redes de Proteção</w:t>
+      </w:r>
+    </w:p>
+    <w:p>
+      <w:pPr>
+        <w:pStyle w:val="Normal"/>
+        <w:suppressLineNumbers w:val="0"/>
+        <w:bidi w:val="0"/>
+        <w:spacing w:before="240" w:beforeAutospacing="off" w:after="240" w:afterAutospacing="off" w:line="279" w:lineRule="auto"/>
+        <w:ind w:left="0" w:right="0"/>
+        <w:jc w:val="left"/>
+        <w:rPr>
+          <w:rFonts w:ascii="Aptos" w:hAnsi="Aptos" w:eastAsia="Aptos" w:cs="Aptos"/>
+          <w:b w:val="1"/>
+          <w:bCs w:val="1"/>
+          <w:noProof w:val="0"/>
+          <w:sz w:val="24"/>
+          <w:szCs w:val="24"/>
+          <w:lang w:val="pt-BR"/>
+        </w:rPr>
+      </w:pPr>
+    </w:p>
+    <w:p>
+      <w:pPr>
+        <w:pStyle w:val="Normal"/>
+        <w:suppressLineNumbers w:val="0"/>
+        <w:bidi w:val="0"/>
+        <w:spacing w:before="240" w:beforeAutospacing="off" w:after="240" w:afterAutospacing="off" w:line="279" w:lineRule="auto"/>
+        <w:ind w:left="0" w:right="0"/>
+        <w:jc w:val="left"/>
+      </w:pPr>
+      <w:r>
+        <w:rPr>
+          <w:rFonts w:ascii="Aptos" w:hAnsi="Aptos" w:eastAsia="Aptos" w:cs="Aptos"/>
+          <w:b w:val="1"/>
+          <w:bCs w:val="1"/>
+          <w:noProof w:val="0"/>
+          <w:sz w:val="24"/>
+          <w:szCs w:val="24"/>
+          <w:lang w:val="pt-BR"/>
+        </w:rPr>
+        <w:t>2. Título da página 1 da lição 1</w:t>
+      </w:r>
+    </w:p>
+    <w:p>
+      <w:pPr>
+        <w:pStyle w:val="Normal"/>
+        <w:suppressLineNumbers w:val="0"/>
+        <w:bidi w:val="0"/>
+        <w:spacing w:before="240" w:beforeAutospacing="off" w:after="240" w:afterAutospacing="off" w:line="279" w:lineRule="auto"/>
+        <w:ind w:left="0" w:right="0"/>
+        <w:jc w:val="left"/>
+        <w:rPr>
+          <w:rFonts w:ascii="Aptos" w:hAnsi="Aptos" w:eastAsia="Aptos" w:cs="Aptos"/>
+          <w:b w:val="1"/>
+          <w:bCs w:val="1"/>
+          <w:noProof w:val="0"/>
+          <w:sz w:val="24"/>
+          <w:szCs w:val="24"/>
+          <w:lang w:val="pt-BR"/>
+        </w:rPr>
+      </w:pPr>
+      <w:r>
+        <w:rPr>
+          <w:rFonts w:ascii="Aptos" w:hAnsi="Aptos" w:eastAsia="Aptos" w:cs="Aptos"/>
+          <w:noProof w:val="0"/>
+          <w:sz w:val="24"/>
+          <w:szCs w:val="24"/>
+          <w:lang w:val="pt-BR"/>
+        </w:rPr>
+        <w:t xml:space="preserve">Substituir o título O Cenário da Desigualdade por: </w:t>
+      </w:r>
+      <w:r>
+        <w:rPr>
+          <w:rFonts w:ascii="Aptos" w:hAnsi="Aptos" w:eastAsia="Aptos" w:cs="Aptos"/>
+          <w:b w:val="1"/>
+          <w:bCs w:val="1"/>
+          <w:noProof w:val="0"/>
+          <w:sz w:val="24"/>
+          <w:szCs w:val="24"/>
+          <w:lang w:val="pt-BR"/>
+        </w:rPr>
+        <w:t xml:space="preserve">Um cenário de desigualdade </w:t>
+      </w:r>
+    </w:p>
+    <w:p>
+      <w:pPr>
+        <w:pStyle w:val="Normal"/>
+        <w:bidi w:val="0"/>
+        <w:spacing w:before="240" w:beforeAutospacing="off" w:after="240" w:afterAutospacing="off"/>
+      </w:pPr>
+      <w:r>
+        <w:rPr>
+          <w:rFonts w:ascii="Aptos" w:hAnsi="Aptos" w:eastAsia="Aptos" w:cs="Aptos"/>
+          <w:noProof w:val="0"/>
+          <w:sz w:val="24"/>
+          <w:szCs w:val="24"/>
+          <w:lang w:val="pt-BR"/>
+        </w:rPr>
+        <w:t xml:space="preserve">Deixar as palavras </w:t>
+      </w:r>
+      <w:r>
+        <w:rPr>
+          <w:rFonts w:ascii="Aptos" w:hAnsi="Aptos" w:eastAsia="Aptos" w:cs="Aptos"/>
+          <w:b w:val="1"/>
+          <w:bCs w:val="1"/>
+          <w:noProof w:val="0"/>
+          <w:sz w:val="24"/>
+          <w:szCs w:val="24"/>
+          <w:lang w:val="pt-BR"/>
+        </w:rPr>
+        <w:t>“cenário”</w:t>
+      </w:r>
+      <w:r>
+        <w:rPr>
+          <w:rFonts w:ascii="Aptos" w:hAnsi="Aptos" w:eastAsia="Aptos" w:cs="Aptos"/>
+          <w:noProof w:val="0"/>
+          <w:sz w:val="24"/>
+          <w:szCs w:val="24"/>
+          <w:lang w:val="pt-BR"/>
+        </w:rPr>
+        <w:t xml:space="preserve"> e </w:t>
+      </w:r>
+      <w:r>
+        <w:rPr>
+          <w:rFonts w:ascii="Aptos" w:hAnsi="Aptos" w:eastAsia="Aptos" w:cs="Aptos"/>
+          <w:b w:val="1"/>
+          <w:bCs w:val="1"/>
+          <w:noProof w:val="0"/>
+          <w:sz w:val="24"/>
+          <w:szCs w:val="24"/>
+          <w:lang w:val="pt-BR"/>
+        </w:rPr>
+        <w:t>“desigualdade”</w:t>
+      </w:r>
+      <w:r>
+        <w:rPr>
+          <w:rFonts w:ascii="Aptos" w:hAnsi="Aptos" w:eastAsia="Aptos" w:cs="Aptos"/>
+          <w:noProof w:val="0"/>
+          <w:sz w:val="24"/>
+          <w:szCs w:val="24"/>
+          <w:lang w:val="pt-BR"/>
+        </w:rPr>
+        <w:t xml:space="preserve"> iniciadas com letra minúscula.</w:t>
+      </w:r>
+    </w:p>
+    <w:p>
+      <w:pPr>
+        <w:bidi w:val="0"/>
+        <w:spacing w:before="240" w:beforeAutospacing="off" w:after="240" w:afterAutospacing="off"/>
+        <w:rPr>
+          <w:rFonts w:ascii="Aptos" w:hAnsi="Aptos" w:eastAsia="Aptos" w:cs="Aptos"/>
+          <w:b w:val="1"/>
+          <w:bCs w:val="1"/>
+          <w:noProof w:val="0"/>
+          <w:sz w:val="24"/>
+          <w:szCs w:val="24"/>
+          <w:lang w:val="pt-BR"/>
+        </w:rPr>
+      </w:pPr>
+    </w:p>
+    <w:p>
+      <w:pPr>
+        <w:bidi w:val="0"/>
+        <w:spacing w:before="240" w:beforeAutospacing="off" w:after="240" w:afterAutospacing="off"/>
+      </w:pPr>
+      <w:r>
+        <w:rPr>
+          <w:rFonts w:ascii="Aptos" w:hAnsi="Aptos" w:eastAsia="Aptos" w:cs="Aptos"/>
+          <w:b w:val="1"/>
+          <w:bCs w:val="1"/>
+          <w:noProof w:val="0"/>
+          <w:sz w:val="24"/>
+          <w:szCs w:val="24"/>
+          <w:lang w:val="pt-BR"/>
+        </w:rPr>
+        <w:t>2. Padronização de “Primeira Infância”</w:t>
+      </w:r>
+    </w:p>
+    <w:p>
+      <w:pPr>
+        <w:bidi w:val="0"/>
+        <w:spacing w:before="240" w:beforeAutospacing="off" w:after="240" w:afterAutospacing="off"/>
+      </w:pPr>
+      <w:r>
+        <w:rPr>
+          <w:rFonts w:ascii="Aptos" w:hAnsi="Aptos" w:eastAsia="Aptos" w:cs="Aptos"/>
+          <w:noProof w:val="0"/>
+          <w:sz w:val="24"/>
+          <w:szCs w:val="24"/>
+          <w:lang w:val="pt-BR"/>
+        </w:rPr>
+        <w:t xml:space="preserve">No primeiro </w:t>
+      </w:r>
+      <w:r>
+        <w:rPr>
+          <w:rFonts w:ascii="Aptos" w:hAnsi="Aptos" w:eastAsia="Aptos" w:cs="Aptos"/>
+          <w:noProof w:val="0"/>
+          <w:sz w:val="24"/>
+          <w:szCs w:val="24"/>
+          <w:lang w:val="pt-BR"/>
+        </w:rPr>
+        <w:t xml:space="preserve">e no último </w:t>
+      </w:r>
+      <w:r>
+        <w:rPr>
+          <w:rFonts w:ascii="Aptos" w:hAnsi="Aptos" w:eastAsia="Aptos" w:cs="Aptos"/>
+          <w:noProof w:val="0"/>
+          <w:sz w:val="24"/>
+          <w:szCs w:val="24"/>
+          <w:lang w:val="pt-BR"/>
+        </w:rPr>
+        <w:t xml:space="preserve">parágrafo do conteúdo, alterar a expressão </w:t>
+      </w:r>
+      <w:r>
+        <w:rPr>
+          <w:rFonts w:ascii="Aptos" w:hAnsi="Aptos" w:eastAsia="Aptos" w:cs="Aptos"/>
+          <w:b w:val="1"/>
+          <w:bCs w:val="1"/>
+          <w:noProof w:val="0"/>
+          <w:sz w:val="24"/>
+          <w:szCs w:val="24"/>
+          <w:lang w:val="pt-BR"/>
+        </w:rPr>
+        <w:t>“primeira infância”</w:t>
+      </w:r>
+      <w:r>
+        <w:rPr>
+          <w:rFonts w:ascii="Aptos" w:hAnsi="Aptos" w:eastAsia="Aptos" w:cs="Aptos"/>
+          <w:noProof w:val="0"/>
+          <w:sz w:val="24"/>
+          <w:szCs w:val="24"/>
+          <w:lang w:val="pt-BR"/>
+        </w:rPr>
+        <w:t xml:space="preserve"> para </w:t>
+      </w:r>
+      <w:r>
+        <w:rPr>
+          <w:rFonts w:ascii="Aptos" w:hAnsi="Aptos" w:eastAsia="Aptos" w:cs="Aptos"/>
+          <w:b w:val="1"/>
+          <w:bCs w:val="1"/>
+          <w:noProof w:val="0"/>
+          <w:sz w:val="24"/>
+          <w:szCs w:val="24"/>
+          <w:lang w:val="pt-BR"/>
+        </w:rPr>
+        <w:t>“Primeira Infância”</w:t>
+      </w:r>
+      <w:r>
+        <w:rPr>
+          <w:rFonts w:ascii="Aptos" w:hAnsi="Aptos" w:eastAsia="Aptos" w:cs="Aptos"/>
+          <w:noProof w:val="0"/>
+          <w:sz w:val="24"/>
+          <w:szCs w:val="24"/>
+          <w:lang w:val="pt-BR"/>
+        </w:rPr>
+        <w:t>, com as iniciais em letras maiúsculas.</w:t>
+      </w:r>
+    </w:p>
+    <w:p>
+      <w:pPr>
+        <w:pStyle w:val="Normal"/>
+        <w:suppressLineNumbers w:val="0"/>
+        <w:bidi w:val="0"/>
+        <w:spacing w:before="240" w:beforeAutospacing="off" w:after="240" w:afterAutospacing="off" w:line="279" w:lineRule="auto"/>
+        <w:ind w:left="0" w:right="0"/>
+        <w:jc w:val="left"/>
+        <w:rPr>
+          <w:rFonts w:ascii="Aptos" w:hAnsi="Aptos" w:eastAsia="Aptos" w:cs="Aptos"/>
+          <w:b w:val="1"/>
+          <w:bCs w:val="1"/>
+          <w:noProof w:val="0"/>
+          <w:sz w:val="24"/>
+          <w:szCs w:val="24"/>
+          <w:lang w:val="pt-BR"/>
+        </w:rPr>
+      </w:pPr>
+    </w:p>
+    <w:p>
+      <w:pPr>
+        <w:pStyle w:val="Normal"/>
+        <w:suppressLineNumbers w:val="0"/>
+        <w:bidi w:val="0"/>
+        <w:spacing w:before="240" w:beforeAutospacing="off" w:after="240" w:afterAutospacing="off" w:line="279" w:lineRule="auto"/>
+        <w:ind w:left="0" w:right="0"/>
+        <w:jc w:val="left"/>
+      </w:pPr>
+      <w:r>
+        <w:rPr>
+          <w:rFonts w:ascii="Aptos" w:hAnsi="Aptos" w:eastAsia="Aptos" w:cs="Aptos"/>
+          <w:b w:val="1"/>
+          <w:bCs w:val="1"/>
+          <w:noProof w:val="0"/>
+          <w:sz w:val="24"/>
+          <w:szCs w:val="24"/>
+          <w:lang w:val="pt-BR"/>
+        </w:rPr>
+        <w:t>3</w:t>
+      </w:r>
+      <w:r>
+        <w:rPr>
+          <w:rFonts w:ascii="Aptos" w:hAnsi="Aptos" w:eastAsia="Aptos" w:cs="Aptos"/>
+          <w:b w:val="1"/>
+          <w:bCs w:val="1"/>
+          <w:noProof w:val="0"/>
+          <w:sz w:val="24"/>
+          <w:szCs w:val="24"/>
+          <w:lang w:val="pt-BR"/>
+        </w:rPr>
+        <w:t>. Box sobre vulnerabilidade socioeconômica</w:t>
+      </w:r>
+    </w:p>
+    <w:p>
+      <w:pPr>
+        <w:pStyle w:val="Normal"/>
+        <w:suppressLineNumbers w:val="0"/>
+        <w:bidi w:val="0"/>
+        <w:spacing w:before="240" w:beforeAutospacing="off" w:after="240" w:afterAutospacing="off" w:line="279" w:lineRule="auto"/>
+        <w:ind w:left="0" w:right="0"/>
+        <w:jc w:val="left"/>
+      </w:pPr>
+      <w:r>
+        <w:rPr>
+          <w:rFonts w:ascii="Aptos" w:hAnsi="Aptos" w:eastAsia="Aptos" w:cs="Aptos"/>
+          <w:noProof w:val="0"/>
+          <w:sz w:val="24"/>
+          <w:szCs w:val="24"/>
+          <w:lang w:val="pt-BR"/>
+        </w:rPr>
+        <w:t>Alterar o título e o conteúdo do box para:</w:t>
+      </w:r>
+    </w:p>
+    <w:p>
+      <w:pPr>
+        <w:bidi w:val="0"/>
+        <w:spacing w:before="240" w:beforeAutospacing="off" w:after="240" w:afterAutospacing="off"/>
+      </w:pPr>
+      <w:r>
+        <w:rPr>
+          <w:rFonts w:ascii="Aptos" w:hAnsi="Aptos" w:eastAsia="Aptos" w:cs="Aptos"/>
+          <w:b w:val="1"/>
+          <w:bCs w:val="1"/>
+          <w:noProof w:val="0"/>
+          <w:sz w:val="24"/>
+          <w:szCs w:val="24"/>
+          <w:lang w:val="pt-BR"/>
+        </w:rPr>
+        <w:t xml:space="preserve">[título] </w:t>
+      </w:r>
+      <w:r>
+        <w:rPr>
+          <w:rFonts w:ascii="Aptos" w:hAnsi="Aptos" w:eastAsia="Aptos" w:cs="Aptos"/>
+          <w:b w:val="1"/>
+          <w:bCs w:val="1"/>
+          <w:noProof w:val="0"/>
+          <w:sz w:val="24"/>
+          <w:szCs w:val="24"/>
+          <w:lang w:val="pt-BR"/>
+        </w:rPr>
+        <w:t>Você sabe o que é vulnerabilidade socioeconômica?</w:t>
+      </w:r>
+    </w:p>
+    <w:p>
+      <w:pPr>
+        <w:bidi w:val="0"/>
+        <w:spacing w:before="240" w:beforeAutospacing="off" w:after="240" w:afterAutospacing="off"/>
+      </w:pPr>
+      <w:r>
+        <w:rPr>
+          <w:rFonts w:ascii="Aptos" w:hAnsi="Aptos" w:eastAsia="Aptos" w:cs="Aptos"/>
+          <w:noProof w:val="0"/>
+          <w:sz w:val="24"/>
+          <w:szCs w:val="24"/>
+          <w:lang w:val="pt-BR"/>
+        </w:rPr>
+        <w:t>Este termo refere-se a situações de fragilidade social e econômica que dificultam o acesso a direitos básicos e a oportunidades.</w:t>
+      </w:r>
+    </w:p>
+    <w:p>
+      <w:pPr>
+        <w:bidi w:val="0"/>
+        <w:spacing w:before="240" w:beforeAutospacing="off" w:after="240" w:afterAutospacing="off"/>
+      </w:pPr>
+      <w:r>
+        <w:rPr>
+          <w:rFonts w:ascii="Aptos" w:hAnsi="Aptos" w:eastAsia="Aptos" w:cs="Aptos"/>
+          <w:noProof w:val="0"/>
+          <w:sz w:val="24"/>
+          <w:szCs w:val="24"/>
+          <w:lang w:val="pt-BR"/>
+        </w:rPr>
+        <w:t xml:space="preserve">Retirar o </w:t>
+      </w:r>
+      <w:r>
+        <w:rPr>
+          <w:rFonts w:ascii="Aptos" w:hAnsi="Aptos" w:eastAsia="Aptos" w:cs="Aptos"/>
+          <w:b w:val="1"/>
+          <w:bCs w:val="1"/>
+          <w:noProof w:val="0"/>
+          <w:sz w:val="24"/>
+          <w:szCs w:val="24"/>
+          <w:lang w:val="pt-BR"/>
+        </w:rPr>
+        <w:t>ícone de informação</w:t>
+      </w:r>
+      <w:r>
+        <w:rPr>
+          <w:rFonts w:ascii="Aptos" w:hAnsi="Aptos" w:eastAsia="Aptos" w:cs="Aptos"/>
+          <w:noProof w:val="0"/>
+          <w:sz w:val="24"/>
+          <w:szCs w:val="24"/>
+          <w:lang w:val="pt-BR"/>
+        </w:rPr>
+        <w:t xml:space="preserve"> do box de texto.</w:t>
+      </w:r>
+    </w:p>
+    <w:p>
+      <w:pPr>
+        <w:pStyle w:val="Normal"/>
+        <w:suppressLineNumbers w:val="0"/>
+        <w:bidi w:val="0"/>
+        <w:spacing w:before="240" w:beforeAutospacing="off" w:after="240" w:afterAutospacing="off" w:line="279" w:lineRule="auto"/>
+        <w:ind w:left="0" w:right="0"/>
+        <w:jc w:val="left"/>
+        <w:rPr>
+          <w:rFonts w:ascii="Aptos" w:hAnsi="Aptos" w:eastAsia="Aptos" w:cs="Aptos"/>
+          <w:b w:val="1"/>
+          <w:bCs w:val="1"/>
+          <w:noProof w:val="0"/>
+          <w:sz w:val="24"/>
+          <w:szCs w:val="24"/>
+          <w:lang w:val="pt-BR"/>
+        </w:rPr>
+      </w:pPr>
+    </w:p>
+    <w:p>
+      <w:pPr>
+        <w:pStyle w:val="Normal"/>
+        <w:suppressLineNumbers w:val="0"/>
+        <w:bidi w:val="0"/>
+        <w:spacing w:before="240" w:beforeAutospacing="off" w:after="240" w:afterAutospacing="off" w:line="279" w:lineRule="auto"/>
+        <w:ind w:left="0" w:right="0"/>
+        <w:jc w:val="left"/>
+      </w:pPr>
+      <w:r>
+        <w:rPr>
+          <w:rFonts w:ascii="Aptos" w:hAnsi="Aptos" w:eastAsia="Aptos" w:cs="Aptos"/>
+          <w:b w:val="1"/>
+          <w:bCs w:val="1"/>
+          <w:noProof w:val="0"/>
+          <w:sz w:val="24"/>
+          <w:szCs w:val="24"/>
+          <w:lang w:val="pt-BR"/>
+        </w:rPr>
+        <w:t>4</w:t>
+      </w:r>
+      <w:r>
+        <w:rPr>
+          <w:rFonts w:ascii="Aptos" w:hAnsi="Aptos" w:eastAsia="Aptos" w:cs="Aptos"/>
+          <w:b w:val="1"/>
+          <w:bCs w:val="1"/>
+          <w:noProof w:val="0"/>
+          <w:sz w:val="24"/>
+          <w:szCs w:val="24"/>
+          <w:lang w:val="pt-BR"/>
+        </w:rPr>
+        <w:t>. Título da página</w:t>
+      </w:r>
+      <w:r>
+        <w:rPr>
+          <w:rFonts w:ascii="Aptos" w:hAnsi="Aptos" w:eastAsia="Aptos" w:cs="Aptos"/>
+          <w:b w:val="1"/>
+          <w:bCs w:val="1"/>
+          <w:noProof w:val="0"/>
+          <w:sz w:val="24"/>
+          <w:szCs w:val="24"/>
+          <w:lang w:val="pt-BR"/>
+        </w:rPr>
+        <w:t xml:space="preserve"> 2 da lição 1</w:t>
+      </w:r>
+    </w:p>
+    <w:p>
+      <w:pPr>
+        <w:pStyle w:val="Normal"/>
+        <w:suppressLineNumbers w:val="0"/>
+        <w:bidi w:val="0"/>
+        <w:spacing w:before="240" w:beforeAutospacing="off" w:after="240" w:afterAutospacing="off" w:line="279" w:lineRule="auto"/>
+        <w:ind w:left="0" w:right="0"/>
+        <w:jc w:val="left"/>
+      </w:pPr>
+      <w:r>
+        <w:rPr>
+          <w:rFonts w:ascii="Aptos" w:hAnsi="Aptos" w:eastAsia="Aptos" w:cs="Aptos"/>
+          <w:noProof w:val="0"/>
+          <w:sz w:val="24"/>
+          <w:szCs w:val="24"/>
+          <w:lang w:val="pt-BR"/>
+        </w:rPr>
+        <w:t xml:space="preserve">Substituir o título </w:t>
+      </w:r>
+      <w:r>
+        <w:rPr>
+          <w:rFonts w:ascii="Aptos" w:hAnsi="Aptos" w:eastAsia="Aptos" w:cs="Aptos"/>
+          <w:b w:val="1"/>
+          <w:bCs w:val="1"/>
+          <w:noProof w:val="0"/>
+          <w:sz w:val="24"/>
+          <w:szCs w:val="24"/>
+          <w:lang w:val="pt-BR"/>
+        </w:rPr>
+        <w:t>“Impactos e Estresse Tóxico”</w:t>
+      </w:r>
+      <w:r>
+        <w:rPr>
+          <w:rFonts w:ascii="Aptos" w:hAnsi="Aptos" w:eastAsia="Aptos" w:cs="Aptos"/>
+          <w:noProof w:val="0"/>
+          <w:sz w:val="24"/>
+          <w:szCs w:val="24"/>
+          <w:lang w:val="pt-BR"/>
+        </w:rPr>
+        <w:t xml:space="preserve"> por:</w:t>
+      </w:r>
+      <w:r>
+        <w:rPr>
+          <w:rFonts w:ascii="Aptos" w:hAnsi="Aptos" w:eastAsia="Aptos" w:cs="Aptos"/>
+          <w:noProof w:val="0"/>
+          <w:sz w:val="24"/>
+          <w:szCs w:val="24"/>
+          <w:lang w:val="pt-BR"/>
+        </w:rPr>
+        <w:t xml:space="preserve"> </w:t>
+      </w:r>
+      <w:r>
+        <w:rPr>
+          <w:rFonts w:ascii="Aptos" w:hAnsi="Aptos" w:eastAsia="Aptos" w:cs="Aptos"/>
+          <w:b w:val="1"/>
+          <w:bCs w:val="1"/>
+          <w:noProof w:val="0"/>
+          <w:sz w:val="24"/>
+          <w:szCs w:val="24"/>
+          <w:lang w:val="pt-BR"/>
+        </w:rPr>
+        <w:t>Impactos da desigualdade no desenvolvimento infantil</w:t>
+      </w:r>
+    </w:p>
+    <w:p>
+      <w:pPr>
+        <w:pStyle w:val="Normal"/>
+        <w:suppressLineNumbers w:val="0"/>
+        <w:bidi w:val="0"/>
+        <w:spacing w:before="240" w:beforeAutospacing="off" w:after="240" w:afterAutospacing="off" w:line="279" w:lineRule="auto"/>
+        <w:ind w:left="0" w:right="0"/>
+        <w:jc w:val="left"/>
+        <w:rPr>
+          <w:rFonts w:ascii="Aptos" w:hAnsi="Aptos" w:eastAsia="Aptos" w:cs="Aptos"/>
+          <w:b w:val="1"/>
+          <w:bCs w:val="1"/>
+          <w:noProof w:val="0"/>
+          <w:sz w:val="24"/>
+          <w:szCs w:val="24"/>
+          <w:lang w:val="pt-BR"/>
+        </w:rPr>
+      </w:pPr>
+    </w:p>
+    <w:p>
+      <w:pPr>
+        <w:pStyle w:val="Normal"/>
+        <w:suppressLineNumbers w:val="0"/>
+        <w:bidi w:val="0"/>
+        <w:spacing w:before="240" w:beforeAutospacing="off" w:after="240" w:afterAutospacing="off" w:line="279" w:lineRule="auto"/>
+        <w:ind w:left="0" w:right="0"/>
+        <w:jc w:val="left"/>
+      </w:pPr>
+      <w:r>
+        <w:rPr>
+          <w:rFonts w:ascii="Aptos" w:hAnsi="Aptos" w:eastAsia="Aptos" w:cs="Aptos"/>
+          <w:b w:val="1"/>
+          <w:bCs w:val="1"/>
+          <w:noProof w:val="0"/>
+          <w:sz w:val="24"/>
+          <w:szCs w:val="24"/>
+          <w:lang w:val="pt-BR"/>
+        </w:rPr>
+        <w:t>5</w:t>
+      </w:r>
+      <w:r>
+        <w:rPr>
+          <w:rFonts w:ascii="Aptos" w:hAnsi="Aptos" w:eastAsia="Aptos" w:cs="Aptos"/>
+          <w:b w:val="1"/>
+          <w:bCs w:val="1"/>
+          <w:noProof w:val="0"/>
+          <w:sz w:val="24"/>
+          <w:szCs w:val="24"/>
+          <w:lang w:val="pt-BR"/>
+        </w:rPr>
+        <w:t>. Box sobre estresse tóxico</w:t>
+      </w:r>
+    </w:p>
+    <w:p>
+      <w:pPr>
+        <w:pStyle w:val="Normal"/>
+        <w:suppressLineNumbers w:val="0"/>
+        <w:bidi w:val="0"/>
+        <w:spacing w:before="240" w:beforeAutospacing="off" w:after="240" w:afterAutospacing="off" w:line="279" w:lineRule="auto"/>
+        <w:ind w:left="0" w:right="0"/>
+        <w:jc w:val="left"/>
+      </w:pPr>
+      <w:r>
+        <w:rPr>
+          <w:rFonts w:ascii="Aptos" w:hAnsi="Aptos" w:eastAsia="Aptos" w:cs="Aptos"/>
+          <w:noProof w:val="0"/>
+          <w:sz w:val="24"/>
+          <w:szCs w:val="24"/>
+          <w:lang w:val="pt-BR"/>
+        </w:rPr>
+        <w:t xml:space="preserve">Mover o box de texto para o </w:t>
+      </w:r>
+      <w:r>
+        <w:rPr>
+          <w:rFonts w:ascii="Aptos" w:hAnsi="Aptos" w:eastAsia="Aptos" w:cs="Aptos"/>
+          <w:b w:val="1"/>
+          <w:bCs w:val="1"/>
+          <w:noProof w:val="0"/>
+          <w:sz w:val="24"/>
+          <w:szCs w:val="24"/>
+          <w:lang w:val="pt-BR"/>
+        </w:rPr>
+        <w:t>final da página</w:t>
+      </w:r>
+      <w:r>
+        <w:rPr>
+          <w:rFonts w:ascii="Aptos" w:hAnsi="Aptos" w:eastAsia="Aptos" w:cs="Aptos"/>
+          <w:noProof w:val="0"/>
+          <w:sz w:val="24"/>
+          <w:szCs w:val="24"/>
+          <w:lang w:val="pt-BR"/>
+        </w:rPr>
+        <w:t>, de modo que seja o último elemento apresentado.</w:t>
+      </w:r>
+    </w:p>
+    <w:p>
+      <w:pPr>
+        <w:bidi w:val="0"/>
+        <w:spacing w:before="240" w:beforeAutospacing="off" w:after="240" w:afterAutospacing="off"/>
+      </w:pPr>
+      <w:r>
+        <w:rPr>
+          <w:rFonts w:ascii="Aptos" w:hAnsi="Aptos" w:eastAsia="Aptos" w:cs="Aptos"/>
+          <w:noProof w:val="0"/>
+          <w:sz w:val="24"/>
+          <w:szCs w:val="24"/>
+          <w:lang w:val="pt-BR"/>
+        </w:rPr>
+        <w:t xml:space="preserve">Substituir o título </w:t>
+      </w:r>
+      <w:r>
+        <w:rPr>
+          <w:rFonts w:ascii="Aptos" w:hAnsi="Aptos" w:eastAsia="Aptos" w:cs="Aptos"/>
+          <w:b w:val="1"/>
+          <w:bCs w:val="1"/>
+          <w:noProof w:val="0"/>
+          <w:sz w:val="24"/>
+          <w:szCs w:val="24"/>
+          <w:lang w:val="pt-BR"/>
+        </w:rPr>
+        <w:t>“Estresse Tóxico”</w:t>
+      </w:r>
+      <w:r>
+        <w:rPr>
+          <w:rFonts w:ascii="Aptos" w:hAnsi="Aptos" w:eastAsia="Aptos" w:cs="Aptos"/>
+          <w:noProof w:val="0"/>
+          <w:sz w:val="24"/>
+          <w:szCs w:val="24"/>
+          <w:lang w:val="pt-BR"/>
+        </w:rPr>
+        <w:t xml:space="preserve"> por:</w:t>
+      </w:r>
+    </w:p>
+    <w:p>
+      <w:pPr>
+        <w:bidi w:val="0"/>
+        <w:spacing w:before="240" w:beforeAutospacing="off" w:after="240" w:afterAutospacing="off"/>
+      </w:pPr>
+      <w:r>
+        <w:rPr>
+          <w:rFonts w:ascii="Aptos" w:hAnsi="Aptos" w:eastAsia="Aptos" w:cs="Aptos"/>
+          <w:b w:val="1"/>
+          <w:bCs w:val="1"/>
+          <w:noProof w:val="0"/>
+          <w:sz w:val="24"/>
+          <w:szCs w:val="24"/>
+          <w:lang w:val="pt-BR"/>
+        </w:rPr>
+        <w:t>Saiba mais sobre estresse tóxico</w:t>
+      </w:r>
+    </w:p>
+    <w:p>
+      <w:pPr>
+        <w:bidi w:val="0"/>
+        <w:spacing w:before="240" w:beforeAutospacing="off" w:after="240" w:afterAutospacing="off"/>
+      </w:pPr>
+      <w:r>
+        <w:rPr>
+          <w:rFonts w:ascii="Aptos" w:hAnsi="Aptos" w:eastAsia="Aptos" w:cs="Aptos"/>
+          <w:noProof w:val="0"/>
+          <w:sz w:val="24"/>
+          <w:szCs w:val="24"/>
+          <w:lang w:val="pt-BR"/>
+        </w:rPr>
+        <w:t xml:space="preserve">Retirar o </w:t>
+      </w:r>
+      <w:r>
+        <w:rPr>
+          <w:rFonts w:ascii="Aptos" w:hAnsi="Aptos" w:eastAsia="Aptos" w:cs="Aptos"/>
+          <w:b w:val="1"/>
+          <w:bCs w:val="1"/>
+          <w:noProof w:val="0"/>
+          <w:sz w:val="24"/>
+          <w:szCs w:val="24"/>
+          <w:lang w:val="pt-BR"/>
+        </w:rPr>
+        <w:t>ícone de exclamação</w:t>
+      </w:r>
+      <w:r>
+        <w:rPr>
+          <w:rFonts w:ascii="Aptos" w:hAnsi="Aptos" w:eastAsia="Aptos" w:cs="Aptos"/>
+          <w:noProof w:val="0"/>
+          <w:sz w:val="24"/>
+          <w:szCs w:val="24"/>
+          <w:lang w:val="pt-BR"/>
+        </w:rPr>
+        <w:t xml:space="preserve"> do título do box de texto.</w:t>
+      </w:r>
+    </w:p>
+    <w:p>
+      <w:pPr>
+        <w:pStyle w:val="Normal"/>
+        <w:suppressLineNumbers w:val="0"/>
+        <w:bidi w:val="0"/>
+        <w:spacing w:before="240" w:beforeAutospacing="off" w:after="240" w:afterAutospacing="off" w:line="279" w:lineRule="auto"/>
+        <w:ind w:left="0" w:right="0"/>
+        <w:jc w:val="left"/>
+        <w:rPr>
+          <w:rFonts w:ascii="Aptos" w:hAnsi="Aptos" w:eastAsia="Aptos" w:cs="Aptos"/>
+          <w:b w:val="1"/>
+          <w:bCs w:val="1"/>
+          <w:noProof w:val="0"/>
+          <w:sz w:val="24"/>
+          <w:szCs w:val="24"/>
+          <w:lang w:val="pt-BR"/>
+        </w:rPr>
+      </w:pPr>
+    </w:p>
+    <w:p>
+      <w:pPr>
+        <w:pStyle w:val="Normal"/>
+        <w:suppressLineNumbers w:val="0"/>
+        <w:bidi w:val="0"/>
+        <w:spacing w:before="240" w:beforeAutospacing="off" w:after="240" w:afterAutospacing="off" w:line="279" w:lineRule="auto"/>
+        <w:ind w:left="0" w:right="0"/>
+        <w:jc w:val="left"/>
+      </w:pPr>
+      <w:r>
+        <w:rPr>
+          <w:rFonts w:ascii="Aptos" w:hAnsi="Aptos" w:eastAsia="Aptos" w:cs="Aptos"/>
+          <w:b w:val="1"/>
+          <w:bCs w:val="1"/>
+          <w:noProof w:val="0"/>
+          <w:sz w:val="24"/>
+          <w:szCs w:val="24"/>
+          <w:lang w:val="pt-BR"/>
+        </w:rPr>
+        <w:t>6</w:t>
+      </w:r>
+      <w:r>
+        <w:rPr>
+          <w:rFonts w:ascii="Aptos" w:hAnsi="Aptos" w:eastAsia="Aptos" w:cs="Aptos"/>
+          <w:b w:val="1"/>
+          <w:bCs w:val="1"/>
+          <w:noProof w:val="0"/>
+          <w:sz w:val="24"/>
+          <w:szCs w:val="24"/>
+          <w:lang w:val="pt-BR"/>
+        </w:rPr>
+        <w:t>. Ajuste n</w:t>
+      </w:r>
+      <w:r>
+        <w:rPr>
+          <w:rFonts w:ascii="Aptos" w:hAnsi="Aptos" w:eastAsia="Aptos" w:cs="Aptos"/>
+          <w:b w:val="1"/>
+          <w:bCs w:val="1"/>
+          <w:noProof w:val="0"/>
+          <w:sz w:val="24"/>
+          <w:szCs w:val="24"/>
+          <w:lang w:val="pt-BR"/>
+        </w:rPr>
+        <w:t>os três parágrafos da página 2, lição 1</w:t>
+      </w:r>
+    </w:p>
+    <w:p>
+      <w:pPr>
+        <w:pStyle w:val="Normal"/>
+        <w:bidi w:val="0"/>
+        <w:spacing w:before="240" w:beforeAutospacing="off" w:after="240" w:afterAutospacing="off"/>
+      </w:pPr>
+      <w:r>
+        <w:rPr>
+          <w:rFonts w:ascii="Aptos" w:hAnsi="Aptos" w:eastAsia="Aptos" w:cs="Aptos"/>
+          <w:noProof w:val="0"/>
+          <w:sz w:val="24"/>
+          <w:szCs w:val="24"/>
+          <w:lang w:val="pt-BR"/>
+        </w:rPr>
+        <w:t xml:space="preserve">Os três parágrafos do conteúdo da </w:t>
+      </w:r>
+      <w:r>
+        <w:rPr>
+          <w:rFonts w:ascii="Aptos" w:hAnsi="Aptos" w:eastAsia="Aptos" w:cs="Aptos"/>
+          <w:b w:val="1"/>
+          <w:bCs w:val="1"/>
+          <w:noProof w:val="0"/>
+          <w:sz w:val="24"/>
+          <w:szCs w:val="24"/>
+          <w:lang w:val="pt-BR"/>
+        </w:rPr>
+        <w:t>página 2</w:t>
+      </w:r>
+      <w:r>
+        <w:rPr>
+          <w:rFonts w:ascii="Aptos" w:hAnsi="Aptos" w:eastAsia="Aptos" w:cs="Aptos"/>
+          <w:noProof w:val="0"/>
+          <w:sz w:val="24"/>
+          <w:szCs w:val="24"/>
+          <w:lang w:val="pt-BR"/>
+        </w:rPr>
+        <w:t xml:space="preserve"> foram revisados. Substituir o texto atualmente publicado na plataforma pela versão revisada apresentada abaixo, mantendo a mesma estrutura e formatação da página:</w:t>
+      </w:r>
+    </w:p>
+    <w:p>
+      <w:pPr>
+        <w:bidi w:val="0"/>
+        <w:spacing w:before="240" w:beforeAutospacing="off" w:after="240" w:afterAutospacing="off"/>
+        <w:rPr>
+          <w:rFonts w:ascii="Aptos" w:hAnsi="Aptos" w:eastAsia="Aptos" w:cs="Aptos"/>
+          <w:noProof w:val="0"/>
+          <w:sz w:val="24"/>
+          <w:szCs w:val="24"/>
+          <w:highlight w:val="yellow"/>
+          <w:lang w:val="pt-BR"/>
+        </w:rPr>
+      </w:pPr>
+      <w:r>
+        <w:rPr>
+          <w:rFonts w:ascii="Aptos" w:hAnsi="Aptos" w:eastAsia="Aptos" w:cs="Aptos"/>
+          <w:noProof w:val="0"/>
+          <w:sz w:val="24"/>
+          <w:szCs w:val="24"/>
+          <w:highlight w:val="yellow"/>
+          <w:lang w:val="pt-BR"/>
+        </w:rPr>
+        <w:t>TEXTO abaixo</w:t>
+      </w:r>
+    </w:p>
+    <w:p>
+      <w:pPr>
+        <w:bidi w:val="0"/>
+        <w:spacing w:before="240" w:beforeAutospacing="off" w:after="240" w:afterAutospacing="off"/>
+      </w:pPr>
+      <w:r>
+        <w:rPr>
+          <w:rFonts w:ascii="Aptos" w:hAnsi="Aptos" w:eastAsia="Aptos" w:cs="Aptos"/>
+          <w:noProof w:val="0"/>
+          <w:sz w:val="24"/>
+          <w:szCs w:val="24"/>
+          <w:lang w:val="pt-BR"/>
+        </w:rPr>
+        <w:t>Na Primeira Infância, o impacto da desigualdade pode ser ainda mais profundo, já que, como vimos, os primeiros anos de vida são fundamentais para o desenvolvimento físico, emocional, social e cognitivo. A falta de acesso à alimentação adequada, por exemplo, compromete o amadurecimento do cérebro e do corpo.</w:t>
+      </w:r>
+    </w:p>
+    <w:p>
+      <w:pPr>
+        <w:bidi w:val="0"/>
+        <w:spacing w:before="240" w:beforeAutospacing="off" w:after="240" w:afterAutospacing="off"/>
+      </w:pPr>
+      <w:r>
+        <w:rPr>
+          <w:rFonts w:ascii="Aptos" w:hAnsi="Aptos" w:eastAsia="Aptos" w:cs="Aptos"/>
+          <w:b w:val="0"/>
+          <w:bCs w:val="0"/>
+          <w:noProof w:val="0"/>
+          <w:sz w:val="24"/>
+          <w:szCs w:val="24"/>
+          <w:lang w:val="pt-BR"/>
+        </w:rPr>
+        <w:t>Além das condições materiais que afetam o desenvolvimento,</w:t>
+      </w:r>
+      <w:r>
+        <w:rPr>
+          <w:rFonts w:ascii="Aptos" w:hAnsi="Aptos" w:eastAsia="Aptos" w:cs="Aptos"/>
+          <w:noProof w:val="0"/>
+          <w:sz w:val="24"/>
+          <w:szCs w:val="24"/>
+          <w:lang w:val="pt-BR"/>
+        </w:rPr>
+        <w:t xml:space="preserve"> muitas crianças convivem com situações contínuas de violência, insegurança e instabilidade familiar. Quando essas situações acontecem de forma intensa e prolongada, sem o apoio adequado de adultos de referência, podem gerar o chamado </w:t>
+      </w:r>
+      <w:r>
+        <w:rPr>
+          <w:rFonts w:ascii="Aptos" w:hAnsi="Aptos" w:eastAsia="Aptos" w:cs="Aptos"/>
+          <w:b w:val="1"/>
+          <w:bCs w:val="1"/>
+          <w:noProof w:val="0"/>
+          <w:sz w:val="24"/>
+          <w:szCs w:val="24"/>
+          <w:lang w:val="pt-BR"/>
+        </w:rPr>
+        <w:t>estresse tóxico</w:t>
+      </w:r>
+      <w:r>
+        <w:rPr>
+          <w:rFonts w:ascii="Aptos" w:hAnsi="Aptos" w:eastAsia="Aptos" w:cs="Aptos"/>
+          <w:noProof w:val="0"/>
+          <w:sz w:val="24"/>
+          <w:szCs w:val="24"/>
+          <w:lang w:val="pt-BR"/>
+        </w:rPr>
+        <w:t>, afetando a memória, a concentração, a aprendizagem e a regulação emocional.</w:t>
+      </w:r>
+    </w:p>
+    <w:p>
+      <w:pPr>
+        <w:bidi w:val="0"/>
+        <w:spacing w:before="240" w:beforeAutospacing="off" w:after="240" w:afterAutospacing="off"/>
+      </w:pPr>
+      <w:r>
+        <w:rPr>
+          <w:rFonts w:ascii="Aptos" w:hAnsi="Aptos" w:eastAsia="Aptos" w:cs="Aptos"/>
+          <w:noProof w:val="0"/>
+          <w:sz w:val="24"/>
+          <w:szCs w:val="24"/>
+          <w:lang w:val="pt-BR"/>
+        </w:rPr>
+        <w:t>No campo da educação, as desigualdades também aparecem no acesso à creche e à educação infantil, especialmente entre famílias de baixa renda. Enquanto algumas crianças frequentam espaços ricos em interações, brincadeiras e estímulos, outras permanecem em contextos de isolamento social ou cuidado precário, o que amplia</w:t>
+      </w:r>
+      <w:r>
+        <w:rPr>
+          <w:rFonts w:ascii="Aptos" w:hAnsi="Aptos" w:eastAsia="Aptos" w:cs="Aptos"/>
+          <w:b w:val="1"/>
+          <w:bCs w:val="1"/>
+          <w:noProof w:val="0"/>
+          <w:sz w:val="24"/>
+          <w:szCs w:val="24"/>
+          <w:lang w:val="pt-BR"/>
+        </w:rPr>
+        <w:t xml:space="preserve"> </w:t>
+      </w:r>
+      <w:r>
+        <w:rPr>
+          <w:rFonts w:ascii="Aptos" w:hAnsi="Aptos" w:eastAsia="Aptos" w:cs="Aptos"/>
+          <w:b w:val="0"/>
+          <w:bCs w:val="0"/>
+          <w:noProof w:val="0"/>
+          <w:sz w:val="24"/>
+          <w:szCs w:val="24"/>
+          <w:lang w:val="pt-BR"/>
+        </w:rPr>
+        <w:t>as diferenças nas oportunidades de aprendizagem e convivência</w:t>
+      </w:r>
+      <w:r>
+        <w:rPr>
+          <w:rFonts w:ascii="Aptos" w:hAnsi="Aptos" w:eastAsia="Aptos" w:cs="Aptos"/>
+          <w:b w:val="0"/>
+          <w:bCs w:val="0"/>
+          <w:noProof w:val="0"/>
+          <w:sz w:val="24"/>
+          <w:szCs w:val="24"/>
+          <w:lang w:val="pt-BR"/>
+        </w:rPr>
+        <w:t>.</w:t>
+      </w:r>
+    </w:p>
+    <w:p>
+      <w:pPr>
+        <w:bidi w:val="0"/>
+        <w:spacing w:before="240" w:beforeAutospacing="off" w:after="240" w:afterAutospacing="off"/>
+        <w:rPr>
+          <w:rFonts w:ascii="Aptos" w:hAnsi="Aptos" w:eastAsia="Aptos" w:cs="Aptos"/>
+          <w:b w:val="1"/>
+          <w:bCs w:val="1"/>
+          <w:noProof w:val="0"/>
+          <w:sz w:val="24"/>
+          <w:szCs w:val="24"/>
+          <w:lang w:val="pt-BR"/>
+        </w:rPr>
+      </w:pPr>
+    </w:p>
+    <w:p>
+      <w:pPr>
+        <w:bidi w:val="0"/>
+        <w:spacing w:before="240" w:beforeAutospacing="off" w:after="240" w:afterAutospacing="off"/>
+      </w:pPr>
+      <w:r>
+        <w:rPr>
+          <w:rFonts w:ascii="Aptos" w:hAnsi="Aptos" w:eastAsia="Aptos" w:cs="Aptos"/>
+          <w:b w:val="1"/>
+          <w:bCs w:val="1"/>
+          <w:noProof w:val="0"/>
+          <w:sz w:val="24"/>
+          <w:szCs w:val="24"/>
+          <w:lang w:val="pt-BR"/>
+        </w:rPr>
+        <w:t>7. Página 3 – O papel das redes de proteção</w:t>
+      </w:r>
+    </w:p>
+    <w:p>
+      <w:pPr>
+        <w:bidi w:val="0"/>
+        <w:spacing w:before="240" w:beforeAutospacing="off" w:after="240" w:afterAutospacing="off"/>
+        <w:rPr>
+          <w:rFonts w:ascii="Aptos" w:hAnsi="Aptos" w:eastAsia="Aptos" w:cs="Aptos"/>
+          <w:noProof w:val="0"/>
+          <w:sz w:val="24"/>
+          <w:szCs w:val="24"/>
+          <w:highlight w:val="yellow"/>
+          <w:lang w:val="pt-BR"/>
+        </w:rPr>
+      </w:pPr>
+      <w:r>
+        <w:rPr>
+          <w:rFonts w:ascii="Aptos" w:hAnsi="Aptos" w:eastAsia="Aptos" w:cs="Aptos"/>
+          <w:noProof w:val="0"/>
+          <w:sz w:val="24"/>
+          <w:szCs w:val="24"/>
+          <w:highlight w:val="yellow"/>
+          <w:lang w:val="pt-BR"/>
+        </w:rPr>
+        <w:t>Substituir integralmente o conteúdo atual da página pelo conteúdo apresentado abaixo, mantendo a mesma estrutura e o padrão visual já adotado na plataforma.</w:t>
+      </w:r>
+    </w:p>
+    <w:p>
+      <w:pPr>
+        <w:bidi w:val="0"/>
+        <w:spacing w:before="240" w:beforeAutospacing="off" w:after="240" w:afterAutospacing="off"/>
+      </w:pPr>
+      <w:r>
+        <w:rPr>
+          <w:rFonts w:ascii="Aptos" w:hAnsi="Aptos" w:eastAsia="Aptos" w:cs="Aptos"/>
+          <w:b w:val="1"/>
+          <w:bCs w:val="1"/>
+          <w:noProof w:val="0"/>
+          <w:sz w:val="24"/>
+          <w:szCs w:val="24"/>
+          <w:lang w:val="pt-BR"/>
+        </w:rPr>
+        <w:t>[Título da página]</w:t>
+      </w:r>
+      <w:r>
+        <w:rPr>
+          <w:rFonts w:ascii="Aptos" w:hAnsi="Aptos" w:eastAsia="Aptos" w:cs="Aptos"/>
+          <w:b w:val="0"/>
+          <w:bCs w:val="0"/>
+          <w:noProof w:val="0"/>
+          <w:sz w:val="24"/>
+          <w:szCs w:val="24"/>
+          <w:lang w:val="pt-BR"/>
+        </w:rPr>
+        <w:t xml:space="preserve"> </w:t>
+      </w:r>
+      <w:r>
+        <w:rPr>
+          <w:rFonts w:ascii="Aptos" w:hAnsi="Aptos" w:eastAsia="Aptos" w:cs="Aptos"/>
+          <w:b w:val="1"/>
+          <w:bCs w:val="1"/>
+          <w:noProof w:val="0"/>
+          <w:sz w:val="24"/>
+          <w:szCs w:val="24"/>
+          <w:lang w:val="pt-BR"/>
+        </w:rPr>
+        <w:t xml:space="preserve">O papel das redes de </w:t>
+      </w:r>
+      <w:r>
+        <w:rPr>
+          <w:rFonts w:ascii="Aptos" w:hAnsi="Aptos" w:eastAsia="Aptos" w:cs="Aptos"/>
+          <w:b w:val="1"/>
+          <w:bCs w:val="1"/>
+          <w:noProof w:val="0"/>
+          <w:sz w:val="24"/>
+          <w:szCs w:val="24"/>
+          <w:lang w:val="pt-BR"/>
+        </w:rPr>
+        <w:t xml:space="preserve">cuidado e </w:t>
+      </w:r>
+      <w:r>
+        <w:rPr>
+          <w:rFonts w:ascii="Aptos" w:hAnsi="Aptos" w:eastAsia="Aptos" w:cs="Aptos"/>
+          <w:b w:val="1"/>
+          <w:bCs w:val="1"/>
+          <w:noProof w:val="0"/>
+          <w:sz w:val="24"/>
+          <w:szCs w:val="24"/>
+          <w:lang w:val="pt-BR"/>
+        </w:rPr>
+        <w:t>proteção na promoção da equidade</w:t>
+      </w:r>
+    </w:p>
+    <w:p>
+      <w:pPr>
+        <w:bidi w:val="0"/>
+        <w:spacing w:before="240" w:beforeAutospacing="off" w:after="240" w:afterAutospacing="off"/>
+      </w:pPr>
+      <w:r>
+        <w:rPr>
+          <w:rFonts w:ascii="Aptos" w:hAnsi="Aptos" w:eastAsia="Aptos" w:cs="Aptos"/>
+          <w:noProof w:val="0"/>
+          <w:sz w:val="24"/>
+          <w:szCs w:val="24"/>
+          <w:lang w:val="pt-BR"/>
+        </w:rPr>
+        <w:t xml:space="preserve">Diante das desigualdades que atravessam a vida de muitas crianças, as </w:t>
+      </w:r>
+      <w:r>
+        <w:rPr>
+          <w:rFonts w:ascii="Aptos" w:hAnsi="Aptos" w:eastAsia="Aptos" w:cs="Aptos"/>
+          <w:b w:val="1"/>
+          <w:bCs w:val="1"/>
+          <w:noProof w:val="0"/>
+          <w:sz w:val="24"/>
+          <w:szCs w:val="24"/>
+          <w:lang w:val="pt-BR"/>
+        </w:rPr>
+        <w:t>redes de cuidado e proteção</w:t>
+      </w:r>
+      <w:r>
+        <w:rPr>
+          <w:rFonts w:ascii="Aptos" w:hAnsi="Aptos" w:eastAsia="Aptos" w:cs="Aptos"/>
+          <w:noProof w:val="0"/>
+          <w:sz w:val="24"/>
+          <w:szCs w:val="24"/>
+          <w:lang w:val="pt-BR"/>
+        </w:rPr>
+        <w:t xml:space="preserve"> têm um papel fundamental. Famílias, pessoas educadoras, profissionais da saúde, bibliotecas, organizações comunitárias e políticas públicas fazem parte dessas redes e, quando atuam de forma articulada, podem contribuir para garantir direitos, identificar situações de vulnerabilidade e construir contextos mais acolhedores e protetivos para as crianças.</w:t>
+      </w:r>
+    </w:p>
+    <w:p>
+      <w:pPr>
+        <w:pStyle w:val="Normal"/>
+        <w:suppressLineNumbers w:val="0"/>
+        <w:bidi w:val="0"/>
+        <w:spacing w:before="240" w:beforeAutospacing="off" w:after="240" w:afterAutospacing="off" w:line="279" w:lineRule="auto"/>
+        <w:ind w:left="0" w:right="0"/>
+        <w:jc w:val="left"/>
+        <w:rPr>
+          <w:rFonts w:ascii="Aptos" w:hAnsi="Aptos" w:eastAsia="Aptos" w:cs="Aptos"/>
+          <w:noProof w:val="0"/>
+          <w:sz w:val="24"/>
+          <w:szCs w:val="24"/>
+          <w:lang w:val="pt-BR"/>
+        </w:rPr>
+      </w:pPr>
+      <w:r>
+        <w:rPr>
+          <w:rFonts w:ascii="Aptos" w:hAnsi="Aptos" w:eastAsia="Aptos" w:cs="Aptos"/>
+          <w:noProof w:val="0"/>
+          <w:sz w:val="24"/>
+          <w:szCs w:val="24"/>
+          <w:lang w:val="pt-BR"/>
+        </w:rPr>
+        <w:t xml:space="preserve">Fortalecer essas redes também é uma forma de enfrentar as desigualdades, ampliando as possibilidades de acesso ao cuidado, à saúde, à educação, à cultura e a outros direitos fundamentais. </w:t>
+      </w:r>
+      <w:r>
+        <w:rPr>
+          <w:rFonts w:ascii="Aptos" w:hAnsi="Aptos" w:eastAsia="Aptos" w:cs="Aptos"/>
+          <w:b w:val="0"/>
+          <w:bCs w:val="0"/>
+          <w:noProof w:val="0"/>
+          <w:sz w:val="24"/>
+          <w:szCs w:val="24"/>
+          <w:lang w:val="pt-BR"/>
+        </w:rPr>
+        <w:t xml:space="preserve">Para isso, é preciso conhecer as diferentes condições em que vivem as crianças brasileiras e considerar essas realidades na construção de práticas de cuidado e proteção mais inclusivas e comprometidas com a </w:t>
+      </w:r>
+      <w:r>
+        <w:rPr>
+          <w:rFonts w:ascii="Aptos" w:hAnsi="Aptos" w:eastAsia="Aptos" w:cs="Aptos"/>
+          <w:b w:val="1"/>
+          <w:bCs w:val="1"/>
+          <w:noProof w:val="0"/>
+          <w:sz w:val="24"/>
+          <w:szCs w:val="24"/>
+          <w:lang w:val="pt-BR"/>
+        </w:rPr>
+        <w:t>equidade</w:t>
+      </w:r>
+      <w:r>
+        <w:rPr>
+          <w:rFonts w:ascii="Aptos" w:hAnsi="Aptos" w:eastAsia="Aptos" w:cs="Aptos"/>
+          <w:b w:val="0"/>
+          <w:bCs w:val="0"/>
+          <w:noProof w:val="0"/>
+          <w:sz w:val="24"/>
+          <w:szCs w:val="24"/>
+          <w:lang w:val="pt-BR"/>
+        </w:rPr>
+        <w:t>.</w:t>
+      </w:r>
+    </w:p>
+    <w:p>
+      <w:pPr>
+        <w:bidi w:val="0"/>
+        <w:spacing w:before="240" w:beforeAutospacing="off" w:after="240" w:afterAutospacing="off"/>
+        <w:rPr>
+          <w:rFonts w:ascii="Aptos" w:hAnsi="Aptos" w:eastAsia="Aptos" w:cs="Aptos"/>
+          <w:b w:val="1"/>
+          <w:bCs w:val="1"/>
+          <w:noProof w:val="0"/>
+          <w:sz w:val="24"/>
+          <w:szCs w:val="24"/>
+          <w:lang w:val="pt-BR"/>
+        </w:rPr>
+      </w:pPr>
+    </w:p>
+    <w:p>
+      <w:pPr>
+        <w:bidi w:val="0"/>
+        <w:spacing w:before="240" w:beforeAutospacing="off" w:after="240" w:afterAutospacing="off"/>
+      </w:pPr>
+      <w:r>
+        <w:rPr>
+          <w:rFonts w:ascii="Aptos" w:hAnsi="Aptos" w:eastAsia="Aptos" w:cs="Aptos"/>
+          <w:b w:val="1"/>
+          <w:bCs w:val="1"/>
+          <w:noProof w:val="0"/>
+          <w:sz w:val="24"/>
+          <w:szCs w:val="24"/>
+          <w:lang w:val="pt-BR"/>
+        </w:rPr>
+        <w:t>BOX DE TEXTO</w:t>
+      </w:r>
+    </w:p>
+    <w:p>
+      <w:pPr>
+        <w:bidi w:val="0"/>
+        <w:spacing w:before="240" w:beforeAutospacing="off" w:after="240" w:afterAutospacing="off"/>
+      </w:pPr>
+      <w:r>
+        <w:rPr>
+          <w:rFonts w:ascii="Aptos" w:hAnsi="Aptos" w:eastAsia="Aptos" w:cs="Aptos"/>
+          <w:b w:val="1"/>
+          <w:bCs w:val="1"/>
+          <w:noProof w:val="0"/>
+          <w:sz w:val="24"/>
+          <w:szCs w:val="24"/>
+          <w:lang w:val="pt-BR"/>
+        </w:rPr>
+        <w:t>Você sabe o que é equidade?</w:t>
+      </w:r>
+    </w:p>
+    <w:p>
+      <w:pPr>
+        <w:bidi w:val="0"/>
+        <w:spacing w:before="240" w:beforeAutospacing="off" w:after="240" w:afterAutospacing="off"/>
+      </w:pPr>
+      <w:r>
+        <w:rPr>
+          <w:rFonts w:ascii="Aptos" w:hAnsi="Aptos" w:eastAsia="Aptos" w:cs="Aptos"/>
+          <w:noProof w:val="0"/>
+          <w:sz w:val="24"/>
+          <w:szCs w:val="24"/>
+          <w:lang w:val="pt-BR"/>
+        </w:rPr>
+        <w:t>Equidade significa reconhecer que as pessoas vivem em condições diferentes e, por isso, podem precisar de apoios e oportunidades diferentes para que seus direitos sejam garantidos.</w:t>
+      </w:r>
+    </w:p>
+    <w:p>
+      <w:pPr>
+        <w:pStyle w:val="Normal"/>
+        <w:suppressLineNumbers w:val="0"/>
+        <w:bidi w:val="0"/>
+        <w:spacing w:before="240" w:beforeAutospacing="off" w:after="240" w:afterAutospacing="off" w:line="279" w:lineRule="auto"/>
+        <w:ind w:left="0" w:right="0"/>
+        <w:jc w:val="left"/>
+      </w:pPr>
+      <w:r>
+        <w:rPr>
+          <w:rFonts w:ascii="Aptos" w:hAnsi="Aptos" w:eastAsia="Aptos" w:cs="Aptos"/>
+          <w:b w:val="1"/>
+          <w:bCs w:val="1"/>
+          <w:noProof w:val="0"/>
+          <w:sz w:val="24"/>
+          <w:szCs w:val="24"/>
+          <w:lang w:val="pt-BR"/>
+        </w:rPr>
+        <w:t>8. Página 5 – “Infâncias no Território: Olhar e Refletir”</w:t>
+      </w:r>
+    </w:p>
+    <w:p>
+      <w:pPr>
+        <w:bidi w:val="0"/>
+        <w:spacing w:before="240" w:beforeAutospacing="off" w:after="240" w:afterAutospacing="off"/>
+      </w:pPr>
+      <w:r>
+        <w:rPr>
+          <w:rFonts w:ascii="Aptos" w:hAnsi="Aptos" w:eastAsia="Aptos" w:cs="Aptos"/>
+          <w:noProof w:val="0"/>
+          <w:sz w:val="24"/>
+          <w:szCs w:val="24"/>
+          <w:lang w:val="pt-BR"/>
+        </w:rPr>
+        <w:t xml:space="preserve">Excluir esta página. O conteúdo será posteriormente transformado em um </w:t>
+      </w:r>
+      <w:r>
+        <w:rPr>
+          <w:rFonts w:ascii="Aptos" w:hAnsi="Aptos" w:eastAsia="Aptos" w:cs="Aptos"/>
+          <w:b w:val="1"/>
+          <w:bCs w:val="1"/>
+          <w:noProof w:val="0"/>
+          <w:sz w:val="24"/>
+          <w:szCs w:val="24"/>
+          <w:lang w:val="pt-BR"/>
+        </w:rPr>
+        <w:t>fórum</w:t>
+      </w:r>
+      <w:r>
+        <w:rPr>
+          <w:rFonts w:ascii="Aptos" w:hAnsi="Aptos" w:eastAsia="Aptos" w:cs="Aptos"/>
+          <w:noProof w:val="0"/>
+          <w:sz w:val="24"/>
+          <w:szCs w:val="24"/>
+          <w:lang w:val="pt-BR"/>
+        </w:rPr>
+        <w:t>, cujas orientações serão encaminhadas separadamente.</w:t>
+      </w:r>
+    </w:p>
+    <w:p>
+      <w:pPr>
+        <w:pStyle w:val="Normal"/>
+        <w:suppressLineNumbers w:val="0"/>
+        <w:bidi w:val="0"/>
+        <w:spacing w:before="240" w:beforeAutospacing="off" w:after="240" w:afterAutospacing="off" w:line="279" w:lineRule="auto"/>
+        <w:ind w:left="0" w:right="0"/>
+        <w:jc w:val="left"/>
+      </w:pPr>
+      <w:r>
+        <w:rPr>
+          <w:rFonts w:ascii="Aptos" w:hAnsi="Aptos" w:eastAsia="Aptos" w:cs="Aptos"/>
+          <w:b w:val="1"/>
+          <w:bCs w:val="1"/>
+          <w:noProof w:val="0"/>
+          <w:sz w:val="24"/>
+          <w:szCs w:val="24"/>
+          <w:lang w:val="pt-BR"/>
+        </w:rPr>
+        <w:t>9. Página “Síntese: Desafios e Potências no Território”</w:t>
+      </w:r>
+    </w:p>
+    <w:p>
+      <w:pPr>
+        <w:bidi w:val="0"/>
+        <w:spacing w:before="240" w:beforeAutospacing="off" w:after="240" w:afterAutospacing="off"/>
+      </w:pPr>
+      <w:r>
+        <w:rPr>
+          <w:rFonts w:ascii="Aptos" w:hAnsi="Aptos" w:eastAsia="Aptos" w:cs="Aptos"/>
+          <w:noProof w:val="0"/>
+          <w:sz w:val="24"/>
+          <w:szCs w:val="24"/>
+          <w:lang w:val="pt-BR"/>
+        </w:rPr>
+        <w:t>Excluir integralmente esta página. Esse conteúdo não será mantido na lição.</w:t>
+      </w:r>
+    </w:p>
+    <w:p>
+      <w:pPr>
+        <w:pStyle w:val="Normal"/>
+        <w:suppressLineNumbers w:val="0"/>
+        <w:bidi w:val="0"/>
+        <w:spacing w:before="240" w:beforeAutospacing="off" w:after="240" w:afterAutospacing="off" w:line="279" w:lineRule="auto"/>
+        <w:ind w:left="0" w:right="0"/>
+        <w:jc w:val="left"/>
+      </w:pPr>
+      <w:r>
+        <w:rPr>
+          <w:rFonts w:ascii="Aptos" w:hAnsi="Aptos" w:eastAsia="Aptos" w:cs="Aptos"/>
+          <w:b w:val="1"/>
+          <w:bCs w:val="1"/>
+          <w:noProof w:val="0"/>
+          <w:sz w:val="24"/>
+          <w:szCs w:val="24"/>
+          <w:lang w:val="pt-BR"/>
+        </w:rPr>
+        <w:t>10. Desafio de Palavras – “Contextos e Realidades”</w:t>
+      </w:r>
+    </w:p>
+    <w:p>
+      <w:pPr>
+        <w:bidi w:val="0"/>
+        <w:spacing w:before="240" w:beforeAutospacing="off" w:after="240" w:afterAutospacing="off"/>
+      </w:pPr>
+      <w:r>
+        <w:rPr>
+          <w:rFonts w:ascii="Aptos" w:hAnsi="Aptos" w:eastAsia="Aptos" w:cs="Aptos"/>
+          <w:noProof w:val="0"/>
+          <w:sz w:val="24"/>
+          <w:szCs w:val="24"/>
+          <w:lang w:val="pt-BR"/>
+        </w:rPr>
+        <w:t xml:space="preserve">Na atividade de palavras cruzadas, substituir o conceito atualmente explorado, </w:t>
+      </w:r>
+      <w:r>
+        <w:rPr>
+          <w:rFonts w:ascii="Aptos" w:hAnsi="Aptos" w:eastAsia="Aptos" w:cs="Aptos"/>
+          <w:b w:val="1"/>
+          <w:bCs w:val="1"/>
+          <w:noProof w:val="0"/>
+          <w:sz w:val="24"/>
+          <w:szCs w:val="24"/>
+          <w:lang w:val="pt-BR"/>
+        </w:rPr>
+        <w:t>“equidade”</w:t>
+      </w:r>
+      <w:r>
+        <w:rPr>
+          <w:rFonts w:ascii="Aptos" w:hAnsi="Aptos" w:eastAsia="Aptos" w:cs="Aptos"/>
+          <w:noProof w:val="0"/>
+          <w:sz w:val="24"/>
+          <w:szCs w:val="24"/>
+          <w:lang w:val="pt-BR"/>
+        </w:rPr>
+        <w:t>, pela formulação apresentada abaixo:</w:t>
+      </w:r>
+    </w:p>
+    <w:p>
+      <w:pPr>
+        <w:bidi w:val="0"/>
+        <w:spacing w:before="240" w:beforeAutospacing="off" w:after="240" w:afterAutospacing="off"/>
+      </w:pPr>
+      <w:r>
+        <w:rPr>
+          <w:rFonts w:ascii="Aptos" w:hAnsi="Aptos" w:eastAsia="Aptos" w:cs="Aptos"/>
+          <w:b w:val="1"/>
+          <w:bCs w:val="1"/>
+          <w:noProof w:val="0"/>
+          <w:sz w:val="24"/>
+          <w:szCs w:val="24"/>
+          <w:lang w:val="pt-BR"/>
+        </w:rPr>
+        <w:t>Nova formulação:</w:t>
+      </w:r>
+    </w:p>
+    <w:p>
+      <w:pPr>
+        <w:pStyle w:val="Normal"/>
+        <w:bidi w:val="0"/>
+        <w:spacing w:before="240" w:beforeAutospacing="off" w:after="240" w:afterAutospacing="off"/>
+      </w:pPr>
+      <w:r>
+        <w:rPr>
+          <w:rFonts w:ascii="Aptos" w:hAnsi="Aptos" w:eastAsia="Aptos" w:cs="Aptos"/>
+          <w:noProof w:val="0"/>
+          <w:sz w:val="24"/>
+          <w:szCs w:val="24"/>
+          <w:lang w:val="pt-BR"/>
+        </w:rPr>
+        <w:t>Princípio que reconhece que as pessoas vivem em condições diferentes e podem precisar de apoios e oportunidades diferentes para que seus direitos sejam garantidos.</w:t>
+      </w:r>
+    </w:p>
+    <w:p>
+      <w:pPr>
+        <w:pStyle w:val="Normal"/>
+        <w:bidi w:val="0"/>
+        <w:spacing w:before="240" w:beforeAutospacing="off" w:after="240" w:afterAutospacing="off"/>
+        <w:rPr>
+          <w:rFonts w:ascii="Aptos" w:hAnsi="Aptos" w:eastAsia="Aptos" w:cs="Aptos"/>
+          <w:noProof w:val="0"/>
+          <w:sz w:val="24"/>
+          <w:szCs w:val="24"/>
+          <w:lang w:val="pt-BR"/>
+        </w:rPr>
+      </w:pPr>
+    </w:p>
+    <w:p>
+      <w:pPr>
+        <w:pStyle w:val="Normal"/>
+        <w:suppressLineNumbers w:val="0"/>
+        <w:bidi w:val="0"/>
+        <w:spacing w:before="0" w:beforeAutospacing="off" w:after="160" w:afterAutospacing="off" w:line="279" w:lineRule="auto"/>
+        <w:ind w:left="0" w:right="0"/>
+        <w:jc w:val="left"/>
+      </w:pPr>
+      <w:r>
+        <w:rPr>
+          <w:noProof w:val="0"/>
+          <w:sz w:val="28"/>
+          <w:szCs w:val="28"/>
+          <w:lang w:val="pt-BR"/>
+        </w:rPr>
+        <w:t xml:space="preserve">Lição 2: Conhecer para </w:t>
+      </w:r>
+      <w:r>
+        <w:rPr>
+          <w:noProof w:val="0"/>
+          <w:sz w:val="28"/>
+          <w:szCs w:val="28"/>
+          <w:highlight w:val="yellow"/>
+          <w:lang w:val="pt-BR"/>
+        </w:rPr>
+        <w:t>T</w:t>
+      </w:r>
+      <w:r>
+        <w:rPr>
+          <w:noProof w:val="0"/>
+          <w:sz w:val="28"/>
+          <w:szCs w:val="28"/>
+          <w:lang w:val="pt-BR"/>
+        </w:rPr>
+        <w:t>ransformar</w:t>
+      </w:r>
+    </w:p>
+    <w:p>
+      <w:pPr>
+        <w:bidi w:val="0"/>
+        <w:spacing w:before="240" w:beforeAutospacing="off" w:after="240" w:afterAutospacing="off"/>
+      </w:pPr>
+      <w:r>
+        <w:rPr>
+          <w:rFonts w:ascii="Aptos" w:hAnsi="Aptos" w:eastAsia="Aptos" w:cs="Aptos"/>
+          <w:b w:val="1"/>
+          <w:bCs w:val="1"/>
+          <w:noProof w:val="0"/>
+          <w:sz w:val="24"/>
+          <w:szCs w:val="24"/>
+          <w:lang w:val="pt-BR"/>
+        </w:rPr>
+        <w:t>1. Título do card da Lição 2</w:t>
+      </w:r>
+    </w:p>
+    <w:p>
+      <w:pPr>
+        <w:bidi w:val="0"/>
+        <w:spacing w:before="240" w:beforeAutospacing="off" w:after="240" w:afterAutospacing="off"/>
+      </w:pPr>
+      <w:r>
+        <w:rPr>
+          <w:rFonts w:ascii="Aptos" w:hAnsi="Aptos" w:eastAsia="Aptos" w:cs="Aptos"/>
+          <w:noProof w:val="0"/>
+          <w:sz w:val="24"/>
+          <w:szCs w:val="24"/>
+          <w:lang w:val="pt-BR"/>
+        </w:rPr>
+        <w:t xml:space="preserve">No título </w:t>
+      </w:r>
+      <w:r>
+        <w:rPr>
+          <w:rFonts w:ascii="Aptos" w:hAnsi="Aptos" w:eastAsia="Aptos" w:cs="Aptos"/>
+          <w:b w:val="1"/>
+          <w:bCs w:val="1"/>
+          <w:noProof w:val="0"/>
+          <w:sz w:val="24"/>
+          <w:szCs w:val="24"/>
+          <w:lang w:val="pt-BR"/>
+        </w:rPr>
+        <w:t>“Conhecer para Transformar”</w:t>
+      </w:r>
+      <w:r>
+        <w:rPr>
+          <w:rFonts w:ascii="Aptos" w:hAnsi="Aptos" w:eastAsia="Aptos" w:cs="Aptos"/>
+          <w:noProof w:val="0"/>
+          <w:sz w:val="24"/>
+          <w:szCs w:val="24"/>
+          <w:lang w:val="pt-BR"/>
+        </w:rPr>
+        <w:t xml:space="preserve">, alterar a inicial da palavra </w:t>
+      </w:r>
+      <w:r>
+        <w:rPr>
+          <w:rFonts w:ascii="Aptos" w:hAnsi="Aptos" w:eastAsia="Aptos" w:cs="Aptos"/>
+          <w:b w:val="1"/>
+          <w:bCs w:val="1"/>
+          <w:noProof w:val="0"/>
+          <w:sz w:val="24"/>
+          <w:szCs w:val="24"/>
+          <w:lang w:val="pt-BR"/>
+        </w:rPr>
+        <w:t>“Transformar”</w:t>
+      </w:r>
+      <w:r>
+        <w:rPr>
+          <w:rFonts w:ascii="Aptos" w:hAnsi="Aptos" w:eastAsia="Aptos" w:cs="Aptos"/>
+          <w:noProof w:val="0"/>
+          <w:sz w:val="24"/>
+          <w:szCs w:val="24"/>
+          <w:lang w:val="pt-BR"/>
+        </w:rPr>
+        <w:t xml:space="preserve"> para letra maiúscula, mantendo o título como: </w:t>
+      </w:r>
+      <w:r>
+        <w:rPr>
+          <w:rFonts w:ascii="Aptos" w:hAnsi="Aptos" w:eastAsia="Aptos" w:cs="Aptos"/>
+          <w:b w:val="1"/>
+          <w:bCs w:val="1"/>
+          <w:noProof w:val="0"/>
+          <w:sz w:val="24"/>
+          <w:szCs w:val="24"/>
+          <w:lang w:val="pt-BR"/>
+        </w:rPr>
+        <w:t xml:space="preserve">Conhecer </w:t>
+      </w:r>
+      <w:r>
+        <w:rPr>
+          <w:rFonts w:ascii="Aptos" w:hAnsi="Aptos" w:eastAsia="Aptos" w:cs="Aptos"/>
+          <w:b w:val="1"/>
+          <w:bCs w:val="1"/>
+          <w:noProof w:val="0"/>
+          <w:sz w:val="24"/>
+          <w:szCs w:val="24"/>
+          <w:lang w:val="pt-BR"/>
+        </w:rPr>
+        <w:t>para Transformar</w:t>
+      </w:r>
+    </w:p>
+    <w:p>
+      <w:pPr>
+        <w:bidi w:val="0"/>
+        <w:spacing w:before="240" w:beforeAutospacing="off" w:after="240" w:afterAutospacing="off"/>
+        <w:rPr>
+          <w:rFonts w:ascii="Aptos" w:hAnsi="Aptos" w:eastAsia="Aptos" w:cs="Aptos"/>
+          <w:b w:val="1"/>
+          <w:bCs w:val="1"/>
+          <w:noProof w:val="0"/>
+          <w:sz w:val="24"/>
+          <w:szCs w:val="24"/>
+          <w:lang w:val="pt-BR"/>
+        </w:rPr>
+      </w:pPr>
+    </w:p>
+    <w:p>
+      <w:pPr>
+        <w:bidi w:val="0"/>
+        <w:spacing w:before="240" w:beforeAutospacing="off" w:after="240" w:afterAutospacing="off"/>
+      </w:pPr>
+      <w:r>
+        <w:rPr>
+          <w:rFonts w:ascii="Aptos" w:hAnsi="Aptos" w:eastAsia="Aptos" w:cs="Aptos"/>
+          <w:b w:val="1"/>
+          <w:bCs w:val="1"/>
+          <w:noProof w:val="0"/>
+          <w:sz w:val="24"/>
+          <w:szCs w:val="24"/>
+          <w:lang w:val="pt-BR"/>
+        </w:rPr>
+        <w:t>2. Ajuste no título da página 1, lição 2</w:t>
+      </w:r>
+    </w:p>
+    <w:p>
+      <w:pPr>
+        <w:bidi w:val="0"/>
+        <w:spacing w:before="240" w:beforeAutospacing="off" w:after="240" w:afterAutospacing="off"/>
+      </w:pPr>
+      <w:r>
+        <w:rPr>
+          <w:rFonts w:ascii="Aptos" w:hAnsi="Aptos" w:eastAsia="Aptos" w:cs="Aptos"/>
+          <w:noProof w:val="0"/>
+          <w:sz w:val="24"/>
+          <w:szCs w:val="24"/>
+          <w:lang w:val="pt-BR"/>
+        </w:rPr>
+        <w:t xml:space="preserve">Manter o título, alterando apenas o uso de maiúsculas e minúsculas para: </w:t>
+      </w:r>
+      <w:r>
+        <w:rPr>
+          <w:rFonts w:ascii="Aptos" w:hAnsi="Aptos" w:eastAsia="Aptos" w:cs="Aptos"/>
+          <w:b w:val="1"/>
+          <w:bCs w:val="1"/>
+          <w:noProof w:val="0"/>
+          <w:sz w:val="24"/>
+          <w:szCs w:val="24"/>
+          <w:lang w:val="pt-BR"/>
+        </w:rPr>
+        <w:t>O papel dos dados e indicadores</w:t>
+      </w:r>
+    </w:p>
+    <w:p>
+      <w:pPr>
+        <w:bidi w:val="0"/>
+        <w:spacing w:before="240" w:beforeAutospacing="off" w:after="240" w:afterAutospacing="off"/>
+        <w:rPr>
+          <w:rFonts w:ascii="Aptos" w:hAnsi="Aptos" w:eastAsia="Aptos" w:cs="Aptos"/>
+          <w:b w:val="1"/>
+          <w:bCs w:val="1"/>
+          <w:noProof w:val="0"/>
+          <w:sz w:val="24"/>
+          <w:szCs w:val="24"/>
+          <w:lang w:val="pt-BR"/>
+        </w:rPr>
+      </w:pPr>
+    </w:p>
+    <w:p>
+      <w:pPr>
+        <w:pStyle w:val="Normal"/>
+        <w:bidi w:val="0"/>
+        <w:spacing w:before="240" w:beforeAutospacing="off" w:after="240" w:afterAutospacing="off"/>
+      </w:pPr>
+      <w:r>
+        <w:rPr>
+          <w:rFonts w:ascii="Aptos" w:hAnsi="Aptos" w:eastAsia="Aptos" w:cs="Aptos"/>
+          <w:noProof w:val="0"/>
+          <w:sz w:val="24"/>
+          <w:szCs w:val="24"/>
+          <w:lang w:val="pt-BR"/>
+        </w:rPr>
+        <w:t xml:space="preserve">2. No primeiro parágrafo da </w:t>
+      </w:r>
+      <w:r>
+        <w:rPr>
+          <w:rFonts w:ascii="Aptos" w:hAnsi="Aptos" w:eastAsia="Aptos" w:cs="Aptos"/>
+          <w:b w:val="1"/>
+          <w:bCs w:val="1"/>
+          <w:noProof w:val="0"/>
+          <w:sz w:val="24"/>
+          <w:szCs w:val="24"/>
+          <w:lang w:val="pt-BR"/>
+        </w:rPr>
+        <w:t>página 1 da Lição 2</w:t>
+      </w:r>
+      <w:r>
+        <w:rPr>
+          <w:rFonts w:ascii="Aptos" w:hAnsi="Aptos" w:eastAsia="Aptos" w:cs="Aptos"/>
+          <w:noProof w:val="0"/>
+          <w:sz w:val="24"/>
+          <w:szCs w:val="24"/>
+          <w:lang w:val="pt-BR"/>
+        </w:rPr>
+        <w:t xml:space="preserve">, alterar a expressão </w:t>
+      </w:r>
+      <w:r>
+        <w:rPr>
+          <w:rFonts w:ascii="Aptos" w:hAnsi="Aptos" w:eastAsia="Aptos" w:cs="Aptos"/>
+          <w:b w:val="1"/>
+          <w:bCs w:val="1"/>
+          <w:noProof w:val="0"/>
+          <w:sz w:val="24"/>
+          <w:szCs w:val="24"/>
+          <w:lang w:val="pt-BR"/>
+        </w:rPr>
+        <w:t>“primeira infância”</w:t>
+      </w:r>
+      <w:r>
+        <w:rPr>
+          <w:rFonts w:ascii="Aptos" w:hAnsi="Aptos" w:eastAsia="Aptos" w:cs="Aptos"/>
+          <w:noProof w:val="0"/>
+          <w:sz w:val="24"/>
+          <w:szCs w:val="24"/>
+          <w:lang w:val="pt-BR"/>
+        </w:rPr>
+        <w:t xml:space="preserve"> para </w:t>
+      </w:r>
+      <w:r>
+        <w:rPr>
+          <w:rFonts w:ascii="Aptos" w:hAnsi="Aptos" w:eastAsia="Aptos" w:cs="Aptos"/>
+          <w:b w:val="1"/>
+          <w:bCs w:val="1"/>
+          <w:noProof w:val="0"/>
+          <w:sz w:val="24"/>
+          <w:szCs w:val="24"/>
+          <w:lang w:val="pt-BR"/>
+        </w:rPr>
+        <w:t>“Primeira Infância”</w:t>
+      </w:r>
+      <w:r>
+        <w:rPr>
+          <w:rFonts w:ascii="Aptos" w:hAnsi="Aptos" w:eastAsia="Aptos" w:cs="Aptos"/>
+          <w:noProof w:val="0"/>
+          <w:sz w:val="24"/>
+          <w:szCs w:val="24"/>
+          <w:lang w:val="pt-BR"/>
+        </w:rPr>
+        <w:t>, com as iniciais em letras maiúsculas.</w:t>
+      </w:r>
+    </w:p>
+    <w:p>
+      <w:pPr>
+        <w:pStyle w:val="Normal"/>
+        <w:bidi w:val="0"/>
+        <w:spacing w:before="240" w:beforeAutospacing="off" w:after="240" w:afterAutospacing="off"/>
+        <w:rPr>
+          <w:rFonts w:ascii="Aptos" w:hAnsi="Aptos" w:eastAsia="Aptos" w:cs="Aptos"/>
+          <w:noProof w:val="0"/>
+          <w:sz w:val="24"/>
+          <w:szCs w:val="24"/>
+          <w:lang w:val="pt-BR"/>
+        </w:rPr>
+      </w:pPr>
+    </w:p>
+    <w:p>
+      <w:pPr>
+        <w:bidi w:val="0"/>
+        <w:spacing w:before="240" w:beforeAutospacing="off" w:after="240" w:afterAutospacing="off"/>
+      </w:pPr>
+      <w:r>
+        <w:rPr>
+          <w:rFonts w:ascii="Aptos" w:hAnsi="Aptos" w:eastAsia="Aptos" w:cs="Aptos"/>
+          <w:b w:val="1"/>
+          <w:bCs w:val="1"/>
+          <w:noProof w:val="0"/>
+          <w:sz w:val="24"/>
+          <w:szCs w:val="24"/>
+          <w:lang w:val="pt-BR"/>
+        </w:rPr>
+        <w:t>3. Reorganização do conteúdo</w:t>
+      </w:r>
+    </w:p>
+    <w:p>
+      <w:pPr>
+        <w:bidi w:val="0"/>
+        <w:spacing w:before="240" w:beforeAutospacing="off" w:after="240" w:afterAutospacing="off"/>
+      </w:pPr>
+      <w:r>
+        <w:rPr>
+          <w:rFonts w:ascii="Aptos" w:hAnsi="Aptos" w:eastAsia="Aptos" w:cs="Aptos"/>
+          <w:noProof w:val="0"/>
+          <w:sz w:val="24"/>
+          <w:szCs w:val="24"/>
+          <w:lang w:val="pt-BR"/>
+        </w:rPr>
+        <w:t xml:space="preserve">Trazer o conteúdo atualmente apresentado na </w:t>
+      </w:r>
+      <w:r>
+        <w:rPr>
+          <w:rFonts w:ascii="Aptos" w:hAnsi="Aptos" w:eastAsia="Aptos" w:cs="Aptos"/>
+          <w:b w:val="1"/>
+          <w:bCs w:val="1"/>
+          <w:noProof w:val="0"/>
+          <w:sz w:val="24"/>
+          <w:szCs w:val="24"/>
+          <w:lang w:val="pt-BR"/>
+        </w:rPr>
+        <w:t xml:space="preserve">página 2 da Lição </w:t>
+      </w:r>
+      <w:r>
+        <w:rPr>
+          <w:rFonts w:ascii="Aptos" w:hAnsi="Aptos" w:eastAsia="Aptos" w:cs="Aptos"/>
+          <w:b w:val="1"/>
+          <w:bCs w:val="1"/>
+          <w:noProof w:val="0"/>
+          <w:sz w:val="24"/>
+          <w:szCs w:val="24"/>
+          <w:lang w:val="pt-BR"/>
+        </w:rPr>
+        <w:t>2</w:t>
+      </w:r>
+      <w:r>
+        <w:rPr>
+          <w:rFonts w:ascii="Aptos" w:hAnsi="Aptos" w:eastAsia="Aptos" w:cs="Aptos"/>
+          <w:noProof w:val="0"/>
+          <w:sz w:val="24"/>
+          <w:szCs w:val="24"/>
+          <w:lang w:val="pt-BR"/>
+        </w:rPr>
+        <w:t xml:space="preserve">  (</w:t>
+      </w:r>
+      <w:r>
+        <w:rPr>
+          <w:rFonts w:ascii="Aptos" w:hAnsi="Aptos" w:eastAsia="Aptos" w:cs="Aptos"/>
+          <w:noProof w:val="0"/>
+          <w:sz w:val="24"/>
+          <w:szCs w:val="24"/>
+          <w:lang w:val="pt-BR"/>
+        </w:rPr>
+        <w:t xml:space="preserve">James Heckman e o investimento da infância) para a </w:t>
+      </w:r>
+      <w:r>
+        <w:rPr>
+          <w:rFonts w:ascii="Aptos" w:hAnsi="Aptos" w:eastAsia="Aptos" w:cs="Aptos"/>
+          <w:b w:val="1"/>
+          <w:bCs w:val="1"/>
+          <w:noProof w:val="0"/>
+          <w:sz w:val="24"/>
+          <w:szCs w:val="24"/>
+          <w:lang w:val="pt-BR"/>
+        </w:rPr>
+        <w:t>página 1</w:t>
+      </w:r>
+      <w:r>
+        <w:rPr>
+          <w:rFonts w:ascii="Aptos" w:hAnsi="Aptos" w:eastAsia="Aptos" w:cs="Aptos"/>
+          <w:b w:val="1"/>
+          <w:bCs w:val="1"/>
+          <w:noProof w:val="0"/>
+          <w:sz w:val="24"/>
+          <w:szCs w:val="24"/>
+          <w:lang w:val="pt-BR"/>
+        </w:rPr>
+        <w:t xml:space="preserve"> - O papel dos dados e indicadores </w:t>
+      </w:r>
+      <w:r>
+        <w:rPr>
+          <w:rFonts w:ascii="Aptos" w:hAnsi="Aptos" w:eastAsia="Aptos" w:cs="Aptos"/>
+          <w:noProof w:val="0"/>
+          <w:sz w:val="24"/>
+          <w:szCs w:val="24"/>
+          <w:lang w:val="pt-BR"/>
+        </w:rPr>
+        <w:t>.</w:t>
+      </w:r>
+    </w:p>
+    <w:p>
+      <w:pPr>
+        <w:bidi w:val="0"/>
+        <w:spacing w:before="240" w:beforeAutospacing="off" w:after="240" w:afterAutospacing="off"/>
+      </w:pPr>
+      <w:r>
+        <w:rPr>
+          <w:rFonts w:ascii="Aptos" w:hAnsi="Aptos" w:eastAsia="Aptos" w:cs="Aptos"/>
+          <w:noProof w:val="0"/>
+          <w:sz w:val="24"/>
+          <w:szCs w:val="24"/>
+          <w:lang w:val="pt-BR"/>
+        </w:rPr>
+        <w:t xml:space="preserve">Assim, a página 1 deverá reunir </w:t>
+      </w:r>
+      <w:r>
+        <w:rPr>
+          <w:rFonts w:ascii="Aptos" w:hAnsi="Aptos" w:eastAsia="Aptos" w:cs="Aptos"/>
+          <w:b w:val="1"/>
+          <w:bCs w:val="1"/>
+          <w:noProof w:val="0"/>
+          <w:sz w:val="24"/>
+          <w:szCs w:val="24"/>
+          <w:lang w:val="pt-BR"/>
+        </w:rPr>
+        <w:t>o conteúdo que já está nela e, na sequência, o conteúdo atualmente apresentado na página 2</w:t>
+      </w:r>
+      <w:r>
+        <w:rPr>
+          <w:rFonts w:ascii="Aptos" w:hAnsi="Aptos" w:eastAsia="Aptos" w:cs="Aptos"/>
+          <w:noProof w:val="0"/>
+          <w:sz w:val="24"/>
+          <w:szCs w:val="24"/>
+          <w:lang w:val="pt-BR"/>
+        </w:rPr>
+        <w:t>.</w:t>
+      </w:r>
+    </w:p>
+    <w:p>
+      <w:pPr>
+        <w:bidi w:val="0"/>
+        <w:spacing w:before="240" w:beforeAutospacing="off" w:after="240" w:afterAutospacing="off"/>
+        <w:rPr>
+          <w:rFonts w:ascii="Aptos" w:hAnsi="Aptos" w:eastAsia="Aptos" w:cs="Aptos"/>
+          <w:noProof w:val="0"/>
+          <w:sz w:val="24"/>
+          <w:szCs w:val="24"/>
+          <w:lang w:val="pt-BR"/>
+        </w:rPr>
+      </w:pPr>
+    </w:p>
+    <w:p>
+      <w:pPr>
+        <w:bidi w:val="0"/>
+        <w:spacing w:before="240" w:beforeAutospacing="off" w:after="240" w:afterAutospacing="off"/>
+      </w:pPr>
+      <w:r>
+        <w:rPr>
+          <w:rFonts w:ascii="Aptos" w:hAnsi="Aptos" w:eastAsia="Aptos" w:cs="Aptos"/>
+          <w:b w:val="1"/>
+          <w:bCs w:val="1"/>
+          <w:noProof w:val="0"/>
+          <w:sz w:val="24"/>
+          <w:szCs w:val="24"/>
+          <w:lang w:val="pt-BR"/>
+        </w:rPr>
+        <w:t>4. Alteração do título</w:t>
+      </w:r>
+    </w:p>
+    <w:p>
+      <w:pPr>
+        <w:bidi w:val="0"/>
+        <w:spacing w:before="240" w:beforeAutospacing="off" w:after="240" w:afterAutospacing="off"/>
+      </w:pPr>
+      <w:r>
+        <w:rPr>
+          <w:rFonts w:ascii="Aptos" w:hAnsi="Aptos" w:eastAsia="Aptos" w:cs="Aptos"/>
+          <w:noProof w:val="0"/>
+          <w:sz w:val="24"/>
+          <w:szCs w:val="24"/>
+          <w:lang w:val="pt-BR"/>
+        </w:rPr>
+        <w:t xml:space="preserve">Substituir o título </w:t>
+      </w:r>
+      <w:r>
+        <w:rPr>
+          <w:rFonts w:ascii="Aptos" w:hAnsi="Aptos" w:eastAsia="Aptos" w:cs="Aptos"/>
+          <w:b w:val="1"/>
+          <w:bCs w:val="1"/>
+          <w:noProof w:val="0"/>
+          <w:sz w:val="24"/>
+          <w:szCs w:val="24"/>
+          <w:lang w:val="pt-BR"/>
+        </w:rPr>
+        <w:t>“Conhecendo a plataforma Primeira Infância em Dados”</w:t>
+      </w:r>
+      <w:r>
+        <w:rPr>
+          <w:rFonts w:ascii="Aptos" w:hAnsi="Aptos" w:eastAsia="Aptos" w:cs="Aptos"/>
+          <w:noProof w:val="0"/>
+          <w:sz w:val="24"/>
+          <w:szCs w:val="24"/>
+          <w:lang w:val="pt-BR"/>
+        </w:rPr>
+        <w:t xml:space="preserve"> por:</w:t>
+      </w:r>
+    </w:p>
+    <w:p>
+      <w:pPr>
+        <w:bidi w:val="0"/>
+        <w:spacing w:before="240" w:beforeAutospacing="off" w:after="240" w:afterAutospacing="off"/>
+      </w:pPr>
+      <w:r>
+        <w:rPr>
+          <w:rFonts w:ascii="Aptos" w:hAnsi="Aptos" w:eastAsia="Aptos" w:cs="Aptos"/>
+          <w:b w:val="1"/>
+          <w:bCs w:val="1"/>
+          <w:noProof w:val="0"/>
+          <w:sz w:val="24"/>
+          <w:szCs w:val="24"/>
+          <w:lang w:val="pt-BR"/>
+        </w:rPr>
+        <w:t>De Olho nos Dados</w:t>
+      </w:r>
+    </w:p>
+    <w:p>
+      <w:pPr>
+        <w:bidi w:val="0"/>
+        <w:spacing w:before="240" w:beforeAutospacing="off" w:after="240" w:afterAutospacing="off"/>
+        <w:rPr>
+          <w:rFonts w:ascii="Aptos" w:hAnsi="Aptos" w:eastAsia="Aptos" w:cs="Aptos"/>
+          <w:b w:val="1"/>
+          <w:bCs w:val="1"/>
+          <w:noProof w:val="0"/>
+          <w:sz w:val="24"/>
+          <w:szCs w:val="24"/>
+          <w:lang w:val="pt-BR"/>
+        </w:rPr>
+      </w:pPr>
+    </w:p>
+    <w:p>
+      <w:pPr>
+        <w:bidi w:val="0"/>
+        <w:spacing w:before="240" w:beforeAutospacing="off" w:after="240" w:afterAutospacing="off"/>
+      </w:pPr>
+      <w:r>
+        <w:rPr>
+          <w:rFonts w:ascii="Aptos" w:hAnsi="Aptos" w:eastAsia="Aptos" w:cs="Aptos"/>
+          <w:b w:val="1"/>
+          <w:bCs w:val="1"/>
+          <w:noProof w:val="0"/>
+          <w:sz w:val="24"/>
+          <w:szCs w:val="24"/>
+          <w:lang w:val="pt-BR"/>
+        </w:rPr>
+        <w:t xml:space="preserve">5. </w:t>
+      </w:r>
+      <w:r>
+        <w:rPr>
+          <w:rFonts w:ascii="Aptos" w:hAnsi="Aptos" w:eastAsia="Aptos" w:cs="Aptos"/>
+          <w:noProof w:val="0"/>
+          <w:sz w:val="24"/>
+          <w:szCs w:val="24"/>
+          <w:lang w:val="pt-BR"/>
+        </w:rPr>
+        <w:t xml:space="preserve">No trecho iniciado pela pergunta </w:t>
+      </w:r>
+      <w:r>
+        <w:rPr>
+          <w:rFonts w:ascii="Aptos" w:hAnsi="Aptos" w:eastAsia="Aptos" w:cs="Aptos"/>
+          <w:b w:val="1"/>
+          <w:bCs w:val="1"/>
+          <w:noProof w:val="0"/>
+          <w:sz w:val="24"/>
+          <w:szCs w:val="24"/>
+          <w:lang w:val="pt-BR"/>
+        </w:rPr>
+        <w:t>“Você conhece a plataforma Primeira Infância em Dados?”</w:t>
+      </w:r>
+      <w:r>
+        <w:rPr>
+          <w:rFonts w:ascii="Aptos" w:hAnsi="Aptos" w:eastAsia="Aptos" w:cs="Aptos"/>
+          <w:noProof w:val="0"/>
+          <w:sz w:val="24"/>
+          <w:szCs w:val="24"/>
+          <w:lang w:val="pt-BR"/>
+        </w:rPr>
+        <w:t xml:space="preserve">, ajustar o parágrafo seguinte para evitar a repetição do nome da plataforma, substituindo a retomada por </w:t>
+      </w:r>
+      <w:r>
+        <w:rPr>
+          <w:rFonts w:ascii="Aptos" w:hAnsi="Aptos" w:eastAsia="Aptos" w:cs="Aptos"/>
+          <w:b w:val="1"/>
+          <w:bCs w:val="1"/>
+          <w:noProof w:val="0"/>
+          <w:sz w:val="24"/>
+          <w:szCs w:val="24"/>
+          <w:lang w:val="pt-BR"/>
+        </w:rPr>
+        <w:t>“Esse observatório interativo”</w:t>
+      </w:r>
+      <w:r>
+        <w:rPr>
+          <w:rFonts w:ascii="Aptos" w:hAnsi="Aptos" w:eastAsia="Aptos" w:cs="Aptos"/>
+          <w:noProof w:val="0"/>
+          <w:sz w:val="24"/>
+          <w:szCs w:val="24"/>
+          <w:lang w:val="pt-BR"/>
+        </w:rPr>
+        <w:t>.</w:t>
+      </w:r>
+    </w:p>
+    <w:p>
+      <w:pPr>
+        <w:pStyle w:val="Normal"/>
+        <w:suppressLineNumbers w:val="0"/>
+        <w:bidi w:val="0"/>
+        <w:spacing w:before="240" w:beforeAutospacing="off" w:after="240" w:afterAutospacing="off" w:line="279" w:lineRule="auto"/>
+        <w:ind w:left="0" w:right="0"/>
+        <w:jc w:val="left"/>
+        <w:rPr>
+          <w:rFonts w:ascii="Aptos" w:hAnsi="Aptos" w:eastAsia="Aptos" w:cs="Aptos"/>
+          <w:noProof w:val="0"/>
+          <w:sz w:val="24"/>
+          <w:szCs w:val="24"/>
+          <w:highlight w:val="yellow"/>
+          <w:lang w:val="pt-BR"/>
+        </w:rPr>
+      </w:pPr>
+      <w:r>
+        <w:rPr>
+          <w:rFonts w:ascii="Aptos" w:hAnsi="Aptos" w:eastAsia="Aptos" w:cs="Aptos"/>
+          <w:noProof w:val="0"/>
+          <w:sz w:val="24"/>
+          <w:szCs w:val="24"/>
+          <w:highlight w:val="yellow"/>
+          <w:lang w:val="pt-BR"/>
+        </w:rPr>
+        <w:t>O trecho deverá ficar assim:</w:t>
+      </w:r>
+      <w:r>
+        <w:rPr>
+          <w:rFonts w:ascii="Aptos" w:hAnsi="Aptos" w:eastAsia="Aptos" w:cs="Aptos"/>
+          <w:noProof w:val="0"/>
+          <w:sz w:val="24"/>
+          <w:szCs w:val="24"/>
+          <w:lang w:val="pt-BR"/>
+        </w:rPr>
+        <w:t xml:space="preserve"> </w:t>
+      </w:r>
+    </w:p>
+    <w:p>
+      <w:pPr>
+        <w:pStyle w:val="Normal"/>
+        <w:bidi w:val="0"/>
+        <w:spacing w:before="240" w:beforeAutospacing="off" w:after="240" w:afterAutospacing="off" w:line="279" w:lineRule="auto"/>
+        <w:ind w:left="0" w:right="0"/>
+        <w:jc w:val="left"/>
+        <w:rPr>
+          <w:rFonts w:ascii="Aptos" w:hAnsi="Aptos" w:eastAsia="Aptos" w:cs="Aptos" w:asciiTheme="minorAscii" w:hAnsiTheme="minorAscii" w:eastAsiaTheme="minorAscii" w:cstheme="minorAscii"/>
+          <w:noProof w:val="0"/>
+          <w:sz w:val="24"/>
+          <w:szCs w:val="24"/>
+          <w:lang w:val="pt-BR"/>
+        </w:rPr>
+      </w:pPr>
+      <w:r>
+        <w:rPr>
+          <w:rFonts w:ascii="Aptos" w:hAnsi="Aptos" w:eastAsia="Aptos" w:cs="Aptos" w:asciiTheme="minorAscii" w:hAnsiTheme="minorAscii" w:eastAsiaTheme="minorAscii" w:cstheme="minorAscii"/>
+          <w:b w:val="0"/>
+          <w:bCs w:val="0"/>
+          <w:i w:val="0"/>
+          <w:iCs w:val="0"/>
+          <w:caps w:val="0"/>
+          <w:smallCaps w:val="0"/>
+          <w:noProof w:val="0"/>
+          <w:color w:val="261810"/>
+          <w:sz w:val="24"/>
+          <w:szCs w:val="24"/>
+          <w:lang w:val="pt-BR"/>
+        </w:rPr>
+        <w:t xml:space="preserve">Você conhece a plataforma </w:t>
+      </w:r>
+      <w:r>
+        <w:rPr>
+          <w:rFonts w:ascii="Aptos" w:hAnsi="Aptos" w:eastAsia="Aptos" w:cs="Aptos" w:asciiTheme="minorAscii" w:hAnsiTheme="minorAscii" w:eastAsiaTheme="minorAscii" w:cstheme="minorAscii"/>
+          <w:b w:val="1"/>
+          <w:bCs w:val="1"/>
+          <w:i w:val="0"/>
+          <w:iCs w:val="0"/>
+          <w:caps w:val="0"/>
+          <w:smallCaps w:val="0"/>
+          <w:noProof w:val="0"/>
+          <w:color w:val="auto"/>
+          <w:sz w:val="24"/>
+          <w:szCs w:val="24"/>
+          <w:lang w:val="pt-BR"/>
+        </w:rPr>
+        <w:t>Primeira Infância em Dados</w:t>
+      </w:r>
+      <w:r>
+        <w:rPr>
+          <w:rFonts w:ascii="Aptos" w:hAnsi="Aptos" w:eastAsia="Aptos" w:cs="Aptos" w:asciiTheme="minorAscii" w:hAnsiTheme="minorAscii" w:eastAsiaTheme="minorAscii" w:cstheme="minorAscii"/>
+          <w:b w:val="0"/>
+          <w:bCs w:val="0"/>
+          <w:i w:val="0"/>
+          <w:iCs w:val="0"/>
+          <w:caps w:val="0"/>
+          <w:smallCaps w:val="0"/>
+          <w:noProof w:val="0"/>
+          <w:color w:val="261810"/>
+          <w:sz w:val="24"/>
+          <w:szCs w:val="24"/>
+          <w:lang w:val="pt-BR"/>
+        </w:rPr>
+        <w:t>?</w:t>
+      </w:r>
+    </w:p>
+    <w:p>
+      <w:pPr>
+        <w:pStyle w:val="Normal"/>
+        <w:bidi w:val="0"/>
+        <w:spacing w:before="240" w:beforeAutospacing="off" w:after="240" w:afterAutospacing="off" w:line="279" w:lineRule="auto"/>
+        <w:ind w:left="0" w:right="0"/>
+        <w:jc w:val="left"/>
+        <w:rPr>
+          <w:rFonts w:ascii="Aptos" w:hAnsi="Aptos" w:eastAsia="Aptos" w:cs="Aptos" w:asciiTheme="minorAscii" w:hAnsiTheme="minorAscii" w:eastAsiaTheme="minorAscii" w:cstheme="minorAscii"/>
+          <w:noProof w:val="0"/>
+          <w:sz w:val="24"/>
+          <w:szCs w:val="24"/>
+          <w:lang w:val="pt-BR"/>
+        </w:rPr>
+      </w:pPr>
+      <w:r>
+        <w:rPr>
+          <w:rFonts w:ascii="Aptos" w:hAnsi="Aptos" w:eastAsia="Aptos" w:cs="Aptos" w:asciiTheme="minorAscii" w:hAnsiTheme="minorAscii" w:eastAsiaTheme="minorAscii" w:cstheme="minorAscii"/>
+          <w:b w:val="0"/>
+          <w:bCs w:val="0"/>
+          <w:noProof w:val="0"/>
+          <w:sz w:val="24"/>
+          <w:szCs w:val="24"/>
+          <w:lang w:val="pt-BR"/>
+        </w:rPr>
+        <w:t>Esse observatório interativo</w:t>
+      </w:r>
+      <w:r>
+        <w:rPr>
+          <w:rFonts w:ascii="Aptos" w:hAnsi="Aptos" w:eastAsia="Aptos" w:cs="Aptos" w:asciiTheme="minorAscii" w:hAnsiTheme="minorAscii" w:eastAsiaTheme="minorAscii" w:cstheme="minorAscii"/>
+          <w:b w:val="0"/>
+          <w:bCs w:val="0"/>
+          <w:noProof w:val="0"/>
+          <w:sz w:val="24"/>
+          <w:szCs w:val="24"/>
+          <w:lang w:val="pt-BR"/>
+        </w:rPr>
+        <w:t xml:space="preserve"> </w:t>
+      </w:r>
+      <w:r>
+        <w:rPr>
+          <w:rFonts w:ascii="Aptos" w:hAnsi="Aptos" w:eastAsia="Aptos" w:cs="Aptos" w:asciiTheme="minorAscii" w:hAnsiTheme="minorAscii" w:eastAsiaTheme="minorAscii" w:cstheme="minorAscii"/>
+          <w:noProof w:val="0"/>
+          <w:sz w:val="24"/>
+          <w:szCs w:val="24"/>
+          <w:lang w:val="pt-BR"/>
+        </w:rPr>
+        <w:t>reúne indicadores dos municípios brasileiros e permite refletir sobre como vivem as crianças em cada território, quais desafios enfrentam e quais ações podem ser fortalecidas. Conhecer essa realidade é um passo importante para promover infâncias mais protegidas, acolhedoras e cheias de possibilidades.</w:t>
+      </w:r>
+    </w:p>
+    <w:p>
+      <w:pPr>
+        <w:shd w:val="clear" w:color="auto" w:fill="FFFFFF" w:themeFill="background1"/>
+        <w:bidi w:val="0"/>
+        <w:spacing w:before="0" w:beforeAutospacing="off" w:after="240" w:afterAutospacing="off"/>
+        <w:jc w:val="left"/>
+      </w:pPr>
+      <w:r>
+        <w:rPr>
+          <w:rFonts w:ascii="Aptos" w:hAnsi="Aptos" w:eastAsia="Aptos" w:cs="Aptos" w:asciiTheme="minorAscii" w:hAnsiTheme="minorAscii" w:eastAsiaTheme="minorAscii" w:cstheme="minorAscii"/>
+          <w:b w:val="0"/>
+          <w:bCs w:val="0"/>
+          <w:i w:val="0"/>
+          <w:iCs w:val="0"/>
+          <w:caps w:val="0"/>
+          <w:smallCaps w:val="0"/>
+          <w:noProof w:val="0"/>
+          <w:color w:val="261810"/>
+          <w:sz w:val="24"/>
+          <w:szCs w:val="24"/>
+          <w:lang w:val="pt-BR"/>
+        </w:rPr>
+        <w:t>Que tal descobrir como está o cenário da primeira infância em seu município? Vamos nessa?</w:t>
+      </w:r>
+    </w:p>
+    <w:p>
+      <w:pPr>
+        <w:shd w:val="clear" w:color="auto" w:fill="FFFFFF" w:themeFill="background1"/>
+        <w:bidi w:val="0"/>
+        <w:spacing w:before="0" w:beforeAutospacing="off" w:after="240" w:afterAutospacing="off"/>
+        <w:jc w:val="left"/>
+      </w:pPr>
+      <w:r>
+        <w:rPr>
+          <w:rFonts w:ascii="Aptos" w:hAnsi="Aptos" w:eastAsia="Aptos" w:cs="Aptos" w:asciiTheme="minorAscii" w:hAnsiTheme="minorAscii" w:eastAsiaTheme="minorAscii" w:cstheme="minorAscii"/>
+          <w:b w:val="0"/>
+          <w:bCs w:val="0"/>
+          <w:i w:val="0"/>
+          <w:iCs w:val="0"/>
+          <w:caps w:val="0"/>
+          <w:smallCaps w:val="0"/>
+          <w:noProof w:val="0"/>
+          <w:color w:val="261810"/>
+          <w:sz w:val="24"/>
+          <w:szCs w:val="24"/>
+          <w:lang w:val="pt-BR"/>
+        </w:rPr>
+        <w:t>[manter box de texto com o link para o site]</w:t>
+      </w:r>
+    </w:p>
+    <w:p>
+      <w:pPr>
+        <w:shd w:val="clear" w:color="auto" w:fill="FFFFFF" w:themeFill="background1"/>
+        <w:bidi w:val="0"/>
+        <w:spacing w:before="0" w:beforeAutospacing="off" w:after="240" w:afterAutospacing="off"/>
+        <w:jc w:val="left"/>
+        <w:rPr>
+          <w:rFonts w:ascii="Aptos" w:hAnsi="Aptos" w:eastAsia="Aptos" w:cs="Aptos" w:asciiTheme="minorAscii" w:hAnsiTheme="minorAscii" w:eastAsiaTheme="minorAscii" w:cstheme="minorAscii"/>
+          <w:b w:val="0"/>
+          <w:bCs w:val="0"/>
+          <w:i w:val="0"/>
+          <w:iCs w:val="0"/>
+          <w:caps w:val="0"/>
+          <w:smallCaps w:val="0"/>
+          <w:noProof w:val="0"/>
+          <w:color w:val="261810"/>
+          <w:sz w:val="24"/>
+          <w:szCs w:val="24"/>
+          <w:lang w:val="pt-BR"/>
+        </w:rPr>
+      </w:pPr>
+    </w:p>
+    <w:p>
+      <w:pPr>
+        <w:bidi w:val="0"/>
+        <w:spacing w:before="240" w:beforeAutospacing="off" w:after="240" w:afterAutospacing="off"/>
+        <w:jc w:val="left"/>
+      </w:pPr>
+      <w:r>
+        <w:rPr>
+          <w:rFonts w:ascii="Aptos" w:hAnsi="Aptos" w:eastAsia="Aptos" w:cs="Aptos"/>
+          <w:b w:val="1"/>
+          <w:bCs w:val="1"/>
+          <w:noProof w:val="0"/>
+          <w:sz w:val="24"/>
+          <w:szCs w:val="24"/>
+          <w:lang w:val="pt-BR"/>
+        </w:rPr>
+        <w:t>6. Ajuste na organização do conteúdo</w:t>
+      </w:r>
+    </w:p>
+    <w:p>
+      <w:pPr>
+        <w:bidi w:val="0"/>
+        <w:spacing w:before="240" w:beforeAutospacing="off" w:after="240" w:afterAutospacing="off"/>
+        <w:jc w:val="left"/>
+      </w:pPr>
+      <w:r>
+        <w:rPr>
+          <w:rFonts w:ascii="Aptos" w:hAnsi="Aptos" w:eastAsia="Aptos" w:cs="Aptos"/>
+          <w:noProof w:val="0"/>
+          <w:sz w:val="24"/>
+          <w:szCs w:val="24"/>
+          <w:lang w:val="pt-BR"/>
+        </w:rPr>
+        <w:t xml:space="preserve">Na página </w:t>
+      </w:r>
+      <w:r>
+        <w:rPr>
+          <w:rFonts w:ascii="Aptos" w:hAnsi="Aptos" w:eastAsia="Aptos" w:cs="Aptos"/>
+          <w:b w:val="1"/>
+          <w:bCs w:val="1"/>
+          <w:noProof w:val="0"/>
+          <w:sz w:val="24"/>
+          <w:szCs w:val="24"/>
+          <w:lang w:val="pt-BR"/>
+        </w:rPr>
+        <w:t>“Políticas de Proteção e Cuidado”</w:t>
+      </w:r>
+      <w:r>
+        <w:rPr>
+          <w:rFonts w:ascii="Aptos" w:hAnsi="Aptos" w:eastAsia="Aptos" w:cs="Aptos"/>
+          <w:noProof w:val="0"/>
+          <w:sz w:val="24"/>
+          <w:szCs w:val="24"/>
+          <w:lang w:val="pt-BR"/>
+        </w:rPr>
+        <w:t xml:space="preserve">, retirar do </w:t>
+      </w:r>
+      <w:r>
+        <w:rPr>
+          <w:rFonts w:ascii="Aptos" w:hAnsi="Aptos" w:eastAsia="Aptos" w:cs="Aptos"/>
+          <w:b w:val="1"/>
+          <w:bCs w:val="1"/>
+          <w:noProof w:val="0"/>
+          <w:sz w:val="24"/>
+          <w:szCs w:val="24"/>
+          <w:lang w:val="pt-BR"/>
+        </w:rPr>
+        <w:t>box de texto</w:t>
+      </w:r>
+      <w:r>
+        <w:rPr>
+          <w:rFonts w:ascii="Aptos" w:hAnsi="Aptos" w:eastAsia="Aptos" w:cs="Aptos"/>
+          <w:noProof w:val="0"/>
+          <w:sz w:val="24"/>
+          <w:szCs w:val="24"/>
+          <w:lang w:val="pt-BR"/>
+        </w:rPr>
+        <w:t xml:space="preserve"> o primeiro parágrafo, iniciado por </w:t>
+      </w:r>
+      <w:r>
+        <w:rPr>
+          <w:rFonts w:ascii="Aptos" w:hAnsi="Aptos" w:eastAsia="Aptos" w:cs="Aptos"/>
+          <w:b w:val="1"/>
+          <w:bCs w:val="1"/>
+          <w:noProof w:val="0"/>
+          <w:sz w:val="24"/>
+          <w:szCs w:val="24"/>
+          <w:lang w:val="pt-BR"/>
+        </w:rPr>
+        <w:t>“Conhecer a trajetória das leis e políticas públicas no Brasil ajuda a compreender...”</w:t>
+      </w:r>
+      <w:r>
+        <w:rPr>
+          <w:rFonts w:ascii="Aptos" w:hAnsi="Aptos" w:eastAsia="Aptos" w:cs="Aptos"/>
+          <w:noProof w:val="0"/>
+          <w:sz w:val="24"/>
+          <w:szCs w:val="24"/>
+          <w:lang w:val="pt-BR"/>
+        </w:rPr>
+        <w:t>.</w:t>
+      </w:r>
+    </w:p>
+    <w:p>
+      <w:pPr>
+        <w:bidi w:val="0"/>
+        <w:spacing w:before="240" w:beforeAutospacing="off" w:after="240" w:afterAutospacing="off"/>
+        <w:jc w:val="left"/>
+      </w:pPr>
+      <w:r>
+        <w:rPr>
+          <w:rFonts w:ascii="Aptos" w:hAnsi="Aptos" w:eastAsia="Aptos" w:cs="Aptos"/>
+          <w:noProof w:val="0"/>
+          <w:sz w:val="24"/>
+          <w:szCs w:val="24"/>
+          <w:lang w:val="pt-BR"/>
+        </w:rPr>
+        <w:t xml:space="preserve">O parágrafo deve ser mantido na página, mas apresentado </w:t>
+      </w:r>
+      <w:r>
+        <w:rPr>
+          <w:rFonts w:ascii="Aptos" w:hAnsi="Aptos" w:eastAsia="Aptos" w:cs="Aptos"/>
+          <w:b w:val="1"/>
+          <w:bCs w:val="1"/>
+          <w:noProof w:val="0"/>
+          <w:sz w:val="24"/>
+          <w:szCs w:val="24"/>
+          <w:lang w:val="pt-BR"/>
+        </w:rPr>
+        <w:t>fora do box de texto</w:t>
+      </w:r>
+      <w:r>
+        <w:rPr>
+          <w:rFonts w:ascii="Aptos" w:hAnsi="Aptos" w:eastAsia="Aptos" w:cs="Aptos"/>
+          <w:noProof w:val="0"/>
+          <w:sz w:val="24"/>
+          <w:szCs w:val="24"/>
+          <w:lang w:val="pt-BR"/>
+        </w:rPr>
+        <w:t>, antes dele.</w:t>
+      </w:r>
+    </w:p>
+    <w:p>
+      <w:pPr>
+        <w:pStyle w:val="Normal"/>
+        <w:suppressLineNumbers w:val="0"/>
+        <w:shd w:val="clear" w:color="auto" w:fill="FFFFFF" w:themeFill="background1"/>
+        <w:bidi w:val="0"/>
+        <w:spacing w:before="0" w:beforeAutospacing="off" w:after="240" w:afterAutospacing="off" w:line="279" w:lineRule="auto"/>
+        <w:ind w:left="0" w:right="0"/>
+        <w:jc w:val="left"/>
+        <w:rPr>
+          <w:rFonts w:ascii="Aptos" w:hAnsi="Aptos" w:eastAsia="Aptos" w:cs="Aptos" w:asciiTheme="minorAscii" w:hAnsiTheme="minorAscii" w:eastAsiaTheme="minorAscii" w:cstheme="minorAscii"/>
+          <w:b w:val="1"/>
+          <w:bCs w:val="1"/>
+          <w:i w:val="0"/>
+          <w:iCs w:val="0"/>
+          <w:caps w:val="0"/>
+          <w:smallCaps w:val="0"/>
+          <w:noProof w:val="0"/>
+          <w:color w:val="auto"/>
+          <w:sz w:val="24"/>
+          <w:szCs w:val="24"/>
+          <w:lang w:val="pt-BR"/>
+        </w:rPr>
+      </w:pPr>
+      <w:r>
+        <w:rPr>
+          <w:rFonts w:ascii="Aptos" w:hAnsi="Aptos" w:eastAsia="Aptos" w:cs="Aptos" w:asciiTheme="minorAscii" w:hAnsiTheme="minorAscii" w:eastAsiaTheme="minorAscii" w:cstheme="minorAscii"/>
+          <w:b w:val="1"/>
+          <w:bCs w:val="1"/>
+          <w:i w:val="0"/>
+          <w:iCs w:val="0"/>
+          <w:caps w:val="0"/>
+          <w:smallCaps w:val="0"/>
+          <w:noProof w:val="0"/>
+          <w:color w:val="auto"/>
+          <w:sz w:val="24"/>
+          <w:szCs w:val="24"/>
+          <w:lang w:val="pt-BR"/>
+        </w:rPr>
+        <w:t xml:space="preserve">7. Após a lição Conhecer para Transformar, </w:t>
+      </w:r>
+      <w:r>
+        <w:rPr>
+          <w:rFonts w:ascii="Aptos" w:hAnsi="Aptos" w:eastAsia="Aptos" w:cs="Aptos" w:asciiTheme="minorAscii" w:hAnsiTheme="minorAscii" w:eastAsiaTheme="minorAscii" w:cstheme="minorAscii"/>
+          <w:b w:val="1"/>
+          <w:bCs w:val="1"/>
+          <w:i w:val="0"/>
+          <w:iCs w:val="0"/>
+          <w:caps w:val="0"/>
+          <w:smallCaps w:val="0"/>
+          <w:noProof w:val="0"/>
+          <w:color w:val="auto"/>
+          <w:sz w:val="24"/>
+          <w:szCs w:val="24"/>
+          <w:highlight w:val="yellow"/>
+          <w:lang w:val="pt-BR"/>
+        </w:rPr>
+        <w:t>adicionar o seguinte fórum:</w:t>
+      </w:r>
+    </w:p>
+    <w:p>
+      <w:pPr>
+        <w:pStyle w:val="Normal"/>
+        <w:bidi w:val="0"/>
+        <w:spacing w:before="240" w:beforeAutospacing="off" w:after="240" w:afterAutospacing="off"/>
+      </w:pPr>
+      <w:r>
+        <w:rPr>
+          <w:noProof w:val="0"/>
+          <w:lang w:val="pt-BR"/>
+        </w:rPr>
+        <w:t>Fórum: Infâncias no território - olhar, escutar e refletir</w:t>
+      </w:r>
+    </w:p>
+    <w:p>
+      <w:pPr>
+        <w:bidi w:val="0"/>
+        <w:spacing w:before="240" w:beforeAutospacing="off" w:after="240" w:afterAutospacing="off"/>
+      </w:pPr>
+      <w:r>
+        <w:rPr>
+          <w:rFonts w:ascii="Aptos" w:hAnsi="Aptos" w:eastAsia="Aptos" w:cs="Aptos"/>
+          <w:noProof w:val="0"/>
+          <w:sz w:val="24"/>
+          <w:szCs w:val="24"/>
+          <w:lang w:val="pt-BR"/>
+        </w:rPr>
+        <w:t>As crianças vivem diferentes realidades, e os territórios onde crescem influenciam suas oportunidades de cuidado, convivência, brincadeira e aprendizagem.</w:t>
+      </w:r>
+    </w:p>
+    <w:p>
+      <w:pPr>
+        <w:bidi w:val="0"/>
+        <w:spacing w:before="240" w:beforeAutospacing="off" w:after="240" w:afterAutospacing="off"/>
+      </w:pPr>
+      <w:r>
+        <w:rPr>
+          <w:rFonts w:ascii="Aptos" w:hAnsi="Aptos" w:eastAsia="Aptos" w:cs="Aptos"/>
+          <w:noProof w:val="0"/>
+          <w:sz w:val="24"/>
+          <w:szCs w:val="24"/>
+          <w:lang w:val="pt-BR"/>
+        </w:rPr>
+        <w:t>Ao longo desta lição, refletimos sobre as desigualdades que podem atravessar a Primeira Infância e sobre a importância das redes de cuidado e proteção. Agora, convidamos você a olhar para o contexto em que vive ou atua e refletir sobre as infâncias presentes nesse território.</w:t>
+      </w:r>
+    </w:p>
+    <w:p>
+      <w:pPr>
+        <w:bidi w:val="0"/>
+        <w:spacing w:before="240" w:beforeAutospacing="off" w:after="240" w:afterAutospacing="off"/>
+      </w:pPr>
+      <w:r>
+        <w:rPr>
+          <w:rFonts w:ascii="Aptos" w:hAnsi="Aptos" w:eastAsia="Aptos" w:cs="Aptos"/>
+          <w:b w:val="1"/>
+          <w:bCs w:val="1"/>
+          <w:noProof w:val="0"/>
+          <w:sz w:val="24"/>
+          <w:szCs w:val="24"/>
+          <w:lang w:val="pt-BR"/>
+        </w:rPr>
+        <w:t>[ABRIR BOX]</w:t>
+      </w:r>
+    </w:p>
+    <w:p>
+      <w:pPr>
+        <w:bidi w:val="0"/>
+        <w:spacing w:before="240" w:beforeAutospacing="off" w:after="240" w:afterAutospacing="off"/>
+      </w:pPr>
+      <w:r>
+        <w:rPr>
+          <w:rFonts w:ascii="Aptos" w:hAnsi="Aptos" w:eastAsia="Aptos" w:cs="Aptos"/>
+          <w:b w:val="1"/>
+          <w:bCs w:val="1"/>
+          <w:noProof w:val="0"/>
+          <w:sz w:val="24"/>
+          <w:szCs w:val="24"/>
+          <w:lang w:val="pt-BR"/>
+        </w:rPr>
+        <w:t>[Ícone de balões de diálogo] Para participar</w:t>
+      </w:r>
+    </w:p>
+    <w:p>
+      <w:pPr>
+        <w:bidi w:val="0"/>
+        <w:spacing w:before="240" w:beforeAutospacing="off" w:after="240" w:afterAutospacing="off"/>
+      </w:pPr>
+      <w:r>
+        <w:rPr>
+          <w:rFonts w:ascii="Aptos" w:hAnsi="Aptos" w:eastAsia="Aptos" w:cs="Aptos"/>
+          <w:noProof w:val="0"/>
+          <w:sz w:val="24"/>
+          <w:szCs w:val="24"/>
+          <w:lang w:val="pt-BR"/>
+        </w:rPr>
+        <w:t>A partir do que discutimos nesta lição, responda à seguinte pergunta:</w:t>
+      </w:r>
+    </w:p>
+    <w:p>
+      <w:pPr>
+        <w:pStyle w:val="Normal"/>
+        <w:bidi w:val="0"/>
+        <w:spacing w:before="240" w:beforeAutospacing="off" w:after="240" w:afterAutospacing="off"/>
+        <w:rPr>
+          <w:rFonts w:ascii="Aptos" w:hAnsi="Aptos" w:eastAsia="Aptos" w:cs="Aptos"/>
+          <w:b w:val="1"/>
+          <w:bCs w:val="1"/>
+          <w:noProof w:val="0"/>
+          <w:sz w:val="24"/>
+          <w:szCs w:val="24"/>
+          <w:lang w:val="pt-BR"/>
+        </w:rPr>
+      </w:pPr>
+      <w:r>
+        <w:rPr>
+          <w:rFonts w:ascii="Aptos" w:hAnsi="Aptos" w:eastAsia="Aptos" w:cs="Aptos"/>
+          <w:b w:val="1"/>
+          <w:bCs w:val="1"/>
+          <w:noProof w:val="0"/>
+          <w:sz w:val="24"/>
+          <w:szCs w:val="24"/>
+          <w:lang w:val="pt-BR"/>
+        </w:rPr>
+        <w:t>Que desigualdades impactam a vida das crianças em seu território e quais redes, pessoas ou iniciativas contribuem</w:t>
+      </w:r>
+      <w:r>
+        <w:rPr>
+          <w:rFonts w:ascii="Aptos" w:hAnsi="Aptos" w:eastAsia="Aptos" w:cs="Aptos"/>
+          <w:b w:val="1"/>
+          <w:bCs w:val="1"/>
+          <w:noProof w:val="0"/>
+          <w:sz w:val="24"/>
+          <w:szCs w:val="24"/>
+          <w:lang w:val="pt-BR"/>
+        </w:rPr>
+        <w:t xml:space="preserve"> </w:t>
+      </w:r>
+      <w:r>
+        <w:rPr>
+          <w:rFonts w:ascii="Aptos" w:hAnsi="Aptos" w:eastAsia="Aptos" w:cs="Aptos"/>
+          <w:b w:val="1"/>
+          <w:bCs w:val="1"/>
+          <w:noProof w:val="0"/>
+          <w:sz w:val="24"/>
+          <w:szCs w:val="24"/>
+          <w:lang w:val="pt-BR"/>
+        </w:rPr>
+        <w:t xml:space="preserve">– </w:t>
+      </w:r>
+      <w:r>
+        <w:rPr>
+          <w:rFonts w:ascii="Aptos" w:hAnsi="Aptos" w:eastAsia="Aptos" w:cs="Aptos"/>
+          <w:b w:val="1"/>
+          <w:bCs w:val="1"/>
+          <w:noProof w:val="0"/>
+          <w:sz w:val="24"/>
+          <w:szCs w:val="24"/>
+          <w:lang w:val="pt-BR"/>
+        </w:rPr>
+        <w:t>ou poderiam contribuir</w:t>
+      </w:r>
+      <w:r>
+        <w:rPr>
+          <w:rFonts w:ascii="Aptos" w:hAnsi="Aptos" w:eastAsia="Aptos" w:cs="Aptos"/>
+          <w:b w:val="1"/>
+          <w:bCs w:val="1"/>
+          <w:noProof w:val="0"/>
+          <w:sz w:val="24"/>
+          <w:szCs w:val="24"/>
+          <w:lang w:val="pt-BR"/>
+        </w:rPr>
+        <w:t xml:space="preserve"> </w:t>
+      </w:r>
+      <w:r>
+        <w:rPr>
+          <w:rFonts w:ascii="Aptos" w:hAnsi="Aptos" w:eastAsia="Aptos" w:cs="Aptos"/>
+          <w:b w:val="1"/>
+          <w:bCs w:val="1"/>
+          <w:noProof w:val="0"/>
+          <w:sz w:val="24"/>
+          <w:szCs w:val="24"/>
+          <w:lang w:val="pt-BR"/>
+        </w:rPr>
+        <w:t xml:space="preserve">– </w:t>
+      </w:r>
+      <w:r>
+        <w:rPr>
+          <w:rFonts w:ascii="Aptos" w:hAnsi="Aptos" w:eastAsia="Aptos" w:cs="Aptos"/>
+          <w:b w:val="1"/>
+          <w:bCs w:val="1"/>
+          <w:noProof w:val="0"/>
+          <w:sz w:val="24"/>
+          <w:szCs w:val="24"/>
+          <w:lang w:val="pt-BR"/>
+        </w:rPr>
+        <w:t>para fortalecer seu cuidado e proteção?</w:t>
+      </w:r>
+      <w:r>
+        <w:rPr>
+          <w:rFonts w:ascii="Aptos" w:hAnsi="Aptos" w:eastAsia="Aptos" w:cs="Aptos"/>
+          <w:b w:val="1"/>
+          <w:bCs w:val="1"/>
+          <w:noProof w:val="0"/>
+          <w:sz w:val="24"/>
+          <w:szCs w:val="24"/>
+          <w:lang w:val="pt-BR"/>
+        </w:rPr>
+        <w:t xml:space="preserve">  </w:t>
+      </w:r>
+    </w:p>
+    <w:p>
+      <w:pPr>
+        <w:bidi w:val="0"/>
+        <w:spacing w:before="240" w:beforeAutospacing="off" w:after="240" w:afterAutospacing="off"/>
+      </w:pPr>
+      <w:r>
+        <w:rPr>
+          <w:rFonts w:ascii="Aptos" w:hAnsi="Aptos" w:eastAsia="Aptos" w:cs="Aptos"/>
+          <w:noProof w:val="0"/>
+          <w:sz w:val="24"/>
+          <w:szCs w:val="24"/>
+          <w:lang w:val="pt-BR"/>
+        </w:rPr>
+        <w:t>Para construir sua resposta, você pode pensar nos espaços, pessoas e iniciativas que já fazem parte desse território e também em ações simples e possíveis que poderiam fortalecer as redes de cuidado ao redor das crianças.</w:t>
+      </w:r>
+    </w:p>
+    <w:p>
+      <w:pPr>
+        <w:bidi w:val="0"/>
+        <w:spacing w:before="0" w:beforeAutospacing="off" w:after="0" w:afterAutospacing="off"/>
+      </w:pPr>
+    </w:p>
+    <w:p>
+      <w:pPr>
+        <w:bidi w:val="0"/>
+        <w:spacing w:before="240" w:beforeAutospacing="off" w:after="240" w:afterAutospacing="off"/>
+        <w:jc w:val="left"/>
+        <w:rPr>
+          <w:rFonts w:ascii="Segoe UI" w:hAnsi="Segoe UI" w:eastAsia="Segoe UI" w:cs="Segoe UI"/>
+          <w:b w:val="0"/>
+          <w:bCs w:val="0"/>
+          <w:i w:val="0"/>
+          <w:iCs w:val="0"/>
+          <w:caps w:val="0"/>
+          <w:smallCaps w:val="0"/>
+          <w:noProof w:val="0"/>
+          <w:color w:val="261810"/>
+          <w:sz w:val="22"/>
+          <w:szCs w:val="22"/>
+          <w:lang w:val="pt-BR"/>
+        </w:rPr>
+      </w:pPr>
+      <w:r>
+        <w:rPr>
+          <w:rFonts w:ascii="Segoe UI" w:hAnsi="Segoe UI" w:eastAsia="Segoe UI" w:cs="Segoe UI"/>
+          <w:b w:val="0"/>
+          <w:bCs w:val="0"/>
+          <w:i w:val="1"/>
+          <w:iCs w:val="1"/>
+          <w:caps w:val="0"/>
+          <w:smallCaps w:val="0"/>
+          <w:noProof w:val="0"/>
+          <w:color w:val="261810"/>
+          <w:sz w:val="22"/>
+          <w:szCs w:val="22"/>
+          <w:lang w:val="pt-BR"/>
+        </w:rPr>
+        <w:t>---------------------------------------------------------------------------------------------------</w:t>
+      </w:r>
+    </w:p>
+    <w:p>
+      <w:pPr>
+        <w:bidi w:val="0"/>
+        <w:spacing w:before="240" w:beforeAutospacing="off" w:after="240" w:afterAutospacing="off" w:line="279" w:lineRule="auto"/>
+        <w:ind w:left="0" w:right="0"/>
+        <w:jc w:val="left"/>
+        <w:rPr>
+          <w:rFonts w:ascii="Aptos" w:hAnsi="Aptos" w:eastAsia="Aptos" w:cs="Aptos"/>
+          <w:b w:val="0"/>
+          <w:bCs w:val="0"/>
+          <w:i w:val="0"/>
+          <w:iCs w:val="0"/>
+          <w:caps w:val="0"/>
+          <w:smallCaps w:val="0"/>
+          <w:noProof w:val="0"/>
+          <w:color w:val="000000" w:themeColor="text1" w:themeTint="FF" w:themeShade="FF"/>
+          <w:sz w:val="24"/>
+          <w:szCs w:val="24"/>
+          <w:lang w:val="pt-BR"/>
+        </w:rPr>
+      </w:pPr>
+      <w:r>
+        <w:rPr>
+          <w:rFonts w:ascii="Aptos" w:hAnsi="Aptos" w:eastAsia="Aptos" w:cs="Aptos"/>
+          <w:b w:val="0"/>
+          <w:bCs w:val="0"/>
+          <w:i w:val="0"/>
+          <w:iCs w:val="0"/>
+          <w:caps w:val="0"/>
+          <w:smallCaps w:val="0"/>
+          <w:noProof w:val="0"/>
+          <w:color w:val="000000" w:themeColor="text1" w:themeTint="FF" w:themeShade="FF"/>
+          <w:sz w:val="24"/>
+          <w:szCs w:val="24"/>
+          <w:lang w:val="pt-BR"/>
+        </w:rPr>
+        <w:t>[manter ícone]</w:t>
+      </w:r>
+      <w:r>
+        <w:rPr>
+          <w:rFonts w:ascii="Aptos" w:hAnsi="Aptos" w:eastAsia="Aptos" w:cs="Aptos"/>
+          <w:b w:val="0"/>
+          <w:bCs w:val="0"/>
+          <w:i w:val="1"/>
+          <w:iCs w:val="1"/>
+          <w:caps w:val="0"/>
+          <w:smallCaps w:val="0"/>
+          <w:noProof w:val="0"/>
+          <w:color w:val="000000" w:themeColor="text1" w:themeTint="FF" w:themeShade="FF"/>
+          <w:sz w:val="24"/>
+          <w:szCs w:val="24"/>
+          <w:lang w:val="pt-BR"/>
+        </w:rPr>
+        <w:t xml:space="preserve"> Após </w:t>
+      </w:r>
+      <w:r>
+        <w:rPr>
+          <w:rFonts w:ascii="Aptos" w:hAnsi="Aptos" w:eastAsia="Aptos" w:cs="Aptos"/>
+          <w:b w:val="1"/>
+          <w:bCs w:val="1"/>
+          <w:i w:val="1"/>
+          <w:iCs w:val="1"/>
+          <w:caps w:val="0"/>
+          <w:smallCaps w:val="0"/>
+          <w:noProof w:val="0"/>
+          <w:color w:val="000000" w:themeColor="text1" w:themeTint="FF" w:themeShade="FF"/>
+          <w:sz w:val="24"/>
+          <w:szCs w:val="24"/>
+          <w:lang w:val="pt-BR"/>
+        </w:rPr>
+        <w:t>sua postagem</w:t>
+      </w:r>
+      <w:r>
+        <w:rPr>
+          <w:rFonts w:ascii="Aptos" w:hAnsi="Aptos" w:eastAsia="Aptos" w:cs="Aptos"/>
+          <w:b w:val="0"/>
+          <w:bCs w:val="0"/>
+          <w:i w:val="1"/>
+          <w:iCs w:val="1"/>
+          <w:caps w:val="0"/>
+          <w:smallCaps w:val="0"/>
+          <w:noProof w:val="0"/>
+          <w:color w:val="000000" w:themeColor="text1" w:themeTint="FF" w:themeShade="FF"/>
+          <w:sz w:val="24"/>
+          <w:szCs w:val="24"/>
+          <w:lang w:val="pt-BR"/>
+        </w:rPr>
+        <w:t xml:space="preserve">, comente em </w:t>
+      </w:r>
+      <w:r>
+        <w:rPr>
+          <w:rFonts w:ascii="Aptos" w:hAnsi="Aptos" w:eastAsia="Aptos" w:cs="Aptos"/>
+          <w:b w:val="1"/>
+          <w:bCs w:val="1"/>
+          <w:i w:val="1"/>
+          <w:iCs w:val="1"/>
+          <w:caps w:val="0"/>
+          <w:smallCaps w:val="0"/>
+          <w:noProof w:val="0"/>
+          <w:color w:val="000000" w:themeColor="text1" w:themeTint="FF" w:themeShade="FF"/>
+          <w:sz w:val="24"/>
+          <w:szCs w:val="24"/>
+          <w:lang w:val="pt-BR"/>
+        </w:rPr>
+        <w:t>pelo menos duas participações</w:t>
+      </w:r>
+      <w:r>
+        <w:rPr>
+          <w:rFonts w:ascii="Aptos" w:hAnsi="Aptos" w:eastAsia="Aptos" w:cs="Aptos"/>
+          <w:b w:val="0"/>
+          <w:bCs w:val="0"/>
+          <w:i w:val="1"/>
+          <w:iCs w:val="1"/>
+          <w:caps w:val="0"/>
+          <w:smallCaps w:val="0"/>
+          <w:noProof w:val="0"/>
+          <w:color w:val="000000" w:themeColor="text1" w:themeTint="FF" w:themeShade="FF"/>
+          <w:sz w:val="24"/>
+          <w:szCs w:val="24"/>
+          <w:lang w:val="pt-BR"/>
+        </w:rPr>
+        <w:t xml:space="preserve"> </w:t>
+      </w:r>
+      <w:r>
+        <w:rPr>
+          <w:rFonts w:ascii="Aptos" w:hAnsi="Aptos" w:eastAsia="Aptos" w:cs="Aptos"/>
+          <w:b w:val="0"/>
+          <w:bCs w:val="0"/>
+          <w:i w:val="1"/>
+          <w:iCs w:val="1"/>
+          <w:caps w:val="0"/>
+          <w:smallCaps w:val="0"/>
+          <w:noProof w:val="0"/>
+          <w:color w:val="000000" w:themeColor="text1" w:themeTint="FF" w:themeShade="FF"/>
+          <w:sz w:val="24"/>
+          <w:szCs w:val="24"/>
+          <w:lang w:val="pt-BR"/>
+        </w:rPr>
+        <w:t>de colegas</w:t>
+      </w:r>
+      <w:r>
+        <w:rPr>
+          <w:rFonts w:ascii="Aptos" w:hAnsi="Aptos" w:eastAsia="Aptos" w:cs="Aptos"/>
+          <w:b w:val="0"/>
+          <w:bCs w:val="0"/>
+          <w:i w:val="1"/>
+          <w:iCs w:val="1"/>
+          <w:caps w:val="0"/>
+          <w:smallCaps w:val="0"/>
+          <w:noProof w:val="0"/>
+          <w:color w:val="000000" w:themeColor="text1" w:themeTint="FF" w:themeShade="FF"/>
+          <w:sz w:val="24"/>
+          <w:szCs w:val="24"/>
+          <w:lang w:val="pt-BR"/>
+        </w:rPr>
+        <w:t xml:space="preserve"> para fortalecermos nossa própria rede de aprendizagem!</w:t>
+      </w:r>
+    </w:p>
+    <w:p>
+      <w:pPr>
+        <w:bidi w:val="0"/>
+        <w:spacing w:before="240" w:beforeAutospacing="off" w:after="240" w:afterAutospacing="off"/>
+        <w:rPr>
+          <w:rFonts w:ascii="Aptos" w:hAnsi="Aptos" w:eastAsia="Aptos" w:cs="Aptos"/>
+          <w:noProof w:val="0"/>
+          <w:sz w:val="24"/>
+          <w:szCs w:val="24"/>
+          <w:lang w:val="pt-BR"/>
+        </w:rPr>
+      </w:pPr>
+    </w:p>
+    <w:p>
+      <w:pPr>
+        <w:bidi w:val="0"/>
+        <w:spacing w:before="240" w:beforeAutospacing="off" w:after="240" w:afterAutospacing="off"/>
+      </w:pPr>
+      <w:r>
+        <w:rPr>
+          <w:rFonts w:ascii="Aptos" w:hAnsi="Aptos" w:eastAsia="Aptos" w:cs="Aptos"/>
+          <w:b w:val="1"/>
+          <w:bCs w:val="1"/>
+          <w:noProof w:val="0"/>
+          <w:sz w:val="24"/>
+          <w:szCs w:val="24"/>
+          <w:lang w:val="pt-BR"/>
+        </w:rPr>
+        <w:t>[FECHAR BOX]</w:t>
+      </w:r>
+    </w:p>
+    <w:p>
+      <w:pPr>
+        <w:pStyle w:val="Normal"/>
+        <w:bidi w:val="0"/>
+        <w:spacing w:before="240" w:beforeAutospacing="off" w:after="240" w:afterAutospacing="off"/>
+        <w:rPr>
+          <w:rFonts w:ascii="Aptos" w:hAnsi="Aptos" w:eastAsia="Aptos" w:cs="Aptos"/>
+          <w:noProof w:val="0"/>
+          <w:sz w:val="24"/>
+          <w:szCs w:val="24"/>
+          <w:lang w:val="pt-BR"/>
+        </w:rPr>
+      </w:pPr>
+    </w:p>
+    <w:p>
+      <w:pPr>
+        <w:pStyle w:val="Normal"/>
+        <w:bidi w:val="0"/>
+        <w:spacing w:before="240" w:beforeAutospacing="off" w:after="240" w:afterAutospacing="off"/>
+        <w:rPr>
+          <w:rFonts w:ascii="Aptos" w:hAnsi="Aptos" w:eastAsia="Aptos" w:cs="Aptos"/>
+          <w:noProof w:val="0"/>
+          <w:sz w:val="24"/>
+          <w:szCs w:val="24"/>
+          <w:lang w:val="pt-BR"/>
+        </w:rPr>
+      </w:pPr>
+    </w:p>
+    <w:p>
+      <w:pPr>
+        <w:bidi w:val="0"/>
+        <w:spacing w:before="240" w:beforeAutospacing="off" w:after="240" w:afterAutospacing="off"/>
+        <w:rPr>
+          <w:rFonts w:ascii="Aptos" w:hAnsi="Aptos" w:eastAsia="Aptos" w:cs="Aptos"/>
+          <w:noProof w:val="0"/>
+          <w:sz w:val="24"/>
+          <w:szCs w:val="24"/>
+          <w:lang w:val="pt-BR"/>
+        </w:rPr>
+      </w:pPr>
+    </w:p>
+    <w:p>
+      <w:pPr>
+        <w:pStyle w:val="Normal"/>
+        <w:bidi w:val="0"/>
+        <w:rPr>
+          <w:noProof w:val="0"/>
+          <w:lang w:val="pt-BR"/>
+        </w:rPr>
+      </w:pPr>
+    </w:p>
+    <w:p>
+      <w:pPr>
+        <w:pStyle w:val="Normal"/>
+        <w:rPr>
+          <w:rFonts w:ascii="Aptos" w:hAnsi="Aptos" w:eastAsia="Aptos" w:cs="Aptos"/>
+          <w:noProof w:val="0"/>
+          <w:color w:val="auto"/>
           <w:sz w:val="24"/>
           <w:szCs w:val="24"/>
           <w:lang w:val="pt-BR"/>
@@ -6334,6 +10055,38 @@
       <w:ind w:left="720"/>
       <w:contextualSpacing/>
     </w:pPr>
+  </w:style>
+  <w:style w:type="paragraph" w:styleId="Heading2">
+    <w:uiPriority w:val="9"/>
+    <w:name w:val="heading 2"/>
+    <w:basedOn w:val="Normal"/>
+    <w:next w:val="Normal"/>
+    <w:unhideWhenUsed/>
+    <w:qFormat/>
+    <w:rsid w:val="028197B9"/>
+    <w:rPr>
+      <w:rFonts w:ascii="Aptos Display" w:hAnsi="Aptos Display" w:eastAsia="" w:cs="" w:asciiTheme="majorAscii" w:hAnsiTheme="majorAscii" w:eastAsiaTheme="majorEastAsia" w:cstheme="majorBidi"/>
+      <w:color w:val="0F4761" w:themeColor="accent1" w:themeTint="FF" w:themeShade="BF"/>
+      <w:sz w:val="32"/>
+      <w:szCs w:val="32"/>
+    </w:rPr>
+    <w:pPr>
+      <w:keepNext w:val="1"/>
+      <w:keepLines w:val="1"/>
+      <w:spacing w:before="160" w:after="80"/>
+      <w:outlineLvl w:val="1"/>
+    </w:pPr>
+  </w:style>
+  <w:style w:type="character" w:styleId="Hyperlink">
+    <w:uiPriority w:val="99"/>
+    <w:name w:val="Hyperlink"/>
+    <w:basedOn w:val="DefaultParagraphFont"/>
+    <w:unhideWhenUsed/>
+    <w:rsid w:val="028197B9"/>
+    <w:rPr>
+      <w:color w:val="467886"/>
+      <w:u w:val="single"/>
+    </w:rPr>
   </w:style>
 </w:styles>
 </file>

--- a/temp/Ajustes_Módulo I.docx
+++ b/temp/Ajustes_Módulo I.docx
@@ -38,7 +38,7 @@
         <w:t>[Ajustes no Módulo I]</w:t>
       </w:r>
     </w:p>
-    <w:p xmlns:wp14="http://schemas.microsoft.com/office/word/2010/wordml" wp14:paraId="1A2FBE58" wp14:textId="6A77C52D">
+    <w:p xmlns:wp14="http://schemas.microsoft.com/office/word/2010/wordml" wp14:paraId="1A2FBE58" wp14:textId="1C3D7730">
       <w:pPr>
         <w:rPr>
           <w:rFonts w:ascii="Aptos" w:hAnsi="Aptos" w:eastAsia="Aptos" w:cs="Aptos"/>
@@ -90,44 +90,6 @@
         </w:rPr>
         <w:t xml:space="preserve"> Primeira Infância</w:t>
       </w:r>
-    </w:p>
-    <w:p xmlns:wp14="http://schemas.microsoft.com/office/word/2010/wordml" wp14:paraId="3302B2A8" wp14:textId="25B1F32E">
-      <w:pPr/>
-      <w:r>
-        <w:rPr>
-          <w:rFonts w:ascii="Aptos" w:hAnsi="Aptos" w:eastAsia="Aptos" w:cs="Aptos"/>
-          <w:b w:val="1"/>
-          <w:bCs w:val="1"/>
-          <w:i w:val="0"/>
-          <w:iCs w:val="0"/>
-          <w:caps w:val="0"/>
-          <w:smallCaps w:val="0"/>
-          <w:noProof w:val="0"/>
-          <w:color w:val="000000" w:themeColor="text1" w:themeTint="FF" w:themeShade="FF"/>
-          <w:sz w:val="36"/>
-          <w:szCs w:val="36"/>
-          <w:highlight w:val="yellow"/>
-          <w:lang w:val="pt-BR"/>
-        </w:rPr>
-        <w:t>Título longo, na apresentação da trilha com as partes do Módulo I:</w:t>
-      </w:r>
-      <w:r>
-        <w:rPr>
-          <w:rFonts w:ascii="Aptos" w:hAnsi="Aptos" w:eastAsia="Aptos" w:cs="Aptos"/>
-          <w:b w:val="1"/>
-          <w:bCs w:val="1"/>
-          <w:i w:val="0"/>
-          <w:iCs w:val="0"/>
-          <w:caps w:val="0"/>
-          <w:smallCaps w:val="0"/>
-          <w:noProof w:val="0"/>
-          <w:color w:val="000000" w:themeColor="text1" w:themeTint="FF" w:themeShade="FF"/>
-          <w:sz w:val="36"/>
-          <w:szCs w:val="36"/>
-          <w:lang w:val="pt-BR"/>
-        </w:rPr>
-        <w:t xml:space="preserve"> </w:t>
-      </w:r>
       <w:r>
         <w:rPr>
           <w:rFonts w:ascii="Aptos" w:hAnsi="Aptos" w:eastAsia="Aptos" w:cs="Aptos"/>
@@ -143,7 +105,7 @@
           <w:szCs w:val="36"/>
           <w:lang w:val="pt-BR"/>
         </w:rPr>
-        <w:t>Primeira Infância:</w:t>
+        <w:t xml:space="preserve"> [</w:t>
       </w:r>
       <w:r>
         <w:rPr>
@@ -158,13 +120,12 @@
           <w:color w:val="000000" w:themeColor="text1" w:themeTint="FF" w:themeShade="FF"/>
           <w:sz w:val="36"/>
           <w:szCs w:val="36"/>
-          <w:lang w:val="pt-BR"/>
-        </w:rPr>
-        <w:t xml:space="preserve"> Desenvolvimento, Cuidado e Bem-Estar</w:t>
-      </w:r>
-    </w:p>
-    <w:p xmlns:wp14="http://schemas.microsoft.com/office/word/2010/wordml" wp14:paraId="6919E859" wp14:textId="219E4F9B">
-      <w:pPr>
+          <w:highlight w:val="green"/>
+          <w:lang w:val="pt-BR"/>
+        </w:rPr>
+        <w:t>ok</w:t>
+      </w:r>
+      <w:r>
         <w:rPr>
           <w:rFonts w:ascii="Aptos" w:hAnsi="Aptos" w:eastAsia="Aptos" w:cs="Aptos"/>
           <w:b w:val="0"/>
@@ -179,9 +140,152 @@
           <w:szCs w:val="36"/>
           <w:lang w:val="pt-BR"/>
         </w:rPr>
-      </w:pPr>
-    </w:p>
-    <w:p xmlns:wp14="http://schemas.microsoft.com/office/word/2010/wordml" wp14:paraId="77E8E4AB" wp14:textId="78F65ED9">
+        <w:t>]</w:t>
+      </w:r>
+    </w:p>
+    <w:p xmlns:wp14="http://schemas.microsoft.com/office/word/2010/wordml" wp14:paraId="3302B2A8" wp14:textId="06FA5319">
+      <w:pPr/>
+      <w:r>
+        <w:rPr>
+          <w:rFonts w:ascii="Aptos" w:hAnsi="Aptos" w:eastAsia="Aptos" w:cs="Aptos"/>
+          <w:b w:val="1"/>
+          <w:bCs w:val="1"/>
+          <w:i w:val="0"/>
+          <w:iCs w:val="0"/>
+          <w:caps w:val="0"/>
+          <w:smallCaps w:val="0"/>
+          <w:noProof w:val="0"/>
+          <w:color w:val="000000" w:themeColor="text1" w:themeTint="FF" w:themeShade="FF"/>
+          <w:sz w:val="36"/>
+          <w:szCs w:val="36"/>
+          <w:highlight w:val="yellow"/>
+          <w:lang w:val="pt-BR"/>
+        </w:rPr>
+        <w:t>Título longo, na apresentação da trilha com as partes do Módulo I:</w:t>
+      </w:r>
+      <w:r>
+        <w:rPr>
+          <w:rFonts w:ascii="Aptos" w:hAnsi="Aptos" w:eastAsia="Aptos" w:cs="Aptos"/>
+          <w:b w:val="1"/>
+          <w:bCs w:val="1"/>
+          <w:i w:val="0"/>
+          <w:iCs w:val="0"/>
+          <w:caps w:val="0"/>
+          <w:smallCaps w:val="0"/>
+          <w:noProof w:val="0"/>
+          <w:color w:val="000000" w:themeColor="text1" w:themeTint="FF" w:themeShade="FF"/>
+          <w:sz w:val="36"/>
+          <w:szCs w:val="36"/>
+          <w:lang w:val="pt-BR"/>
+        </w:rPr>
+        <w:t xml:space="preserve"> </w:t>
+      </w:r>
+      <w:r>
+        <w:rPr>
+          <w:rFonts w:ascii="Aptos" w:hAnsi="Aptos" w:eastAsia="Aptos" w:cs="Aptos"/>
+          <w:b w:val="0"/>
+          <w:bCs w:val="0"/>
+          <w:i w:val="0"/>
+          <w:iCs w:val="0"/>
+          <w:caps w:val="0"/>
+          <w:smallCaps w:val="0"/>
+          <w:noProof w:val="0"/>
+          <w:color w:val="000000" w:themeColor="text1" w:themeTint="FF" w:themeShade="FF"/>
+          <w:sz w:val="36"/>
+          <w:szCs w:val="36"/>
+          <w:lang w:val="pt-BR"/>
+        </w:rPr>
+        <w:t>Primeira Infância:</w:t>
+      </w:r>
+      <w:r>
+        <w:rPr>
+          <w:rFonts w:ascii="Aptos" w:hAnsi="Aptos" w:eastAsia="Aptos" w:cs="Aptos"/>
+          <w:b w:val="0"/>
+          <w:bCs w:val="0"/>
+          <w:i w:val="0"/>
+          <w:iCs w:val="0"/>
+          <w:caps w:val="0"/>
+          <w:smallCaps w:val="0"/>
+          <w:noProof w:val="0"/>
+          <w:color w:val="000000" w:themeColor="text1" w:themeTint="FF" w:themeShade="FF"/>
+          <w:sz w:val="36"/>
+          <w:szCs w:val="36"/>
+          <w:lang w:val="pt-BR"/>
+        </w:rPr>
+        <w:t xml:space="preserve"> Desenvolvimento, Cuidado e Bem-Estar</w:t>
+      </w:r>
+      <w:r>
+        <w:rPr>
+          <w:rFonts w:ascii="Aptos" w:hAnsi="Aptos" w:eastAsia="Aptos" w:cs="Aptos"/>
+          <w:b w:val="0"/>
+          <w:bCs w:val="0"/>
+          <w:i w:val="0"/>
+          <w:iCs w:val="0"/>
+          <w:caps w:val="0"/>
+          <w:smallCaps w:val="0"/>
+          <w:noProof w:val="0"/>
+          <w:color w:val="000000" w:themeColor="text1" w:themeTint="FF" w:themeShade="FF"/>
+          <w:sz w:val="36"/>
+          <w:szCs w:val="36"/>
+          <w:lang w:val="pt-BR"/>
+        </w:rPr>
+        <w:t xml:space="preserve"> [</w:t>
+      </w:r>
+      <w:r>
+        <w:rPr>
+          <w:rFonts w:ascii="Aptos" w:hAnsi="Aptos" w:eastAsia="Aptos" w:cs="Aptos"/>
+          <w:b w:val="0"/>
+          <w:bCs w:val="0"/>
+          <w:i w:val="0"/>
+          <w:iCs w:val="0"/>
+          <w:caps w:val="0"/>
+          <w:smallCaps w:val="0"/>
+          <w:noProof w:val="0"/>
+          <w:color w:val="000000" w:themeColor="text1" w:themeTint="FF" w:themeShade="FF"/>
+          <w:sz w:val="36"/>
+          <w:szCs w:val="36"/>
+          <w:highlight w:val="green"/>
+          <w:lang w:val="pt-BR"/>
+        </w:rPr>
+        <w:t>ok</w:t>
+      </w:r>
+      <w:r>
+        <w:rPr>
+          <w:rFonts w:ascii="Aptos" w:hAnsi="Aptos" w:eastAsia="Aptos" w:cs="Aptos"/>
+          <w:b w:val="0"/>
+          <w:bCs w:val="0"/>
+          <w:i w:val="0"/>
+          <w:iCs w:val="0"/>
+          <w:caps w:val="0"/>
+          <w:smallCaps w:val="0"/>
+          <w:noProof w:val="0"/>
+          <w:color w:val="000000" w:themeColor="text1" w:themeTint="FF" w:themeShade="FF"/>
+          <w:sz w:val="36"/>
+          <w:szCs w:val="36"/>
+          <w:lang w:val="pt-BR"/>
+        </w:rPr>
+        <w:t>]</w:t>
+      </w:r>
+    </w:p>
+    <w:p xmlns:wp14="http://schemas.microsoft.com/office/word/2010/wordml" wp14:paraId="6919E859" wp14:textId="219E4F9B">
+      <w:pPr>
+        <w:rPr>
+          <w:rFonts w:ascii="Aptos" w:hAnsi="Aptos" w:eastAsia="Aptos" w:cs="Aptos"/>
+          <w:b w:val="0"/>
+          <w:bCs w:val="0"/>
+          <w:i w:val="0"/>
+          <w:iCs w:val="0"/>
+          <w:caps w:val="0"/>
+          <w:smallCaps w:val="0"/>
+          <w:noProof w:val="0"/>
+          <w:color w:val="000000" w:themeColor="text1" w:themeTint="FF" w:themeShade="FF"/>
+          <w:sz w:val="36"/>
+          <w:szCs w:val="36"/>
+          <w:lang w:val="pt-BR"/>
+        </w:rPr>
+      </w:pPr>
+    </w:p>
+    <w:p xmlns:wp14="http://schemas.microsoft.com/office/word/2010/wordml" wp14:paraId="77E8E4AB" wp14:textId="5851F8EB">
       <w:pPr>
         <w:pStyle w:val="Heading1"/>
       </w:pPr>
@@ -191,6 +295,28 @@
           <w:lang w:val="pt-BR"/>
         </w:rPr>
         <w:t>Solicitações de ajustes – Apresentação do Módulo 1</w:t>
+      </w:r>
+      <w:r>
+        <w:rPr>
+          <w:noProof w:val="0"/>
+          <w:lang w:val="pt-BR"/>
+        </w:rPr>
+        <w:t xml:space="preserve"> [</w:t>
+      </w:r>
+      <w:r>
+        <w:rPr>
+          <w:noProof w:val="0"/>
+          <w:highlight w:val="green"/>
+          <w:lang w:val="pt-BR"/>
+        </w:rPr>
+        <w:t>ok</w:t>
+      </w:r>
+      <w:r>
+        <w:rPr>
+          <w:noProof w:val="0"/>
+          <w:lang w:val="pt-BR"/>
+        </w:rPr>
+        <w:t>]</w:t>
       </w:r>
     </w:p>
     <w:p xmlns:wp14="http://schemas.microsoft.com/office/word/2010/wordml" wp14:paraId="3F6B2DA6" wp14:textId="6F3321BB">
@@ -976,7 +1102,7 @@
         </w:rPr>
       </w:pPr>
     </w:p>
-    <w:p xmlns:wp14="http://schemas.microsoft.com/office/word/2010/wordml" wp14:paraId="07E1595B" wp14:textId="2E9125B9">
+    <w:p xmlns:wp14="http://schemas.microsoft.com/office/word/2010/wordml" wp14:paraId="07E1595B" wp14:textId="76150364">
       <w:pPr>
         <w:pStyle w:val="Heading1"/>
         <w:suppressLineNumbers w:val="0"/>
@@ -1012,6 +1138,28 @@
           <w:lang w:val="pt-BR"/>
         </w:rPr>
         <w:t>começo de conversa</w:t>
+      </w:r>
+      <w:r>
+        <w:rPr>
+          <w:noProof w:val="0"/>
+          <w:lang w:val="pt-BR"/>
+        </w:rPr>
+        <w:t xml:space="preserve"> [</w:t>
+      </w:r>
+      <w:r>
+        <w:rPr>
+          <w:noProof w:val="0"/>
+          <w:highlight w:val="green"/>
+          <w:lang w:val="pt-BR"/>
+        </w:rPr>
+        <w:t>ok</w:t>
+      </w:r>
+      <w:r>
+        <w:rPr>
+          <w:noProof w:val="0"/>
+          <w:lang w:val="pt-BR"/>
+        </w:rPr>
+        <w:t>]</w:t>
       </w:r>
     </w:p>
     <w:p xmlns:wp14="http://schemas.microsoft.com/office/word/2010/wordml" wp14:paraId="02B87139" wp14:textId="6A9D68CD">
@@ -2746,6 +2894,28 @@
         </w:rPr>
         <w:t>Solicitações de ajustes – Parte 2: O desenvolvimento na Primeira Infância</w:t>
       </w:r>
+      <w:r>
+        <w:rPr>
+          <w:noProof w:val="0"/>
+          <w:lang w:val="pt-BR"/>
+        </w:rPr>
+        <w:t xml:space="preserve"> [</w:t>
+      </w:r>
+      <w:r>
+        <w:rPr>
+          <w:noProof w:val="0"/>
+          <w:highlight w:val="green"/>
+          <w:lang w:val="pt-BR"/>
+        </w:rPr>
+        <w:t>ok</w:t>
+      </w:r>
+      <w:r>
+        <w:rPr>
+          <w:noProof w:val="0"/>
+          <w:lang w:val="pt-BR"/>
+        </w:rPr>
+        <w:t>]</w:t>
+      </w:r>
     </w:p>
     <w:p>
       <w:pPr>
@@ -5682,64 +5852,6 @@
           <w:lang w:val="pt-BR"/>
         </w:rPr>
       </w:pPr>
-    </w:p>
-    <w:p>
-      <w:pPr>
-        <w:pStyle w:val="Normal"/>
-      </w:pPr>
-      <w:r>
-        <w:rPr>
-          <w:rFonts w:ascii="Aptos" w:hAnsi="Aptos" w:eastAsia="Aptos" w:cs="Aptos"/>
-          <w:noProof w:val="0"/>
-          <w:color w:val="FF0000"/>
-          <w:sz w:val="24"/>
-          <w:szCs w:val="24"/>
-          <w:highlight w:val="yellow"/>
-          <w:lang w:val="pt-BR"/>
-        </w:rPr>
-        <w:t>*** Atualizado no Moodle até aqui</w:t>
-      </w:r>
-      <w:r>
-        <w:rPr>
-          <w:rFonts w:ascii="Aptos" w:hAnsi="Aptos" w:eastAsia="Aptos" w:cs="Aptos"/>
-          <w:noProof w:val="0"/>
-          <w:color w:val="FF0000"/>
-          <w:sz w:val="24"/>
-          <w:szCs w:val="24"/>
-          <w:highlight w:val="yellow"/>
-          <w:lang w:val="pt-BR"/>
-        </w:rPr>
-        <w:t xml:space="preserve"> ***</w:t>
-      </w:r>
-    </w:p>
-    <w:p>
-      <w:pPr>
-        <w:pStyle w:val="Normal"/>
-        <w:rPr>
-          <w:rFonts w:ascii="Aptos" w:hAnsi="Aptos" w:eastAsia="Aptos" w:cs="Aptos"/>
-          <w:noProof w:val="0"/>
-          <w:color w:val="auto"/>
-          <w:sz w:val="24"/>
-          <w:szCs w:val="24"/>
-          <w:lang w:val="pt-BR"/>
-        </w:rPr>
-      </w:pPr>
-    </w:p>
-    <w:p>
-      <w:pPr>
-        <w:pStyle w:val="Normal"/>
-      </w:pPr>
-      <w:r>
-        <w:rPr>
-          <w:rFonts w:ascii="Aptos" w:hAnsi="Aptos" w:eastAsia="Aptos" w:cs="Aptos"/>
-          <w:noProof w:val="0"/>
-          <w:color w:val="auto"/>
-          <w:sz w:val="24"/>
-          <w:szCs w:val="24"/>
-          <w:lang w:val="pt-BR"/>
-        </w:rPr>
-        <w:t>[Continuar daqui]</w:t>
-      </w:r>
     </w:p>
     <w:p>
       <w:pPr>
@@ -8945,36 +9057,43 @@
     <w:p>
       <w:pPr>
         <w:pStyle w:val="Normal"/>
-        <w:bidi w:val="0"/>
-        <w:spacing w:before="240" w:beforeAutospacing="off" w:after="240" w:afterAutospacing="off"/>
-        <w:rPr>
-          <w:rFonts w:ascii="Aptos" w:hAnsi="Aptos" w:eastAsia="Aptos" w:cs="Aptos"/>
-          <w:noProof w:val="0"/>
-          <w:sz w:val="24"/>
-          <w:szCs w:val="24"/>
-          <w:lang w:val="pt-BR"/>
-        </w:rPr>
-      </w:pPr>
-    </w:p>
-    <w:p>
-      <w:pPr>
-        <w:bidi w:val="0"/>
-        <w:spacing w:before="240" w:beforeAutospacing="off" w:after="240" w:afterAutospacing="off"/>
-        <w:rPr>
-          <w:rFonts w:ascii="Aptos" w:hAnsi="Aptos" w:eastAsia="Aptos" w:cs="Aptos"/>
-          <w:noProof w:val="0"/>
-          <w:sz w:val="24"/>
-          <w:szCs w:val="24"/>
-          <w:lang w:val="pt-BR"/>
-        </w:rPr>
-      </w:pPr>
+        <w:spacing w:before="240" w:beforeAutospacing="off" w:after="240" w:afterAutospacing="off"/>
+      </w:pPr>
+      <w:r>
+        <w:rPr>
+          <w:rFonts w:ascii="Aptos" w:hAnsi="Aptos" w:eastAsia="Aptos" w:cs="Aptos"/>
+          <w:noProof w:val="0"/>
+          <w:color w:val="FF0000"/>
+          <w:sz w:val="24"/>
+          <w:szCs w:val="24"/>
+          <w:highlight w:val="yellow"/>
+          <w:lang w:val="pt-BR"/>
+        </w:rPr>
+        <w:t>*** Atualizado no Moodle até aqui</w:t>
+      </w:r>
+      <w:r>
+        <w:rPr>
+          <w:rFonts w:ascii="Aptos" w:hAnsi="Aptos" w:eastAsia="Aptos" w:cs="Aptos"/>
+          <w:noProof w:val="0"/>
+          <w:color w:val="FF0000"/>
+          <w:sz w:val="24"/>
+          <w:szCs w:val="24"/>
+          <w:highlight w:val="yellow"/>
+          <w:lang w:val="pt-BR"/>
+        </w:rPr>
+        <w:t xml:space="preserve"> ***</w:t>
+      </w:r>
     </w:p>
     <w:p>
       <w:pPr>
         <w:pStyle w:val="Normal"/>
-        <w:bidi w:val="0"/>
-        <w:rPr>
-          <w:noProof w:val="0"/>
+        <w:spacing w:before="240" w:beforeAutospacing="off" w:after="240" w:afterAutospacing="off"/>
+        <w:rPr>
+          <w:rFonts w:ascii="Aptos" w:hAnsi="Aptos" w:eastAsia="Aptos" w:cs="Aptos"/>
+          <w:noProof w:val="0"/>
+          <w:color w:val="auto"/>
+          <w:sz w:val="24"/>
+          <w:szCs w:val="24"/>
           <w:lang w:val="pt-BR"/>
         </w:rPr>
       </w:pPr>
@@ -8982,10 +9101,6203 @@
     <w:p>
       <w:pPr>
         <w:pStyle w:val="Normal"/>
+        <w:spacing w:before="240" w:beforeAutospacing="off" w:after="240" w:afterAutospacing="off"/>
+      </w:pPr>
+      <w:r>
         <w:rPr>
           <w:rFonts w:ascii="Aptos" w:hAnsi="Aptos" w:eastAsia="Aptos" w:cs="Aptos"/>
           <w:noProof w:val="0"/>
           <w:color w:val="auto"/>
+          <w:sz w:val="24"/>
+          <w:szCs w:val="24"/>
+          <w:lang w:val="pt-BR"/>
+        </w:rPr>
+        <w:t>[Continuar daqui]</w:t>
+      </w:r>
+    </w:p>
+    <w:p>
+      <w:pPr>
+        <w:pStyle w:val="Normal"/>
+        <w:spacing w:before="240" w:beforeAutospacing="off" w:after="240" w:afterAutospacing="off"/>
+        <w:rPr>
+          <w:rFonts w:ascii="Aptos" w:hAnsi="Aptos" w:eastAsia="Aptos" w:cs="Aptos"/>
+          <w:noProof w:val="0"/>
+          <w:color w:val="auto"/>
+          <w:sz w:val="24"/>
+          <w:szCs w:val="24"/>
+          <w:lang w:val="pt-BR"/>
+        </w:rPr>
+      </w:pPr>
+    </w:p>
+    <w:p>
+      <w:pPr>
+        <w:pStyle w:val="Normal"/>
+        <w:spacing w:before="240" w:beforeAutospacing="off" w:after="240" w:afterAutospacing="off"/>
+        <w:rPr>
+          <w:rFonts w:ascii="Aptos" w:hAnsi="Aptos" w:eastAsia="Aptos" w:cs="Aptos"/>
+          <w:noProof w:val="0"/>
+          <w:color w:val="auto"/>
+          <w:sz w:val="24"/>
+          <w:szCs w:val="24"/>
+          <w:lang w:val="pt-BR"/>
+        </w:rPr>
+      </w:pPr>
+    </w:p>
+    <w:p>
+      <w:pPr>
+        <w:pStyle w:val="Heading1"/>
+        <w:suppressLineNumbers w:val="0"/>
+        <w:bidi w:val="0"/>
+        <w:spacing w:before="360" w:beforeAutospacing="off" w:after="80" w:afterAutospacing="off" w:line="279" w:lineRule="auto"/>
+        <w:ind w:left="0" w:right="0"/>
+        <w:jc w:val="left"/>
+      </w:pPr>
+      <w:r>
+        <w:rPr>
+          <w:noProof w:val="0"/>
+          <w:lang w:val="pt-BR"/>
+        </w:rPr>
+        <w:t>Solicitações de ajustes – Parte 4: Uma aldeia de pessoas, uma rede de cuidadoras e cuidadores</w:t>
+      </w:r>
+    </w:p>
+    <w:p>
+      <w:pPr>
+        <w:pStyle w:val="Normal"/>
+        <w:bidi w:val="0"/>
+        <w:rPr>
+          <w:noProof w:val="0"/>
+          <w:lang w:val="pt-BR"/>
+        </w:rPr>
+      </w:pPr>
+    </w:p>
+    <w:p>
+      <w:pPr>
+        <w:pStyle w:val="Normal"/>
+        <w:bidi w:val="0"/>
+        <w:rPr>
+          <w:noProof w:val="0"/>
+          <w:lang w:val="pt-BR"/>
+        </w:rPr>
+      </w:pPr>
+    </w:p>
+    <w:p>
+      <w:pPr>
+        <w:pStyle w:val="Normal"/>
+        <w:spacing w:before="240" w:beforeAutospacing="off" w:after="240" w:afterAutospacing="off"/>
+        <w:rPr>
+          <w:rFonts w:ascii="Aptos" w:hAnsi="Aptos" w:eastAsia="Aptos" w:cs="Aptos"/>
+          <w:b w:val="1"/>
+          <w:bCs w:val="1"/>
+          <w:noProof w:val="0"/>
+          <w:color w:val="auto"/>
+          <w:sz w:val="28"/>
+          <w:szCs w:val="28"/>
+          <w:lang w:val="pt-BR"/>
+        </w:rPr>
+      </w:pPr>
+      <w:r>
+        <w:rPr>
+          <w:rFonts w:ascii="Aptos" w:hAnsi="Aptos" w:eastAsia="Aptos" w:cs="Aptos"/>
+          <w:b w:val="1"/>
+          <w:bCs w:val="1"/>
+          <w:noProof w:val="0"/>
+          <w:color w:val="auto"/>
+          <w:sz w:val="28"/>
+          <w:szCs w:val="28"/>
+          <w:lang w:val="pt-BR"/>
+        </w:rPr>
+        <w:t>Lição 1: O cuidado como Construção Coletiva</w:t>
+      </w:r>
+      <w:r>
+        <w:rPr>
+          <w:rFonts w:ascii="Aptos" w:hAnsi="Aptos" w:eastAsia="Aptos" w:cs="Aptos"/>
+          <w:b w:val="1"/>
+          <w:bCs w:val="1"/>
+          <w:noProof w:val="0"/>
+          <w:color w:val="auto"/>
+          <w:sz w:val="28"/>
+          <w:szCs w:val="28"/>
+          <w:lang w:val="pt-BR"/>
+        </w:rPr>
+        <w:t xml:space="preserve"> &gt; página 1</w:t>
+      </w:r>
+    </w:p>
+    <w:p>
+      <w:pPr>
+        <w:pStyle w:val="Normal"/>
+        <w:suppressLineNumbers w:val="0"/>
+        <w:bidi w:val="0"/>
+        <w:spacing w:before="240" w:beforeAutospacing="off" w:after="240" w:afterAutospacing="off" w:line="279" w:lineRule="auto"/>
+        <w:ind w:left="0" w:right="0"/>
+        <w:jc w:val="left"/>
+      </w:pPr>
+      <w:r>
+        <w:rPr>
+          <w:rFonts w:ascii="Aptos" w:hAnsi="Aptos" w:eastAsia="Aptos" w:cs="Aptos"/>
+          <w:b w:val="1"/>
+          <w:bCs w:val="1"/>
+          <w:noProof w:val="0"/>
+          <w:sz w:val="24"/>
+          <w:szCs w:val="24"/>
+          <w:lang w:val="pt-BR"/>
+        </w:rPr>
+        <w:t>1. Alteração do título</w:t>
+      </w:r>
+      <w:r>
+        <w:br/>
+      </w:r>
+      <w:r>
+        <w:rPr>
+          <w:rFonts w:ascii="Aptos" w:hAnsi="Aptos" w:eastAsia="Aptos" w:cs="Aptos"/>
+          <w:noProof w:val="0"/>
+          <w:sz w:val="24"/>
+          <w:szCs w:val="24"/>
+          <w:lang w:val="pt-BR"/>
+        </w:rPr>
+        <w:t xml:space="preserve">Substituir o título </w:t>
+      </w:r>
+      <w:r>
+        <w:rPr>
+          <w:rFonts w:ascii="Aptos" w:hAnsi="Aptos" w:eastAsia="Aptos" w:cs="Aptos"/>
+          <w:b w:val="1"/>
+          <w:bCs w:val="1"/>
+          <w:noProof w:val="0"/>
+          <w:sz w:val="24"/>
+          <w:szCs w:val="24"/>
+          <w:lang w:val="pt-BR"/>
+        </w:rPr>
+        <w:t>“A Aldeia do Cuidado”</w:t>
+      </w:r>
+      <w:r>
+        <w:rPr>
+          <w:rFonts w:ascii="Aptos" w:hAnsi="Aptos" w:eastAsia="Aptos" w:cs="Aptos"/>
+          <w:noProof w:val="0"/>
+          <w:sz w:val="24"/>
+          <w:szCs w:val="24"/>
+          <w:lang w:val="pt-BR"/>
+        </w:rPr>
+        <w:t xml:space="preserve"> por </w:t>
+      </w:r>
+      <w:r>
+        <w:rPr>
+          <w:rFonts w:ascii="Aptos" w:hAnsi="Aptos" w:eastAsia="Aptos" w:cs="Aptos"/>
+          <w:b w:val="1"/>
+          <w:bCs w:val="1"/>
+          <w:noProof w:val="0"/>
+          <w:sz w:val="24"/>
+          <w:szCs w:val="24"/>
+          <w:lang w:val="pt-BR"/>
+        </w:rPr>
+        <w:t xml:space="preserve">“Os </w:t>
+      </w:r>
+      <w:r>
+        <w:rPr>
+          <w:rFonts w:ascii="Aptos" w:hAnsi="Aptos" w:eastAsia="Aptos" w:cs="Aptos"/>
+          <w:b w:val="1"/>
+          <w:bCs w:val="1"/>
+          <w:noProof w:val="0"/>
+          <w:sz w:val="24"/>
+          <w:szCs w:val="24"/>
+          <w:lang w:val="pt-BR"/>
+        </w:rPr>
+        <w:t>s</w:t>
+      </w:r>
+      <w:r>
+        <w:rPr>
+          <w:rFonts w:ascii="Aptos" w:hAnsi="Aptos" w:eastAsia="Aptos" w:cs="Aptos"/>
+          <w:b w:val="1"/>
+          <w:bCs w:val="1"/>
+          <w:noProof w:val="0"/>
+          <w:sz w:val="24"/>
+          <w:szCs w:val="24"/>
+          <w:lang w:val="pt-BR"/>
+        </w:rPr>
+        <w:t xml:space="preserve">entidos do </w:t>
+      </w:r>
+      <w:r>
+        <w:rPr>
+          <w:rFonts w:ascii="Aptos" w:hAnsi="Aptos" w:eastAsia="Aptos" w:cs="Aptos"/>
+          <w:b w:val="1"/>
+          <w:bCs w:val="1"/>
+          <w:noProof w:val="0"/>
+          <w:sz w:val="24"/>
+          <w:szCs w:val="24"/>
+          <w:lang w:val="pt-BR"/>
+        </w:rPr>
+        <w:t>c</w:t>
+      </w:r>
+      <w:r>
+        <w:rPr>
+          <w:rFonts w:ascii="Aptos" w:hAnsi="Aptos" w:eastAsia="Aptos" w:cs="Aptos"/>
+          <w:b w:val="1"/>
+          <w:bCs w:val="1"/>
+          <w:noProof w:val="0"/>
+          <w:sz w:val="24"/>
+          <w:szCs w:val="24"/>
+          <w:lang w:val="pt-BR"/>
+        </w:rPr>
+        <w:t>uidado”</w:t>
+      </w:r>
+      <w:r>
+        <w:rPr>
+          <w:rFonts w:ascii="Aptos" w:hAnsi="Aptos" w:eastAsia="Aptos" w:cs="Aptos"/>
+          <w:noProof w:val="0"/>
+          <w:sz w:val="24"/>
+          <w:szCs w:val="24"/>
+          <w:lang w:val="pt-BR"/>
+        </w:rPr>
+        <w:t>.</w:t>
+      </w:r>
+    </w:p>
+    <w:p>
+      <w:pPr>
+        <w:bidi w:val="0"/>
+        <w:spacing w:before="240" w:beforeAutospacing="off" w:after="240" w:afterAutospacing="off"/>
+      </w:pPr>
+      <w:r>
+        <w:rPr>
+          <w:rFonts w:ascii="Aptos" w:hAnsi="Aptos" w:eastAsia="Aptos" w:cs="Aptos"/>
+          <w:b w:val="1"/>
+          <w:bCs w:val="1"/>
+          <w:noProof w:val="0"/>
+          <w:sz w:val="24"/>
+          <w:szCs w:val="24"/>
+          <w:lang w:val="pt-BR"/>
+        </w:rPr>
+        <w:t>2. Unificação das páginas 1 e 2</w:t>
+      </w:r>
+      <w:r>
+        <w:br/>
+      </w:r>
+      <w:r>
+        <w:rPr>
+          <w:rFonts w:ascii="Aptos" w:hAnsi="Aptos" w:eastAsia="Aptos" w:cs="Aptos"/>
+          <w:noProof w:val="0"/>
+          <w:sz w:val="24"/>
+          <w:szCs w:val="24"/>
+          <w:lang w:val="pt-BR"/>
+        </w:rPr>
+        <w:t xml:space="preserve">Unificar os conteúdos das atuais páginas </w:t>
+      </w:r>
+      <w:r>
+        <w:rPr>
+          <w:rFonts w:ascii="Aptos" w:hAnsi="Aptos" w:eastAsia="Aptos" w:cs="Aptos"/>
+          <w:b w:val="1"/>
+          <w:bCs w:val="1"/>
+          <w:noProof w:val="0"/>
+          <w:sz w:val="24"/>
+          <w:szCs w:val="24"/>
+          <w:lang w:val="pt-BR"/>
+        </w:rPr>
+        <w:t>“A Aldeia do Cuidado”</w:t>
+      </w:r>
+      <w:r>
+        <w:rPr>
+          <w:rFonts w:ascii="Aptos" w:hAnsi="Aptos" w:eastAsia="Aptos" w:cs="Aptos"/>
+          <w:noProof w:val="0"/>
+          <w:sz w:val="24"/>
+          <w:szCs w:val="24"/>
+          <w:lang w:val="pt-BR"/>
+        </w:rPr>
+        <w:t xml:space="preserve"> e </w:t>
+      </w:r>
+      <w:r>
+        <w:rPr>
+          <w:rFonts w:ascii="Aptos" w:hAnsi="Aptos" w:eastAsia="Aptos" w:cs="Aptos"/>
+          <w:b w:val="1"/>
+          <w:bCs w:val="1"/>
+          <w:noProof w:val="0"/>
+          <w:sz w:val="24"/>
+          <w:szCs w:val="24"/>
+          <w:lang w:val="pt-BR"/>
+        </w:rPr>
+        <w:t>“O Cuidado ao Longo do Tempo”</w:t>
+      </w:r>
+      <w:r>
+        <w:rPr>
+          <w:rFonts w:ascii="Aptos" w:hAnsi="Aptos" w:eastAsia="Aptos" w:cs="Aptos"/>
+          <w:noProof w:val="0"/>
+          <w:sz w:val="24"/>
+          <w:szCs w:val="24"/>
+          <w:lang w:val="pt-BR"/>
+        </w:rPr>
+        <w:t xml:space="preserve"> em uma única página, intitulada </w:t>
+      </w:r>
+      <w:r>
+        <w:rPr>
+          <w:rFonts w:ascii="Aptos" w:hAnsi="Aptos" w:eastAsia="Aptos" w:cs="Aptos"/>
+          <w:b w:val="1"/>
+          <w:bCs w:val="1"/>
+          <w:noProof w:val="0"/>
+          <w:sz w:val="24"/>
+          <w:szCs w:val="24"/>
+          <w:lang w:val="pt-BR"/>
+        </w:rPr>
+        <w:t>“Os Sentidos do Cuidado”</w:t>
+      </w:r>
+      <w:r>
+        <w:rPr>
+          <w:rFonts w:ascii="Aptos" w:hAnsi="Aptos" w:eastAsia="Aptos" w:cs="Aptos"/>
+          <w:noProof w:val="0"/>
+          <w:sz w:val="24"/>
+          <w:szCs w:val="24"/>
+          <w:lang w:val="pt-BR"/>
+        </w:rPr>
+        <w:t>, mantendo os conteúdos nessa ordem.</w:t>
+      </w:r>
+    </w:p>
+    <w:p>
+      <w:pPr>
+        <w:bidi w:val="0"/>
+        <w:spacing w:before="240" w:beforeAutospacing="off" w:after="240" w:afterAutospacing="off"/>
+      </w:pPr>
+      <w:r>
+        <w:rPr>
+          <w:rFonts w:ascii="Aptos" w:hAnsi="Aptos" w:eastAsia="Aptos" w:cs="Aptos"/>
+          <w:b w:val="1"/>
+          <w:bCs w:val="1"/>
+          <w:noProof w:val="0"/>
+          <w:sz w:val="24"/>
+          <w:szCs w:val="24"/>
+          <w:lang w:val="pt-BR"/>
+        </w:rPr>
+        <w:t>3. Padronização de “Primeira Infância”</w:t>
+      </w:r>
+      <w:r>
+        <w:br/>
+      </w:r>
+      <w:r>
+        <w:rPr>
+          <w:rFonts w:ascii="Aptos" w:hAnsi="Aptos" w:eastAsia="Aptos" w:cs="Aptos"/>
+          <w:noProof w:val="0"/>
+          <w:sz w:val="24"/>
+          <w:szCs w:val="24"/>
+          <w:lang w:val="pt-BR"/>
+        </w:rPr>
+        <w:t xml:space="preserve">Substituir </w:t>
+      </w:r>
+      <w:r>
+        <w:rPr>
+          <w:rFonts w:ascii="Aptos" w:hAnsi="Aptos" w:eastAsia="Aptos" w:cs="Aptos"/>
+          <w:b w:val="1"/>
+          <w:bCs w:val="1"/>
+          <w:noProof w:val="0"/>
+          <w:sz w:val="24"/>
+          <w:szCs w:val="24"/>
+          <w:lang w:val="pt-BR"/>
+        </w:rPr>
+        <w:t>“primeira infância”</w:t>
+      </w:r>
+      <w:r>
+        <w:rPr>
+          <w:rFonts w:ascii="Aptos" w:hAnsi="Aptos" w:eastAsia="Aptos" w:cs="Aptos"/>
+          <w:noProof w:val="0"/>
+          <w:sz w:val="24"/>
+          <w:szCs w:val="24"/>
+          <w:lang w:val="pt-BR"/>
+        </w:rPr>
+        <w:t xml:space="preserve"> por </w:t>
+      </w:r>
+      <w:r>
+        <w:rPr>
+          <w:rFonts w:ascii="Aptos" w:hAnsi="Aptos" w:eastAsia="Aptos" w:cs="Aptos"/>
+          <w:b w:val="1"/>
+          <w:bCs w:val="1"/>
+          <w:noProof w:val="0"/>
+          <w:sz w:val="24"/>
+          <w:szCs w:val="24"/>
+          <w:lang w:val="pt-BR"/>
+        </w:rPr>
+        <w:t>“Primeira Infância”</w:t>
+      </w:r>
+      <w:r>
+        <w:rPr>
+          <w:rFonts w:ascii="Aptos" w:hAnsi="Aptos" w:eastAsia="Aptos" w:cs="Aptos"/>
+          <w:noProof w:val="0"/>
+          <w:sz w:val="24"/>
+          <w:szCs w:val="24"/>
+          <w:lang w:val="pt-BR"/>
+        </w:rPr>
+        <w:t xml:space="preserve"> nos seguintes trechos:</w:t>
+      </w:r>
+    </w:p>
+    <w:p>
+      <w:pPr>
+        <w:pStyle w:val="ListParagraph"/>
+        <w:numPr>
+          <w:ilvl w:val="0"/>
+          <w:numId w:val="6"/>
+        </w:numPr>
+        <w:bidi w:val="0"/>
+        <w:spacing w:before="0" w:beforeAutospacing="off" w:after="0" w:afterAutospacing="off"/>
+        <w:rPr>
+          <w:rFonts w:ascii="Aptos" w:hAnsi="Aptos" w:eastAsia="Aptos" w:cs="Aptos"/>
+          <w:noProof w:val="0"/>
+          <w:sz w:val="24"/>
+          <w:szCs w:val="24"/>
+          <w:lang w:val="pt-BR"/>
+        </w:rPr>
+      </w:pPr>
+      <w:r>
+        <w:rPr>
+          <w:rFonts w:ascii="Aptos" w:hAnsi="Aptos" w:eastAsia="Aptos" w:cs="Aptos"/>
+          <w:noProof w:val="0"/>
+          <w:sz w:val="24"/>
+          <w:szCs w:val="24"/>
+          <w:lang w:val="pt-BR"/>
+        </w:rPr>
+        <w:t xml:space="preserve">no parágrafo iniciado por </w:t>
+      </w:r>
+      <w:r>
+        <w:rPr>
+          <w:rFonts w:ascii="Aptos" w:hAnsi="Aptos" w:eastAsia="Aptos" w:cs="Aptos"/>
+          <w:b w:val="1"/>
+          <w:bCs w:val="1"/>
+          <w:noProof w:val="0"/>
+          <w:sz w:val="24"/>
+          <w:szCs w:val="24"/>
+          <w:lang w:val="pt-BR"/>
+        </w:rPr>
+        <w:t>“O conhecido provérbio africano nos ajuda a compreender uma dimensão fundamental da primeira infância...”</w:t>
+      </w:r>
+      <w:r>
+        <w:rPr>
+          <w:rFonts w:ascii="Aptos" w:hAnsi="Aptos" w:eastAsia="Aptos" w:cs="Aptos"/>
+          <w:noProof w:val="0"/>
+          <w:sz w:val="24"/>
+          <w:szCs w:val="24"/>
+          <w:lang w:val="pt-BR"/>
+        </w:rPr>
+        <w:t>;</w:t>
+      </w:r>
+    </w:p>
+    <w:p>
+      <w:pPr>
+        <w:pStyle w:val="ListParagraph"/>
+        <w:numPr>
+          <w:ilvl w:val="0"/>
+          <w:numId w:val="6"/>
+        </w:numPr>
+        <w:bidi w:val="0"/>
+        <w:spacing w:before="0" w:beforeAutospacing="off" w:after="0" w:afterAutospacing="off"/>
+        <w:rPr>
+          <w:rFonts w:ascii="Aptos" w:hAnsi="Aptos" w:eastAsia="Aptos" w:cs="Aptos"/>
+          <w:noProof w:val="0"/>
+          <w:sz w:val="24"/>
+          <w:szCs w:val="24"/>
+          <w:lang w:val="pt-BR"/>
+        </w:rPr>
+      </w:pPr>
+      <w:r>
+        <w:rPr>
+          <w:rFonts w:ascii="Aptos" w:hAnsi="Aptos" w:eastAsia="Aptos" w:cs="Aptos"/>
+          <w:noProof w:val="0"/>
+          <w:sz w:val="24"/>
+          <w:szCs w:val="24"/>
+          <w:lang w:val="pt-BR"/>
+        </w:rPr>
+        <w:t xml:space="preserve">no parágrafo iniciado por </w:t>
+      </w:r>
+      <w:r>
+        <w:rPr>
+          <w:rFonts w:ascii="Aptos" w:hAnsi="Aptos" w:eastAsia="Aptos" w:cs="Aptos"/>
+          <w:b w:val="1"/>
+          <w:bCs w:val="1"/>
+          <w:noProof w:val="0"/>
+          <w:sz w:val="24"/>
+          <w:szCs w:val="24"/>
+          <w:lang w:val="pt-BR"/>
+        </w:rPr>
+        <w:t>“Mais recentemente, os avanços nos estudos sobre o desenvolvimento na primeira infância...”</w:t>
+      </w:r>
+      <w:r>
+        <w:rPr>
+          <w:rFonts w:ascii="Aptos" w:hAnsi="Aptos" w:eastAsia="Aptos" w:cs="Aptos"/>
+          <w:noProof w:val="0"/>
+          <w:sz w:val="24"/>
+          <w:szCs w:val="24"/>
+          <w:lang w:val="pt-BR"/>
+        </w:rPr>
+        <w:t>.</w:t>
+      </w:r>
+    </w:p>
+    <w:p>
+      <w:pPr>
+        <w:bidi w:val="0"/>
+        <w:spacing w:before="240" w:beforeAutospacing="off" w:after="240" w:afterAutospacing="off"/>
+      </w:pPr>
+      <w:r>
+        <w:rPr>
+          <w:rFonts w:ascii="Aptos" w:hAnsi="Aptos" w:eastAsia="Aptos" w:cs="Aptos"/>
+          <w:b w:val="1"/>
+          <w:bCs w:val="1"/>
+          <w:noProof w:val="0"/>
+          <w:sz w:val="24"/>
+          <w:szCs w:val="24"/>
+          <w:lang w:val="pt-BR"/>
+        </w:rPr>
+        <w:t>4. Inclusão de frase de transição</w:t>
+      </w:r>
+      <w:r>
+        <w:br/>
+      </w:r>
+      <w:r>
+        <w:rPr>
+          <w:rFonts w:ascii="Aptos" w:hAnsi="Aptos" w:eastAsia="Aptos" w:cs="Aptos"/>
+          <w:noProof w:val="0"/>
+          <w:sz w:val="24"/>
+          <w:szCs w:val="24"/>
+          <w:lang w:val="pt-BR"/>
+        </w:rPr>
+        <w:t xml:space="preserve">No parágrafo iniciado por </w:t>
+      </w:r>
+      <w:r>
+        <w:rPr>
+          <w:rFonts w:ascii="Aptos" w:hAnsi="Aptos" w:eastAsia="Aptos" w:cs="Aptos"/>
+          <w:b w:val="1"/>
+          <w:bCs w:val="1"/>
+          <w:noProof w:val="0"/>
+          <w:sz w:val="24"/>
+          <w:szCs w:val="24"/>
+          <w:lang w:val="pt-BR"/>
+        </w:rPr>
+        <w:t>“Ao longo da história, a forma como a sociedade compreendeu o cuidado também se transformou...”</w:t>
+      </w:r>
+      <w:r>
+        <w:rPr>
+          <w:rFonts w:ascii="Aptos" w:hAnsi="Aptos" w:eastAsia="Aptos" w:cs="Aptos"/>
+          <w:noProof w:val="0"/>
+          <w:sz w:val="24"/>
+          <w:szCs w:val="24"/>
+          <w:lang w:val="pt-BR"/>
+        </w:rPr>
+        <w:t xml:space="preserve">, incluir, </w:t>
+      </w:r>
+      <w:r>
+        <w:rPr>
+          <w:rFonts w:ascii="Aptos" w:hAnsi="Aptos" w:eastAsia="Aptos" w:cs="Aptos"/>
+          <w:b w:val="1"/>
+          <w:bCs w:val="1"/>
+          <w:noProof w:val="0"/>
+          <w:sz w:val="24"/>
+          <w:szCs w:val="24"/>
+          <w:lang w:val="pt-BR"/>
+        </w:rPr>
+        <w:t>ao final do parágrafo</w:t>
+      </w:r>
+      <w:r>
+        <w:rPr>
+          <w:rFonts w:ascii="Aptos" w:hAnsi="Aptos" w:eastAsia="Aptos" w:cs="Aptos"/>
+          <w:noProof w:val="0"/>
+          <w:sz w:val="24"/>
+          <w:szCs w:val="24"/>
+          <w:lang w:val="pt-BR"/>
+        </w:rPr>
+        <w:t>, a frase:</w:t>
+      </w:r>
+    </w:p>
+    <w:p>
+      <w:pPr>
+        <w:bidi w:val="0"/>
+        <w:spacing w:before="240" w:beforeAutospacing="off" w:after="240" w:afterAutospacing="off"/>
+      </w:pPr>
+      <w:r>
+        <w:rPr>
+          <w:rFonts w:ascii="Aptos" w:hAnsi="Aptos" w:eastAsia="Aptos" w:cs="Aptos"/>
+          <w:b w:val="1"/>
+          <w:bCs w:val="1"/>
+          <w:noProof w:val="0"/>
+          <w:sz w:val="24"/>
+          <w:szCs w:val="24"/>
+          <w:lang w:val="pt-BR"/>
+        </w:rPr>
+        <w:t>“Com o passar do tempo, diferentes transformações sociais e novas formas de compreender a infância foram modificando também os sentidos atribuídos ao cuidado.”</w:t>
+      </w:r>
+    </w:p>
+    <w:p>
+      <w:pPr>
+        <w:bidi w:val="0"/>
+        <w:spacing w:before="240" w:beforeAutospacing="off" w:after="240" w:afterAutospacing="off"/>
+      </w:pPr>
+      <w:r>
+        <w:rPr>
+          <w:rFonts w:ascii="Aptos" w:hAnsi="Aptos" w:eastAsia="Aptos" w:cs="Aptos"/>
+          <w:noProof w:val="0"/>
+          <w:sz w:val="24"/>
+          <w:szCs w:val="24"/>
+          <w:lang w:val="pt-BR"/>
+        </w:rPr>
+        <w:t>Essa frase deve fazer a transição para os boxes que apresentam as transformações do cuidado ao longo do tempo.</w:t>
+      </w:r>
+    </w:p>
+    <w:p>
+      <w:pPr>
+        <w:bidi w:val="0"/>
+        <w:spacing w:before="240" w:beforeAutospacing="off" w:after="240" w:afterAutospacing="off"/>
+      </w:pPr>
+      <w:r>
+        <w:rPr>
+          <w:rFonts w:ascii="Aptos" w:hAnsi="Aptos" w:eastAsia="Aptos" w:cs="Aptos"/>
+          <w:b w:val="1"/>
+          <w:bCs w:val="1"/>
+          <w:noProof w:val="0"/>
+          <w:sz w:val="24"/>
+          <w:szCs w:val="24"/>
+          <w:lang w:val="pt-BR"/>
+        </w:rPr>
+        <w:t>5. Retirada de ícone</w:t>
+      </w:r>
+    </w:p>
+    <w:p>
+      <w:pPr>
+        <w:bidi w:val="0"/>
+        <w:spacing w:before="240" w:beforeAutospacing="off" w:after="240" w:afterAutospacing="off"/>
+      </w:pPr>
+      <w:r>
+        <w:rPr>
+          <w:rFonts w:ascii="Aptos" w:hAnsi="Aptos" w:eastAsia="Aptos" w:cs="Aptos"/>
+          <w:noProof w:val="0"/>
+          <w:sz w:val="24"/>
+          <w:szCs w:val="24"/>
+          <w:lang w:val="pt-BR"/>
+        </w:rPr>
+        <w:t xml:space="preserve">Retirar o </w:t>
+      </w:r>
+      <w:r>
+        <w:rPr>
+          <w:rFonts w:ascii="Aptos" w:hAnsi="Aptos" w:eastAsia="Aptos" w:cs="Aptos"/>
+          <w:b w:val="1"/>
+          <w:bCs w:val="1"/>
+          <w:noProof w:val="0"/>
+          <w:sz w:val="24"/>
+          <w:szCs w:val="24"/>
+          <w:lang w:val="pt-BR"/>
+        </w:rPr>
+        <w:t>ícone de coração</w:t>
+      </w:r>
+      <w:r>
+        <w:rPr>
+          <w:rFonts w:ascii="Aptos" w:hAnsi="Aptos" w:eastAsia="Aptos" w:cs="Aptos"/>
+          <w:noProof w:val="0"/>
+          <w:sz w:val="24"/>
+          <w:szCs w:val="24"/>
+          <w:lang w:val="pt-BR"/>
+        </w:rPr>
+        <w:t xml:space="preserve"> do box que começa com </w:t>
+      </w:r>
+      <w:r>
+        <w:rPr>
+          <w:rFonts w:ascii="Aptos" w:hAnsi="Aptos" w:eastAsia="Aptos" w:cs="Aptos"/>
+          <w:b w:val="1"/>
+          <w:bCs w:val="1"/>
+          <w:noProof w:val="0"/>
+          <w:sz w:val="24"/>
+          <w:szCs w:val="24"/>
+          <w:lang w:val="pt-BR"/>
+        </w:rPr>
+        <w:t>“Cuidar envolve...”</w:t>
+      </w:r>
+      <w:r>
+        <w:rPr>
+          <w:rFonts w:ascii="Aptos" w:hAnsi="Aptos" w:eastAsia="Aptos" w:cs="Aptos"/>
+          <w:noProof w:val="0"/>
+          <w:sz w:val="24"/>
+          <w:szCs w:val="24"/>
+          <w:lang w:val="pt-BR"/>
+        </w:rPr>
+        <w:t>.</w:t>
+      </w:r>
+    </w:p>
+    <w:p>
+      <w:pPr>
+        <w:bidi w:val="0"/>
+        <w:spacing w:before="240" w:beforeAutospacing="off" w:after="240" w:afterAutospacing="off"/>
+        <w:rPr>
+          <w:rFonts w:ascii="Aptos" w:hAnsi="Aptos" w:eastAsia="Aptos" w:cs="Aptos"/>
+          <w:noProof w:val="0"/>
+          <w:sz w:val="24"/>
+          <w:szCs w:val="24"/>
+          <w:lang w:val="pt-BR"/>
+        </w:rPr>
+      </w:pPr>
+    </w:p>
+    <w:p>
+      <w:pPr>
+        <w:pStyle w:val="Normal"/>
+        <w:bidi w:val="0"/>
+        <w:rPr>
+          <w:noProof w:val="0"/>
+          <w:lang w:val="pt-BR"/>
+        </w:rPr>
+      </w:pPr>
+    </w:p>
+    <w:p>
+      <w:pPr>
+        <w:pStyle w:val="Normal"/>
+        <w:suppressLineNumbers w:val="0"/>
+        <w:bidi w:val="0"/>
+        <w:spacing w:before="240" w:beforeAutospacing="off" w:after="240" w:afterAutospacing="off" w:line="279" w:lineRule="auto"/>
+        <w:ind w:left="0" w:right="0"/>
+        <w:jc w:val="left"/>
+      </w:pPr>
+      <w:r>
+        <w:rPr>
+          <w:rFonts w:ascii="Aptos" w:hAnsi="Aptos" w:eastAsia="Aptos" w:cs="Aptos"/>
+          <w:b w:val="1"/>
+          <w:bCs w:val="1"/>
+          <w:noProof w:val="0"/>
+          <w:color w:val="auto"/>
+          <w:sz w:val="28"/>
+          <w:szCs w:val="28"/>
+          <w:lang w:val="pt-BR"/>
+        </w:rPr>
+        <w:t>Lição 1: O cuidado como Construção Coletiva &gt; página 2</w:t>
+      </w:r>
+    </w:p>
+    <w:p>
+      <w:pPr>
+        <w:pStyle w:val="Normal"/>
+        <w:suppressLineNumbers w:val="0"/>
+        <w:bidi w:val="0"/>
+        <w:spacing w:before="240" w:beforeAutospacing="off" w:after="240" w:afterAutospacing="off" w:line="279" w:lineRule="auto"/>
+        <w:ind w:left="0" w:right="0"/>
+        <w:jc w:val="left"/>
+      </w:pPr>
+      <w:r>
+        <w:rPr>
+          <w:rFonts w:ascii="Aptos" w:hAnsi="Aptos" w:eastAsia="Aptos" w:cs="Aptos"/>
+          <w:b w:val="1"/>
+          <w:bCs w:val="1"/>
+          <w:noProof w:val="0"/>
+          <w:sz w:val="24"/>
+          <w:szCs w:val="24"/>
+          <w:lang w:val="pt-BR"/>
+        </w:rPr>
+        <w:t>1. Alteração do título</w:t>
+      </w:r>
+      <w:r>
+        <w:br/>
+      </w:r>
+      <w:r>
+        <w:rPr>
+          <w:rFonts w:ascii="Aptos" w:hAnsi="Aptos" w:eastAsia="Aptos" w:cs="Aptos"/>
+          <w:noProof w:val="0"/>
+          <w:sz w:val="24"/>
+          <w:szCs w:val="24"/>
+          <w:lang w:val="pt-BR"/>
+        </w:rPr>
+        <w:t xml:space="preserve">Substituir o título </w:t>
+      </w:r>
+      <w:r>
+        <w:rPr>
+          <w:rFonts w:ascii="Aptos" w:hAnsi="Aptos" w:eastAsia="Aptos" w:cs="Aptos"/>
+          <w:b w:val="1"/>
+          <w:bCs w:val="1"/>
+          <w:noProof w:val="0"/>
+          <w:sz w:val="24"/>
+          <w:szCs w:val="24"/>
+          <w:lang w:val="pt-BR"/>
+        </w:rPr>
+        <w:t>“Parentalidade: Vínculos e Afeto”</w:t>
+      </w:r>
+      <w:r>
+        <w:rPr>
+          <w:rFonts w:ascii="Aptos" w:hAnsi="Aptos" w:eastAsia="Aptos" w:cs="Aptos"/>
+          <w:noProof w:val="0"/>
+          <w:sz w:val="24"/>
+          <w:szCs w:val="24"/>
+          <w:lang w:val="pt-BR"/>
+        </w:rPr>
+        <w:t xml:space="preserve"> por </w:t>
+      </w:r>
+      <w:r>
+        <w:rPr>
+          <w:rFonts w:ascii="Aptos" w:hAnsi="Aptos" w:eastAsia="Aptos" w:cs="Aptos"/>
+          <w:b w:val="1"/>
+          <w:bCs w:val="1"/>
+          <w:noProof w:val="0"/>
+          <w:sz w:val="24"/>
+          <w:szCs w:val="24"/>
+          <w:lang w:val="pt-BR"/>
+        </w:rPr>
+        <w:t>“Parentalidade: cuidar, educar e construir vínculos”</w:t>
+      </w:r>
+      <w:r>
+        <w:rPr>
+          <w:rFonts w:ascii="Aptos" w:hAnsi="Aptos" w:eastAsia="Aptos" w:cs="Aptos"/>
+          <w:noProof w:val="0"/>
+          <w:sz w:val="24"/>
+          <w:szCs w:val="24"/>
+          <w:lang w:val="pt-BR"/>
+        </w:rPr>
+        <w:t>.</w:t>
+      </w:r>
+    </w:p>
+    <w:p>
+      <w:pPr>
+        <w:spacing w:before="240" w:beforeAutospacing="off" w:after="240" w:afterAutospacing="off"/>
+      </w:pPr>
+      <w:r>
+        <w:rPr>
+          <w:rFonts w:ascii="Aptos" w:hAnsi="Aptos" w:eastAsia="Aptos" w:cs="Aptos"/>
+          <w:b w:val="1"/>
+          <w:bCs w:val="1"/>
+          <w:noProof w:val="0"/>
+          <w:sz w:val="24"/>
+          <w:szCs w:val="24"/>
+          <w:lang w:val="pt-BR"/>
+        </w:rPr>
+        <w:t>2. Padronização do destaque de “parentalidade”</w:t>
+      </w:r>
+      <w:r>
+        <w:br/>
+      </w:r>
+      <w:r>
+        <w:rPr>
+          <w:rFonts w:ascii="Aptos" w:hAnsi="Aptos" w:eastAsia="Aptos" w:cs="Aptos"/>
+          <w:noProof w:val="0"/>
+          <w:sz w:val="24"/>
+          <w:szCs w:val="24"/>
+          <w:lang w:val="pt-BR"/>
+        </w:rPr>
+        <w:t xml:space="preserve">Deixar a palavra </w:t>
+      </w:r>
+      <w:r>
+        <w:rPr>
+          <w:rFonts w:ascii="Aptos" w:hAnsi="Aptos" w:eastAsia="Aptos" w:cs="Aptos"/>
+          <w:b w:val="1"/>
+          <w:bCs w:val="1"/>
+          <w:noProof w:val="0"/>
+          <w:sz w:val="24"/>
+          <w:szCs w:val="24"/>
+          <w:lang w:val="pt-BR"/>
+        </w:rPr>
+        <w:t>“parentalidade”</w:t>
+      </w:r>
+      <w:r>
+        <w:rPr>
+          <w:rFonts w:ascii="Aptos" w:hAnsi="Aptos" w:eastAsia="Aptos" w:cs="Aptos"/>
+          <w:noProof w:val="0"/>
+          <w:sz w:val="24"/>
+          <w:szCs w:val="24"/>
+          <w:lang w:val="pt-BR"/>
+        </w:rPr>
+        <w:t xml:space="preserve"> em negrito no segundo e no terceiro parágrafos, seguindo o mesmo padrão de destaque utilizado no primeiro parágrafo.</w:t>
+      </w:r>
+    </w:p>
+    <w:p>
+      <w:pPr>
+        <w:spacing w:before="240" w:beforeAutospacing="off" w:after="240" w:afterAutospacing="off"/>
+      </w:pPr>
+      <w:r>
+        <w:rPr>
+          <w:rFonts w:ascii="Aptos" w:hAnsi="Aptos" w:eastAsia="Aptos" w:cs="Aptos"/>
+          <w:b w:val="1"/>
+          <w:bCs w:val="1"/>
+          <w:noProof w:val="0"/>
+          <w:sz w:val="24"/>
+          <w:szCs w:val="24"/>
+          <w:lang w:val="pt-BR"/>
+        </w:rPr>
+        <w:t>3. Retirada do box e reposicionamento do vídeo</w:t>
+      </w:r>
+      <w:r>
+        <w:br/>
+      </w:r>
+      <w:r>
+        <w:rPr>
+          <w:rFonts w:ascii="Aptos" w:hAnsi="Aptos" w:eastAsia="Aptos" w:cs="Aptos"/>
+          <w:noProof w:val="0"/>
+          <w:sz w:val="24"/>
+          <w:szCs w:val="24"/>
+          <w:lang w:val="pt-BR"/>
+        </w:rPr>
+        <w:t xml:space="preserve">Retirar o vídeo do </w:t>
+      </w:r>
+      <w:r>
+        <w:rPr>
+          <w:rFonts w:ascii="Aptos" w:hAnsi="Aptos" w:eastAsia="Aptos" w:cs="Aptos"/>
+          <w:b w:val="1"/>
+          <w:bCs w:val="1"/>
+          <w:noProof w:val="0"/>
+          <w:sz w:val="24"/>
+          <w:szCs w:val="24"/>
+          <w:lang w:val="pt-BR"/>
+        </w:rPr>
+        <w:t>box de destaque</w:t>
+      </w:r>
+      <w:r>
+        <w:rPr>
+          <w:rFonts w:ascii="Aptos" w:hAnsi="Aptos" w:eastAsia="Aptos" w:cs="Aptos"/>
+          <w:noProof w:val="0"/>
+          <w:sz w:val="24"/>
+          <w:szCs w:val="24"/>
+          <w:lang w:val="pt-BR"/>
+        </w:rPr>
+        <w:t xml:space="preserve"> em que está apresentado atualmente. O vídeo deve passar a compor o fluxo normal da página, </w:t>
+      </w:r>
+      <w:r>
+        <w:rPr>
+          <w:rFonts w:ascii="Aptos" w:hAnsi="Aptos" w:eastAsia="Aptos" w:cs="Aptos"/>
+          <w:b w:val="1"/>
+          <w:bCs w:val="1"/>
+          <w:noProof w:val="0"/>
+          <w:sz w:val="24"/>
+          <w:szCs w:val="24"/>
+          <w:lang w:val="pt-BR"/>
+        </w:rPr>
+        <w:t>fora de qualquer box</w:t>
+      </w:r>
+      <w:r>
+        <w:rPr>
+          <w:rFonts w:ascii="Aptos" w:hAnsi="Aptos" w:eastAsia="Aptos" w:cs="Aptos"/>
+          <w:noProof w:val="0"/>
+          <w:sz w:val="24"/>
+          <w:szCs w:val="24"/>
+          <w:lang w:val="pt-BR"/>
+        </w:rPr>
+        <w:t xml:space="preserve">, posicionado abaixo do quarto parágrafo, iniciado por </w:t>
+      </w:r>
+      <w:r>
+        <w:rPr>
+          <w:rFonts w:ascii="Aptos" w:hAnsi="Aptos" w:eastAsia="Aptos" w:cs="Aptos"/>
+          <w:b w:val="1"/>
+          <w:bCs w:val="1"/>
+          <w:noProof w:val="0"/>
+          <w:sz w:val="24"/>
+          <w:szCs w:val="24"/>
+          <w:lang w:val="pt-BR"/>
+        </w:rPr>
+        <w:t>“Para aprofundar sua reflexão sobre a importância do apoio coletivo, assista ao vídeo no YouTube:”</w:t>
+      </w:r>
+      <w:r>
+        <w:rPr>
+          <w:rFonts w:ascii="Aptos" w:hAnsi="Aptos" w:eastAsia="Aptos" w:cs="Aptos"/>
+          <w:noProof w:val="0"/>
+          <w:sz w:val="24"/>
+          <w:szCs w:val="24"/>
+          <w:lang w:val="pt-BR"/>
+        </w:rPr>
+        <w:t>.</w:t>
+      </w:r>
+    </w:p>
+    <w:p>
+      <w:pPr>
+        <w:spacing w:before="240" w:beforeAutospacing="off" w:after="240" w:afterAutospacing="off"/>
+        <w:rPr>
+          <w:rFonts w:ascii="Aptos" w:hAnsi="Aptos" w:eastAsia="Aptos" w:cs="Aptos"/>
+          <w:noProof w:val="0"/>
+          <w:sz w:val="24"/>
+          <w:szCs w:val="24"/>
+          <w:lang w:val="pt-BR"/>
+        </w:rPr>
+      </w:pPr>
+      <w:r>
+        <w:rPr>
+          <w:rFonts w:ascii="Aptos" w:hAnsi="Aptos" w:eastAsia="Aptos" w:cs="Aptos"/>
+          <w:noProof w:val="0"/>
+          <w:sz w:val="24"/>
+          <w:szCs w:val="24"/>
+          <w:lang w:val="pt-BR"/>
+        </w:rPr>
+        <w:t xml:space="preserve">Apresentar o vídeo seguindo o mesmo padrão utilizado para os demais vídeos do curso, especialmente no </w:t>
+      </w:r>
+      <w:r>
+        <w:rPr>
+          <w:rFonts w:ascii="Aptos" w:hAnsi="Aptos" w:eastAsia="Aptos" w:cs="Aptos"/>
+          <w:b w:val="1"/>
+          <w:bCs w:val="1"/>
+          <w:noProof w:val="0"/>
+          <w:sz w:val="24"/>
+          <w:szCs w:val="24"/>
+          <w:lang w:val="pt-BR"/>
+        </w:rPr>
+        <w:t>Módulo 2</w:t>
+      </w:r>
+      <w:r>
+        <w:rPr>
+          <w:rFonts w:ascii="Aptos" w:hAnsi="Aptos" w:eastAsia="Aptos" w:cs="Aptos"/>
+          <w:noProof w:val="0"/>
+          <w:sz w:val="24"/>
+          <w:szCs w:val="24"/>
+          <w:lang w:val="pt-BR"/>
+        </w:rPr>
+        <w:t xml:space="preserve">, ou seja, </w:t>
+      </w:r>
+      <w:r>
+        <w:rPr>
+          <w:rFonts w:ascii="Aptos" w:hAnsi="Aptos" w:eastAsia="Aptos" w:cs="Aptos"/>
+          <w:b w:val="1"/>
+          <w:bCs w:val="1"/>
+          <w:noProof w:val="0"/>
+          <w:sz w:val="24"/>
+          <w:szCs w:val="24"/>
+          <w:lang w:val="pt-BR"/>
+        </w:rPr>
+        <w:t>sem box de destaque e com a legenda padronizada</w:t>
+      </w:r>
+      <w:r>
+        <w:rPr>
+          <w:rFonts w:ascii="Aptos" w:hAnsi="Aptos" w:eastAsia="Aptos" w:cs="Aptos"/>
+          <w:b w:val="1"/>
+          <w:bCs w:val="1"/>
+          <w:noProof w:val="0"/>
+          <w:sz w:val="24"/>
+          <w:szCs w:val="24"/>
+          <w:lang w:val="pt-BR"/>
+        </w:rPr>
+        <w:t>:</w:t>
+      </w:r>
+    </w:p>
+    <w:p>
+      <w:pPr>
+        <w:pStyle w:val="Normal"/>
+        <w:suppressLineNumbers w:val="0"/>
+        <w:bidi w:val="0"/>
+        <w:spacing w:before="0" w:beforeAutospacing="off" w:after="0" w:afterAutospacing="off" w:line="279" w:lineRule="auto"/>
+        <w:ind w:left="0" w:right="0"/>
+        <w:jc w:val="left"/>
+        <w:rPr>
+          <w:rFonts w:ascii="Aptos" w:hAnsi="Aptos" w:eastAsia="Aptos" w:cs="Aptos"/>
+          <w:noProof w:val="0"/>
+          <w:sz w:val="24"/>
+          <w:szCs w:val="24"/>
+          <w:lang w:val="pt-BR"/>
+        </w:rPr>
+      </w:pPr>
+      <w:r>
+        <w:rPr>
+          <w:rFonts w:ascii="Aptos" w:hAnsi="Aptos" w:eastAsia="Aptos" w:cs="Aptos"/>
+          <w:b w:val="1"/>
+          <w:bCs w:val="1"/>
+          <w:noProof w:val="0"/>
+          <w:sz w:val="24"/>
+          <w:szCs w:val="24"/>
+          <w:lang w:val="pt-BR"/>
+        </w:rPr>
+        <w:t xml:space="preserve"> </w:t>
+      </w:r>
+      <w:r>
+        <w:rPr>
+          <w:rFonts w:ascii="Aptos" w:hAnsi="Aptos" w:eastAsia="Aptos" w:cs="Aptos"/>
+          <w:noProof w:val="0"/>
+          <w:sz w:val="24"/>
+          <w:szCs w:val="24"/>
+          <w:lang w:val="pt-BR"/>
+        </w:rPr>
+        <w:t>O que é Parentalidade</w:t>
+      </w:r>
+      <w:r>
+        <w:rPr>
+          <w:rFonts w:ascii="Aptos" w:hAnsi="Aptos" w:eastAsia="Aptos" w:cs="Aptos"/>
+          <w:b w:val="0"/>
+          <w:bCs w:val="0"/>
+          <w:i w:val="0"/>
+          <w:iCs w:val="0"/>
+          <w:caps w:val="0"/>
+          <w:smallCaps w:val="0"/>
+          <w:noProof w:val="0"/>
+          <w:color w:val="000000" w:themeColor="text1" w:themeTint="FF" w:themeShade="FF"/>
+          <w:sz w:val="24"/>
+          <w:szCs w:val="24"/>
+          <w:lang w:val="pt-BR"/>
+        </w:rPr>
+        <w:t xml:space="preserve"> | Canal: </w:t>
+      </w:r>
+      <w:r>
+        <w:rPr>
+          <w:rFonts w:ascii="Aptos" w:hAnsi="Aptos" w:eastAsia="Aptos" w:cs="Aptos"/>
+          <w:b w:val="0"/>
+          <w:bCs w:val="0"/>
+          <w:i w:val="0"/>
+          <w:iCs w:val="0"/>
+          <w:caps w:val="0"/>
+          <w:smallCaps w:val="0"/>
+          <w:noProof w:val="0"/>
+          <w:color w:val="000000" w:themeColor="text1" w:themeTint="FF" w:themeShade="FF"/>
+          <w:sz w:val="24"/>
+          <w:szCs w:val="24"/>
+          <w:lang w:val="pt-BR"/>
+        </w:rPr>
+        <w:t>ChildFund</w:t>
+      </w:r>
+      <w:r>
+        <w:rPr>
+          <w:rFonts w:ascii="Aptos" w:hAnsi="Aptos" w:eastAsia="Aptos" w:cs="Aptos"/>
+          <w:b w:val="0"/>
+          <w:bCs w:val="0"/>
+          <w:i w:val="0"/>
+          <w:iCs w:val="0"/>
+          <w:caps w:val="0"/>
+          <w:smallCaps w:val="0"/>
+          <w:noProof w:val="0"/>
+          <w:color w:val="000000" w:themeColor="text1" w:themeTint="FF" w:themeShade="FF"/>
+          <w:sz w:val="24"/>
+          <w:szCs w:val="24"/>
+          <w:lang w:val="pt-BR"/>
+        </w:rPr>
+        <w:t xml:space="preserve"> Brasil (YouTube) | 02min19s</w:t>
+      </w:r>
+    </w:p>
+    <w:p>
+      <w:pPr>
+        <w:spacing w:before="240" w:beforeAutospacing="off" w:after="240" w:afterAutospacing="off"/>
+        <w:rPr>
+          <w:rFonts w:ascii="Aptos" w:hAnsi="Aptos" w:eastAsia="Aptos" w:cs="Aptos"/>
+          <w:noProof w:val="0"/>
+          <w:sz w:val="24"/>
+          <w:szCs w:val="24"/>
+          <w:lang w:val="pt-BR"/>
+        </w:rPr>
+      </w:pPr>
+    </w:p>
+    <w:p>
+      <w:pPr>
+        <w:pStyle w:val="Normal"/>
+        <w:suppressLineNumbers w:val="0"/>
+        <w:bidi w:val="0"/>
+        <w:spacing w:before="240" w:beforeAutospacing="off" w:after="240" w:afterAutospacing="off" w:line="279" w:lineRule="auto"/>
+        <w:ind w:left="0" w:right="0"/>
+        <w:jc w:val="left"/>
+      </w:pPr>
+      <w:r>
+        <w:rPr>
+          <w:rFonts w:ascii="Aptos" w:hAnsi="Aptos" w:eastAsia="Aptos" w:cs="Aptos"/>
+          <w:b w:val="1"/>
+          <w:bCs w:val="1"/>
+          <w:noProof w:val="0"/>
+          <w:color w:val="auto"/>
+          <w:sz w:val="28"/>
+          <w:szCs w:val="28"/>
+          <w:lang w:val="pt-BR"/>
+        </w:rPr>
+        <w:t xml:space="preserve">Lição 1: O cuidado como Construção Coletiva &gt; página 3 </w:t>
+      </w:r>
+    </w:p>
+    <w:p>
+      <w:pPr>
+        <w:pStyle w:val="Normal"/>
+        <w:suppressLineNumbers w:val="0"/>
+        <w:bidi w:val="0"/>
+        <w:spacing w:before="240" w:beforeAutospacing="off" w:after="240" w:afterAutospacing="off" w:line="279" w:lineRule="auto"/>
+        <w:ind w:left="0" w:right="0"/>
+        <w:jc w:val="left"/>
+      </w:pPr>
+      <w:r>
+        <w:rPr>
+          <w:rFonts w:ascii="Aptos" w:hAnsi="Aptos" w:eastAsia="Aptos" w:cs="Aptos"/>
+          <w:b w:val="1"/>
+          <w:bCs w:val="1"/>
+          <w:noProof w:val="0"/>
+          <w:sz w:val="24"/>
+          <w:szCs w:val="24"/>
+          <w:lang w:val="pt-BR"/>
+        </w:rPr>
+        <w:t>1. Alteração do título</w:t>
+      </w:r>
+      <w:r>
+        <w:br/>
+      </w:r>
+      <w:r>
+        <w:rPr>
+          <w:rFonts w:ascii="Aptos" w:hAnsi="Aptos" w:eastAsia="Aptos" w:cs="Aptos"/>
+          <w:noProof w:val="0"/>
+          <w:sz w:val="24"/>
+          <w:szCs w:val="24"/>
+          <w:lang w:val="pt-BR"/>
+        </w:rPr>
+        <w:t xml:space="preserve">Substituir o título </w:t>
+      </w:r>
+      <w:r>
+        <w:rPr>
+          <w:rFonts w:ascii="Aptos" w:hAnsi="Aptos" w:eastAsia="Aptos" w:cs="Aptos"/>
+          <w:b w:val="1"/>
+          <w:bCs w:val="1"/>
+          <w:noProof w:val="0"/>
+          <w:sz w:val="24"/>
+          <w:szCs w:val="24"/>
+          <w:lang w:val="pt-BR"/>
+        </w:rPr>
+        <w:t>“Quem Cuida da Criança?”</w:t>
+      </w:r>
+      <w:r>
+        <w:rPr>
+          <w:rFonts w:ascii="Aptos" w:hAnsi="Aptos" w:eastAsia="Aptos" w:cs="Aptos"/>
+          <w:noProof w:val="0"/>
+          <w:sz w:val="24"/>
+          <w:szCs w:val="24"/>
+          <w:lang w:val="pt-BR"/>
+        </w:rPr>
+        <w:t xml:space="preserve"> por </w:t>
+      </w:r>
+      <w:r>
+        <w:rPr>
+          <w:rFonts w:ascii="Aptos" w:hAnsi="Aptos" w:eastAsia="Aptos" w:cs="Aptos"/>
+          <w:b w:val="1"/>
+          <w:bCs w:val="1"/>
+          <w:noProof w:val="0"/>
+          <w:sz w:val="24"/>
+          <w:szCs w:val="24"/>
+          <w:lang w:val="pt-BR"/>
+        </w:rPr>
+        <w:t>“Quem cuida da Primeira Infância?”</w:t>
+      </w:r>
+      <w:r>
+        <w:rPr>
+          <w:rFonts w:ascii="Aptos" w:hAnsi="Aptos" w:eastAsia="Aptos" w:cs="Aptos"/>
+          <w:noProof w:val="0"/>
+          <w:sz w:val="24"/>
+          <w:szCs w:val="24"/>
+          <w:lang w:val="pt-BR"/>
+        </w:rPr>
+        <w:t>.</w:t>
+      </w:r>
+    </w:p>
+    <w:p>
+      <w:pPr>
+        <w:spacing w:before="240" w:beforeAutospacing="off" w:after="240" w:afterAutospacing="off"/>
+      </w:pPr>
+      <w:r>
+        <w:rPr>
+          <w:rFonts w:ascii="Aptos" w:hAnsi="Aptos" w:eastAsia="Aptos" w:cs="Aptos"/>
+          <w:b w:val="1"/>
+          <w:bCs w:val="1"/>
+          <w:noProof w:val="0"/>
+          <w:sz w:val="24"/>
+          <w:szCs w:val="24"/>
+          <w:lang w:val="pt-BR"/>
+        </w:rPr>
+        <w:t>2. Padronização de “Primeira Infância”</w:t>
+      </w:r>
+    </w:p>
+    <w:p>
+      <w:pPr>
+        <w:spacing w:before="240" w:beforeAutospacing="off" w:after="240" w:afterAutospacing="off"/>
+      </w:pPr>
+      <w:r>
+        <w:rPr>
+          <w:rFonts w:ascii="Aptos" w:hAnsi="Aptos" w:eastAsia="Aptos" w:cs="Aptos"/>
+          <w:noProof w:val="0"/>
+          <w:sz w:val="24"/>
+          <w:szCs w:val="24"/>
+          <w:lang w:val="pt-BR"/>
+        </w:rPr>
+        <w:t xml:space="preserve">No </w:t>
+      </w:r>
+      <w:r>
+        <w:rPr>
+          <w:rFonts w:ascii="Aptos" w:hAnsi="Aptos" w:eastAsia="Aptos" w:cs="Aptos"/>
+          <w:b w:val="1"/>
+          <w:bCs w:val="1"/>
+          <w:noProof w:val="0"/>
+          <w:sz w:val="24"/>
+          <w:szCs w:val="24"/>
+          <w:lang w:val="pt-BR"/>
+        </w:rPr>
+        <w:t>segundo box de texto</w:t>
+      </w:r>
+      <w:r>
+        <w:rPr>
+          <w:rFonts w:ascii="Aptos" w:hAnsi="Aptos" w:eastAsia="Aptos" w:cs="Aptos"/>
+          <w:noProof w:val="0"/>
+          <w:sz w:val="24"/>
+          <w:szCs w:val="24"/>
+          <w:lang w:val="pt-BR"/>
+        </w:rPr>
+        <w:t xml:space="preserve">, substituir </w:t>
+      </w:r>
+      <w:r>
+        <w:rPr>
+          <w:rFonts w:ascii="Aptos" w:hAnsi="Aptos" w:eastAsia="Aptos" w:cs="Aptos"/>
+          <w:b w:val="1"/>
+          <w:bCs w:val="1"/>
+          <w:noProof w:val="0"/>
+          <w:sz w:val="24"/>
+          <w:szCs w:val="24"/>
+          <w:lang w:val="pt-BR"/>
+        </w:rPr>
+        <w:t>“primeira infância”</w:t>
+      </w:r>
+      <w:r>
+        <w:rPr>
+          <w:rFonts w:ascii="Aptos" w:hAnsi="Aptos" w:eastAsia="Aptos" w:cs="Aptos"/>
+          <w:noProof w:val="0"/>
+          <w:sz w:val="24"/>
+          <w:szCs w:val="24"/>
+          <w:lang w:val="pt-BR"/>
+        </w:rPr>
+        <w:t xml:space="preserve"> por </w:t>
+      </w:r>
+      <w:r>
+        <w:rPr>
+          <w:rFonts w:ascii="Aptos" w:hAnsi="Aptos" w:eastAsia="Aptos" w:cs="Aptos"/>
+          <w:b w:val="1"/>
+          <w:bCs w:val="1"/>
+          <w:noProof w:val="0"/>
+          <w:sz w:val="24"/>
+          <w:szCs w:val="24"/>
+          <w:lang w:val="pt-BR"/>
+        </w:rPr>
+        <w:t>“Primeira Infância”</w:t>
+      </w:r>
+      <w:r>
+        <w:rPr>
+          <w:rFonts w:ascii="Aptos" w:hAnsi="Aptos" w:eastAsia="Aptos" w:cs="Aptos"/>
+          <w:noProof w:val="0"/>
+          <w:sz w:val="24"/>
+          <w:szCs w:val="24"/>
+          <w:lang w:val="pt-BR"/>
+        </w:rPr>
+        <w:t>, com as iniciais em letras maiúsculas.</w:t>
+      </w:r>
+    </w:p>
+    <w:p>
+      <w:pPr>
+        <w:pStyle w:val="Normal"/>
+        <w:rPr>
+          <w:rFonts w:ascii="Aptos" w:hAnsi="Aptos" w:eastAsia="Aptos" w:cs="Aptos"/>
+          <w:noProof w:val="0"/>
+          <w:color w:val="auto"/>
+          <w:sz w:val="24"/>
+          <w:szCs w:val="24"/>
+          <w:lang w:val="pt-BR"/>
+        </w:rPr>
+      </w:pPr>
+    </w:p>
+    <w:p>
+      <w:pPr>
+        <w:pStyle w:val="Normal"/>
+        <w:suppressLineNumbers w:val="0"/>
+        <w:bidi w:val="0"/>
+        <w:spacing w:before="240" w:beforeAutospacing="off" w:after="240" w:afterAutospacing="off" w:line="279" w:lineRule="auto"/>
+        <w:ind w:left="0" w:right="0"/>
+        <w:jc w:val="left"/>
+      </w:pPr>
+      <w:r>
+        <w:rPr>
+          <w:rFonts w:ascii="Aptos" w:hAnsi="Aptos" w:eastAsia="Aptos" w:cs="Aptos"/>
+          <w:b w:val="1"/>
+          <w:bCs w:val="1"/>
+          <w:noProof w:val="0"/>
+          <w:color w:val="auto"/>
+          <w:sz w:val="28"/>
+          <w:szCs w:val="28"/>
+          <w:lang w:val="pt-BR"/>
+        </w:rPr>
+        <w:t>Lição 1: O cuidado como Construção Coletiva &gt; página 4</w:t>
+      </w:r>
+    </w:p>
+    <w:p>
+      <w:pPr>
+        <w:pStyle w:val="Normal"/>
+        <w:suppressLineNumbers w:val="0"/>
+        <w:bidi w:val="0"/>
+        <w:spacing w:before="240" w:beforeAutospacing="off" w:after="240" w:afterAutospacing="off" w:line="279" w:lineRule="auto"/>
+        <w:ind w:left="0" w:right="0"/>
+        <w:jc w:val="left"/>
+      </w:pPr>
+      <w:r>
+        <w:rPr>
+          <w:rFonts w:ascii="Aptos" w:hAnsi="Aptos" w:eastAsia="Aptos" w:cs="Aptos"/>
+          <w:b w:val="1"/>
+          <w:bCs w:val="1"/>
+          <w:noProof w:val="0"/>
+          <w:sz w:val="24"/>
+          <w:szCs w:val="24"/>
+          <w:lang w:val="pt-BR"/>
+        </w:rPr>
+        <w:t>1. Alteração do título</w:t>
+      </w:r>
+      <w:r>
+        <w:br/>
+      </w:r>
+      <w:r>
+        <w:rPr>
+          <w:rFonts w:ascii="Aptos" w:hAnsi="Aptos" w:eastAsia="Aptos" w:cs="Aptos"/>
+          <w:noProof w:val="0"/>
+          <w:sz w:val="24"/>
+          <w:szCs w:val="24"/>
+          <w:lang w:val="pt-BR"/>
+        </w:rPr>
+        <w:t xml:space="preserve">Substituir o título </w:t>
+      </w:r>
+      <w:r>
+        <w:rPr>
+          <w:rFonts w:ascii="Aptos" w:hAnsi="Aptos" w:eastAsia="Aptos" w:cs="Aptos"/>
+          <w:b w:val="1"/>
+          <w:bCs w:val="1"/>
+          <w:noProof w:val="0"/>
+          <w:sz w:val="24"/>
+          <w:szCs w:val="24"/>
+          <w:lang w:val="pt-BR"/>
+        </w:rPr>
+        <w:t>“Cuidar de quem Cuida”</w:t>
+      </w:r>
+      <w:r>
+        <w:rPr>
+          <w:rFonts w:ascii="Aptos" w:hAnsi="Aptos" w:eastAsia="Aptos" w:cs="Aptos"/>
+          <w:noProof w:val="0"/>
+          <w:sz w:val="24"/>
+          <w:szCs w:val="24"/>
+          <w:lang w:val="pt-BR"/>
+        </w:rPr>
+        <w:t xml:space="preserve"> por </w:t>
+      </w:r>
+      <w:r>
+        <w:rPr>
+          <w:rFonts w:ascii="Aptos" w:hAnsi="Aptos" w:eastAsia="Aptos" w:cs="Aptos"/>
+          <w:b w:val="1"/>
+          <w:bCs w:val="1"/>
+          <w:noProof w:val="0"/>
+          <w:sz w:val="24"/>
+          <w:szCs w:val="24"/>
+          <w:lang w:val="pt-BR"/>
+        </w:rPr>
+        <w:t>“E quem cuida de quem cuida da Primeira Infância?”</w:t>
+      </w:r>
+      <w:r>
+        <w:rPr>
+          <w:rFonts w:ascii="Aptos" w:hAnsi="Aptos" w:eastAsia="Aptos" w:cs="Aptos"/>
+          <w:noProof w:val="0"/>
+          <w:sz w:val="24"/>
+          <w:szCs w:val="24"/>
+          <w:lang w:val="pt-BR"/>
+        </w:rPr>
+        <w:t>.</w:t>
+      </w:r>
+    </w:p>
+    <w:p>
+      <w:pPr>
+        <w:spacing w:before="240" w:beforeAutospacing="off" w:after="240" w:afterAutospacing="off"/>
+      </w:pPr>
+      <w:r>
+        <w:rPr>
+          <w:rFonts w:ascii="Aptos" w:hAnsi="Aptos" w:eastAsia="Aptos" w:cs="Aptos"/>
+          <w:b w:val="1"/>
+          <w:bCs w:val="1"/>
+          <w:noProof w:val="0"/>
+          <w:sz w:val="24"/>
+          <w:szCs w:val="24"/>
+          <w:lang w:val="pt-BR"/>
+        </w:rPr>
+        <w:t>2. Retirada do box de destaque</w:t>
+      </w:r>
+      <w:r>
+        <w:br/>
+      </w:r>
+      <w:r>
+        <w:rPr>
+          <w:rFonts w:ascii="Aptos" w:hAnsi="Aptos" w:eastAsia="Aptos" w:cs="Aptos"/>
+          <w:noProof w:val="0"/>
+          <w:sz w:val="24"/>
+          <w:szCs w:val="24"/>
+          <w:lang w:val="pt-BR"/>
+        </w:rPr>
+        <w:t xml:space="preserve">Retirar do box de destaque o parágrafo iniciado por </w:t>
+      </w:r>
+      <w:r>
+        <w:rPr>
+          <w:rFonts w:ascii="Aptos" w:hAnsi="Aptos" w:eastAsia="Aptos" w:cs="Aptos"/>
+          <w:b w:val="1"/>
+          <w:bCs w:val="1"/>
+          <w:noProof w:val="0"/>
+          <w:sz w:val="24"/>
+          <w:szCs w:val="24"/>
+          <w:lang w:val="pt-BR"/>
+        </w:rPr>
+        <w:t>“Por isso, cuidar das crianças também significa cuidar de quem cuida...”</w:t>
+      </w:r>
+      <w:r>
+        <w:rPr>
+          <w:rFonts w:ascii="Aptos" w:hAnsi="Aptos" w:eastAsia="Aptos" w:cs="Aptos"/>
+          <w:noProof w:val="0"/>
+          <w:sz w:val="24"/>
+          <w:szCs w:val="24"/>
+          <w:lang w:val="pt-BR"/>
+        </w:rPr>
+        <w:t xml:space="preserve"> e incorporá-lo ao fluxo normal do texto, sem box.</w:t>
+      </w:r>
+    </w:p>
+    <w:p>
+      <w:pPr>
+        <w:pStyle w:val="Normal"/>
+        <w:suppressLineNumbers w:val="0"/>
+        <w:bidi w:val="0"/>
+        <w:spacing w:before="240" w:beforeAutospacing="off" w:after="240" w:afterAutospacing="off" w:line="279" w:lineRule="auto"/>
+        <w:ind w:left="0" w:right="0"/>
+        <w:jc w:val="left"/>
+      </w:pPr>
+      <w:r>
+        <w:rPr>
+          <w:rFonts w:ascii="Aptos" w:hAnsi="Aptos" w:eastAsia="Aptos" w:cs="Aptos"/>
+          <w:b w:val="1"/>
+          <w:bCs w:val="1"/>
+          <w:noProof w:val="0"/>
+          <w:sz w:val="24"/>
+          <w:szCs w:val="24"/>
+          <w:lang w:val="pt-BR"/>
+        </w:rPr>
+        <w:t>3. Incorporação da frase de destaque que está</w:t>
+      </w:r>
+      <w:r>
+        <w:rPr>
+          <w:rFonts w:ascii="Aptos" w:hAnsi="Aptos" w:eastAsia="Aptos" w:cs="Aptos"/>
+          <w:b w:val="1"/>
+          <w:bCs w:val="1"/>
+          <w:noProof w:val="0"/>
+          <w:sz w:val="24"/>
+          <w:szCs w:val="24"/>
+          <w:lang w:val="pt-BR"/>
+        </w:rPr>
+        <w:t xml:space="preserve"> no final da página </w:t>
+      </w:r>
+      <w:r>
+        <w:rPr>
+          <w:rFonts w:ascii="Aptos" w:hAnsi="Aptos" w:eastAsia="Aptos" w:cs="Aptos"/>
+          <w:b w:val="1"/>
+          <w:bCs w:val="1"/>
+          <w:noProof w:val="0"/>
+          <w:sz w:val="24"/>
+          <w:szCs w:val="24"/>
+          <w:lang w:val="pt-BR"/>
+        </w:rPr>
+        <w:t>ao segundo parágrafo</w:t>
+      </w:r>
+      <w:r>
+        <w:rPr>
+          <w:rFonts w:ascii="Aptos" w:hAnsi="Aptos" w:eastAsia="Aptos" w:cs="Aptos"/>
+          <w:b w:val="1"/>
+          <w:bCs w:val="1"/>
+          <w:noProof w:val="0"/>
+          <w:sz w:val="24"/>
+          <w:szCs w:val="24"/>
+          <w:lang w:val="pt-BR"/>
+        </w:rPr>
+        <w:t>, retirando o ícone:</w:t>
+      </w:r>
+      <w:r>
+        <w:br/>
+      </w:r>
+      <w:r>
+        <w:rPr>
+          <w:rFonts w:ascii="Aptos" w:hAnsi="Aptos" w:eastAsia="Aptos" w:cs="Aptos"/>
+          <w:noProof w:val="0"/>
+          <w:sz w:val="24"/>
+          <w:szCs w:val="24"/>
+          <w:lang w:val="pt-BR"/>
+        </w:rPr>
+        <w:t xml:space="preserve">Retirar do destaque separado a frase </w:t>
+      </w:r>
+      <w:r>
+        <w:rPr>
+          <w:rFonts w:ascii="Aptos" w:hAnsi="Aptos" w:eastAsia="Aptos" w:cs="Aptos"/>
+          <w:b w:val="1"/>
+          <w:bCs w:val="1"/>
+          <w:noProof w:val="0"/>
+          <w:sz w:val="24"/>
+          <w:szCs w:val="24"/>
+          <w:lang w:val="pt-BR"/>
+        </w:rPr>
+        <w:t>“Toda criança tem direito a crescer em ambientes marcados pelo respeito, afeto e segurança.”</w:t>
+      </w:r>
+      <w:r>
+        <w:rPr>
+          <w:rFonts w:ascii="Aptos" w:hAnsi="Aptos" w:eastAsia="Aptos" w:cs="Aptos"/>
+          <w:noProof w:val="0"/>
+          <w:sz w:val="24"/>
+          <w:szCs w:val="24"/>
+          <w:lang w:val="pt-BR"/>
+        </w:rPr>
+        <w:t xml:space="preserve"> e incorporá-la, </w:t>
+      </w:r>
+      <w:r>
+        <w:rPr>
+          <w:rFonts w:ascii="Aptos" w:hAnsi="Aptos" w:eastAsia="Aptos" w:cs="Aptos"/>
+          <w:b w:val="1"/>
+          <w:bCs w:val="1"/>
+          <w:noProof w:val="0"/>
+          <w:sz w:val="24"/>
+          <w:szCs w:val="24"/>
+          <w:lang w:val="pt-BR"/>
+        </w:rPr>
+        <w:t>em negrito, ao final do segundo parágrafo</w:t>
+      </w:r>
+      <w:r>
+        <w:rPr>
+          <w:rFonts w:ascii="Aptos" w:hAnsi="Aptos" w:eastAsia="Aptos" w:cs="Aptos"/>
+          <w:noProof w:val="0"/>
+          <w:sz w:val="24"/>
+          <w:szCs w:val="24"/>
+          <w:lang w:val="pt-BR"/>
+        </w:rPr>
+        <w:t>. A frase não deve permanecer como um terceiro parágrafo independente.</w:t>
+      </w:r>
+    </w:p>
+    <w:p>
+      <w:pPr>
+        <w:spacing w:before="240" w:beforeAutospacing="off" w:after="240" w:afterAutospacing="off"/>
+        <w:rPr>
+          <w:rFonts w:ascii="Aptos" w:hAnsi="Aptos" w:eastAsia="Aptos" w:cs="Aptos"/>
+          <w:noProof w:val="0"/>
+          <w:sz w:val="24"/>
+          <w:szCs w:val="24"/>
+          <w:lang w:val="pt-BR"/>
+        </w:rPr>
+      </w:pPr>
+      <w:r>
+        <w:rPr>
+          <w:rFonts w:ascii="Aptos" w:hAnsi="Aptos" w:eastAsia="Aptos" w:cs="Aptos"/>
+          <w:b w:val="1"/>
+          <w:bCs w:val="1"/>
+          <w:noProof w:val="0"/>
+          <w:sz w:val="24"/>
+          <w:szCs w:val="24"/>
+          <w:lang w:val="pt-BR"/>
+        </w:rPr>
+        <w:t>4. Incorporação da página “Redes de apoio e espaços de cuidado”</w:t>
+      </w:r>
+      <w:r>
+        <w:br/>
+      </w:r>
+      <w:r>
+        <w:rPr>
+          <w:rFonts w:ascii="Aptos" w:hAnsi="Aptos" w:eastAsia="Aptos" w:cs="Aptos"/>
+          <w:noProof w:val="0"/>
+          <w:sz w:val="24"/>
+          <w:szCs w:val="24"/>
+          <w:lang w:val="pt-BR"/>
+        </w:rPr>
+        <w:t xml:space="preserve">Incorporar à página 4, na sequência dos conteúdos acima, todo o conteúdo da página </w:t>
+      </w:r>
+      <w:r>
+        <w:rPr>
+          <w:rFonts w:ascii="Aptos" w:hAnsi="Aptos" w:eastAsia="Aptos" w:cs="Aptos"/>
+          <w:b w:val="1"/>
+          <w:bCs w:val="1"/>
+          <w:noProof w:val="0"/>
+          <w:sz w:val="24"/>
+          <w:szCs w:val="24"/>
+          <w:lang w:val="pt-BR"/>
+        </w:rPr>
+        <w:t>“Redes de apoio e espaços de cuidado”</w:t>
+      </w:r>
+    </w:p>
+    <w:p>
+      <w:pPr>
+        <w:pStyle w:val="Normal"/>
+        <w:spacing w:before="240" w:beforeAutospacing="off" w:after="240" w:afterAutospacing="off"/>
+      </w:pPr>
+      <w:r>
+        <w:rPr>
+          <w:rFonts w:ascii="Aptos" w:hAnsi="Aptos" w:eastAsia="Aptos" w:cs="Aptos"/>
+          <w:noProof w:val="0"/>
+          <w:sz w:val="24"/>
+          <w:szCs w:val="24"/>
+          <w:lang w:val="pt-BR"/>
+        </w:rPr>
+        <w:t xml:space="preserve">Com essa alteração, </w:t>
+      </w:r>
+      <w:r>
+        <w:rPr>
+          <w:rFonts w:ascii="Aptos" w:hAnsi="Aptos" w:eastAsia="Aptos" w:cs="Aptos"/>
+          <w:b w:val="1"/>
+          <w:bCs w:val="1"/>
+          <w:noProof w:val="0"/>
+          <w:sz w:val="24"/>
+          <w:szCs w:val="24"/>
+          <w:lang w:val="pt-BR"/>
+        </w:rPr>
+        <w:t>“Redes de apoio e espaços de cuidado” deixa de existir como uma página independente</w:t>
+      </w:r>
+      <w:r>
+        <w:rPr>
+          <w:rFonts w:ascii="Aptos" w:hAnsi="Aptos" w:eastAsia="Aptos" w:cs="Aptos"/>
+          <w:noProof w:val="0"/>
+          <w:sz w:val="24"/>
+          <w:szCs w:val="24"/>
+          <w:lang w:val="pt-BR"/>
+        </w:rPr>
+        <w:t xml:space="preserve">, e seu conteúdo passa a integrar a página </w:t>
+      </w:r>
+      <w:r>
+        <w:rPr>
+          <w:rFonts w:ascii="Aptos" w:hAnsi="Aptos" w:eastAsia="Aptos" w:cs="Aptos"/>
+          <w:b w:val="1"/>
+          <w:bCs w:val="1"/>
+          <w:noProof w:val="0"/>
+          <w:sz w:val="24"/>
+          <w:szCs w:val="24"/>
+          <w:lang w:val="pt-BR"/>
+        </w:rPr>
+        <w:t>“E quem cuida de quem cuida da Primeira Infância?”</w:t>
+      </w:r>
+      <w:r>
+        <w:rPr>
+          <w:rFonts w:ascii="Aptos" w:hAnsi="Aptos" w:eastAsia="Aptos" w:cs="Aptos"/>
+          <w:noProof w:val="0"/>
+          <w:sz w:val="24"/>
+          <w:szCs w:val="24"/>
+          <w:lang w:val="pt-BR"/>
+        </w:rPr>
+        <w:t>.</w:t>
+      </w:r>
+    </w:p>
+    <w:p>
+      <w:r>
+        <w:rPr>
+          <w:rFonts w:ascii="Aptos" w:hAnsi="Aptos" w:eastAsia="Aptos" w:cs="Aptos"/>
+          <w:b w:val="1"/>
+          <w:bCs w:val="1"/>
+          <w:noProof w:val="0"/>
+          <w:sz w:val="24"/>
+          <w:szCs w:val="24"/>
+          <w:lang w:val="pt-BR"/>
+        </w:rPr>
+        <w:t>5. Padronização de “Primeira Infância”</w:t>
+      </w:r>
+    </w:p>
+    <w:p>
+      <w:pPr>
+        <w:pStyle w:val="Normal"/>
+        <w:spacing w:before="240" w:beforeAutospacing="off" w:after="240" w:afterAutospacing="off"/>
+      </w:pPr>
+      <w:r>
+        <w:rPr>
+          <w:rFonts w:ascii="Aptos" w:hAnsi="Aptos" w:eastAsia="Aptos" w:cs="Aptos"/>
+          <w:noProof w:val="0"/>
+          <w:sz w:val="24"/>
+          <w:szCs w:val="24"/>
+          <w:lang w:val="pt-BR"/>
+        </w:rPr>
+        <w:t xml:space="preserve">No último parágrafo, iniciado por </w:t>
+      </w:r>
+      <w:r>
+        <w:rPr>
+          <w:rFonts w:ascii="Aptos" w:hAnsi="Aptos" w:eastAsia="Aptos" w:cs="Aptos"/>
+          <w:b w:val="1"/>
+          <w:bCs w:val="1"/>
+          <w:noProof w:val="0"/>
+          <w:sz w:val="24"/>
+          <w:szCs w:val="24"/>
+          <w:lang w:val="pt-BR"/>
+        </w:rPr>
+        <w:t>“Ações simples como rodas de leitura, rodas de conversa, encontros, brincadeiras e trocas de experiências...”</w:t>
+      </w:r>
+      <w:r>
+        <w:rPr>
+          <w:rFonts w:ascii="Aptos" w:hAnsi="Aptos" w:eastAsia="Aptos" w:cs="Aptos"/>
+          <w:noProof w:val="0"/>
+          <w:sz w:val="24"/>
+          <w:szCs w:val="24"/>
+          <w:lang w:val="pt-BR"/>
+        </w:rPr>
+        <w:t xml:space="preserve">, substituir </w:t>
+      </w:r>
+      <w:r>
+        <w:rPr>
+          <w:rFonts w:ascii="Aptos" w:hAnsi="Aptos" w:eastAsia="Aptos" w:cs="Aptos"/>
+          <w:b w:val="1"/>
+          <w:bCs w:val="1"/>
+          <w:noProof w:val="0"/>
+          <w:sz w:val="24"/>
+          <w:szCs w:val="24"/>
+          <w:lang w:val="pt-BR"/>
+        </w:rPr>
+        <w:t>“primeira infância”</w:t>
+      </w:r>
+      <w:r>
+        <w:rPr>
+          <w:rFonts w:ascii="Aptos" w:hAnsi="Aptos" w:eastAsia="Aptos" w:cs="Aptos"/>
+          <w:noProof w:val="0"/>
+          <w:sz w:val="24"/>
+          <w:szCs w:val="24"/>
+          <w:lang w:val="pt-BR"/>
+        </w:rPr>
+        <w:t xml:space="preserve"> por </w:t>
+      </w:r>
+      <w:r>
+        <w:rPr>
+          <w:rFonts w:ascii="Aptos" w:hAnsi="Aptos" w:eastAsia="Aptos" w:cs="Aptos"/>
+          <w:b w:val="1"/>
+          <w:bCs w:val="1"/>
+          <w:noProof w:val="0"/>
+          <w:sz w:val="24"/>
+          <w:szCs w:val="24"/>
+          <w:lang w:val="pt-BR"/>
+        </w:rPr>
+        <w:t>“Primeira Infância”</w:t>
+      </w:r>
+      <w:r>
+        <w:rPr>
+          <w:rFonts w:ascii="Aptos" w:hAnsi="Aptos" w:eastAsia="Aptos" w:cs="Aptos"/>
+          <w:noProof w:val="0"/>
+          <w:sz w:val="24"/>
+          <w:szCs w:val="24"/>
+          <w:lang w:val="pt-BR"/>
+        </w:rPr>
+        <w:t>, com as iniciais em letras maiúsculas.</w:t>
+      </w:r>
+    </w:p>
+    <w:p>
+      <w:pPr>
+        <w:pStyle w:val="Normal"/>
+        <w:rPr>
+          <w:rFonts w:ascii="Aptos" w:hAnsi="Aptos" w:eastAsia="Aptos" w:cs="Aptos"/>
+          <w:noProof w:val="0"/>
+          <w:color w:val="auto"/>
+          <w:sz w:val="24"/>
+          <w:szCs w:val="24"/>
+          <w:lang w:val="pt-BR"/>
+        </w:rPr>
+      </w:pPr>
+    </w:p>
+    <w:p>
+      <w:pPr>
+        <w:pStyle w:val="Normal"/>
+        <w:suppressLineNumbers w:val="0"/>
+        <w:bidi w:val="0"/>
+        <w:spacing w:before="240" w:beforeAutospacing="off" w:after="240" w:afterAutospacing="off" w:line="279" w:lineRule="auto"/>
+        <w:ind w:left="0" w:right="0"/>
+        <w:jc w:val="left"/>
+      </w:pPr>
+      <w:r>
+        <w:rPr>
+          <w:rFonts w:ascii="Aptos" w:hAnsi="Aptos" w:eastAsia="Aptos" w:cs="Aptos"/>
+          <w:b w:val="1"/>
+          <w:bCs w:val="1"/>
+          <w:noProof w:val="0"/>
+          <w:color w:val="auto"/>
+          <w:sz w:val="28"/>
+          <w:szCs w:val="28"/>
+          <w:lang w:val="pt-BR"/>
+        </w:rPr>
+        <w:t>Lição 1: ATIVIDADE &gt; página 5</w:t>
+      </w:r>
+    </w:p>
+    <w:p>
+      <w:pPr>
+        <w:spacing w:before="240" w:beforeAutospacing="off" w:after="240" w:afterAutospacing="off"/>
+      </w:pPr>
+      <w:r>
+        <w:rPr>
+          <w:rFonts w:ascii="Aptos" w:hAnsi="Aptos" w:eastAsia="Aptos" w:cs="Aptos"/>
+          <w:b w:val="1"/>
+          <w:bCs w:val="1"/>
+          <w:noProof w:val="0"/>
+          <w:sz w:val="24"/>
+          <w:szCs w:val="24"/>
+          <w:lang w:val="pt-BR"/>
+        </w:rPr>
+        <w:t>Substituição da atividade</w:t>
+      </w:r>
+    </w:p>
+    <w:p>
+      <w:pPr>
+        <w:spacing w:before="240" w:beforeAutospacing="off" w:after="240" w:afterAutospacing="off"/>
+      </w:pPr>
+      <w:r>
+        <w:rPr>
+          <w:rFonts w:ascii="Aptos" w:hAnsi="Aptos" w:eastAsia="Aptos" w:cs="Aptos"/>
+          <w:noProof w:val="0"/>
+          <w:sz w:val="24"/>
+          <w:szCs w:val="24"/>
+          <w:lang w:val="pt-BR"/>
+        </w:rPr>
+        <w:t xml:space="preserve">Substituir integralmente a página e a atividade atualmente intituladas </w:t>
+      </w:r>
+      <w:r>
+        <w:rPr>
+          <w:rFonts w:ascii="Aptos" w:hAnsi="Aptos" w:eastAsia="Aptos" w:cs="Aptos"/>
+          <w:b w:val="1"/>
+          <w:bCs w:val="1"/>
+          <w:noProof w:val="0"/>
+          <w:sz w:val="24"/>
+          <w:szCs w:val="24"/>
+          <w:lang w:val="pt-BR"/>
+        </w:rPr>
+        <w:t>“Desafio: o cuidado coletivo”</w:t>
+      </w:r>
+      <w:r>
+        <w:rPr>
+          <w:rFonts w:ascii="Aptos" w:hAnsi="Aptos" w:eastAsia="Aptos" w:cs="Aptos"/>
+          <w:noProof w:val="0"/>
+          <w:sz w:val="24"/>
+          <w:szCs w:val="24"/>
+          <w:lang w:val="pt-BR"/>
+        </w:rPr>
+        <w:t xml:space="preserve"> pela atividade abaixo, mantendo o padrão visual e de organização utilizado nas demais atividades do curso.</w:t>
+      </w:r>
+    </w:p>
+    <w:p>
+      <w:pPr>
+        <w:pStyle w:val="Normal"/>
+        <w:rPr>
+          <w:rFonts w:ascii="Aptos" w:hAnsi="Aptos" w:eastAsia="Aptos" w:cs="Aptos"/>
+          <w:noProof w:val="0"/>
+          <w:color w:val="auto"/>
+          <w:sz w:val="24"/>
+          <w:szCs w:val="24"/>
+          <w:lang w:val="pt-BR"/>
+        </w:rPr>
+      </w:pPr>
+    </w:p>
+    <w:p>
+      <w:pPr>
+        <w:pStyle w:val="Normal"/>
+        <w:suppressLineNumbers w:val="0"/>
+        <w:bidi w:val="0"/>
+        <w:spacing w:before="0" w:beforeAutospacing="off" w:after="160" w:afterAutospacing="off" w:line="279" w:lineRule="auto"/>
+        <w:ind w:left="0" w:right="0"/>
+        <w:jc w:val="left"/>
+        <w:rPr>
+          <w:b w:val="1"/>
+          <w:bCs w:val="1"/>
+          <w:noProof w:val="0"/>
+          <w:lang w:val="pt-BR"/>
+        </w:rPr>
+      </w:pPr>
+      <w:r>
+        <w:rPr>
+          <w:b w:val="1"/>
+          <w:bCs w:val="1"/>
+          <w:noProof w:val="0"/>
+          <w:lang w:val="pt-BR"/>
+        </w:rPr>
+        <w:t>Atividade: Cuidado, vínculos e redes</w:t>
+      </w:r>
+    </w:p>
+    <w:p>
+      <w:pPr>
+        <w:spacing w:before="240" w:beforeAutospacing="off" w:after="240" w:afterAutospacing="off"/>
+      </w:pPr>
+      <w:r>
+        <w:rPr>
+          <w:rFonts w:ascii="Aptos" w:hAnsi="Aptos" w:eastAsia="Aptos" w:cs="Aptos"/>
+          <w:noProof w:val="0"/>
+          <w:sz w:val="24"/>
+          <w:szCs w:val="24"/>
+          <w:lang w:val="pt-BR"/>
+        </w:rPr>
+        <w:t>Ao longo desta parte, vimos que cuidar de uma criança envolve diferentes pessoas, relações e redes de apoio. Também refletimos sobre os sentidos do cuidado, a parentalidade e o papel das pessoas cuidadoras no desenvolvimento e no bem-estar das crianças.</w:t>
+      </w:r>
+    </w:p>
+    <w:p>
+      <w:pPr>
+        <w:spacing w:before="240" w:beforeAutospacing="off" w:after="240" w:afterAutospacing="off"/>
+        <w:rPr>
+          <w:rFonts w:ascii="Aptos" w:hAnsi="Aptos" w:eastAsia="Aptos" w:cs="Aptos"/>
+          <w:b w:val="1"/>
+          <w:bCs w:val="1"/>
+          <w:noProof w:val="0"/>
+          <w:sz w:val="24"/>
+          <w:szCs w:val="24"/>
+          <w:lang w:val="pt-BR"/>
+        </w:rPr>
+      </w:pPr>
+      <w:r>
+        <w:rPr>
+          <w:rFonts w:ascii="Aptos" w:hAnsi="Aptos" w:eastAsia="Aptos" w:cs="Aptos"/>
+          <w:b w:val="1"/>
+          <w:bCs w:val="1"/>
+          <w:noProof w:val="0"/>
+          <w:sz w:val="24"/>
+          <w:szCs w:val="24"/>
+          <w:lang w:val="pt-BR"/>
+        </w:rPr>
+        <w:t>[ABRIR BOX]</w:t>
+      </w:r>
+    </w:p>
+    <w:p>
+      <w:pPr>
+        <w:spacing w:before="240" w:beforeAutospacing="off" w:after="240" w:afterAutospacing="off"/>
+      </w:pPr>
+      <w:r>
+        <w:rPr>
+          <w:rFonts w:ascii="Aptos" w:hAnsi="Aptos" w:eastAsia="Aptos" w:cs="Aptos"/>
+          <w:b w:val="1"/>
+          <w:bCs w:val="1"/>
+          <w:noProof w:val="0"/>
+          <w:sz w:val="24"/>
+          <w:szCs w:val="24"/>
+          <w:lang w:val="pt-BR"/>
+        </w:rPr>
+        <w:t>[Ícone pen-to-square] Colocando em prática</w:t>
+      </w:r>
+    </w:p>
+    <w:p>
+      <w:pPr>
+        <w:spacing w:before="240" w:beforeAutospacing="off" w:after="240" w:afterAutospacing="off"/>
+      </w:pPr>
+      <w:r>
+        <w:rPr>
+          <w:rFonts w:ascii="Aptos" w:hAnsi="Aptos" w:eastAsia="Aptos" w:cs="Aptos"/>
+          <w:noProof w:val="0"/>
+          <w:sz w:val="24"/>
+          <w:szCs w:val="24"/>
+          <w:lang w:val="pt-BR"/>
+        </w:rPr>
+        <w:t xml:space="preserve">Leia atentamente cada afirmativa e indique se ela é </w:t>
+      </w:r>
+      <w:r>
+        <w:rPr>
+          <w:rFonts w:ascii="Aptos" w:hAnsi="Aptos" w:eastAsia="Aptos" w:cs="Aptos"/>
+          <w:b w:val="1"/>
+          <w:bCs w:val="1"/>
+          <w:noProof w:val="0"/>
+          <w:sz w:val="24"/>
+          <w:szCs w:val="24"/>
+          <w:lang w:val="pt-BR"/>
+        </w:rPr>
+        <w:t>verdadeira (V)</w:t>
+      </w:r>
+      <w:r>
+        <w:rPr>
+          <w:rFonts w:ascii="Aptos" w:hAnsi="Aptos" w:eastAsia="Aptos" w:cs="Aptos"/>
+          <w:noProof w:val="0"/>
+          <w:sz w:val="24"/>
+          <w:szCs w:val="24"/>
+          <w:lang w:val="pt-BR"/>
+        </w:rPr>
+        <w:t xml:space="preserve"> ou </w:t>
+      </w:r>
+      <w:r>
+        <w:rPr>
+          <w:rFonts w:ascii="Aptos" w:hAnsi="Aptos" w:eastAsia="Aptos" w:cs="Aptos"/>
+          <w:b w:val="1"/>
+          <w:bCs w:val="1"/>
+          <w:noProof w:val="0"/>
+          <w:sz w:val="24"/>
+          <w:szCs w:val="24"/>
+          <w:lang w:val="pt-BR"/>
+        </w:rPr>
+        <w:t>falsa (F)</w:t>
+      </w:r>
+      <w:r>
+        <w:rPr>
+          <w:rFonts w:ascii="Aptos" w:hAnsi="Aptos" w:eastAsia="Aptos" w:cs="Aptos"/>
+          <w:noProof w:val="0"/>
+          <w:sz w:val="24"/>
+          <w:szCs w:val="24"/>
+          <w:lang w:val="pt-BR"/>
+        </w:rPr>
+        <w:t>. Depois de responder, confira a devolutiva para retomar os principais conceitos trabalhados.</w:t>
+      </w:r>
+    </w:p>
+    <w:p>
+      <w:pPr>
+        <w:spacing w:before="240" w:beforeAutospacing="off" w:after="240" w:afterAutospacing="off"/>
+        <w:rPr>
+          <w:rFonts w:ascii="Aptos" w:hAnsi="Aptos" w:eastAsia="Aptos" w:cs="Aptos"/>
+          <w:b w:val="1"/>
+          <w:bCs w:val="1"/>
+          <w:noProof w:val="0"/>
+          <w:sz w:val="24"/>
+          <w:szCs w:val="24"/>
+          <w:lang w:val="pt-BR"/>
+        </w:rPr>
+      </w:pPr>
+      <w:r>
+        <w:rPr>
+          <w:rFonts w:ascii="Aptos" w:hAnsi="Aptos" w:eastAsia="Aptos" w:cs="Aptos"/>
+          <w:b w:val="1"/>
+          <w:bCs w:val="1"/>
+          <w:noProof w:val="0"/>
+          <w:sz w:val="24"/>
+          <w:szCs w:val="24"/>
+          <w:lang w:val="pt-BR"/>
+        </w:rPr>
+        <w:t>[FECHAR BOX]</w:t>
+      </w:r>
+    </w:p>
+    <w:p>
+      <w:pPr>
+        <w:spacing w:before="240" w:beforeAutospacing="off" w:after="240" w:afterAutospacing="off"/>
+        <w:rPr>
+          <w:rFonts w:ascii="Aptos" w:hAnsi="Aptos" w:eastAsia="Aptos" w:cs="Aptos"/>
+          <w:b w:val="1"/>
+          <w:bCs w:val="1"/>
+          <w:noProof w:val="0"/>
+          <w:sz w:val="24"/>
+          <w:szCs w:val="24"/>
+          <w:lang w:val="pt-BR"/>
+        </w:rPr>
+      </w:pPr>
+    </w:p>
+    <w:p>
+      <w:pPr>
+        <w:spacing w:before="240" w:beforeAutospacing="off" w:after="240" w:afterAutospacing="off"/>
+      </w:pPr>
+      <w:r>
+        <w:rPr>
+          <w:rFonts w:ascii="Aptos" w:hAnsi="Aptos" w:eastAsia="Aptos" w:cs="Aptos"/>
+          <w:b w:val="1"/>
+          <w:bCs w:val="1"/>
+          <w:noProof w:val="0"/>
+          <w:sz w:val="24"/>
+          <w:szCs w:val="24"/>
+          <w:lang w:val="pt-BR"/>
+        </w:rPr>
+        <w:t>1. Ao longo do tempo, a compreensão sobre o cuidado com as crianças se ampliou e passou a considerar também suas necessidades emocionais, afetivas, cognitivas e sociais.</w:t>
+      </w:r>
+    </w:p>
+    <w:p>
+      <w:pPr>
+        <w:spacing w:before="240" w:beforeAutospacing="off" w:after="240" w:afterAutospacing="off"/>
+      </w:pPr>
+      <w:r>
+        <w:rPr>
+          <w:rFonts w:ascii="Aptos" w:hAnsi="Aptos" w:eastAsia="Aptos" w:cs="Aptos"/>
+          <w:b w:val="1"/>
+          <w:bCs w:val="1"/>
+          <w:noProof w:val="0"/>
+          <w:sz w:val="24"/>
+          <w:szCs w:val="24"/>
+          <w:lang w:val="pt-BR"/>
+        </w:rPr>
+        <w:t>Resposta: Verdadeiro</w:t>
+      </w:r>
+    </w:p>
+    <w:p>
+      <w:pPr>
+        <w:spacing w:before="240" w:beforeAutospacing="off" w:after="240" w:afterAutospacing="off"/>
+      </w:pPr>
+      <w:r>
+        <w:rPr>
+          <w:rFonts w:ascii="Aptos" w:hAnsi="Aptos" w:eastAsia="Aptos" w:cs="Aptos"/>
+          <w:b w:val="1"/>
+          <w:bCs w:val="1"/>
+          <w:noProof w:val="0"/>
+          <w:sz w:val="24"/>
+          <w:szCs w:val="24"/>
+          <w:lang w:val="pt-BR"/>
+        </w:rPr>
+        <w:t>Devolutiva, se marcar Verdadeiro:</w:t>
+      </w:r>
+      <w:r>
+        <w:br/>
+      </w:r>
+      <w:r>
+        <w:rPr>
+          <w:rFonts w:ascii="Aptos" w:hAnsi="Aptos" w:eastAsia="Aptos" w:cs="Aptos"/>
+          <w:noProof w:val="0"/>
+          <w:sz w:val="24"/>
+          <w:szCs w:val="24"/>
+          <w:lang w:val="pt-BR"/>
+        </w:rPr>
+        <w:t>Isso mesmo</w:t>
+      </w:r>
+      <w:r>
+        <w:rPr>
+          <w:rFonts w:ascii="Aptos" w:hAnsi="Aptos" w:eastAsia="Aptos" w:cs="Aptos"/>
+          <w:noProof w:val="0"/>
+          <w:sz w:val="24"/>
+          <w:szCs w:val="24"/>
+          <w:lang w:val="pt-BR"/>
+        </w:rPr>
+        <w:t>!</w:t>
+      </w:r>
+      <w:r>
+        <w:rPr>
+          <w:rFonts w:ascii="Aptos" w:hAnsi="Aptos" w:eastAsia="Aptos" w:cs="Aptos"/>
+          <w:noProof w:val="0"/>
+          <w:sz w:val="24"/>
+          <w:szCs w:val="24"/>
+          <w:lang w:val="pt-BR"/>
+        </w:rPr>
+        <w:t xml:space="preserve"> A compreensão sobre o cuidado se transformou ao longo da história. Hoje, cuidar não significa apenas atender às necessidades físicas da criança, mas também acolher, escutar, brincar, estabelecer relações, garantir direitos e oferecer segurança emocional.</w:t>
+      </w:r>
+    </w:p>
+    <w:p>
+      <w:pPr>
+        <w:pStyle w:val="Normal"/>
+        <w:suppressLineNumbers w:val="0"/>
+        <w:bidi w:val="0"/>
+        <w:spacing w:before="240" w:beforeAutospacing="off" w:after="240" w:afterAutospacing="off" w:line="279" w:lineRule="auto"/>
+        <w:ind w:left="0" w:right="0"/>
+        <w:jc w:val="left"/>
+      </w:pPr>
+      <w:r>
+        <w:rPr>
+          <w:rFonts w:ascii="Aptos" w:hAnsi="Aptos" w:eastAsia="Aptos" w:cs="Aptos"/>
+          <w:b w:val="1"/>
+          <w:bCs w:val="1"/>
+          <w:noProof w:val="0"/>
+          <w:sz w:val="24"/>
+          <w:szCs w:val="24"/>
+          <w:lang w:val="pt-BR"/>
+        </w:rPr>
+        <w:t>Devolutiva, se marcar Falso:</w:t>
+      </w:r>
+      <w:r>
+        <w:br/>
+      </w:r>
+      <w:r>
+        <w:rPr>
+          <w:rFonts w:ascii="Aptos" w:hAnsi="Aptos" w:eastAsia="Aptos" w:cs="Aptos"/>
+          <w:noProof w:val="0"/>
+          <w:sz w:val="24"/>
+          <w:szCs w:val="24"/>
+          <w:lang w:val="pt-BR"/>
+        </w:rPr>
+        <w:t xml:space="preserve">Retome o trecho </w:t>
+      </w:r>
+      <w:r>
+        <w:rPr>
+          <w:rFonts w:ascii="Aptos" w:hAnsi="Aptos" w:eastAsia="Aptos" w:cs="Aptos"/>
+          <w:b w:val="1"/>
+          <w:bCs w:val="1"/>
+          <w:noProof w:val="0"/>
+          <w:sz w:val="24"/>
+          <w:szCs w:val="24"/>
+          <w:lang w:val="pt-BR"/>
+        </w:rPr>
+        <w:t>“Os sentidos do cuidado”</w:t>
+      </w:r>
+      <w:r>
+        <w:rPr>
+          <w:rFonts w:ascii="Aptos" w:hAnsi="Aptos" w:eastAsia="Aptos" w:cs="Aptos"/>
+          <w:noProof w:val="0"/>
+          <w:sz w:val="24"/>
+          <w:szCs w:val="24"/>
+          <w:lang w:val="pt-BR"/>
+        </w:rPr>
+        <w:t xml:space="preserve"> e observe como a compreensão sobre as necessidades das crianças se modificou ao longo do tempo. O cuidado que antes se concentrava principalmente na sobrevivência física passou a considerar outras dimensões fundamentais para o desenvolvimento integral</w:t>
+      </w:r>
+      <w:r>
+        <w:rPr>
+          <w:rFonts w:ascii="Aptos" w:hAnsi="Aptos" w:eastAsia="Aptos" w:cs="Aptos"/>
+          <w:noProof w:val="0"/>
+          <w:sz w:val="24"/>
+          <w:szCs w:val="24"/>
+          <w:lang w:val="pt-BR"/>
+        </w:rPr>
+        <w:t xml:space="preserve"> da Primeira Infância</w:t>
+      </w:r>
+      <w:r>
+        <w:rPr>
+          <w:rFonts w:ascii="Aptos" w:hAnsi="Aptos" w:eastAsia="Aptos" w:cs="Aptos"/>
+          <w:noProof w:val="0"/>
+          <w:sz w:val="24"/>
+          <w:szCs w:val="24"/>
+          <w:lang w:val="pt-BR"/>
+        </w:rPr>
+        <w:t>.</w:t>
+      </w:r>
+    </w:p>
+    <w:p>
+      <w:pPr>
+        <w:spacing w:before="0" w:beforeAutospacing="off" w:after="0" w:afterAutospacing="off"/>
+      </w:pPr>
+    </w:p>
+    <w:p>
+      <w:pPr>
+        <w:spacing w:before="240" w:beforeAutospacing="off" w:after="240" w:afterAutospacing="off"/>
+      </w:pPr>
+      <w:r>
+        <w:rPr>
+          <w:rFonts w:ascii="Aptos" w:hAnsi="Aptos" w:eastAsia="Aptos" w:cs="Aptos"/>
+          <w:b w:val="1"/>
+          <w:bCs w:val="1"/>
+          <w:noProof w:val="0"/>
+          <w:sz w:val="24"/>
+          <w:szCs w:val="24"/>
+          <w:lang w:val="pt-BR"/>
+        </w:rPr>
+        <w:t>2. A parentalidade é exercida exclusivamente por mães e pais biológicos, responsáveis pelo cuidado e pela educação das crianças.</w:t>
+      </w:r>
+    </w:p>
+    <w:p>
+      <w:pPr>
+        <w:spacing w:before="240" w:beforeAutospacing="off" w:after="240" w:afterAutospacing="off"/>
+      </w:pPr>
+      <w:r>
+        <w:rPr>
+          <w:rFonts w:ascii="Aptos" w:hAnsi="Aptos" w:eastAsia="Aptos" w:cs="Aptos"/>
+          <w:b w:val="1"/>
+          <w:bCs w:val="1"/>
+          <w:noProof w:val="0"/>
+          <w:sz w:val="24"/>
+          <w:szCs w:val="24"/>
+          <w:lang w:val="pt-BR"/>
+        </w:rPr>
+        <w:t>Resposta: Falso</w:t>
+      </w:r>
+    </w:p>
+    <w:p>
+      <w:pPr>
+        <w:spacing w:before="240" w:beforeAutospacing="off" w:after="240" w:afterAutospacing="off"/>
+      </w:pPr>
+      <w:r>
+        <w:rPr>
+          <w:rFonts w:ascii="Aptos" w:hAnsi="Aptos" w:eastAsia="Aptos" w:cs="Aptos"/>
+          <w:b w:val="1"/>
+          <w:bCs w:val="1"/>
+          <w:noProof w:val="0"/>
+          <w:sz w:val="24"/>
+          <w:szCs w:val="24"/>
+          <w:lang w:val="pt-BR"/>
+        </w:rPr>
+        <w:t>Devolutiva</w:t>
+      </w:r>
+      <w:r>
+        <w:rPr>
+          <w:rFonts w:ascii="Aptos" w:hAnsi="Aptos" w:eastAsia="Aptos" w:cs="Aptos"/>
+          <w:b w:val="1"/>
+          <w:bCs w:val="1"/>
+          <w:noProof w:val="0"/>
+          <w:sz w:val="24"/>
+          <w:szCs w:val="24"/>
+          <w:lang w:val="pt-BR"/>
+        </w:rPr>
+        <w:t xml:space="preserve">, </w:t>
+      </w:r>
+      <w:r>
+        <w:rPr>
+          <w:rFonts w:ascii="Aptos" w:hAnsi="Aptos" w:eastAsia="Aptos" w:cs="Aptos"/>
+          <w:b w:val="1"/>
+          <w:bCs w:val="1"/>
+          <w:noProof w:val="0"/>
+          <w:sz w:val="24"/>
+          <w:szCs w:val="24"/>
+          <w:lang w:val="pt-BR"/>
+        </w:rPr>
+        <w:t>se marcar Verdadeiro:</w:t>
+      </w:r>
+      <w:r>
+        <w:br/>
+      </w:r>
+      <w:r>
+        <w:rPr>
+          <w:rFonts w:ascii="Aptos" w:hAnsi="Aptos" w:eastAsia="Aptos" w:cs="Aptos"/>
+          <w:noProof w:val="0"/>
+          <w:sz w:val="24"/>
+          <w:szCs w:val="24"/>
+          <w:lang w:val="pt-BR"/>
+        </w:rPr>
+        <w:t xml:space="preserve">Vale revisitar o trecho </w:t>
+      </w:r>
+      <w:r>
+        <w:rPr>
+          <w:rFonts w:ascii="Aptos" w:hAnsi="Aptos" w:eastAsia="Aptos" w:cs="Aptos"/>
+          <w:b w:val="1"/>
+          <w:bCs w:val="1"/>
+          <w:noProof w:val="0"/>
+          <w:sz w:val="24"/>
+          <w:szCs w:val="24"/>
+          <w:lang w:val="pt-BR"/>
+        </w:rPr>
+        <w:t>“Parentalidade: cuidar, educar e construir vínculos”</w:t>
+      </w:r>
+      <w:r>
+        <w:rPr>
+          <w:rFonts w:ascii="Aptos" w:hAnsi="Aptos" w:eastAsia="Aptos" w:cs="Aptos"/>
+          <w:noProof w:val="0"/>
+          <w:sz w:val="24"/>
+          <w:szCs w:val="24"/>
+          <w:lang w:val="pt-BR"/>
+        </w:rPr>
+        <w:t>. Observe especialmente quem pode participar da construção de vínculos e do cuidado cotidiano de uma criança. A parentalidade pode assumir diferentes formas e não está restrita aos vínculos biológicos.</w:t>
+      </w:r>
+    </w:p>
+    <w:p>
+      <w:pPr>
+        <w:spacing w:before="240" w:beforeAutospacing="off" w:after="240" w:afterAutospacing="off"/>
+      </w:pPr>
+      <w:r>
+        <w:rPr>
+          <w:rFonts w:ascii="Aptos" w:hAnsi="Aptos" w:eastAsia="Aptos" w:cs="Aptos"/>
+          <w:b w:val="1"/>
+          <w:bCs w:val="1"/>
+          <w:noProof w:val="0"/>
+          <w:sz w:val="24"/>
+          <w:szCs w:val="24"/>
+          <w:lang w:val="pt-BR"/>
+        </w:rPr>
+        <w:t>Devolutiva</w:t>
+      </w:r>
+      <w:r>
+        <w:rPr>
+          <w:rFonts w:ascii="Aptos" w:hAnsi="Aptos" w:eastAsia="Aptos" w:cs="Aptos"/>
+          <w:b w:val="1"/>
+          <w:bCs w:val="1"/>
+          <w:noProof w:val="0"/>
+          <w:sz w:val="24"/>
+          <w:szCs w:val="24"/>
+          <w:lang w:val="pt-BR"/>
+        </w:rPr>
+        <w:t>,</w:t>
+      </w:r>
+      <w:r>
+        <w:rPr>
+          <w:rFonts w:ascii="Aptos" w:hAnsi="Aptos" w:eastAsia="Aptos" w:cs="Aptos"/>
+          <w:b w:val="1"/>
+          <w:bCs w:val="1"/>
+          <w:noProof w:val="0"/>
+          <w:sz w:val="24"/>
+          <w:szCs w:val="24"/>
+          <w:lang w:val="pt-BR"/>
+        </w:rPr>
+        <w:t xml:space="preserve"> se marcar Falso:</w:t>
+      </w:r>
+      <w:r>
+        <w:br/>
+      </w:r>
+      <w:r>
+        <w:rPr>
+          <w:rFonts w:ascii="Aptos" w:hAnsi="Aptos" w:eastAsia="Aptos" w:cs="Aptos"/>
+          <w:noProof w:val="0"/>
+          <w:sz w:val="24"/>
+          <w:szCs w:val="24"/>
+          <w:lang w:val="pt-BR"/>
+        </w:rPr>
+        <w:t>Isso mesmo</w:t>
+      </w:r>
+      <w:r>
+        <w:rPr>
+          <w:rFonts w:ascii="Aptos" w:hAnsi="Aptos" w:eastAsia="Aptos" w:cs="Aptos"/>
+          <w:noProof w:val="0"/>
+          <w:sz w:val="24"/>
+          <w:szCs w:val="24"/>
+          <w:lang w:val="pt-BR"/>
+        </w:rPr>
+        <w:t>!</w:t>
+      </w:r>
+      <w:r>
+        <w:rPr>
+          <w:rFonts w:ascii="Aptos" w:hAnsi="Aptos" w:eastAsia="Aptos" w:cs="Aptos"/>
+          <w:noProof w:val="0"/>
+          <w:sz w:val="24"/>
+          <w:szCs w:val="24"/>
+          <w:lang w:val="pt-BR"/>
+        </w:rPr>
+        <w:t xml:space="preserve"> A parentalidade pode ser exercida por diferentes pessoas cuidadoras e em diferentes configurações familiares, incluindo mães, pais, avós, tias e tios, famílias ampliadas, famílias adotivas e outras pessoas de referência.</w:t>
+      </w:r>
+    </w:p>
+    <w:p>
+      <w:pPr>
+        <w:spacing w:before="0" w:beforeAutospacing="off" w:after="0" w:afterAutospacing="off"/>
+      </w:pPr>
+    </w:p>
+    <w:p>
+      <w:pPr>
+        <w:spacing w:before="240" w:beforeAutospacing="off" w:after="240" w:afterAutospacing="off"/>
+      </w:pPr>
+      <w:r>
+        <w:rPr>
+          <w:rFonts w:ascii="Aptos" w:hAnsi="Aptos" w:eastAsia="Aptos" w:cs="Aptos"/>
+          <w:b w:val="1"/>
+          <w:bCs w:val="1"/>
+          <w:noProof w:val="0"/>
+          <w:sz w:val="24"/>
+          <w:szCs w:val="24"/>
+          <w:lang w:val="pt-BR"/>
+        </w:rPr>
+        <w:t>3. Escutar, acolher, brincar, dialogar, proteger e demonstrar afeto são práticas que fazem parte do cuidado e contribuem para o desenvolvimento das crianças.</w:t>
+      </w:r>
+    </w:p>
+    <w:p>
+      <w:pPr>
+        <w:spacing w:before="240" w:beforeAutospacing="off" w:after="240" w:afterAutospacing="off"/>
+      </w:pPr>
+      <w:r>
+        <w:rPr>
+          <w:rFonts w:ascii="Aptos" w:hAnsi="Aptos" w:eastAsia="Aptos" w:cs="Aptos"/>
+          <w:b w:val="1"/>
+          <w:bCs w:val="1"/>
+          <w:noProof w:val="0"/>
+          <w:sz w:val="24"/>
+          <w:szCs w:val="24"/>
+          <w:lang w:val="pt-BR"/>
+        </w:rPr>
+        <w:t>Resposta: Verdadeiro</w:t>
+      </w:r>
+    </w:p>
+    <w:p>
+      <w:pPr>
+        <w:spacing w:before="240" w:beforeAutospacing="off" w:after="240" w:afterAutospacing="off"/>
+      </w:pPr>
+      <w:r>
+        <w:rPr>
+          <w:rFonts w:ascii="Aptos" w:hAnsi="Aptos" w:eastAsia="Aptos" w:cs="Aptos"/>
+          <w:b w:val="1"/>
+          <w:bCs w:val="1"/>
+          <w:noProof w:val="0"/>
+          <w:sz w:val="24"/>
+          <w:szCs w:val="24"/>
+          <w:lang w:val="pt-BR"/>
+        </w:rPr>
+        <w:t>Devolutiva</w:t>
+      </w:r>
+      <w:r>
+        <w:rPr>
+          <w:rFonts w:ascii="Aptos" w:hAnsi="Aptos" w:eastAsia="Aptos" w:cs="Aptos"/>
+          <w:b w:val="1"/>
+          <w:bCs w:val="1"/>
+          <w:noProof w:val="0"/>
+          <w:sz w:val="24"/>
+          <w:szCs w:val="24"/>
+          <w:lang w:val="pt-BR"/>
+        </w:rPr>
+        <w:t>,</w:t>
+      </w:r>
+      <w:r>
+        <w:rPr>
+          <w:rFonts w:ascii="Aptos" w:hAnsi="Aptos" w:eastAsia="Aptos" w:cs="Aptos"/>
+          <w:b w:val="1"/>
+          <w:bCs w:val="1"/>
+          <w:noProof w:val="0"/>
+          <w:sz w:val="24"/>
+          <w:szCs w:val="24"/>
+          <w:lang w:val="pt-BR"/>
+        </w:rPr>
+        <w:t xml:space="preserve"> se marcar Verdadeiro:</w:t>
+      </w:r>
+      <w:r>
+        <w:br/>
+      </w:r>
+      <w:r>
+        <w:rPr>
+          <w:rFonts w:ascii="Aptos" w:hAnsi="Aptos" w:eastAsia="Aptos" w:cs="Aptos"/>
+          <w:noProof w:val="0"/>
+          <w:sz w:val="24"/>
+          <w:szCs w:val="24"/>
+          <w:lang w:val="pt-BR"/>
+        </w:rPr>
+        <w:t>Isso mesmo</w:t>
+      </w:r>
+      <w:r>
+        <w:rPr>
+          <w:rFonts w:ascii="Aptos" w:hAnsi="Aptos" w:eastAsia="Aptos" w:cs="Aptos"/>
+          <w:noProof w:val="0"/>
+          <w:sz w:val="24"/>
+          <w:szCs w:val="24"/>
+          <w:lang w:val="pt-BR"/>
+        </w:rPr>
+        <w:t>!</w:t>
+      </w:r>
+      <w:r>
+        <w:rPr>
+          <w:rFonts w:ascii="Aptos" w:hAnsi="Aptos" w:eastAsia="Aptos" w:cs="Aptos"/>
+          <w:noProof w:val="0"/>
+          <w:sz w:val="24"/>
+          <w:szCs w:val="24"/>
+          <w:lang w:val="pt-BR"/>
+        </w:rPr>
+        <w:t xml:space="preserve"> Cuidar vai além de alimentar, proteger ou atender às necessidades físicas. Essas práticas contribuem para a construção de vínculos, para a segurança emocional e para o desenvolvimento integral das crianças.</w:t>
+      </w:r>
+    </w:p>
+    <w:p>
+      <w:pPr>
+        <w:spacing w:before="240" w:beforeAutospacing="off" w:after="240" w:afterAutospacing="off"/>
+      </w:pPr>
+      <w:r>
+        <w:rPr>
+          <w:rFonts w:ascii="Aptos" w:hAnsi="Aptos" w:eastAsia="Aptos" w:cs="Aptos"/>
+          <w:b w:val="1"/>
+          <w:bCs w:val="1"/>
+          <w:noProof w:val="0"/>
+          <w:sz w:val="24"/>
+          <w:szCs w:val="24"/>
+          <w:lang w:val="pt-BR"/>
+        </w:rPr>
+        <w:t>Devolutiva</w:t>
+      </w:r>
+      <w:r>
+        <w:rPr>
+          <w:rFonts w:ascii="Aptos" w:hAnsi="Aptos" w:eastAsia="Aptos" w:cs="Aptos"/>
+          <w:b w:val="1"/>
+          <w:bCs w:val="1"/>
+          <w:noProof w:val="0"/>
+          <w:sz w:val="24"/>
+          <w:szCs w:val="24"/>
+          <w:lang w:val="pt-BR"/>
+        </w:rPr>
+        <w:t>,</w:t>
+      </w:r>
+      <w:r>
+        <w:rPr>
+          <w:rFonts w:ascii="Aptos" w:hAnsi="Aptos" w:eastAsia="Aptos" w:cs="Aptos"/>
+          <w:b w:val="1"/>
+          <w:bCs w:val="1"/>
+          <w:noProof w:val="0"/>
+          <w:sz w:val="24"/>
+          <w:szCs w:val="24"/>
+          <w:lang w:val="pt-BR"/>
+        </w:rPr>
+        <w:t xml:space="preserve"> se marcar Falso:</w:t>
+      </w:r>
+      <w:r>
+        <w:br/>
+      </w:r>
+      <w:r>
+        <w:rPr>
+          <w:rFonts w:ascii="Aptos" w:hAnsi="Aptos" w:eastAsia="Aptos" w:cs="Aptos"/>
+          <w:noProof w:val="0"/>
+          <w:sz w:val="24"/>
+          <w:szCs w:val="24"/>
+          <w:lang w:val="pt-BR"/>
+        </w:rPr>
+        <w:t xml:space="preserve">Retome os trechos sobre </w:t>
+      </w:r>
+      <w:r>
+        <w:rPr>
+          <w:rFonts w:ascii="Aptos" w:hAnsi="Aptos" w:eastAsia="Aptos" w:cs="Aptos"/>
+          <w:b w:val="1"/>
+          <w:bCs w:val="1"/>
+          <w:noProof w:val="0"/>
+          <w:sz w:val="24"/>
+          <w:szCs w:val="24"/>
+          <w:lang w:val="pt-BR"/>
+        </w:rPr>
+        <w:t>cuidado e parentalidade</w:t>
+      </w:r>
+      <w:r>
+        <w:rPr>
+          <w:rFonts w:ascii="Aptos" w:hAnsi="Aptos" w:eastAsia="Aptos" w:cs="Aptos"/>
+          <w:noProof w:val="0"/>
+          <w:sz w:val="24"/>
+          <w:szCs w:val="24"/>
+          <w:lang w:val="pt-BR"/>
+        </w:rPr>
+        <w:t xml:space="preserve"> e observe quais práticas são apresentadas como importantes para o desenvolvimento das crianças. O cuidado envolve dimensões físicas, afetivas, emocionais e sociais.</w:t>
+      </w:r>
+    </w:p>
+    <w:p>
+      <w:pPr>
+        <w:spacing w:before="0" w:beforeAutospacing="off" w:after="0" w:afterAutospacing="off"/>
+      </w:pPr>
+    </w:p>
+    <w:p>
+      <w:pPr>
+        <w:spacing w:before="240" w:beforeAutospacing="off" w:after="240" w:afterAutospacing="off"/>
+      </w:pPr>
+      <w:r>
+        <w:rPr>
+          <w:rFonts w:ascii="Aptos" w:hAnsi="Aptos" w:eastAsia="Aptos" w:cs="Aptos"/>
+          <w:b w:val="1"/>
+          <w:bCs w:val="1"/>
+          <w:noProof w:val="0"/>
+          <w:sz w:val="24"/>
+          <w:szCs w:val="24"/>
+          <w:lang w:val="pt-BR"/>
+        </w:rPr>
+        <w:t>4. Pessoas cuidadoras secundárias, como profissionais da educação e da saúde, vizinhos(as) e lideranças comunitárias, complementam o cuidado cotidiano e fazem parte da rede de apoio das crianças.</w:t>
+      </w:r>
+    </w:p>
+    <w:p>
+      <w:pPr>
+        <w:spacing w:before="240" w:beforeAutospacing="off" w:after="240" w:afterAutospacing="off"/>
+      </w:pPr>
+      <w:r>
+        <w:rPr>
+          <w:rFonts w:ascii="Aptos" w:hAnsi="Aptos" w:eastAsia="Aptos" w:cs="Aptos"/>
+          <w:b w:val="1"/>
+          <w:bCs w:val="1"/>
+          <w:noProof w:val="0"/>
+          <w:sz w:val="24"/>
+          <w:szCs w:val="24"/>
+          <w:lang w:val="pt-BR"/>
+        </w:rPr>
+        <w:t>Resposta: Verdadeiro</w:t>
+      </w:r>
+    </w:p>
+    <w:p>
+      <w:pPr>
+        <w:pStyle w:val="Normal"/>
+        <w:suppressLineNumbers w:val="0"/>
+        <w:bidi w:val="0"/>
+        <w:spacing w:before="240" w:beforeAutospacing="off" w:after="240" w:afterAutospacing="off" w:line="279" w:lineRule="auto"/>
+        <w:ind w:left="0" w:right="0"/>
+        <w:jc w:val="left"/>
+      </w:pPr>
+      <w:r>
+        <w:rPr>
+          <w:rFonts w:ascii="Aptos" w:hAnsi="Aptos" w:eastAsia="Aptos" w:cs="Aptos"/>
+          <w:b w:val="1"/>
+          <w:bCs w:val="1"/>
+          <w:noProof w:val="0"/>
+          <w:sz w:val="24"/>
+          <w:szCs w:val="24"/>
+          <w:lang w:val="pt-BR"/>
+        </w:rPr>
+        <w:t>Devolutiva</w:t>
+      </w:r>
+      <w:r>
+        <w:rPr>
+          <w:rFonts w:ascii="Aptos" w:hAnsi="Aptos" w:eastAsia="Aptos" w:cs="Aptos"/>
+          <w:b w:val="1"/>
+          <w:bCs w:val="1"/>
+          <w:noProof w:val="0"/>
+          <w:sz w:val="24"/>
+          <w:szCs w:val="24"/>
+          <w:lang w:val="pt-BR"/>
+        </w:rPr>
+        <w:t>,</w:t>
+      </w:r>
+      <w:r>
+        <w:rPr>
+          <w:rFonts w:ascii="Aptos" w:hAnsi="Aptos" w:eastAsia="Aptos" w:cs="Aptos"/>
+          <w:b w:val="1"/>
+          <w:bCs w:val="1"/>
+          <w:noProof w:val="0"/>
+          <w:sz w:val="24"/>
+          <w:szCs w:val="24"/>
+          <w:lang w:val="pt-BR"/>
+        </w:rPr>
+        <w:t xml:space="preserve"> se marcar Verdadeiro:</w:t>
+      </w:r>
+      <w:r>
+        <w:br/>
+      </w:r>
+      <w:r>
+        <w:rPr>
+          <w:rFonts w:ascii="Aptos" w:hAnsi="Aptos" w:eastAsia="Aptos" w:cs="Aptos"/>
+          <w:noProof w:val="0"/>
+          <w:sz w:val="24"/>
+          <w:szCs w:val="24"/>
+          <w:lang w:val="pt-BR"/>
+        </w:rPr>
+        <w:t>Isso mesmo</w:t>
+      </w:r>
+      <w:r>
+        <w:rPr>
+          <w:rFonts w:ascii="Aptos" w:hAnsi="Aptos" w:eastAsia="Aptos" w:cs="Aptos"/>
+          <w:noProof w:val="0"/>
+          <w:sz w:val="24"/>
+          <w:szCs w:val="24"/>
+          <w:lang w:val="pt-BR"/>
+        </w:rPr>
+        <w:t>!</w:t>
+      </w:r>
+      <w:r>
+        <w:rPr>
+          <w:rFonts w:ascii="Aptos" w:hAnsi="Aptos" w:eastAsia="Aptos" w:cs="Aptos"/>
+          <w:noProof w:val="0"/>
+          <w:sz w:val="24"/>
+          <w:szCs w:val="24"/>
+          <w:lang w:val="pt-BR"/>
+        </w:rPr>
+        <w:t xml:space="preserve"> Essas pessoas ampliam as experiências de convivência e aprendizagem das crianças e contribuem para fortalecer sua segurança e seus vínculos</w:t>
+      </w:r>
+      <w:r>
+        <w:rPr>
+          <w:rFonts w:ascii="Aptos" w:hAnsi="Aptos" w:eastAsia="Aptos" w:cs="Aptos"/>
+          <w:noProof w:val="0"/>
+          <w:sz w:val="24"/>
+          <w:szCs w:val="24"/>
+          <w:lang w:val="pt-BR"/>
+        </w:rPr>
+        <w:t xml:space="preserve"> afetivos</w:t>
+      </w:r>
+      <w:r>
+        <w:rPr>
+          <w:rFonts w:ascii="Aptos" w:hAnsi="Aptos" w:eastAsia="Aptos" w:cs="Aptos"/>
+          <w:noProof w:val="0"/>
+          <w:sz w:val="24"/>
+          <w:szCs w:val="24"/>
+          <w:lang w:val="pt-BR"/>
+        </w:rPr>
+        <w:t>.</w:t>
+      </w:r>
+    </w:p>
+    <w:p>
+      <w:pPr>
+        <w:pStyle w:val="Normal"/>
+        <w:suppressLineNumbers w:val="0"/>
+        <w:bidi w:val="0"/>
+        <w:spacing w:before="240" w:beforeAutospacing="off" w:after="240" w:afterAutospacing="off" w:line="279" w:lineRule="auto"/>
+        <w:ind w:left="0" w:right="0"/>
+        <w:jc w:val="left"/>
+      </w:pPr>
+      <w:r>
+        <w:rPr>
+          <w:rFonts w:ascii="Aptos" w:hAnsi="Aptos" w:eastAsia="Aptos" w:cs="Aptos"/>
+          <w:b w:val="1"/>
+          <w:bCs w:val="1"/>
+          <w:noProof w:val="0"/>
+          <w:sz w:val="24"/>
+          <w:szCs w:val="24"/>
+          <w:lang w:val="pt-BR"/>
+        </w:rPr>
+        <w:t>Devolutiva</w:t>
+      </w:r>
+      <w:r>
+        <w:rPr>
+          <w:rFonts w:ascii="Aptos" w:hAnsi="Aptos" w:eastAsia="Aptos" w:cs="Aptos"/>
+          <w:b w:val="1"/>
+          <w:bCs w:val="1"/>
+          <w:noProof w:val="0"/>
+          <w:sz w:val="24"/>
+          <w:szCs w:val="24"/>
+          <w:lang w:val="pt-BR"/>
+        </w:rPr>
+        <w:t xml:space="preserve">, </w:t>
+      </w:r>
+      <w:r>
+        <w:rPr>
+          <w:rFonts w:ascii="Aptos" w:hAnsi="Aptos" w:eastAsia="Aptos" w:cs="Aptos"/>
+          <w:b w:val="1"/>
+          <w:bCs w:val="1"/>
+          <w:noProof w:val="0"/>
+          <w:sz w:val="24"/>
+          <w:szCs w:val="24"/>
+          <w:lang w:val="pt-BR"/>
+        </w:rPr>
+        <w:t>se marcar Falso:</w:t>
+      </w:r>
+      <w:r>
+        <w:br/>
+      </w:r>
+      <w:r>
+        <w:rPr>
+          <w:rFonts w:ascii="Aptos" w:hAnsi="Aptos" w:eastAsia="Aptos" w:cs="Aptos"/>
+          <w:noProof w:val="0"/>
+          <w:sz w:val="24"/>
+          <w:szCs w:val="24"/>
+          <w:lang w:val="pt-BR"/>
+        </w:rPr>
+        <w:t xml:space="preserve">Revisite o trecho </w:t>
+      </w:r>
+      <w:r>
+        <w:rPr>
+          <w:rFonts w:ascii="Aptos" w:hAnsi="Aptos" w:eastAsia="Aptos" w:cs="Aptos"/>
+          <w:b w:val="1"/>
+          <w:bCs w:val="1"/>
+          <w:noProof w:val="0"/>
+          <w:sz w:val="24"/>
+          <w:szCs w:val="24"/>
+          <w:lang w:val="pt-BR"/>
+        </w:rPr>
+        <w:t>“Quem são as pessoas cuidadoras da Primeira Infância?”</w:t>
+      </w:r>
+      <w:r>
+        <w:rPr>
+          <w:rFonts w:ascii="Aptos" w:hAnsi="Aptos" w:eastAsia="Aptos" w:cs="Aptos"/>
+          <w:noProof w:val="0"/>
+          <w:sz w:val="24"/>
+          <w:szCs w:val="24"/>
+          <w:lang w:val="pt-BR"/>
+        </w:rPr>
+        <w:t xml:space="preserve"> e observe a diferença entre pessoas cuidadoras primárias e secundárias. O cuidado não se limita às pessoas que acompanham mais diretamente o cotidiano da criança: diferentes pessoas e profissionais também compõem sua rede de apoio.</w:t>
+      </w:r>
+    </w:p>
+    <w:p>
+      <w:pPr>
+        <w:spacing w:before="0" w:beforeAutospacing="off" w:after="0" w:afterAutospacing="off"/>
+      </w:pPr>
+    </w:p>
+    <w:p>
+      <w:pPr>
+        <w:spacing w:before="240" w:beforeAutospacing="off" w:after="240" w:afterAutospacing="off"/>
+      </w:pPr>
+      <w:r>
+        <w:rPr>
+          <w:rFonts w:ascii="Aptos" w:hAnsi="Aptos" w:eastAsia="Aptos" w:cs="Aptos"/>
+          <w:b w:val="1"/>
+          <w:bCs w:val="1"/>
+          <w:noProof w:val="0"/>
+          <w:sz w:val="24"/>
+          <w:szCs w:val="24"/>
+          <w:lang w:val="pt-BR"/>
+        </w:rPr>
+        <w:t>5. Para garantir o cuidado das crianças, basta fortalecer as pessoas cuidadoras primárias, já que as redes de apoio têm um papel apenas complementar e dispensável.</w:t>
+      </w:r>
+    </w:p>
+    <w:p>
+      <w:pPr>
+        <w:spacing w:before="240" w:beforeAutospacing="off" w:after="240" w:afterAutospacing="off"/>
+      </w:pPr>
+      <w:r>
+        <w:rPr>
+          <w:rFonts w:ascii="Aptos" w:hAnsi="Aptos" w:eastAsia="Aptos" w:cs="Aptos"/>
+          <w:b w:val="1"/>
+          <w:bCs w:val="1"/>
+          <w:noProof w:val="0"/>
+          <w:sz w:val="24"/>
+          <w:szCs w:val="24"/>
+          <w:lang w:val="pt-BR"/>
+        </w:rPr>
+        <w:t>Resposta: Falso</w:t>
+      </w:r>
+    </w:p>
+    <w:p>
+      <w:pPr>
+        <w:pStyle w:val="Normal"/>
+        <w:suppressLineNumbers w:val="0"/>
+        <w:bidi w:val="0"/>
+        <w:spacing w:before="240" w:beforeAutospacing="off" w:after="240" w:afterAutospacing="off" w:line="279" w:lineRule="auto"/>
+        <w:ind w:left="0" w:right="0"/>
+        <w:jc w:val="left"/>
+      </w:pPr>
+      <w:r>
+        <w:rPr>
+          <w:rFonts w:ascii="Aptos" w:hAnsi="Aptos" w:eastAsia="Aptos" w:cs="Aptos"/>
+          <w:b w:val="1"/>
+          <w:bCs w:val="1"/>
+          <w:noProof w:val="0"/>
+          <w:sz w:val="24"/>
+          <w:szCs w:val="24"/>
+          <w:lang w:val="pt-BR"/>
+        </w:rPr>
+        <w:t>Devolutiva</w:t>
+      </w:r>
+      <w:r>
+        <w:rPr>
+          <w:rFonts w:ascii="Aptos" w:hAnsi="Aptos" w:eastAsia="Aptos" w:cs="Aptos"/>
+          <w:b w:val="1"/>
+          <w:bCs w:val="1"/>
+          <w:noProof w:val="0"/>
+          <w:sz w:val="24"/>
+          <w:szCs w:val="24"/>
+          <w:lang w:val="pt-BR"/>
+        </w:rPr>
+        <w:t>,</w:t>
+      </w:r>
+      <w:r>
+        <w:rPr>
+          <w:rFonts w:ascii="Aptos" w:hAnsi="Aptos" w:eastAsia="Aptos" w:cs="Aptos"/>
+          <w:b w:val="1"/>
+          <w:bCs w:val="1"/>
+          <w:noProof w:val="0"/>
+          <w:sz w:val="24"/>
+          <w:szCs w:val="24"/>
+          <w:lang w:val="pt-BR"/>
+        </w:rPr>
+        <w:t xml:space="preserve"> se marcar Verdadeiro:</w:t>
+      </w:r>
+      <w:r>
+        <w:br/>
+      </w:r>
+      <w:r>
+        <w:rPr>
+          <w:rFonts w:ascii="Aptos" w:hAnsi="Aptos" w:eastAsia="Aptos" w:cs="Aptos"/>
+          <w:noProof w:val="0"/>
+          <w:sz w:val="24"/>
+          <w:szCs w:val="24"/>
+          <w:lang w:val="pt-BR"/>
+        </w:rPr>
+        <w:t xml:space="preserve">Retome os conteúdos sobre </w:t>
+      </w:r>
+      <w:r>
+        <w:rPr>
+          <w:rFonts w:ascii="Aptos" w:hAnsi="Aptos" w:eastAsia="Aptos" w:cs="Aptos"/>
+          <w:b w:val="1"/>
+          <w:bCs w:val="1"/>
+          <w:noProof w:val="0"/>
+          <w:sz w:val="24"/>
+          <w:szCs w:val="24"/>
+          <w:lang w:val="pt-BR"/>
+        </w:rPr>
+        <w:t>redes de apoio</w:t>
+      </w:r>
+      <w:r>
+        <w:rPr>
+          <w:rFonts w:ascii="Aptos" w:hAnsi="Aptos" w:eastAsia="Aptos" w:cs="Aptos"/>
+          <w:noProof w:val="0"/>
+          <w:sz w:val="24"/>
+          <w:szCs w:val="24"/>
+          <w:lang w:val="pt-BR"/>
+        </w:rPr>
+        <w:t xml:space="preserve"> e observe a relação entre o bem-estar das crianças e o apoio oferecido às pessoas que cuidam delas. O cuidado é uma responsabilidade compartilhada, e fortalecer essas redes amplia as possibilidades de desenvolvimento saudável e integral.</w:t>
+      </w:r>
+    </w:p>
+    <w:p>
+      <w:pPr>
+        <w:pStyle w:val="Normal"/>
+        <w:suppressLineNumbers w:val="0"/>
+        <w:bidi w:val="0"/>
+        <w:spacing w:before="240" w:beforeAutospacing="off" w:after="240" w:afterAutospacing="off" w:line="279" w:lineRule="auto"/>
+        <w:ind w:left="0" w:right="0"/>
+        <w:jc w:val="left"/>
+      </w:pPr>
+      <w:r>
+        <w:rPr>
+          <w:rFonts w:ascii="Aptos" w:hAnsi="Aptos" w:eastAsia="Aptos" w:cs="Aptos"/>
+          <w:b w:val="1"/>
+          <w:bCs w:val="1"/>
+          <w:noProof w:val="0"/>
+          <w:sz w:val="24"/>
+          <w:szCs w:val="24"/>
+          <w:lang w:val="pt-BR"/>
+        </w:rPr>
+        <w:t>Devolutiva</w:t>
+      </w:r>
+      <w:r>
+        <w:rPr>
+          <w:rFonts w:ascii="Aptos" w:hAnsi="Aptos" w:eastAsia="Aptos" w:cs="Aptos"/>
+          <w:b w:val="1"/>
+          <w:bCs w:val="1"/>
+          <w:noProof w:val="0"/>
+          <w:sz w:val="24"/>
+          <w:szCs w:val="24"/>
+          <w:lang w:val="pt-BR"/>
+        </w:rPr>
+        <w:t>,</w:t>
+      </w:r>
+      <w:r>
+        <w:rPr>
+          <w:rFonts w:ascii="Aptos" w:hAnsi="Aptos" w:eastAsia="Aptos" w:cs="Aptos"/>
+          <w:b w:val="1"/>
+          <w:bCs w:val="1"/>
+          <w:noProof w:val="0"/>
+          <w:sz w:val="24"/>
+          <w:szCs w:val="24"/>
+          <w:lang w:val="pt-BR"/>
+        </w:rPr>
+        <w:t xml:space="preserve"> se marcar Falso:</w:t>
+      </w:r>
+    </w:p>
+    <w:p>
+      <w:pPr>
+        <w:spacing w:before="240" w:beforeAutospacing="off" w:after="240" w:afterAutospacing="off"/>
+      </w:pPr>
+      <w:r>
+        <w:rPr>
+          <w:rFonts w:ascii="Aptos" w:hAnsi="Aptos" w:eastAsia="Aptos" w:cs="Aptos"/>
+          <w:noProof w:val="0"/>
+          <w:sz w:val="24"/>
+          <w:szCs w:val="24"/>
+          <w:lang w:val="pt-BR"/>
+        </w:rPr>
+        <w:t>Isso mesmo</w:t>
+      </w:r>
+      <w:r>
+        <w:rPr>
+          <w:rFonts w:ascii="Aptos" w:hAnsi="Aptos" w:eastAsia="Aptos" w:cs="Aptos"/>
+          <w:noProof w:val="0"/>
+          <w:sz w:val="24"/>
+          <w:szCs w:val="24"/>
+          <w:lang w:val="pt-BR"/>
+        </w:rPr>
+        <w:t>!</w:t>
+      </w:r>
+      <w:r>
+        <w:rPr>
+          <w:rFonts w:ascii="Aptos" w:hAnsi="Aptos" w:eastAsia="Aptos" w:cs="Aptos"/>
+          <w:noProof w:val="0"/>
+          <w:sz w:val="24"/>
+          <w:szCs w:val="24"/>
+          <w:lang w:val="pt-BR"/>
+        </w:rPr>
+        <w:t xml:space="preserve"> As redes de apoio são parte importante do cuidado. Famílias, pessoas próximas, profissionais, escolas, unidades de saúde, bibliotecas, organizações e outros espaços da comunidade podem oferecer acolhimento, orientação e suporte às crianças e às pessoas cuidadoras.</w:t>
+      </w:r>
+    </w:p>
+    <w:p>
+      <w:pPr>
+        <w:pStyle w:val="Normal"/>
+        <w:rPr>
+          <w:rFonts w:ascii="Aptos" w:hAnsi="Aptos" w:eastAsia="Aptos" w:cs="Aptos"/>
+          <w:noProof w:val="0"/>
+          <w:color w:val="auto"/>
+          <w:sz w:val="24"/>
+          <w:szCs w:val="24"/>
+          <w:lang w:val="pt-BR"/>
+        </w:rPr>
+      </w:pPr>
+    </w:p>
+    <w:p>
+      <w:pPr>
+        <w:pStyle w:val="Normal"/>
+      </w:pPr>
+      <w:r>
+        <w:rPr>
+          <w:rFonts w:ascii="Aptos" w:hAnsi="Aptos" w:eastAsia="Aptos" w:cs="Aptos"/>
+          <w:b w:val="1"/>
+          <w:bCs w:val="1"/>
+          <w:noProof w:val="0"/>
+          <w:color w:val="auto"/>
+          <w:sz w:val="24"/>
+          <w:szCs w:val="24"/>
+          <w:lang w:val="pt-BR"/>
+        </w:rPr>
+        <w:t>FÓRUM</w:t>
+      </w:r>
+    </w:p>
+    <w:p>
+      <w:pPr>
+        <w:pStyle w:val="Normal"/>
+        <w:suppressLineNumbers w:val="0"/>
+        <w:bidi w:val="0"/>
+        <w:spacing w:before="240" w:beforeAutospacing="off" w:after="240" w:afterAutospacing="off" w:line="279" w:lineRule="auto"/>
+        <w:ind w:left="0" w:right="0"/>
+        <w:jc w:val="left"/>
+      </w:pPr>
+      <w:r>
+        <w:rPr>
+          <w:rFonts w:ascii="Aptos" w:hAnsi="Aptos" w:eastAsia="Aptos" w:cs="Aptos"/>
+          <w:b w:val="1"/>
+          <w:bCs w:val="1"/>
+          <w:noProof w:val="0"/>
+          <w:sz w:val="24"/>
+          <w:szCs w:val="24"/>
+          <w:lang w:val="pt-BR"/>
+        </w:rPr>
+        <w:t>Adequação do fórum ao padrão definido</w:t>
+      </w:r>
+    </w:p>
+    <w:p>
+      <w:pPr>
+        <w:spacing w:before="240" w:beforeAutospacing="off" w:after="240" w:afterAutospacing="off"/>
+      </w:pPr>
+      <w:r>
+        <w:rPr>
+          <w:rFonts w:ascii="Aptos" w:hAnsi="Aptos" w:eastAsia="Aptos" w:cs="Aptos"/>
+          <w:noProof w:val="0"/>
+          <w:sz w:val="24"/>
+          <w:szCs w:val="24"/>
+          <w:lang w:val="pt-BR"/>
+        </w:rPr>
+        <w:t xml:space="preserve">Substituir o conteúdo atual do fórum </w:t>
+      </w:r>
+      <w:r>
+        <w:rPr>
+          <w:rFonts w:ascii="Aptos" w:hAnsi="Aptos" w:eastAsia="Aptos" w:cs="Aptos"/>
+          <w:b w:val="1"/>
+          <w:bCs w:val="1"/>
+          <w:noProof w:val="0"/>
+          <w:sz w:val="24"/>
+          <w:szCs w:val="24"/>
+          <w:lang w:val="pt-BR"/>
+        </w:rPr>
+        <w:t>“Inspirando ações comunitárias para quem cuida da Primeira Infância”</w:t>
+      </w:r>
+      <w:r>
+        <w:rPr>
+          <w:rFonts w:ascii="Aptos" w:hAnsi="Aptos" w:eastAsia="Aptos" w:cs="Aptos"/>
+          <w:noProof w:val="0"/>
+          <w:sz w:val="24"/>
+          <w:szCs w:val="24"/>
+          <w:lang w:val="pt-BR"/>
+        </w:rPr>
+        <w:t xml:space="preserve"> pela versão abaixo.</w:t>
+      </w:r>
+    </w:p>
+    <w:p>
+      <w:pPr>
+        <w:spacing w:before="240" w:beforeAutospacing="off" w:after="240" w:afterAutospacing="off"/>
+      </w:pPr>
+      <w:r>
+        <w:rPr>
+          <w:rFonts w:ascii="Aptos" w:hAnsi="Aptos" w:eastAsia="Aptos" w:cs="Aptos"/>
+          <w:noProof w:val="0"/>
+          <w:sz w:val="24"/>
+          <w:szCs w:val="24"/>
+          <w:lang w:val="pt-BR"/>
+        </w:rPr>
+        <w:t xml:space="preserve">O conteúdo foi reorganizado para seguir o </w:t>
+      </w:r>
+      <w:r>
+        <w:rPr>
+          <w:rFonts w:ascii="Aptos" w:hAnsi="Aptos" w:eastAsia="Aptos" w:cs="Aptos"/>
+          <w:b w:val="1"/>
+          <w:bCs w:val="1"/>
+          <w:noProof w:val="0"/>
+          <w:sz w:val="24"/>
+          <w:szCs w:val="24"/>
+          <w:lang w:val="pt-BR"/>
+        </w:rPr>
+        <w:t>mesmo padrão de apresentação dos fóruns desenvolvido no Módulo 2</w:t>
+      </w:r>
+      <w:r>
+        <w:rPr>
+          <w:rFonts w:ascii="Aptos" w:hAnsi="Aptos" w:eastAsia="Aptos" w:cs="Aptos"/>
+          <w:noProof w:val="0"/>
+          <w:sz w:val="24"/>
+          <w:szCs w:val="24"/>
+          <w:lang w:val="pt-BR"/>
+        </w:rPr>
+        <w:t xml:space="preserve">, com uma contextualização inicial, um box para os materiais do estudo de caso e um box específico </w:t>
+      </w:r>
+      <w:r>
+        <w:rPr>
+          <w:rFonts w:ascii="Aptos" w:hAnsi="Aptos" w:eastAsia="Aptos" w:cs="Aptos"/>
+          <w:b w:val="1"/>
+          <w:bCs w:val="1"/>
+          <w:noProof w:val="0"/>
+          <w:sz w:val="24"/>
+          <w:szCs w:val="24"/>
+          <w:lang w:val="pt-BR"/>
+        </w:rPr>
+        <w:t>“Para participar”</w:t>
+      </w:r>
+      <w:r>
+        <w:rPr>
+          <w:rFonts w:ascii="Aptos" w:hAnsi="Aptos" w:eastAsia="Aptos" w:cs="Aptos"/>
+          <w:noProof w:val="0"/>
+          <w:sz w:val="24"/>
+          <w:szCs w:val="24"/>
+          <w:lang w:val="pt-BR"/>
+        </w:rPr>
+        <w:t>, com a orientação para a postagem e para os comentários nas participações de colegas.</w:t>
+      </w:r>
+    </w:p>
+    <w:p>
+      <w:pPr>
+        <w:spacing w:before="240" w:beforeAutospacing="off" w:after="240" w:afterAutospacing="off"/>
+      </w:pPr>
+      <w:r>
+        <w:rPr>
+          <w:rFonts w:ascii="Aptos" w:hAnsi="Aptos" w:eastAsia="Aptos" w:cs="Aptos"/>
+          <w:noProof w:val="0"/>
+          <w:sz w:val="24"/>
+          <w:szCs w:val="24"/>
+          <w:lang w:val="pt-BR"/>
+        </w:rPr>
+        <w:t>Adaptar o conteúdo abaixo na plataforma Moodle seguindo esse padrão:</w:t>
+      </w:r>
+    </w:p>
+    <w:p>
+      <w:pPr>
+        <w:spacing w:before="240" w:beforeAutospacing="off" w:after="240" w:afterAutospacing="off"/>
+        <w:rPr>
+          <w:rFonts w:ascii="Aptos" w:hAnsi="Aptos" w:eastAsia="Aptos" w:cs="Aptos"/>
+          <w:b w:val="1"/>
+          <w:bCs w:val="1"/>
+          <w:noProof w:val="0"/>
+          <w:sz w:val="24"/>
+          <w:szCs w:val="24"/>
+          <w:lang w:val="pt-BR"/>
+        </w:rPr>
+      </w:pPr>
+    </w:p>
+    <w:p>
+      <w:pPr>
+        <w:pStyle w:val="Normal"/>
+        <w:suppressLineNumbers w:val="0"/>
+        <w:bidi w:val="0"/>
+        <w:spacing w:before="240" w:beforeAutospacing="off" w:after="240" w:afterAutospacing="off" w:line="279" w:lineRule="auto"/>
+        <w:ind w:left="0" w:right="0"/>
+        <w:jc w:val="left"/>
+      </w:pPr>
+      <w:r>
+        <w:rPr>
+          <w:rFonts w:ascii="Aptos" w:hAnsi="Aptos" w:eastAsia="Aptos" w:cs="Aptos"/>
+          <w:b w:val="1"/>
+          <w:bCs w:val="1"/>
+          <w:noProof w:val="0"/>
+          <w:sz w:val="24"/>
+          <w:szCs w:val="24"/>
+          <w:lang w:val="pt-BR"/>
+        </w:rPr>
+        <w:t>Fórum: Inspirando ações comunitárias para quem cuida da Primeira Infância</w:t>
+      </w:r>
+    </w:p>
+    <w:p>
+      <w:pPr>
+        <w:spacing w:before="240" w:beforeAutospacing="off" w:after="240" w:afterAutospacing="off"/>
+      </w:pPr>
+      <w:r>
+        <w:rPr>
+          <w:rFonts w:ascii="Aptos" w:hAnsi="Aptos" w:eastAsia="Aptos" w:cs="Aptos"/>
+          <w:noProof w:val="0"/>
+          <w:sz w:val="24"/>
+          <w:szCs w:val="24"/>
+          <w:lang w:val="pt-BR"/>
+        </w:rPr>
+        <w:t>Em muitas comunidades, especialmente em territórios rurais, ribeirinhos, indígenas, quilombolas e periferias urbanas, o cuidado das crianças acontece por meio das relações de vizinhança, do parentesco e do apoio mútuo. Mesmo diante da ausência de serviços públicos próximos, essas comunidades constroem formas coletivas de cuidado, fortalecendo vínculos e redes de apoio.</w:t>
+      </w:r>
+    </w:p>
+    <w:p>
+      <w:pPr>
+        <w:spacing w:before="240" w:beforeAutospacing="off" w:after="240" w:afterAutospacing="off"/>
+      </w:pPr>
+      <w:r>
+        <w:rPr>
+          <w:rFonts w:ascii="Aptos" w:hAnsi="Aptos" w:eastAsia="Aptos" w:cs="Aptos"/>
+          <w:noProof w:val="0"/>
+          <w:sz w:val="24"/>
+          <w:szCs w:val="24"/>
+          <w:lang w:val="pt-BR"/>
+        </w:rPr>
+        <w:t xml:space="preserve">Um exemplo é a experiência das </w:t>
+      </w:r>
+      <w:r>
+        <w:rPr>
+          <w:rFonts w:ascii="Aptos" w:hAnsi="Aptos" w:eastAsia="Aptos" w:cs="Aptos"/>
+          <w:b w:val="1"/>
+          <w:bCs w:val="1"/>
+          <w:noProof w:val="0"/>
+          <w:sz w:val="24"/>
+          <w:szCs w:val="24"/>
+          <w:lang w:val="pt-BR"/>
+        </w:rPr>
+        <w:t>Mães Mobilizadoras, em Parelheiros (SP)</w:t>
+      </w:r>
+      <w:r>
+        <w:rPr>
+          <w:rFonts w:ascii="Aptos" w:hAnsi="Aptos" w:eastAsia="Aptos" w:cs="Aptos"/>
+          <w:noProof w:val="0"/>
+          <w:sz w:val="24"/>
+          <w:szCs w:val="24"/>
+          <w:lang w:val="pt-BR"/>
+        </w:rPr>
+        <w:t>, um grupo de mulheres da comunidade que realiza ações de apoio a gestantes, bebês e famílias por meio de visitas, rodas de conversa, leitura e momentos de escuta. A iniciativa valoriza o cuidado coletivo, envolvendo familiares e outras pessoas do território, e mostra como ações construídas em comunidade podem fortalecer o cuidado com as crianças e com quem cuida delas.</w:t>
+      </w:r>
+    </w:p>
+    <w:p>
+      <w:pPr>
+        <w:spacing w:before="240" w:beforeAutospacing="off" w:after="240" w:afterAutospacing="off"/>
+      </w:pPr>
+      <w:r>
+        <w:rPr>
+          <w:rFonts w:ascii="Aptos" w:hAnsi="Aptos" w:eastAsia="Aptos" w:cs="Aptos"/>
+          <w:b w:val="1"/>
+          <w:bCs w:val="1"/>
+          <w:noProof w:val="0"/>
+          <w:sz w:val="24"/>
+          <w:szCs w:val="24"/>
+          <w:lang w:val="pt-BR"/>
+        </w:rPr>
+        <w:t xml:space="preserve">[buscar algum ícone com a ideia de conhecer; pensei em uma lupa] </w:t>
+      </w:r>
+      <w:r>
+        <w:rPr>
+          <w:rFonts w:ascii="Aptos" w:hAnsi="Aptos" w:eastAsia="Aptos" w:cs="Aptos"/>
+          <w:b w:val="1"/>
+          <w:bCs w:val="1"/>
+          <w:noProof w:val="0"/>
+          <w:sz w:val="24"/>
+          <w:szCs w:val="24"/>
+          <w:lang w:val="pt-BR"/>
+        </w:rPr>
+        <w:t>Conheça a experiência</w:t>
+      </w:r>
+    </w:p>
+    <w:p>
+      <w:pPr>
+        <w:spacing w:before="240" w:beforeAutospacing="off" w:after="240" w:afterAutospacing="off"/>
+        <w:rPr>
+          <w:rFonts w:ascii="Aptos" w:hAnsi="Aptos" w:eastAsia="Aptos" w:cs="Aptos"/>
+          <w:noProof w:val="0"/>
+          <w:sz w:val="24"/>
+          <w:szCs w:val="24"/>
+          <w:highlight w:val="yellow"/>
+          <w:lang w:val="pt-BR"/>
+        </w:rPr>
+      </w:pPr>
+      <w:r>
+        <w:rPr>
+          <w:rFonts w:ascii="Aptos" w:hAnsi="Aptos" w:eastAsia="Aptos" w:cs="Aptos"/>
+          <w:noProof w:val="0"/>
+          <w:sz w:val="24"/>
+          <w:szCs w:val="24"/>
+          <w:lang w:val="pt-BR"/>
+        </w:rPr>
+        <w:t xml:space="preserve"> </w:t>
+      </w:r>
+      <w:r>
+        <w:rPr>
+          <w:rFonts w:ascii="Aptos" w:hAnsi="Aptos" w:eastAsia="Aptos" w:cs="Aptos"/>
+          <w:noProof w:val="0"/>
+          <w:sz w:val="24"/>
+          <w:szCs w:val="24"/>
+          <w:highlight w:val="yellow"/>
+          <w:lang w:val="pt-BR"/>
+        </w:rPr>
+        <w:t xml:space="preserve">[Pode </w:t>
+      </w:r>
+      <w:r>
+        <w:rPr>
+          <w:rFonts w:ascii="Aptos" w:hAnsi="Aptos" w:eastAsia="Aptos" w:cs="Aptos"/>
+          <w:noProof w:val="0"/>
+          <w:sz w:val="24"/>
+          <w:szCs w:val="24"/>
+          <w:highlight w:val="yellow"/>
+          <w:lang w:val="pt-BR"/>
+        </w:rPr>
+        <w:t>manter a mesma</w:t>
+      </w:r>
+      <w:r>
+        <w:rPr>
+          <w:rFonts w:ascii="Aptos" w:hAnsi="Aptos" w:eastAsia="Aptos" w:cs="Aptos"/>
+          <w:noProof w:val="0"/>
+          <w:sz w:val="24"/>
+          <w:szCs w:val="24"/>
+          <w:highlight w:val="yellow"/>
+          <w:lang w:val="pt-BR"/>
+        </w:rPr>
+        <w:t xml:space="preserve"> apresentação do fórum atual, apenas revisando o título do artigo para que fique completo</w:t>
+      </w:r>
+      <w:r>
+        <w:rPr>
+          <w:rFonts w:ascii="Aptos" w:hAnsi="Aptos" w:eastAsia="Aptos" w:cs="Aptos"/>
+          <w:noProof w:val="0"/>
+          <w:sz w:val="24"/>
+          <w:szCs w:val="24"/>
+          <w:highlight w:val="yellow"/>
+          <w:lang w:val="pt-BR"/>
+        </w:rPr>
+        <w:t>]</w:t>
+      </w:r>
+    </w:p>
+    <w:p>
+      <w:pPr>
+        <w:pStyle w:val="ListParagraph"/>
+        <w:numPr>
+          <w:ilvl w:val="0"/>
+          <w:numId w:val="7"/>
+        </w:numPr>
+        <w:suppressLineNumbers w:val="0"/>
+        <w:bidi w:val="0"/>
+        <w:spacing w:before="0" w:beforeAutospacing="off" w:after="0" w:afterAutospacing="off" w:line="279" w:lineRule="auto"/>
+        <w:ind w:left="720" w:right="0" w:hanging="360"/>
+        <w:jc w:val="left"/>
+        <w:rPr>
+          <w:rFonts w:ascii="Aptos" w:hAnsi="Aptos" w:eastAsia="Aptos" w:cs="Aptos"/>
+          <w:noProof w:val="0"/>
+          <w:sz w:val="24"/>
+          <w:szCs w:val="24"/>
+          <w:lang w:val="pt-BR"/>
+        </w:rPr>
+      </w:pPr>
+      <w:r>
+        <w:rPr>
+          <w:rFonts w:ascii="Aptos" w:hAnsi="Aptos" w:eastAsia="Aptos" w:cs="Aptos"/>
+          <w:noProof w:val="0"/>
+          <w:sz w:val="24"/>
+          <w:szCs w:val="24"/>
+          <w:lang w:val="pt-BR"/>
+        </w:rPr>
+        <w:t>Vídeo</w:t>
+      </w:r>
+      <w:r>
+        <w:rPr>
+          <w:rFonts w:ascii="Aptos" w:hAnsi="Aptos" w:eastAsia="Aptos" w:cs="Aptos"/>
+          <w:noProof w:val="0"/>
+          <w:sz w:val="24"/>
+          <w:szCs w:val="24"/>
+          <w:lang w:val="pt-BR"/>
+        </w:rPr>
+        <w:t xml:space="preserve"> </w:t>
+      </w:r>
+      <w:r>
+        <w:rPr>
+          <w:rFonts w:ascii="Aptos" w:hAnsi="Aptos" w:eastAsia="Aptos" w:cs="Aptos"/>
+          <w:b w:val="1"/>
+          <w:bCs w:val="1"/>
+          <w:noProof w:val="0"/>
+          <w:sz w:val="24"/>
+          <w:szCs w:val="24"/>
+          <w:lang w:val="pt-BR"/>
+        </w:rPr>
+        <w:t xml:space="preserve">SESC Ideias – Quem cuida de cuidadores da Primeira </w:t>
+      </w:r>
+      <w:r>
+        <w:rPr>
+          <w:rFonts w:ascii="Aptos" w:hAnsi="Aptos" w:eastAsia="Aptos" w:cs="Aptos"/>
+          <w:b w:val="1"/>
+          <w:bCs w:val="1"/>
+          <w:noProof w:val="0"/>
+          <w:sz w:val="24"/>
+          <w:szCs w:val="24"/>
+          <w:lang w:val="pt-BR"/>
+        </w:rPr>
+        <w:t>Infância?</w:t>
+      </w:r>
+      <w:r>
+        <w:rPr>
+          <w:rFonts w:ascii="Aptos" w:hAnsi="Aptos" w:eastAsia="Aptos" w:cs="Aptos"/>
+          <w:noProof w:val="0"/>
+          <w:sz w:val="24"/>
+          <w:szCs w:val="24"/>
+          <w:lang w:val="pt-BR"/>
+        </w:rPr>
+        <w:t>,</w:t>
+      </w:r>
+      <w:r>
+        <w:rPr>
+          <w:rFonts w:ascii="Aptos" w:hAnsi="Aptos" w:eastAsia="Aptos" w:cs="Aptos"/>
+          <w:noProof w:val="0"/>
+          <w:sz w:val="24"/>
+          <w:szCs w:val="24"/>
+          <w:lang w:val="pt-BR"/>
+        </w:rPr>
+        <w:t xml:space="preserve"> do minuto </w:t>
+      </w:r>
+      <w:r>
+        <w:rPr>
+          <w:rFonts w:ascii="Aptos" w:hAnsi="Aptos" w:eastAsia="Aptos" w:cs="Aptos"/>
+          <w:b w:val="1"/>
+          <w:bCs w:val="1"/>
+          <w:noProof w:val="0"/>
+          <w:sz w:val="24"/>
+          <w:szCs w:val="24"/>
+          <w:lang w:val="pt-BR"/>
+        </w:rPr>
+        <w:t>34:29 ao 54:15</w:t>
+      </w:r>
+      <w:r>
+        <w:rPr>
+          <w:rFonts w:ascii="Aptos" w:hAnsi="Aptos" w:eastAsia="Aptos" w:cs="Aptos"/>
+          <w:noProof w:val="0"/>
+          <w:sz w:val="24"/>
+          <w:szCs w:val="24"/>
+          <w:lang w:val="pt-BR"/>
+        </w:rPr>
+        <w:t>;</w:t>
+      </w:r>
+    </w:p>
+    <w:p>
+      <w:pPr>
+        <w:pStyle w:val="ListParagraph"/>
+        <w:numPr>
+          <w:ilvl w:val="0"/>
+          <w:numId w:val="7"/>
+        </w:numPr>
+        <w:suppressLineNumbers w:val="0"/>
+        <w:bidi w:val="0"/>
+        <w:spacing w:before="0" w:beforeAutospacing="off" w:after="0" w:afterAutospacing="off" w:line="279" w:lineRule="auto"/>
+        <w:ind w:left="720" w:right="0" w:hanging="360"/>
+        <w:jc w:val="left"/>
+        <w:rPr>
+          <w:rFonts w:ascii="Aptos" w:hAnsi="Aptos" w:eastAsia="Aptos" w:cs="Aptos"/>
+          <w:noProof w:val="0"/>
+          <w:sz w:val="24"/>
+          <w:szCs w:val="24"/>
+          <w:lang w:val="pt-BR"/>
+        </w:rPr>
+      </w:pPr>
+      <w:r>
+        <w:rPr>
+          <w:rFonts w:ascii="Aptos" w:hAnsi="Aptos" w:eastAsia="Aptos" w:cs="Aptos"/>
+          <w:noProof w:val="0"/>
+          <w:sz w:val="24"/>
+          <w:szCs w:val="24"/>
+          <w:lang w:val="pt-BR"/>
+        </w:rPr>
+        <w:t>A</w:t>
+      </w:r>
+      <w:r>
+        <w:rPr>
+          <w:rFonts w:ascii="Aptos" w:hAnsi="Aptos" w:eastAsia="Aptos" w:cs="Aptos"/>
+          <w:noProof w:val="0"/>
+          <w:sz w:val="24"/>
+          <w:szCs w:val="24"/>
+          <w:lang w:val="pt-BR"/>
+        </w:rPr>
+        <w:t xml:space="preserve">rtigo </w:t>
+      </w:r>
+      <w:r>
+        <w:rPr>
+          <w:rFonts w:ascii="Aptos" w:hAnsi="Aptos" w:eastAsia="Aptos" w:cs="Aptos"/>
+          <w:b w:val="1"/>
+          <w:bCs w:val="1"/>
+          <w:noProof w:val="0"/>
+          <w:sz w:val="24"/>
+          <w:szCs w:val="24"/>
+          <w:lang w:val="pt-BR"/>
+        </w:rPr>
+        <w:t>Da alimentação à poesia, mulheres atuam pela Primeira Infância em Parelheiros</w:t>
+      </w:r>
+      <w:r>
+        <w:rPr>
+          <w:rFonts w:ascii="Aptos" w:hAnsi="Aptos" w:eastAsia="Aptos" w:cs="Aptos"/>
+          <w:noProof w:val="0"/>
+          <w:sz w:val="24"/>
+          <w:szCs w:val="24"/>
+          <w:lang w:val="pt-BR"/>
+        </w:rPr>
+        <w:t>.</w:t>
+      </w:r>
+    </w:p>
+    <w:p>
+      <w:pPr>
+        <w:spacing w:before="240" w:beforeAutospacing="off" w:after="240" w:afterAutospacing="off"/>
+        <w:rPr>
+          <w:rFonts w:ascii="Aptos" w:hAnsi="Aptos" w:eastAsia="Aptos" w:cs="Aptos"/>
+          <w:noProof w:val="0"/>
+          <w:sz w:val="24"/>
+          <w:szCs w:val="24"/>
+          <w:lang w:val="pt-BR"/>
+        </w:rPr>
+      </w:pPr>
+    </w:p>
+    <w:p>
+      <w:pPr>
+        <w:pStyle w:val="Normal"/>
+        <w:suppressLineNumbers w:val="0"/>
+        <w:bidi w:val="0"/>
+        <w:spacing w:before="240" w:beforeAutospacing="off" w:after="240" w:afterAutospacing="off" w:line="279" w:lineRule="auto"/>
+        <w:ind w:left="0" w:right="0"/>
+        <w:jc w:val="left"/>
+      </w:pPr>
+      <w:r>
+        <w:rPr>
+          <w:rFonts w:ascii="Aptos" w:hAnsi="Aptos" w:eastAsia="Aptos" w:cs="Aptos"/>
+          <w:noProof w:val="0"/>
+          <w:sz w:val="24"/>
+          <w:szCs w:val="24"/>
+          <w:lang w:val="pt-BR"/>
+        </w:rPr>
+        <w:t xml:space="preserve">Depois de conhecer essa </w:t>
+      </w:r>
+      <w:r>
+        <w:rPr>
+          <w:rFonts w:ascii="Aptos" w:hAnsi="Aptos" w:eastAsia="Aptos" w:cs="Aptos"/>
+          <w:noProof w:val="0"/>
+          <w:sz w:val="24"/>
+          <w:szCs w:val="24"/>
+          <w:lang w:val="pt-BR"/>
+        </w:rPr>
+        <w:t>iniciativa</w:t>
+      </w:r>
+      <w:r>
+        <w:rPr>
+          <w:rFonts w:ascii="Aptos" w:hAnsi="Aptos" w:eastAsia="Aptos" w:cs="Aptos"/>
+          <w:noProof w:val="0"/>
+          <w:sz w:val="24"/>
+          <w:szCs w:val="24"/>
+          <w:lang w:val="pt-BR"/>
+        </w:rPr>
+        <w:t xml:space="preserve">, pense no seu próprio território. </w:t>
+      </w:r>
+      <w:r>
+        <w:rPr>
+          <w:rFonts w:ascii="Aptos" w:hAnsi="Aptos" w:eastAsia="Aptos" w:cs="Aptos"/>
+          <w:b w:val="1"/>
+          <w:bCs w:val="1"/>
+          <w:noProof w:val="0"/>
+          <w:sz w:val="24"/>
+          <w:szCs w:val="24"/>
+          <w:lang w:val="pt-BR"/>
+        </w:rPr>
+        <w:t>Que pessoas, grupos ou espaços já apoiam as pessoas cuidadoras? Quais situações podem gerar cansaço, preocupação ou sobrecarga no cuidado cotidiano? Que formas de acolhimento e escuta já existem ou poderiam ser fortalecidas?</w:t>
+      </w:r>
+    </w:p>
+    <w:p>
+      <w:pPr>
+        <w:spacing w:before="240" w:beforeAutospacing="off" w:after="240" w:afterAutospacing="off"/>
+      </w:pPr>
+      <w:r>
+        <w:rPr>
+          <w:rFonts w:ascii="Aptos" w:hAnsi="Aptos" w:eastAsia="Aptos" w:cs="Aptos"/>
+          <w:noProof w:val="0"/>
+          <w:sz w:val="24"/>
+          <w:szCs w:val="24"/>
+          <w:lang w:val="pt-BR"/>
+        </w:rPr>
+        <w:t xml:space="preserve">Considere também o papel que bibliotecas comunitárias, escolas, unidades de saúde, associações, lideranças e outros espaços do território podem desempenhar nessa rede. </w:t>
+      </w:r>
+      <w:r>
+        <w:rPr>
+          <w:rFonts w:ascii="Aptos" w:hAnsi="Aptos" w:eastAsia="Aptos" w:cs="Aptos"/>
+          <w:b w:val="1"/>
+          <w:bCs w:val="1"/>
+          <w:noProof w:val="0"/>
+          <w:sz w:val="24"/>
+          <w:szCs w:val="24"/>
+          <w:lang w:val="pt-BR"/>
+        </w:rPr>
+        <w:t>Ações como rodas de conversa, encontros de leitura e brincadeiras, visitas de escuta e acolhimento, trocas de saberes entre famílias, mutirões comunitários ou articulações entre diferentes organizações podem contribuir para tornar o cuidado menos solitário.</w:t>
+      </w:r>
+    </w:p>
+    <w:p>
+      <w:pPr>
+        <w:spacing w:before="240" w:beforeAutospacing="off" w:after="240" w:afterAutospacing="off"/>
+      </w:pPr>
+      <w:r>
+        <w:rPr>
+          <w:rFonts w:ascii="Aptos" w:hAnsi="Aptos" w:eastAsia="Aptos" w:cs="Aptos"/>
+          <w:noProof w:val="0"/>
+          <w:sz w:val="24"/>
+          <w:szCs w:val="24"/>
+          <w:lang w:val="pt-BR"/>
+        </w:rPr>
+        <w:t>Agora convidamos você a compartilhar suas reflexões:</w:t>
+      </w:r>
+    </w:p>
+    <w:p>
+      <w:pPr>
+        <w:spacing w:before="240" w:beforeAutospacing="off" w:after="240" w:afterAutospacing="off"/>
+        <w:rPr>
+          <w:rFonts w:ascii="Aptos" w:hAnsi="Aptos" w:eastAsia="Aptos" w:cs="Aptos"/>
+          <w:b w:val="1"/>
+          <w:bCs w:val="1"/>
+          <w:noProof w:val="0"/>
+          <w:sz w:val="24"/>
+          <w:szCs w:val="24"/>
+          <w:lang w:val="pt-BR"/>
+        </w:rPr>
+      </w:pPr>
+      <w:r>
+        <w:rPr>
+          <w:rFonts w:ascii="Aptos" w:hAnsi="Aptos" w:eastAsia="Aptos" w:cs="Aptos"/>
+          <w:b w:val="1"/>
+          <w:bCs w:val="1"/>
+          <w:noProof w:val="0"/>
+          <w:sz w:val="24"/>
+          <w:szCs w:val="24"/>
+          <w:lang w:val="pt-BR"/>
+        </w:rPr>
+        <w:t>[ABRIR BOX]</w:t>
+      </w:r>
+    </w:p>
+    <w:p>
+      <w:pPr>
+        <w:spacing w:before="240" w:beforeAutospacing="off" w:after="240" w:afterAutospacing="off"/>
+      </w:pPr>
+      <w:r>
+        <w:rPr>
+          <w:rFonts w:ascii="Aptos" w:hAnsi="Aptos" w:eastAsia="Aptos" w:cs="Aptos"/>
+          <w:b w:val="1"/>
+          <w:bCs w:val="1"/>
+          <w:noProof w:val="0"/>
+          <w:sz w:val="24"/>
+          <w:szCs w:val="24"/>
+          <w:lang w:val="pt-BR"/>
+        </w:rPr>
+        <w:t>[ícone de balões de fala</w:t>
+      </w:r>
+      <w:r>
+        <w:rPr>
+          <w:rFonts w:ascii="Aptos" w:hAnsi="Aptos" w:eastAsia="Aptos" w:cs="Aptos"/>
+          <w:b w:val="1"/>
+          <w:bCs w:val="1"/>
+          <w:noProof w:val="0"/>
+          <w:sz w:val="24"/>
+          <w:szCs w:val="24"/>
+          <w:lang w:val="pt-BR"/>
+        </w:rPr>
+        <w:t>] Para</w:t>
+      </w:r>
+      <w:r>
+        <w:rPr>
+          <w:rFonts w:ascii="Aptos" w:hAnsi="Aptos" w:eastAsia="Aptos" w:cs="Aptos"/>
+          <w:b w:val="1"/>
+          <w:bCs w:val="1"/>
+          <w:noProof w:val="0"/>
+          <w:sz w:val="24"/>
+          <w:szCs w:val="24"/>
+          <w:lang w:val="pt-BR"/>
+        </w:rPr>
+        <w:t xml:space="preserve"> participar</w:t>
+      </w:r>
+    </w:p>
+    <w:p>
+      <w:pPr>
+        <w:spacing w:before="240" w:beforeAutospacing="off" w:after="240" w:afterAutospacing="off"/>
+      </w:pPr>
+      <w:r>
+        <w:rPr>
+          <w:rFonts w:ascii="Aptos" w:hAnsi="Aptos" w:eastAsia="Aptos" w:cs="Aptos"/>
+          <w:noProof w:val="0"/>
+          <w:sz w:val="24"/>
+          <w:szCs w:val="24"/>
+          <w:lang w:val="pt-BR"/>
+        </w:rPr>
+        <w:t>A partir da experiência das Mães Mobilizadoras e das reflexões sobre o cuidado e as redes de apoio, compartilhe:</w:t>
+      </w:r>
+    </w:p>
+    <w:p>
+      <w:pPr>
+        <w:spacing w:before="240" w:beforeAutospacing="off" w:after="240" w:afterAutospacing="off"/>
+      </w:pPr>
+      <w:r>
+        <w:rPr>
+          <w:rFonts w:ascii="Aptos" w:hAnsi="Aptos" w:eastAsia="Aptos" w:cs="Aptos"/>
+          <w:b w:val="1"/>
+          <w:bCs w:val="1"/>
+          <w:noProof w:val="0"/>
+          <w:sz w:val="24"/>
+          <w:szCs w:val="24"/>
+          <w:lang w:val="pt-BR"/>
+        </w:rPr>
+        <w:t>Uma prática de cuidado coletivo voltada ao acolhimento de pessoas cuidadoras da Primeira Infância que já existe em seu território;</w:t>
+      </w:r>
+    </w:p>
+    <w:p>
+      <w:pPr>
+        <w:spacing w:before="240" w:beforeAutospacing="off" w:after="240" w:afterAutospacing="off"/>
+      </w:pPr>
+      <w:r>
+        <w:rPr>
+          <w:rFonts w:ascii="Aptos" w:hAnsi="Aptos" w:eastAsia="Aptos" w:cs="Aptos"/>
+          <w:b w:val="1"/>
+          <w:bCs w:val="1"/>
+          <w:noProof w:val="0"/>
+          <w:sz w:val="24"/>
+          <w:szCs w:val="24"/>
+          <w:lang w:val="pt-BR"/>
+        </w:rPr>
+        <w:t>ou</w:t>
+      </w:r>
+    </w:p>
+    <w:p>
+      <w:pPr>
+        <w:spacing w:before="240" w:beforeAutospacing="off" w:after="240" w:afterAutospacing="off"/>
+      </w:pPr>
+      <w:r>
+        <w:rPr>
+          <w:rFonts w:ascii="Aptos" w:hAnsi="Aptos" w:eastAsia="Aptos" w:cs="Aptos"/>
+          <w:b w:val="1"/>
+          <w:bCs w:val="1"/>
+          <w:noProof w:val="0"/>
+          <w:sz w:val="24"/>
+          <w:szCs w:val="24"/>
+          <w:lang w:val="pt-BR"/>
+        </w:rPr>
+        <w:t>uma ação simples que poderia ser construída coletivamente para apoiar essas pessoas.</w:t>
+      </w:r>
+    </w:p>
+    <w:p>
+      <w:pPr>
+        <w:spacing w:before="240" w:beforeAutospacing="off" w:after="240" w:afterAutospacing="off"/>
+      </w:pPr>
+      <w:r>
+        <w:rPr>
+          <w:rFonts w:ascii="Aptos" w:hAnsi="Aptos" w:eastAsia="Aptos" w:cs="Aptos"/>
+          <w:noProof w:val="0"/>
+          <w:sz w:val="24"/>
+          <w:szCs w:val="24"/>
+          <w:lang w:val="pt-BR"/>
+        </w:rPr>
+        <w:t xml:space="preserve">Em sua postagem, conte brevemente </w:t>
+      </w:r>
+      <w:r>
+        <w:rPr>
+          <w:rFonts w:ascii="Aptos" w:hAnsi="Aptos" w:eastAsia="Aptos" w:cs="Aptos"/>
+          <w:b w:val="1"/>
+          <w:bCs w:val="1"/>
+          <w:noProof w:val="0"/>
+          <w:sz w:val="24"/>
+          <w:szCs w:val="24"/>
+          <w:lang w:val="pt-BR"/>
+        </w:rPr>
+        <w:t>como essa prática acontece ou poderia acontecer, quem poderia participar e de que forma ela contribuiria para o cuidado de quem cuida</w:t>
+      </w:r>
+      <w:r>
+        <w:rPr>
+          <w:rFonts w:ascii="Aptos" w:hAnsi="Aptos" w:eastAsia="Aptos" w:cs="Aptos"/>
+          <w:noProof w:val="0"/>
+          <w:sz w:val="24"/>
+          <w:szCs w:val="24"/>
+          <w:lang w:val="pt-BR"/>
+        </w:rPr>
+        <w:t>.</w:t>
+      </w:r>
+    </w:p>
+    <w:p>
+      <w:pPr>
+        <w:spacing w:before="240" w:beforeAutospacing="off" w:after="240" w:afterAutospacing="off"/>
+      </w:pPr>
+      <w:r>
+        <w:rPr>
+          <w:rFonts w:ascii="Aptos" w:hAnsi="Aptos" w:eastAsia="Aptos" w:cs="Aptos"/>
+          <w:noProof w:val="0"/>
+          <w:sz w:val="24"/>
+          <w:szCs w:val="24"/>
+          <w:lang w:val="pt-BR"/>
+        </w:rPr>
+        <w:t>O objetivo não é elaborar um projeto pronto, mas pensar em possibilidades que façam sentido para os saberes, as condições e as realidades de cada território.</w:t>
+      </w:r>
+    </w:p>
+    <w:p>
+      <w:pPr>
+        <w:spacing w:before="240" w:beforeAutospacing="off" w:after="240" w:afterAutospacing="off"/>
+      </w:pPr>
+      <w:r>
+        <w:rPr>
+          <w:rFonts w:ascii="Aptos" w:hAnsi="Aptos" w:eastAsia="Aptos" w:cs="Aptos"/>
+          <w:i w:val="1"/>
+          <w:iCs w:val="1"/>
+          <w:noProof w:val="0"/>
+          <w:sz w:val="24"/>
+          <w:szCs w:val="24"/>
+          <w:lang w:val="pt-BR"/>
+        </w:rPr>
+        <w:t>---------------------------------------------------------------------------------------------------</w:t>
+      </w:r>
+    </w:p>
+    <w:p>
+      <w:pPr>
+        <w:spacing w:before="240" w:beforeAutospacing="off" w:after="240" w:afterAutospacing="off"/>
+      </w:pPr>
+      <w:r>
+        <w:rPr>
+          <w:rFonts w:ascii="Aptos" w:hAnsi="Aptos" w:eastAsia="Aptos" w:cs="Aptos"/>
+          <w:b w:val="1"/>
+          <w:bCs w:val="1"/>
+          <w:noProof w:val="0"/>
+          <w:sz w:val="24"/>
+          <w:szCs w:val="24"/>
+          <w:lang w:val="pt-BR"/>
+        </w:rPr>
+        <w:t>[manter ícone]</w:t>
+      </w:r>
+      <w:r>
+        <w:rPr>
+          <w:rFonts w:ascii="Aptos" w:hAnsi="Aptos" w:eastAsia="Aptos" w:cs="Aptos"/>
+          <w:noProof w:val="0"/>
+          <w:sz w:val="24"/>
+          <w:szCs w:val="24"/>
+          <w:lang w:val="pt-BR"/>
+        </w:rPr>
+        <w:t xml:space="preserve"> </w:t>
+      </w:r>
+      <w:r>
+        <w:rPr>
+          <w:rFonts w:ascii="Aptos" w:hAnsi="Aptos" w:eastAsia="Aptos" w:cs="Aptos"/>
+          <w:i w:val="1"/>
+          <w:iCs w:val="1"/>
+          <w:noProof w:val="0"/>
+          <w:sz w:val="24"/>
+          <w:szCs w:val="24"/>
+          <w:lang w:val="pt-BR"/>
+        </w:rPr>
+        <w:t>Após</w:t>
+      </w:r>
+      <w:r>
+        <w:rPr>
+          <w:rFonts w:ascii="Aptos" w:hAnsi="Aptos" w:eastAsia="Aptos" w:cs="Aptos"/>
+          <w:noProof w:val="0"/>
+          <w:sz w:val="24"/>
+          <w:szCs w:val="24"/>
+          <w:lang w:val="pt-BR"/>
+        </w:rPr>
+        <w:t xml:space="preserve"> </w:t>
+      </w:r>
+      <w:r>
+        <w:rPr>
+          <w:rFonts w:ascii="Aptos" w:hAnsi="Aptos" w:eastAsia="Aptos" w:cs="Aptos"/>
+          <w:b w:val="1"/>
+          <w:bCs w:val="1"/>
+          <w:i w:val="1"/>
+          <w:iCs w:val="1"/>
+          <w:noProof w:val="0"/>
+          <w:sz w:val="24"/>
+          <w:szCs w:val="24"/>
+          <w:lang w:val="pt-BR"/>
+        </w:rPr>
+        <w:t>sua postagem</w:t>
+      </w:r>
+      <w:r>
+        <w:rPr>
+          <w:rFonts w:ascii="Aptos" w:hAnsi="Aptos" w:eastAsia="Aptos" w:cs="Aptos"/>
+          <w:noProof w:val="0"/>
+          <w:sz w:val="24"/>
+          <w:szCs w:val="24"/>
+          <w:lang w:val="pt-BR"/>
+        </w:rPr>
+        <w:t xml:space="preserve">*, comente em* </w:t>
+      </w:r>
+      <w:r>
+        <w:rPr>
+          <w:rFonts w:ascii="Aptos" w:hAnsi="Aptos" w:eastAsia="Aptos" w:cs="Aptos"/>
+          <w:b w:val="1"/>
+          <w:bCs w:val="1"/>
+          <w:i w:val="1"/>
+          <w:iCs w:val="1"/>
+          <w:noProof w:val="0"/>
+          <w:sz w:val="24"/>
+          <w:szCs w:val="24"/>
+          <w:lang w:val="pt-BR"/>
+        </w:rPr>
+        <w:t>pelo menos duas participações</w:t>
+      </w:r>
+      <w:r>
+        <w:rPr>
+          <w:rFonts w:ascii="Aptos" w:hAnsi="Aptos" w:eastAsia="Aptos" w:cs="Aptos"/>
+          <w:noProof w:val="0"/>
+          <w:sz w:val="24"/>
+          <w:szCs w:val="24"/>
+          <w:lang w:val="pt-BR"/>
+        </w:rPr>
+        <w:t xml:space="preserve"> </w:t>
+      </w:r>
+      <w:r>
+        <w:rPr>
+          <w:rFonts w:ascii="Aptos" w:hAnsi="Aptos" w:eastAsia="Aptos" w:cs="Aptos"/>
+          <w:i w:val="1"/>
+          <w:iCs w:val="1"/>
+          <w:noProof w:val="0"/>
+          <w:sz w:val="24"/>
+          <w:szCs w:val="24"/>
+          <w:lang w:val="pt-BR"/>
+        </w:rPr>
+        <w:t>de colegas para fortalecermos nossa própria rede de aprendizagem!</w:t>
+      </w:r>
+    </w:p>
+    <w:p>
+      <w:pPr>
+        <w:spacing w:before="240" w:beforeAutospacing="off" w:after="240" w:afterAutospacing="off"/>
+        <w:rPr>
+          <w:rFonts w:ascii="Aptos" w:hAnsi="Aptos" w:eastAsia="Aptos" w:cs="Aptos"/>
+          <w:b w:val="1"/>
+          <w:bCs w:val="1"/>
+          <w:noProof w:val="0"/>
+          <w:sz w:val="24"/>
+          <w:szCs w:val="24"/>
+          <w:lang w:val="pt-BR"/>
+        </w:rPr>
+      </w:pPr>
+      <w:r>
+        <w:rPr>
+          <w:rFonts w:ascii="Aptos" w:hAnsi="Aptos" w:eastAsia="Aptos" w:cs="Aptos"/>
+          <w:b w:val="1"/>
+          <w:bCs w:val="1"/>
+          <w:noProof w:val="0"/>
+          <w:sz w:val="24"/>
+          <w:szCs w:val="24"/>
+          <w:lang w:val="pt-BR"/>
+        </w:rPr>
+        <w:t>[FECHAR BOX]</w:t>
+      </w:r>
+    </w:p>
+    <w:p>
+      <w:pPr>
+        <w:pStyle w:val="Normal"/>
+        <w:rPr>
+          <w:rFonts w:ascii="Aptos" w:hAnsi="Aptos" w:eastAsia="Aptos" w:cs="Aptos"/>
+          <w:b w:val="1"/>
+          <w:bCs w:val="1"/>
+          <w:noProof w:val="0"/>
+          <w:color w:val="auto"/>
+          <w:sz w:val="24"/>
+          <w:szCs w:val="24"/>
+          <w:lang w:val="pt-BR"/>
+        </w:rPr>
+      </w:pPr>
+    </w:p>
+    <w:p>
+      <w:pPr>
+        <w:pStyle w:val="Normal"/>
+      </w:pPr>
+      <w:r>
+        <w:rPr>
+          <w:rFonts w:ascii="Aptos" w:hAnsi="Aptos" w:eastAsia="Aptos" w:cs="Aptos"/>
+          <w:b w:val="1"/>
+          <w:bCs w:val="1"/>
+          <w:noProof w:val="0"/>
+          <w:color w:val="auto"/>
+          <w:sz w:val="28"/>
+          <w:szCs w:val="28"/>
+          <w:lang w:val="pt-BR"/>
+        </w:rPr>
+        <w:t>Síntese do Módulo 1</w:t>
+      </w:r>
+    </w:p>
+    <w:p>
+      <w:pPr>
+        <w:pStyle w:val="Normal"/>
+        <w:rPr>
+          <w:rFonts w:ascii="Aptos" w:hAnsi="Aptos" w:eastAsia="Aptos" w:cs="Aptos"/>
+          <w:b w:val="1"/>
+          <w:bCs w:val="1"/>
+          <w:noProof w:val="0"/>
+          <w:color w:val="auto"/>
+          <w:sz w:val="28"/>
+          <w:szCs w:val="28"/>
+          <w:lang w:val="pt-BR"/>
+        </w:rPr>
+      </w:pPr>
+    </w:p>
+    <w:p>
+      <w:pPr>
+        <w:pStyle w:val="Normal"/>
+      </w:pPr>
+      <w:r>
+        <w:rPr>
+          <w:rFonts w:ascii="Aptos" w:hAnsi="Aptos" w:eastAsia="Aptos" w:cs="Aptos"/>
+          <w:b w:val="1"/>
+          <w:bCs w:val="1"/>
+          <w:noProof w:val="0"/>
+          <w:color w:val="auto"/>
+          <w:sz w:val="24"/>
+          <w:szCs w:val="24"/>
+          <w:lang w:val="pt-BR"/>
+        </w:rPr>
+        <w:t>[</w:t>
+      </w:r>
+      <w:r>
+        <w:rPr>
+          <w:rFonts w:ascii="Aptos" w:hAnsi="Aptos" w:eastAsia="Aptos" w:cs="Aptos"/>
+          <w:b w:val="1"/>
+          <w:bCs w:val="1"/>
+          <w:noProof w:val="0"/>
+          <w:color w:val="auto"/>
+          <w:sz w:val="24"/>
+          <w:szCs w:val="24"/>
+          <w:lang w:val="pt-BR"/>
+        </w:rPr>
+        <w:t>Card: O que aprendemos no Módulo 1?</w:t>
+      </w:r>
+      <w:r>
+        <w:rPr>
+          <w:rFonts w:ascii="Aptos" w:hAnsi="Aptos" w:eastAsia="Aptos" w:cs="Aptos"/>
+          <w:b w:val="1"/>
+          <w:bCs w:val="1"/>
+          <w:noProof w:val="0"/>
+          <w:color w:val="auto"/>
+          <w:sz w:val="24"/>
+          <w:szCs w:val="24"/>
+          <w:lang w:val="pt-BR"/>
+        </w:rPr>
+        <w:t>]</w:t>
+      </w:r>
+    </w:p>
+    <w:p>
+      <w:pPr>
+        <w:pStyle w:val="Normal"/>
+        <w:suppressLineNumbers w:val="0"/>
+        <w:bidi w:val="0"/>
+        <w:spacing w:before="240" w:beforeAutospacing="off" w:after="240" w:afterAutospacing="off" w:line="279" w:lineRule="auto"/>
+        <w:ind w:left="0" w:right="0"/>
+        <w:jc w:val="left"/>
+      </w:pPr>
+      <w:r>
+        <w:rPr>
+          <w:rFonts w:ascii="Aptos" w:hAnsi="Aptos" w:eastAsia="Aptos" w:cs="Aptos"/>
+          <w:b w:val="1"/>
+          <w:bCs w:val="1"/>
+          <w:noProof w:val="0"/>
+          <w:sz w:val="24"/>
+          <w:szCs w:val="24"/>
+          <w:lang w:val="pt-BR"/>
+        </w:rPr>
+        <w:t>1. Inclusão do título completo do módulo</w:t>
+      </w:r>
+      <w:r>
+        <w:br/>
+      </w:r>
+      <w:r>
+        <w:rPr>
+          <w:rFonts w:ascii="Aptos" w:hAnsi="Aptos" w:eastAsia="Aptos" w:cs="Aptos"/>
+          <w:noProof w:val="0"/>
+          <w:sz w:val="24"/>
+          <w:szCs w:val="24"/>
+          <w:lang w:val="pt-BR"/>
+        </w:rPr>
+        <w:t xml:space="preserve">Adicionar ao primeiro parágrafo </w:t>
+      </w:r>
+      <w:r>
+        <w:rPr>
+          <w:rFonts w:ascii="Aptos" w:hAnsi="Aptos" w:eastAsia="Aptos" w:cs="Aptos"/>
+          <w:b w:val="1"/>
+          <w:bCs w:val="1"/>
+          <w:noProof w:val="0"/>
+          <w:sz w:val="24"/>
+          <w:szCs w:val="24"/>
+          <w:lang w:val="pt-BR"/>
+        </w:rPr>
+        <w:t>título completo do Módulo 1</w:t>
+      </w:r>
+      <w:r>
+        <w:rPr>
+          <w:rFonts w:ascii="Aptos" w:hAnsi="Aptos" w:eastAsia="Aptos" w:cs="Aptos"/>
+          <w:noProof w:val="0"/>
+          <w:sz w:val="24"/>
+          <w:szCs w:val="24"/>
+          <w:lang w:val="pt-BR"/>
+        </w:rPr>
+        <w:t>, conforme descrito abaixo:</w:t>
+      </w:r>
+    </w:p>
+    <w:p>
+      <w:pPr>
+        <w:pStyle w:val="Normal"/>
+        <w:suppressLineNumbers w:val="0"/>
+        <w:bidi w:val="0"/>
+        <w:spacing w:before="0" w:beforeAutospacing="off" w:after="160" w:afterAutospacing="off" w:line="279" w:lineRule="auto"/>
+        <w:ind w:left="0" w:right="0"/>
+        <w:jc w:val="left"/>
+      </w:pPr>
+      <w:r>
+        <w:rPr>
+          <w:rFonts w:ascii="Aptos" w:hAnsi="Aptos" w:eastAsia="Aptos" w:cs="Aptos" w:asciiTheme="minorAscii" w:hAnsiTheme="minorAscii" w:eastAsiaTheme="minorAscii" w:cstheme="minorAscii"/>
+          <w:b w:val="0"/>
+          <w:bCs w:val="0"/>
+          <w:i w:val="0"/>
+          <w:iCs w:val="0"/>
+          <w:caps w:val="0"/>
+          <w:smallCaps w:val="0"/>
+          <w:noProof w:val="0"/>
+          <w:color w:val="261810"/>
+          <w:sz w:val="24"/>
+          <w:szCs w:val="24"/>
+          <w:lang w:val="pt-BR"/>
+        </w:rPr>
+        <w:t>Você acaba de terminar</w:t>
+      </w:r>
+      <w:r>
+        <w:rPr>
+          <w:rFonts w:ascii="Aptos" w:hAnsi="Aptos" w:eastAsia="Aptos" w:cs="Aptos" w:asciiTheme="minorAscii" w:hAnsiTheme="minorAscii" w:eastAsiaTheme="minorAscii" w:cstheme="minorAscii"/>
+          <w:b w:val="0"/>
+          <w:bCs w:val="0"/>
+          <w:i w:val="0"/>
+          <w:iCs w:val="0"/>
+          <w:caps w:val="0"/>
+          <w:smallCaps w:val="0"/>
+          <w:noProof w:val="0"/>
+          <w:color w:val="261810"/>
+          <w:sz w:val="24"/>
+          <w:szCs w:val="24"/>
+          <w:lang w:val="pt-BR"/>
+        </w:rPr>
+        <w:t xml:space="preserve"> o</w:t>
+      </w:r>
+      <w:r>
+        <w:rPr>
+          <w:rFonts w:ascii="Aptos" w:hAnsi="Aptos" w:eastAsia="Aptos" w:cs="Aptos" w:asciiTheme="minorAscii" w:hAnsiTheme="minorAscii" w:eastAsiaTheme="minorAscii" w:cstheme="minorAscii"/>
+          <w:b w:val="0"/>
+          <w:bCs w:val="0"/>
+          <w:i w:val="0"/>
+          <w:iCs w:val="0"/>
+          <w:caps w:val="0"/>
+          <w:smallCaps w:val="0"/>
+          <w:noProof w:val="0"/>
+          <w:color w:val="261810"/>
+          <w:sz w:val="24"/>
+          <w:szCs w:val="24"/>
+          <w:lang w:val="pt-BR"/>
+        </w:rPr>
+        <w:t xml:space="preserve"> </w:t>
+      </w:r>
+      <w:r>
+        <w:rPr>
+          <w:rFonts w:ascii="Aptos" w:hAnsi="Aptos" w:eastAsia="Aptos" w:cs="Aptos" w:asciiTheme="minorAscii" w:hAnsiTheme="minorAscii" w:eastAsiaTheme="minorAscii" w:cstheme="minorAscii"/>
+          <w:b w:val="1"/>
+          <w:bCs w:val="1"/>
+          <w:i w:val="0"/>
+          <w:iCs w:val="0"/>
+          <w:caps w:val="0"/>
+          <w:smallCaps w:val="0"/>
+          <w:noProof w:val="0"/>
+          <w:color w:val="261810"/>
+          <w:sz w:val="24"/>
+          <w:szCs w:val="24"/>
+          <w:lang w:val="pt-BR"/>
+        </w:rPr>
+        <w:t>Módulo 1 – Primeira Infância: Desenvolvimento, Cuidado e Bem</w:t>
+      </w:r>
+      <w:r>
+        <w:rPr>
+          <w:rFonts w:ascii="Aptos" w:hAnsi="Aptos" w:eastAsia="Aptos" w:cs="Aptos" w:asciiTheme="minorAscii" w:hAnsiTheme="minorAscii" w:eastAsiaTheme="minorAscii" w:cstheme="minorAscii"/>
+          <w:b w:val="1"/>
+          <w:bCs w:val="1"/>
+          <w:i w:val="0"/>
+          <w:iCs w:val="0"/>
+          <w:caps w:val="0"/>
+          <w:smallCaps w:val="0"/>
+          <w:noProof w:val="0"/>
+          <w:color w:val="261810"/>
+          <w:sz w:val="24"/>
+          <w:szCs w:val="24"/>
+          <w:lang w:val="pt-BR"/>
+        </w:rPr>
+        <w:t>-Estar</w:t>
+      </w:r>
+      <w:r>
+        <w:rPr>
+          <w:rFonts w:ascii="Aptos" w:hAnsi="Aptos" w:eastAsia="Aptos" w:cs="Aptos" w:asciiTheme="minorAscii" w:hAnsiTheme="minorAscii" w:eastAsiaTheme="minorAscii" w:cstheme="minorAscii"/>
+          <w:b w:val="0"/>
+          <w:bCs w:val="0"/>
+          <w:i w:val="0"/>
+          <w:iCs w:val="0"/>
+          <w:caps w:val="0"/>
+          <w:smallCaps w:val="0"/>
+          <w:noProof w:val="0"/>
+          <w:color w:val="261810"/>
+          <w:sz w:val="24"/>
+          <w:szCs w:val="24"/>
+          <w:lang w:val="pt-BR"/>
+        </w:rPr>
+        <w:t xml:space="preserve">! Antes de </w:t>
+      </w:r>
+      <w:r>
+        <w:rPr>
+          <w:rFonts w:ascii="Aptos" w:hAnsi="Aptos" w:eastAsia="Aptos" w:cs="Aptos" w:asciiTheme="minorAscii" w:hAnsiTheme="minorAscii" w:eastAsiaTheme="minorAscii" w:cstheme="minorAscii"/>
+          <w:b w:val="0"/>
+          <w:bCs w:val="0"/>
+          <w:i w:val="0"/>
+          <w:iCs w:val="0"/>
+          <w:caps w:val="0"/>
+          <w:smallCaps w:val="0"/>
+          <w:noProof w:val="0"/>
+          <w:color w:val="261810"/>
+          <w:sz w:val="24"/>
+          <w:szCs w:val="24"/>
+          <w:lang w:val="pt-BR"/>
+        </w:rPr>
+        <w:t>avançar nesse percurso</w:t>
+      </w:r>
+      <w:r>
+        <w:rPr>
+          <w:rFonts w:ascii="Aptos" w:hAnsi="Aptos" w:eastAsia="Aptos" w:cs="Aptos" w:asciiTheme="minorAscii" w:hAnsiTheme="minorAscii" w:eastAsiaTheme="minorAscii" w:cstheme="minorAscii"/>
+          <w:b w:val="0"/>
+          <w:bCs w:val="0"/>
+          <w:i w:val="0"/>
+          <w:iCs w:val="0"/>
+          <w:caps w:val="0"/>
+          <w:smallCaps w:val="0"/>
+          <w:noProof w:val="0"/>
+          <w:color w:val="261810"/>
+          <w:sz w:val="24"/>
+          <w:szCs w:val="24"/>
+          <w:lang w:val="pt-BR"/>
+        </w:rPr>
+        <w:t>, vamos verificar seis informações fundamentais que trabalhamos até aqui:</w:t>
+      </w:r>
+    </w:p>
+    <w:p>
+      <w:pPr>
+        <w:pStyle w:val="Normal"/>
+        <w:suppressLineNumbers w:val="0"/>
+        <w:bidi w:val="0"/>
+        <w:spacing w:before="0" w:beforeAutospacing="off" w:after="160" w:afterAutospacing="off" w:line="279" w:lineRule="auto"/>
+        <w:ind w:left="0" w:right="0"/>
+        <w:jc w:val="left"/>
+        <w:rPr>
+          <w:rFonts w:ascii="Aptos" w:hAnsi="Aptos" w:eastAsia="Aptos" w:cs="Aptos" w:asciiTheme="minorAscii" w:hAnsiTheme="minorAscii" w:eastAsiaTheme="minorAscii" w:cstheme="minorAscii"/>
+          <w:b w:val="0"/>
+          <w:bCs w:val="0"/>
+          <w:i w:val="0"/>
+          <w:iCs w:val="0"/>
+          <w:caps w:val="0"/>
+          <w:smallCaps w:val="0"/>
+          <w:noProof w:val="0"/>
+          <w:color w:val="261810"/>
+          <w:sz w:val="24"/>
+          <w:szCs w:val="24"/>
+          <w:lang w:val="pt-BR"/>
+        </w:rPr>
+      </w:pPr>
+    </w:p>
+    <w:p>
+      <w:pPr>
+        <w:bidi w:val="0"/>
+        <w:spacing w:before="240" w:beforeAutospacing="off" w:after="240" w:afterAutospacing="off"/>
+        <w:jc w:val="left"/>
+      </w:pPr>
+      <w:r>
+        <w:rPr>
+          <w:rFonts w:ascii="Aptos" w:hAnsi="Aptos" w:eastAsia="Aptos" w:cs="Aptos"/>
+          <w:b w:val="1"/>
+          <w:bCs w:val="1"/>
+          <w:noProof w:val="0"/>
+          <w:sz w:val="24"/>
+          <w:szCs w:val="24"/>
+          <w:lang w:val="pt-BR"/>
+        </w:rPr>
+        <w:t>2. Ajuste de pontuação</w:t>
+      </w:r>
+      <w:r>
+        <w:br/>
+      </w:r>
+      <w:r>
+        <w:rPr>
+          <w:rFonts w:ascii="Aptos" w:hAnsi="Aptos" w:eastAsia="Aptos" w:cs="Aptos"/>
+          <w:noProof w:val="0"/>
+          <w:sz w:val="24"/>
+          <w:szCs w:val="24"/>
+          <w:lang w:val="pt-BR"/>
+        </w:rPr>
+        <w:t xml:space="preserve">No box </w:t>
+      </w:r>
+      <w:r>
+        <w:rPr>
+          <w:rFonts w:ascii="Aptos" w:hAnsi="Aptos" w:eastAsia="Aptos" w:cs="Aptos"/>
+          <w:b w:val="1"/>
+          <w:bCs w:val="1"/>
+          <w:noProof w:val="0"/>
+          <w:sz w:val="24"/>
+          <w:szCs w:val="24"/>
+          <w:lang w:val="pt-BR"/>
+        </w:rPr>
+        <w:t>“A infância é uma construção histórica e social”</w:t>
+      </w:r>
+      <w:r>
+        <w:rPr>
+          <w:rFonts w:ascii="Aptos" w:hAnsi="Aptos" w:eastAsia="Aptos" w:cs="Aptos"/>
+          <w:noProof w:val="0"/>
+          <w:sz w:val="24"/>
+          <w:szCs w:val="24"/>
+          <w:lang w:val="pt-BR"/>
+        </w:rPr>
+        <w:t>, retirar os dois-pontos do texto e manter a frase de forma contínua:</w:t>
+      </w:r>
+    </w:p>
+    <w:p>
+      <w:pPr>
+        <w:bidi w:val="0"/>
+        <w:spacing w:before="240" w:beforeAutospacing="off" w:after="240" w:afterAutospacing="off"/>
+        <w:jc w:val="left"/>
+      </w:pPr>
+      <w:r>
+        <w:rPr>
+          <w:rFonts w:ascii="Aptos" w:hAnsi="Aptos" w:eastAsia="Aptos" w:cs="Aptos"/>
+          <w:b w:val="1"/>
+          <w:bCs w:val="1"/>
+          <w:noProof w:val="0"/>
+          <w:sz w:val="24"/>
+          <w:szCs w:val="24"/>
+          <w:lang w:val="pt-BR"/>
+        </w:rPr>
+        <w:t>“Ao longo do tempo, a visão sobre a infância mudou de ‘adultos em miniatura’ para sujeitos de direitos, reconhecendo a importância dessa fase para o desenvolvimento humano.”</w:t>
+      </w:r>
+    </w:p>
+    <w:p>
+      <w:pPr>
+        <w:pStyle w:val="Normal"/>
+        <w:suppressLineNumbers w:val="0"/>
+        <w:bidi w:val="0"/>
+        <w:spacing w:before="0" w:beforeAutospacing="off" w:after="160" w:afterAutospacing="off" w:line="279" w:lineRule="auto"/>
+        <w:ind w:left="0" w:right="0"/>
+        <w:jc w:val="left"/>
+        <w:rPr>
+          <w:rFonts w:ascii="Aptos" w:hAnsi="Aptos" w:eastAsia="Aptos" w:cs="Aptos" w:asciiTheme="minorAscii" w:hAnsiTheme="minorAscii" w:eastAsiaTheme="minorAscii" w:cstheme="minorAscii"/>
+          <w:b w:val="0"/>
+          <w:bCs w:val="0"/>
+          <w:i w:val="0"/>
+          <w:iCs w:val="0"/>
+          <w:caps w:val="0"/>
+          <w:smallCaps w:val="0"/>
+          <w:noProof w:val="0"/>
+          <w:color w:val="261810"/>
+          <w:sz w:val="24"/>
+          <w:szCs w:val="24"/>
+          <w:lang w:val="pt-BR"/>
+        </w:rPr>
+      </w:pPr>
+    </w:p>
+    <w:p>
+      <w:pPr>
+        <w:pStyle w:val="Normal"/>
+        <w:suppressLineNumbers w:val="0"/>
+        <w:bidi w:val="0"/>
+        <w:spacing w:before="0" w:beforeAutospacing="off" w:after="160" w:afterAutospacing="off" w:line="279" w:lineRule="auto"/>
+        <w:ind w:left="0" w:right="0"/>
+        <w:jc w:val="left"/>
+        <w:rPr>
+          <w:rFonts w:ascii="Aptos" w:hAnsi="Aptos" w:eastAsia="Aptos" w:cs="Aptos" w:asciiTheme="minorAscii" w:hAnsiTheme="minorAscii" w:eastAsiaTheme="minorAscii" w:cstheme="minorAscii"/>
+          <w:b w:val="1"/>
+          <w:bCs w:val="1"/>
+          <w:i w:val="0"/>
+          <w:iCs w:val="0"/>
+          <w:caps w:val="0"/>
+          <w:smallCaps w:val="0"/>
+          <w:noProof w:val="0"/>
+          <w:color w:val="FF0000"/>
+          <w:sz w:val="24"/>
+          <w:szCs w:val="24"/>
+          <w:lang w:val="pt-BR"/>
+        </w:rPr>
+      </w:pPr>
+      <w:r>
+        <w:rPr>
+          <w:rFonts w:ascii="Aptos" w:hAnsi="Aptos" w:eastAsia="Aptos" w:cs="Aptos" w:asciiTheme="minorAscii" w:hAnsiTheme="minorAscii" w:eastAsiaTheme="minorAscii" w:cstheme="minorAscii"/>
+          <w:b w:val="1"/>
+          <w:bCs w:val="1"/>
+          <w:i w:val="0"/>
+          <w:iCs w:val="0"/>
+          <w:caps w:val="0"/>
+          <w:smallCaps w:val="0"/>
+          <w:noProof w:val="0"/>
+          <w:color w:val="FF0000"/>
+          <w:sz w:val="24"/>
+          <w:szCs w:val="24"/>
+          <w:lang w:val="pt-BR"/>
+        </w:rPr>
+        <w:t>[Card: Referências bibliográficas]</w:t>
+      </w:r>
+      <w:r>
+        <w:rPr>
+          <w:rFonts w:ascii="Aptos" w:hAnsi="Aptos" w:eastAsia="Aptos" w:cs="Aptos" w:asciiTheme="minorAscii" w:hAnsiTheme="minorAscii" w:eastAsiaTheme="minorAscii" w:cstheme="minorAscii"/>
+          <w:b w:val="1"/>
+          <w:bCs w:val="1"/>
+          <w:i w:val="0"/>
+          <w:iCs w:val="0"/>
+          <w:caps w:val="0"/>
+          <w:smallCaps w:val="0"/>
+          <w:noProof w:val="0"/>
+          <w:color w:val="FF0000"/>
+          <w:sz w:val="24"/>
+          <w:szCs w:val="24"/>
+          <w:lang w:val="pt-BR"/>
+        </w:rPr>
+        <w:t xml:space="preserve"> - em revisão</w:t>
+      </w:r>
+    </w:p>
+    <w:p>
+      <w:pPr>
+        <w:pStyle w:val="Normal"/>
+        <w:suppressLineNumbers w:val="0"/>
+        <w:bidi w:val="0"/>
+        <w:spacing w:before="0" w:beforeAutospacing="off" w:after="160" w:afterAutospacing="off" w:line="279" w:lineRule="auto"/>
+        <w:ind w:left="0" w:right="0"/>
+        <w:jc w:val="left"/>
+        <w:rPr>
+          <w:rFonts w:ascii="Aptos" w:hAnsi="Aptos" w:eastAsia="Aptos" w:cs="Aptos" w:asciiTheme="minorAscii" w:hAnsiTheme="minorAscii" w:eastAsiaTheme="minorAscii" w:cstheme="minorAscii"/>
+          <w:b w:val="0"/>
+          <w:bCs w:val="0"/>
+          <w:i w:val="0"/>
+          <w:iCs w:val="0"/>
+          <w:caps w:val="0"/>
+          <w:smallCaps w:val="0"/>
+          <w:noProof w:val="0"/>
+          <w:color w:val="261810"/>
+          <w:sz w:val="24"/>
+          <w:szCs w:val="24"/>
+          <w:lang w:val="pt-BR"/>
+        </w:rPr>
+      </w:pPr>
+    </w:p>
+    <w:p>
+      <w:pPr>
+        <w:pStyle w:val="Normal"/>
+        <w:bidi w:val="0"/>
+        <w:rPr>
+          <w:b w:val="1"/>
+          <w:bCs w:val="1"/>
+          <w:noProof w:val="0"/>
+          <w:sz w:val="28"/>
+          <w:szCs w:val="28"/>
+          <w:lang w:val="pt-BR"/>
+        </w:rPr>
+      </w:pPr>
+      <w:r>
+        <w:rPr>
+          <w:b w:val="1"/>
+          <w:bCs w:val="1"/>
+          <w:noProof w:val="0"/>
+          <w:sz w:val="28"/>
+          <w:szCs w:val="28"/>
+          <w:lang w:val="pt-BR"/>
+        </w:rPr>
+        <w:t>Livros e artigos</w:t>
+      </w:r>
+    </w:p>
+    <w:p>
+      <w:pPr>
+        <w:bidi w:val="0"/>
+        <w:spacing w:before="240" w:beforeAutospacing="off" w:after="240" w:afterAutospacing="off"/>
+        <w:jc w:val="left"/>
+      </w:pPr>
+      <w:r>
+        <w:rPr>
+          <w:rFonts w:ascii="Aptos" w:hAnsi="Aptos" w:eastAsia="Aptos" w:cs="Aptos"/>
+          <w:b w:val="1"/>
+          <w:bCs w:val="1"/>
+          <w:noProof w:val="0"/>
+          <w:sz w:val="24"/>
+          <w:szCs w:val="24"/>
+          <w:lang w:val="pt-BR"/>
+        </w:rPr>
+        <w:t>ARIÈS, Philippe.</w:t>
+      </w:r>
+      <w:r>
+        <w:rPr>
+          <w:rFonts w:ascii="Aptos" w:hAnsi="Aptos" w:eastAsia="Aptos" w:cs="Aptos"/>
+          <w:noProof w:val="0"/>
+          <w:sz w:val="24"/>
+          <w:szCs w:val="24"/>
+          <w:lang w:val="pt-BR"/>
+        </w:rPr>
+        <w:t xml:space="preserve"> </w:t>
+      </w:r>
+      <w:r>
+        <w:rPr>
+          <w:rFonts w:ascii="Aptos" w:hAnsi="Aptos" w:eastAsia="Aptos" w:cs="Aptos"/>
+          <w:i w:val="1"/>
+          <w:iCs w:val="1"/>
+          <w:noProof w:val="0"/>
+          <w:sz w:val="24"/>
+          <w:szCs w:val="24"/>
+          <w:lang w:val="pt-BR"/>
+        </w:rPr>
+        <w:t>História social da criança e da família.</w:t>
+      </w:r>
+      <w:r>
+        <w:rPr>
+          <w:rFonts w:ascii="Aptos" w:hAnsi="Aptos" w:eastAsia="Aptos" w:cs="Aptos"/>
+          <w:noProof w:val="0"/>
+          <w:sz w:val="24"/>
+          <w:szCs w:val="24"/>
+          <w:lang w:val="pt-BR"/>
+        </w:rPr>
+        <w:t xml:space="preserve"> 2. ed. Rio de Janeiro: LTC, 1981.</w:t>
+      </w:r>
+    </w:p>
+    <w:p>
+      <w:pPr>
+        <w:bidi w:val="0"/>
+        <w:spacing w:before="240" w:beforeAutospacing="off" w:after="240" w:afterAutospacing="off"/>
+        <w:jc w:val="left"/>
+      </w:pPr>
+      <w:r>
+        <w:rPr>
+          <w:rFonts w:ascii="Aptos" w:hAnsi="Aptos" w:eastAsia="Aptos" w:cs="Aptos"/>
+          <w:b w:val="1"/>
+          <w:bCs w:val="1"/>
+          <w:noProof w:val="0"/>
+          <w:sz w:val="24"/>
+          <w:szCs w:val="24"/>
+          <w:lang w:val="pt-BR"/>
+        </w:rPr>
+        <w:t>BBC NEWS BRASIL.</w:t>
+      </w:r>
+      <w:r>
+        <w:rPr>
+          <w:rFonts w:ascii="Aptos" w:hAnsi="Aptos" w:eastAsia="Aptos" w:cs="Aptos"/>
+          <w:noProof w:val="0"/>
+          <w:sz w:val="24"/>
+          <w:szCs w:val="24"/>
+          <w:lang w:val="pt-BR"/>
+        </w:rPr>
+        <w:t xml:space="preserve"> </w:t>
+      </w:r>
+      <w:r>
+        <w:rPr>
+          <w:rFonts w:ascii="Aptos" w:hAnsi="Aptos" w:eastAsia="Aptos" w:cs="Aptos"/>
+          <w:i w:val="1"/>
+          <w:iCs w:val="1"/>
+          <w:noProof w:val="0"/>
+          <w:sz w:val="24"/>
+          <w:szCs w:val="24"/>
+          <w:lang w:val="pt-BR"/>
+        </w:rPr>
+        <w:t>O que é o estresse tóxico e como ele pode afetar a saúde e o desenvolvimento das crianças.</w:t>
+      </w:r>
+      <w:r>
+        <w:rPr>
+          <w:rFonts w:ascii="Aptos" w:hAnsi="Aptos" w:eastAsia="Aptos" w:cs="Aptos"/>
+          <w:noProof w:val="0"/>
+          <w:sz w:val="24"/>
+          <w:szCs w:val="24"/>
+          <w:lang w:val="pt-BR"/>
+        </w:rPr>
+        <w:t xml:space="preserve"> Disponível em: </w:t>
+      </w:r>
+      <w:hyperlink r:id="R85de4cd28b2a4300">
+        <w:r>
+          <w:rPr>
+            <w:rStyle w:val="Hyperlink"/>
+            <w:noProof w:val="0"/>
+            <w:lang w:val="pt-BR"/>
+          </w:rPr>
+          <w:t>https://www.bbc.com/portuguese/geral-42625980</w:t>
+        </w:r>
+      </w:hyperlink>
+      <w:r>
+        <w:rPr>
+          <w:rFonts w:ascii="Aptos" w:hAnsi="Aptos" w:eastAsia="Aptos" w:cs="Aptos"/>
+          <w:noProof w:val="0"/>
+          <w:sz w:val="24"/>
+          <w:szCs w:val="24"/>
+          <w:lang w:val="pt-BR"/>
+        </w:rPr>
+        <w:t>.</w:t>
+      </w:r>
+      <w:r>
+        <w:br/>
+      </w:r>
+      <w:r>
+        <w:rPr>
+          <w:rFonts w:ascii="Aptos" w:hAnsi="Aptos" w:eastAsia="Aptos" w:cs="Aptos"/>
+          <w:b w:val="1"/>
+          <w:bCs w:val="1"/>
+          <w:noProof w:val="0"/>
+          <w:sz w:val="24"/>
+          <w:szCs w:val="24"/>
+          <w:lang w:val="pt-BR"/>
+        </w:rPr>
+        <w:t>[VERIFICAR: incluir data de publicação e, caso seja possível identificar, autoria da reportagem.]</w:t>
+      </w:r>
+    </w:p>
+    <w:p>
+      <w:pPr>
+        <w:bidi w:val="0"/>
+        <w:spacing w:before="240" w:beforeAutospacing="off" w:after="240" w:afterAutospacing="off"/>
+        <w:jc w:val="left"/>
+      </w:pPr>
+      <w:r>
+        <w:rPr>
+          <w:rFonts w:ascii="Aptos" w:hAnsi="Aptos" w:eastAsia="Aptos" w:cs="Aptos"/>
+          <w:b w:val="1"/>
+          <w:bCs w:val="1"/>
+          <w:noProof w:val="0"/>
+          <w:sz w:val="24"/>
+          <w:szCs w:val="24"/>
+          <w:lang w:val="pt-BR"/>
+        </w:rPr>
+        <w:t>HECKMAN, James J.</w:t>
+      </w:r>
+      <w:r>
+        <w:rPr>
+          <w:rFonts w:ascii="Aptos" w:hAnsi="Aptos" w:eastAsia="Aptos" w:cs="Aptos"/>
+          <w:noProof w:val="0"/>
+          <w:sz w:val="24"/>
+          <w:szCs w:val="24"/>
+          <w:lang w:val="pt-BR"/>
+        </w:rPr>
+        <w:t xml:space="preserve"> </w:t>
+      </w:r>
+      <w:r>
+        <w:rPr>
+          <w:rFonts w:ascii="Aptos" w:hAnsi="Aptos" w:eastAsia="Aptos" w:cs="Aptos"/>
+          <w:i w:val="1"/>
+          <w:iCs w:val="1"/>
+          <w:noProof w:val="0"/>
+          <w:sz w:val="24"/>
+          <w:szCs w:val="24"/>
+          <w:lang w:val="pt-BR"/>
+        </w:rPr>
+        <w:t>Skill formation and the economics of investing in disadvantaged children.</w:t>
+      </w:r>
+      <w:r>
+        <w:rPr>
+          <w:rFonts w:ascii="Aptos" w:hAnsi="Aptos" w:eastAsia="Aptos" w:cs="Aptos"/>
+          <w:noProof w:val="0"/>
+          <w:sz w:val="24"/>
+          <w:szCs w:val="24"/>
+          <w:lang w:val="pt-BR"/>
+        </w:rPr>
+        <w:t xml:space="preserve"> Science, Washington, v. 312, n. 5782, p. 1900–1902, 2006.</w:t>
+      </w:r>
+    </w:p>
+    <w:p>
+      <w:pPr>
+        <w:bidi w:val="0"/>
+        <w:spacing w:before="240" w:beforeAutospacing="off" w:after="240" w:afterAutospacing="off"/>
+        <w:jc w:val="left"/>
+      </w:pPr>
+      <w:r>
+        <w:rPr>
+          <w:rFonts w:ascii="Aptos" w:hAnsi="Aptos" w:eastAsia="Aptos" w:cs="Aptos"/>
+          <w:b w:val="1"/>
+          <w:bCs w:val="1"/>
+          <w:noProof w:val="0"/>
+          <w:sz w:val="24"/>
+          <w:szCs w:val="24"/>
+          <w:lang w:val="pt-BR"/>
+        </w:rPr>
+        <w:t>INSTITUTO DE PESQUISA ECONÔMICA APLICADA (IPEA).</w:t>
+      </w:r>
+      <w:r>
+        <w:rPr>
+          <w:rFonts w:ascii="Aptos" w:hAnsi="Aptos" w:eastAsia="Aptos" w:cs="Aptos"/>
+          <w:noProof w:val="0"/>
+          <w:sz w:val="24"/>
+          <w:szCs w:val="24"/>
+          <w:lang w:val="pt-BR"/>
+        </w:rPr>
+        <w:t xml:space="preserve"> [INSERIR TÍTULO DO ESTUDO UTILIZADO].</w:t>
+      </w:r>
+      <w:r>
+        <w:br/>
+      </w:r>
+      <w:r>
+        <w:rPr>
+          <w:rFonts w:ascii="Aptos" w:hAnsi="Aptos" w:eastAsia="Aptos" w:cs="Aptos"/>
+          <w:b w:val="1"/>
+          <w:bCs w:val="1"/>
+          <w:noProof w:val="0"/>
+          <w:sz w:val="24"/>
+          <w:szCs w:val="24"/>
+          <w:lang w:val="pt-BR"/>
+        </w:rPr>
+        <w:t>[VERIFICAR: identificar qual estudo/publicação do IPEA fundamenta o trecho sobre os impactos das condições vividas na Primeira Infância sobre saúde, nutrição, desenvolvimento cognitivo e oportunidades futuras. Completar autoria, título, ano e link.]</w:t>
+      </w:r>
+    </w:p>
+    <w:p>
+      <w:pPr>
+        <w:bidi w:val="0"/>
+        <w:spacing w:before="240" w:beforeAutospacing="off" w:after="240" w:afterAutospacing="off"/>
+        <w:jc w:val="left"/>
+      </w:pPr>
+      <w:r>
+        <w:rPr>
+          <w:rFonts w:ascii="Aptos" w:hAnsi="Aptos" w:eastAsia="Aptos" w:cs="Aptos"/>
+          <w:b w:val="1"/>
+          <w:bCs w:val="1"/>
+          <w:noProof w:val="0"/>
+          <w:sz w:val="24"/>
+          <w:szCs w:val="24"/>
+          <w:lang w:val="pt-BR"/>
+        </w:rPr>
+        <w:t>LUFT, Lya.</w:t>
+      </w:r>
+      <w:r>
+        <w:rPr>
+          <w:rFonts w:ascii="Aptos" w:hAnsi="Aptos" w:eastAsia="Aptos" w:cs="Aptos"/>
+          <w:noProof w:val="0"/>
+          <w:sz w:val="24"/>
+          <w:szCs w:val="24"/>
+          <w:lang w:val="pt-BR"/>
+        </w:rPr>
+        <w:t xml:space="preserve"> </w:t>
+      </w:r>
+      <w:r>
+        <w:rPr>
+          <w:rFonts w:ascii="Aptos" w:hAnsi="Aptos" w:eastAsia="Aptos" w:cs="Aptos"/>
+          <w:i w:val="1"/>
+          <w:iCs w:val="1"/>
+          <w:noProof w:val="0"/>
+          <w:sz w:val="24"/>
+          <w:szCs w:val="24"/>
+          <w:lang w:val="pt-BR"/>
+        </w:rPr>
+        <w:t>Perdas e ganhos.</w:t>
+      </w:r>
+      <w:r>
+        <w:rPr>
+          <w:rFonts w:ascii="Aptos" w:hAnsi="Aptos" w:eastAsia="Aptos" w:cs="Aptos"/>
+          <w:noProof w:val="0"/>
+          <w:sz w:val="24"/>
+          <w:szCs w:val="24"/>
+          <w:lang w:val="pt-BR"/>
+        </w:rPr>
+        <w:t xml:space="preserve"> Rio de Janeiro: Record, 2003.</w:t>
+      </w:r>
+    </w:p>
+    <w:p>
+      <w:pPr>
+        <w:bidi w:val="0"/>
+        <w:spacing w:before="240" w:beforeAutospacing="off" w:after="240" w:afterAutospacing="off"/>
+        <w:jc w:val="left"/>
+      </w:pPr>
+      <w:r>
+        <w:rPr>
+          <w:rFonts w:ascii="Aptos" w:hAnsi="Aptos" w:eastAsia="Aptos" w:cs="Aptos"/>
+          <w:b w:val="1"/>
+          <w:bCs w:val="1"/>
+          <w:noProof w:val="0"/>
+          <w:sz w:val="24"/>
+          <w:szCs w:val="24"/>
+          <w:lang w:val="pt-BR"/>
+        </w:rPr>
+        <w:t>FUNDAÇÃO TELEFÔNICA VIVO.</w:t>
+      </w:r>
+      <w:r>
+        <w:rPr>
+          <w:rFonts w:ascii="Aptos" w:hAnsi="Aptos" w:eastAsia="Aptos" w:cs="Aptos"/>
+          <w:noProof w:val="0"/>
+          <w:sz w:val="24"/>
+          <w:szCs w:val="24"/>
+          <w:lang w:val="pt-BR"/>
+        </w:rPr>
+        <w:t xml:space="preserve"> </w:t>
+      </w:r>
+      <w:r>
+        <w:rPr>
+          <w:rFonts w:ascii="Aptos" w:hAnsi="Aptos" w:eastAsia="Aptos" w:cs="Aptos"/>
+          <w:i w:val="1"/>
+          <w:iCs w:val="1"/>
+          <w:noProof w:val="0"/>
+          <w:sz w:val="24"/>
+          <w:szCs w:val="24"/>
+          <w:lang w:val="pt-BR"/>
+        </w:rPr>
+        <w:t>Da alimentação à poesia, mulheres atuam pela Primeira Infância em Parelheiros.</w:t>
+      </w:r>
+      <w:r>
+        <w:rPr>
+          <w:rFonts w:ascii="Aptos" w:hAnsi="Aptos" w:eastAsia="Aptos" w:cs="Aptos"/>
+          <w:noProof w:val="0"/>
+          <w:sz w:val="24"/>
+          <w:szCs w:val="24"/>
+          <w:lang w:val="pt-BR"/>
+        </w:rPr>
+        <w:t xml:space="preserve"> Disponível em: </w:t>
+      </w:r>
+      <w:hyperlink r:id="Rbc7bf39be56047a4">
+        <w:r>
+          <w:rPr>
+            <w:rStyle w:val="Hyperlink"/>
+            <w:noProof w:val="0"/>
+            <w:lang w:val="pt-BR"/>
+          </w:rPr>
+          <w:t>https://www.fundacaotelefonicavivo.org.br/noticias/da-alimentacao-a-poesia-mulheres-atuam-pela-primeira-infancia-em-parelheiros/</w:t>
+        </w:r>
+      </w:hyperlink>
+      <w:r>
+        <w:rPr>
+          <w:rFonts w:ascii="Aptos" w:hAnsi="Aptos" w:eastAsia="Aptos" w:cs="Aptos"/>
+          <w:noProof w:val="0"/>
+          <w:sz w:val="24"/>
+          <w:szCs w:val="24"/>
+          <w:lang w:val="pt-BR"/>
+        </w:rPr>
+        <w:t>.</w:t>
+      </w:r>
+      <w:r>
+        <w:br/>
+      </w:r>
+      <w:r>
+        <w:rPr>
+          <w:rFonts w:ascii="Aptos" w:hAnsi="Aptos" w:eastAsia="Aptos" w:cs="Aptos"/>
+          <w:b w:val="1"/>
+          <w:bCs w:val="1"/>
+          <w:noProof w:val="0"/>
+          <w:sz w:val="24"/>
+          <w:szCs w:val="24"/>
+          <w:lang w:val="pt-BR"/>
+        </w:rPr>
+        <w:t>[VERIFICAR: autoria da matéria e data de publicação para completar a referência.]</w:t>
+      </w:r>
+    </w:p>
+    <w:p>
+      <w:pPr>
+        <w:bidi w:val="0"/>
+        <w:spacing w:before="240" w:beforeAutospacing="off" w:after="240" w:afterAutospacing="off"/>
+        <w:jc w:val="left"/>
+      </w:pPr>
+      <w:r>
+        <w:rPr>
+          <w:rFonts w:ascii="Aptos" w:hAnsi="Aptos" w:eastAsia="Aptos" w:cs="Aptos"/>
+          <w:b w:val="1"/>
+          <w:bCs w:val="1"/>
+          <w:noProof w:val="0"/>
+          <w:sz w:val="24"/>
+          <w:szCs w:val="24"/>
+          <w:lang w:val="pt-BR"/>
+        </w:rPr>
+        <w:t>HISTÓRIA DA EDUCAÇÃO INFANTIL.</w:t>
+      </w:r>
+      <w:r>
+        <w:rPr>
+          <w:rFonts w:ascii="Aptos" w:hAnsi="Aptos" w:eastAsia="Aptos" w:cs="Aptos"/>
+          <w:noProof w:val="0"/>
+          <w:sz w:val="24"/>
+          <w:szCs w:val="24"/>
+          <w:lang w:val="pt-BR"/>
+        </w:rPr>
+        <w:t xml:space="preserve"> </w:t>
+      </w:r>
+      <w:r>
+        <w:rPr>
+          <w:rFonts w:ascii="Aptos" w:hAnsi="Aptos" w:eastAsia="Aptos" w:cs="Aptos"/>
+          <w:i w:val="1"/>
+          <w:iCs w:val="1"/>
+          <w:noProof w:val="0"/>
+          <w:sz w:val="24"/>
+          <w:szCs w:val="24"/>
+          <w:lang w:val="pt-BR"/>
+        </w:rPr>
+        <w:t>O traje das crianças.</w:t>
+      </w:r>
+      <w:r>
+        <w:rPr>
+          <w:rFonts w:ascii="Aptos" w:hAnsi="Aptos" w:eastAsia="Aptos" w:cs="Aptos"/>
+          <w:noProof w:val="0"/>
+          <w:sz w:val="24"/>
+          <w:szCs w:val="24"/>
+          <w:lang w:val="pt-BR"/>
+        </w:rPr>
+        <w:t xml:space="preserve"> Disponível em: </w:t>
+      </w:r>
+      <w:hyperlink r:id="R9e84a5fb5c3246c3">
+        <w:r>
+          <w:rPr>
+            <w:rStyle w:val="Hyperlink"/>
+            <w:noProof w:val="0"/>
+            <w:lang w:val="pt-BR"/>
+          </w:rPr>
+          <w:t>https://estudodainfancia.blogspot.com/2012/08/o-traje-das-criancas.html</w:t>
+        </w:r>
+      </w:hyperlink>
+      <w:r>
+        <w:rPr>
+          <w:rFonts w:ascii="Aptos" w:hAnsi="Aptos" w:eastAsia="Aptos" w:cs="Aptos"/>
+          <w:noProof w:val="0"/>
+          <w:sz w:val="24"/>
+          <w:szCs w:val="24"/>
+          <w:lang w:val="pt-BR"/>
+        </w:rPr>
+        <w:t>.</w:t>
+      </w:r>
+      <w:r>
+        <w:br/>
+      </w:r>
+      <w:r>
+        <w:rPr>
+          <w:rFonts w:ascii="Aptos" w:hAnsi="Aptos" w:eastAsia="Aptos" w:cs="Aptos"/>
+          <w:b w:val="1"/>
+          <w:bCs w:val="1"/>
+          <w:noProof w:val="0"/>
+          <w:sz w:val="24"/>
+          <w:szCs w:val="24"/>
+          <w:lang w:val="pt-BR"/>
+        </w:rPr>
+        <w:t>[VERIFICAR: autoria e dados de publicação da página. Avaliar também se esta deve permanecer como fonte bibliográfica do conteúdo ou apenas como referência/crédito da imagem utilizada no card.]</w:t>
+      </w:r>
+    </w:p>
+    <w:p>
+      <w:pPr>
+        <w:bidi w:val="0"/>
+        <w:spacing w:before="240" w:beforeAutospacing="off" w:after="240" w:afterAutospacing="off"/>
+        <w:jc w:val="left"/>
+        <w:rPr>
+          <w:rFonts w:ascii="Aptos" w:hAnsi="Aptos" w:eastAsia="Aptos" w:cs="Aptos"/>
+          <w:b w:val="1"/>
+          <w:bCs w:val="1"/>
+          <w:noProof w:val="0"/>
+          <w:sz w:val="24"/>
+          <w:szCs w:val="24"/>
+          <w:lang w:val="pt-BR"/>
+        </w:rPr>
+      </w:pPr>
+    </w:p>
+    <w:p>
+      <w:pPr>
+        <w:pStyle w:val="Normal"/>
+        <w:bidi w:val="0"/>
+        <w:rPr>
+          <w:b w:val="1"/>
+          <w:bCs w:val="1"/>
+          <w:noProof w:val="0"/>
+          <w:sz w:val="28"/>
+          <w:szCs w:val="28"/>
+          <w:lang w:val="pt-BR"/>
+        </w:rPr>
+      </w:pPr>
+      <w:r>
+        <w:rPr>
+          <w:b w:val="1"/>
+          <w:bCs w:val="1"/>
+          <w:noProof w:val="0"/>
+          <w:sz w:val="28"/>
+          <w:szCs w:val="28"/>
+          <w:lang w:val="pt-BR"/>
+        </w:rPr>
+        <w:t>Legislação e documentos oficiais</w:t>
+      </w:r>
+    </w:p>
+    <w:p>
+      <w:pPr>
+        <w:bidi w:val="0"/>
+        <w:spacing w:before="240" w:beforeAutospacing="off" w:after="240" w:afterAutospacing="off"/>
+        <w:jc w:val="left"/>
+      </w:pPr>
+      <w:r>
+        <w:rPr>
+          <w:rFonts w:ascii="Aptos" w:hAnsi="Aptos" w:eastAsia="Aptos" w:cs="Aptos"/>
+          <w:b w:val="1"/>
+          <w:bCs w:val="1"/>
+          <w:noProof w:val="0"/>
+          <w:sz w:val="24"/>
+          <w:szCs w:val="24"/>
+          <w:lang w:val="pt-BR"/>
+        </w:rPr>
+        <w:t>BRASIL.</w:t>
+      </w:r>
+      <w:r>
+        <w:rPr>
+          <w:rFonts w:ascii="Aptos" w:hAnsi="Aptos" w:eastAsia="Aptos" w:cs="Aptos"/>
+          <w:noProof w:val="0"/>
+          <w:sz w:val="24"/>
+          <w:szCs w:val="24"/>
+          <w:lang w:val="pt-BR"/>
+        </w:rPr>
+        <w:t xml:space="preserve"> </w:t>
+      </w:r>
+      <w:r>
+        <w:rPr>
+          <w:rFonts w:ascii="Aptos" w:hAnsi="Aptos" w:eastAsia="Aptos" w:cs="Aptos"/>
+          <w:i w:val="1"/>
+          <w:iCs w:val="1"/>
+          <w:noProof w:val="0"/>
+          <w:sz w:val="24"/>
+          <w:szCs w:val="24"/>
+          <w:lang w:val="pt-BR"/>
+        </w:rPr>
+        <w:t>Constituição da República Federativa do Brasil de 1988.</w:t>
+      </w:r>
+      <w:r>
+        <w:rPr>
+          <w:rFonts w:ascii="Aptos" w:hAnsi="Aptos" w:eastAsia="Aptos" w:cs="Aptos"/>
+          <w:noProof w:val="0"/>
+          <w:sz w:val="24"/>
+          <w:szCs w:val="24"/>
+          <w:lang w:val="pt-BR"/>
+        </w:rPr>
+        <w:t xml:space="preserve"> Brasília, DF: Presidência da República, 1988. Disponível em: </w:t>
+      </w:r>
+      <w:hyperlink r:id="Rfd3f287c4bf24e9a">
+        <w:r>
+          <w:rPr>
+            <w:rStyle w:val="Hyperlink"/>
+            <w:noProof w:val="0"/>
+            <w:lang w:val="pt-BR"/>
+          </w:rPr>
+          <w:t>https://www.planalto.gov.br/ccivil_03/constituicao/constituicao.htm</w:t>
+        </w:r>
+      </w:hyperlink>
+      <w:r>
+        <w:rPr>
+          <w:rFonts w:ascii="Aptos" w:hAnsi="Aptos" w:eastAsia="Aptos" w:cs="Aptos"/>
+          <w:noProof w:val="0"/>
+          <w:sz w:val="24"/>
+          <w:szCs w:val="24"/>
+          <w:lang w:val="pt-BR"/>
+        </w:rPr>
+        <w:t>. Acesso em: 23 jun. 2026.</w:t>
+      </w:r>
+    </w:p>
+    <w:p>
+      <w:pPr>
+        <w:bidi w:val="0"/>
+        <w:spacing w:before="240" w:beforeAutospacing="off" w:after="240" w:afterAutospacing="off"/>
+        <w:jc w:val="left"/>
+      </w:pPr>
+      <w:r>
+        <w:rPr>
+          <w:rFonts w:ascii="Aptos" w:hAnsi="Aptos" w:eastAsia="Aptos" w:cs="Aptos"/>
+          <w:b w:val="1"/>
+          <w:bCs w:val="1"/>
+          <w:noProof w:val="0"/>
+          <w:sz w:val="24"/>
+          <w:szCs w:val="24"/>
+          <w:lang w:val="pt-BR"/>
+        </w:rPr>
+        <w:t>BRASIL.</w:t>
+      </w:r>
+      <w:r>
+        <w:rPr>
+          <w:rFonts w:ascii="Aptos" w:hAnsi="Aptos" w:eastAsia="Aptos" w:cs="Aptos"/>
+          <w:noProof w:val="0"/>
+          <w:sz w:val="24"/>
+          <w:szCs w:val="24"/>
+          <w:lang w:val="pt-BR"/>
+        </w:rPr>
+        <w:t xml:space="preserve"> </w:t>
+      </w:r>
+      <w:r>
+        <w:rPr>
+          <w:rFonts w:ascii="Aptos" w:hAnsi="Aptos" w:eastAsia="Aptos" w:cs="Aptos"/>
+          <w:i w:val="1"/>
+          <w:iCs w:val="1"/>
+          <w:noProof w:val="0"/>
+          <w:sz w:val="24"/>
+          <w:szCs w:val="24"/>
+          <w:lang w:val="pt-BR"/>
+        </w:rPr>
+        <w:t>Lei nº 8.069, de 13 de julho de 1990.</w:t>
+      </w:r>
+      <w:r>
+        <w:rPr>
+          <w:rFonts w:ascii="Aptos" w:hAnsi="Aptos" w:eastAsia="Aptos" w:cs="Aptos"/>
+          <w:noProof w:val="0"/>
+          <w:sz w:val="24"/>
+          <w:szCs w:val="24"/>
+          <w:lang w:val="pt-BR"/>
+        </w:rPr>
+        <w:t xml:space="preserve"> Dispõe sobre o Estatuto da Criança e do Adolescente e dá outras providências. Brasília, DF: Presidência da República, 1990. Disponível em: </w:t>
+      </w:r>
+      <w:hyperlink r:id="R0fd6cf73e1094183">
+        <w:r>
+          <w:rPr>
+            <w:rStyle w:val="Hyperlink"/>
+            <w:noProof w:val="0"/>
+            <w:lang w:val="pt-BR"/>
+          </w:rPr>
+          <w:t>https://www.planalto.gov.br/ccivil_03/leis/l8069.htm</w:t>
+        </w:r>
+      </w:hyperlink>
+      <w:r>
+        <w:rPr>
+          <w:rFonts w:ascii="Aptos" w:hAnsi="Aptos" w:eastAsia="Aptos" w:cs="Aptos"/>
+          <w:noProof w:val="0"/>
+          <w:sz w:val="24"/>
+          <w:szCs w:val="24"/>
+          <w:lang w:val="pt-BR"/>
+        </w:rPr>
+        <w:t>. Acesso em: 23 jun. 2026.</w:t>
+      </w:r>
+    </w:p>
+    <w:p>
+      <w:pPr>
+        <w:bidi w:val="0"/>
+        <w:spacing w:before="240" w:beforeAutospacing="off" w:after="240" w:afterAutospacing="off"/>
+        <w:jc w:val="left"/>
+      </w:pPr>
+      <w:r>
+        <w:rPr>
+          <w:rFonts w:ascii="Aptos" w:hAnsi="Aptos" w:eastAsia="Aptos" w:cs="Aptos"/>
+          <w:b w:val="1"/>
+          <w:bCs w:val="1"/>
+          <w:noProof w:val="0"/>
+          <w:sz w:val="24"/>
+          <w:szCs w:val="24"/>
+          <w:lang w:val="pt-BR"/>
+        </w:rPr>
+        <w:t>BRASIL.</w:t>
+      </w:r>
+      <w:r>
+        <w:rPr>
+          <w:rFonts w:ascii="Aptos" w:hAnsi="Aptos" w:eastAsia="Aptos" w:cs="Aptos"/>
+          <w:noProof w:val="0"/>
+          <w:sz w:val="24"/>
+          <w:szCs w:val="24"/>
+          <w:lang w:val="pt-BR"/>
+        </w:rPr>
+        <w:t xml:space="preserve"> </w:t>
+      </w:r>
+      <w:r>
+        <w:rPr>
+          <w:rFonts w:ascii="Aptos" w:hAnsi="Aptos" w:eastAsia="Aptos" w:cs="Aptos"/>
+          <w:i w:val="1"/>
+          <w:iCs w:val="1"/>
+          <w:noProof w:val="0"/>
+          <w:sz w:val="24"/>
+          <w:szCs w:val="24"/>
+          <w:lang w:val="pt-BR"/>
+        </w:rPr>
+        <w:t>Lei nº 13.010, de 26 de junho de 2014.</w:t>
+      </w:r>
+      <w:r>
+        <w:rPr>
+          <w:rFonts w:ascii="Aptos" w:hAnsi="Aptos" w:eastAsia="Aptos" w:cs="Aptos"/>
+          <w:noProof w:val="0"/>
+          <w:sz w:val="24"/>
+          <w:szCs w:val="24"/>
+          <w:lang w:val="pt-BR"/>
+        </w:rPr>
+        <w:t xml:space="preserve"> Altera a Lei nº 8.069, de 13 de julho de 1990, para estabelecer o direito da criança e do adolescente de serem educados e cuidados sem o uso de castigos físicos ou de tratamento cruel ou degradante. Brasília, DF: Presidência da República, 2014. Disponível em: </w:t>
+      </w:r>
+      <w:hyperlink r:id="Rdf68eb4245c242b3">
+        <w:r>
+          <w:rPr>
+            <w:rStyle w:val="Hyperlink"/>
+            <w:noProof w:val="0"/>
+            <w:lang w:val="pt-BR"/>
+          </w:rPr>
+          <w:t>https://www.planalto.gov.br/ccivil_03/_ato2011-2014/2014/lei/l13010.htm</w:t>
+        </w:r>
+      </w:hyperlink>
+      <w:r>
+        <w:rPr>
+          <w:rFonts w:ascii="Aptos" w:hAnsi="Aptos" w:eastAsia="Aptos" w:cs="Aptos"/>
+          <w:noProof w:val="0"/>
+          <w:sz w:val="24"/>
+          <w:szCs w:val="24"/>
+          <w:lang w:val="pt-BR"/>
+        </w:rPr>
+        <w:t>. Acesso em: 23 jun. 2026.</w:t>
+      </w:r>
+    </w:p>
+    <w:p>
+      <w:pPr>
+        <w:bidi w:val="0"/>
+        <w:spacing w:before="240" w:beforeAutospacing="off" w:after="240" w:afterAutospacing="off"/>
+        <w:jc w:val="left"/>
+      </w:pPr>
+      <w:r>
+        <w:rPr>
+          <w:rFonts w:ascii="Aptos" w:hAnsi="Aptos" w:eastAsia="Aptos" w:cs="Aptos"/>
+          <w:b w:val="1"/>
+          <w:bCs w:val="1"/>
+          <w:noProof w:val="0"/>
+          <w:sz w:val="24"/>
+          <w:szCs w:val="24"/>
+          <w:lang w:val="pt-BR"/>
+        </w:rPr>
+        <w:t>BRASIL.</w:t>
+      </w:r>
+      <w:r>
+        <w:rPr>
+          <w:rFonts w:ascii="Aptos" w:hAnsi="Aptos" w:eastAsia="Aptos" w:cs="Aptos"/>
+          <w:noProof w:val="0"/>
+          <w:sz w:val="24"/>
+          <w:szCs w:val="24"/>
+          <w:lang w:val="pt-BR"/>
+        </w:rPr>
+        <w:t xml:space="preserve"> </w:t>
+      </w:r>
+      <w:r>
+        <w:rPr>
+          <w:rFonts w:ascii="Aptos" w:hAnsi="Aptos" w:eastAsia="Aptos" w:cs="Aptos"/>
+          <w:i w:val="1"/>
+          <w:iCs w:val="1"/>
+          <w:noProof w:val="0"/>
+          <w:sz w:val="24"/>
+          <w:szCs w:val="24"/>
+          <w:lang w:val="pt-BR"/>
+        </w:rPr>
+        <w:t>Lei nº 13.257, de 8 de março de 2016.</w:t>
+      </w:r>
+      <w:r>
+        <w:rPr>
+          <w:rFonts w:ascii="Aptos" w:hAnsi="Aptos" w:eastAsia="Aptos" w:cs="Aptos"/>
+          <w:noProof w:val="0"/>
+          <w:sz w:val="24"/>
+          <w:szCs w:val="24"/>
+          <w:lang w:val="pt-BR"/>
+        </w:rPr>
+        <w:t xml:space="preserve"> Dispõe sobre as políticas públicas para a Primeira Infância. Brasília, DF: Presidência da República, 2016. Disponível em: </w:t>
+      </w:r>
+      <w:hyperlink r:id="R7346149e17b74a96">
+        <w:r>
+          <w:rPr>
+            <w:rStyle w:val="Hyperlink"/>
+            <w:noProof w:val="0"/>
+            <w:lang w:val="pt-BR"/>
+          </w:rPr>
+          <w:t>https://www.planalto.gov.br/ccivil_03/_ato2015-2018/2016/lei/l13257.htm</w:t>
+        </w:r>
+      </w:hyperlink>
+      <w:r>
+        <w:rPr>
+          <w:rFonts w:ascii="Aptos" w:hAnsi="Aptos" w:eastAsia="Aptos" w:cs="Aptos"/>
+          <w:noProof w:val="0"/>
+          <w:sz w:val="24"/>
+          <w:szCs w:val="24"/>
+          <w:lang w:val="pt-BR"/>
+        </w:rPr>
+        <w:t>. Acesso em: 23 jun. 2026.</w:t>
+      </w:r>
+    </w:p>
+    <w:p>
+      <w:pPr>
+        <w:bidi w:val="0"/>
+        <w:spacing w:before="240" w:beforeAutospacing="off" w:after="240" w:afterAutospacing="off"/>
+        <w:jc w:val="left"/>
+      </w:pPr>
+      <w:r>
+        <w:rPr>
+          <w:rFonts w:ascii="Aptos" w:hAnsi="Aptos" w:eastAsia="Aptos" w:cs="Aptos"/>
+          <w:b w:val="1"/>
+          <w:bCs w:val="1"/>
+          <w:noProof w:val="0"/>
+          <w:sz w:val="24"/>
+          <w:szCs w:val="24"/>
+          <w:lang w:val="pt-BR"/>
+        </w:rPr>
+        <w:t>BRASIL.</w:t>
+      </w:r>
+      <w:r>
+        <w:rPr>
+          <w:rFonts w:ascii="Aptos" w:hAnsi="Aptos" w:eastAsia="Aptos" w:cs="Aptos"/>
+          <w:noProof w:val="0"/>
+          <w:sz w:val="24"/>
+          <w:szCs w:val="24"/>
+          <w:lang w:val="pt-BR"/>
+        </w:rPr>
+        <w:t xml:space="preserve"> </w:t>
+      </w:r>
+      <w:r>
+        <w:rPr>
+          <w:rFonts w:ascii="Aptos" w:hAnsi="Aptos" w:eastAsia="Aptos" w:cs="Aptos"/>
+          <w:i w:val="1"/>
+          <w:iCs w:val="1"/>
+          <w:noProof w:val="0"/>
+          <w:sz w:val="24"/>
+          <w:szCs w:val="24"/>
+          <w:lang w:val="pt-BR"/>
+        </w:rPr>
+        <w:t>Lei nº 13.431, de 4 de abril de 2017.</w:t>
+      </w:r>
+      <w:r>
+        <w:rPr>
+          <w:rFonts w:ascii="Aptos" w:hAnsi="Aptos" w:eastAsia="Aptos" w:cs="Aptos"/>
+          <w:noProof w:val="0"/>
+          <w:sz w:val="24"/>
+          <w:szCs w:val="24"/>
+          <w:lang w:val="pt-BR"/>
+        </w:rPr>
+        <w:t xml:space="preserve"> Estabelece o sistema de garantia de direitos da criança e do adolescente vítima ou testemunha de violência. Brasília, DF: Presidência da República, 2017. Disponível em: </w:t>
+      </w:r>
+      <w:hyperlink r:id="R42b13f9cff09433e">
+        <w:r>
+          <w:rPr>
+            <w:rStyle w:val="Hyperlink"/>
+            <w:noProof w:val="0"/>
+            <w:lang w:val="pt-BR"/>
+          </w:rPr>
+          <w:t>https://www.planalto.gov.br/ccivil_03/_ato2015-2018/2017/lei/l13431.htm</w:t>
+        </w:r>
+      </w:hyperlink>
+      <w:r>
+        <w:rPr>
+          <w:rFonts w:ascii="Aptos" w:hAnsi="Aptos" w:eastAsia="Aptos" w:cs="Aptos"/>
+          <w:noProof w:val="0"/>
+          <w:sz w:val="24"/>
+          <w:szCs w:val="24"/>
+          <w:lang w:val="pt-BR"/>
+        </w:rPr>
+        <w:t>. Acesso em: 23 jun. 2026.</w:t>
+      </w:r>
+    </w:p>
+    <w:p>
+      <w:pPr>
+        <w:bidi w:val="0"/>
+        <w:spacing w:before="240" w:beforeAutospacing="off" w:after="240" w:afterAutospacing="off"/>
+        <w:jc w:val="left"/>
+      </w:pPr>
+      <w:r>
+        <w:rPr>
+          <w:rFonts w:ascii="Aptos" w:hAnsi="Aptos" w:eastAsia="Aptos" w:cs="Aptos"/>
+          <w:b w:val="1"/>
+          <w:bCs w:val="1"/>
+          <w:noProof w:val="0"/>
+          <w:sz w:val="24"/>
+          <w:szCs w:val="24"/>
+          <w:lang w:val="pt-BR"/>
+        </w:rPr>
+        <w:t>BRASIL.</w:t>
+      </w:r>
+      <w:r>
+        <w:rPr>
+          <w:rFonts w:ascii="Aptos" w:hAnsi="Aptos" w:eastAsia="Aptos" w:cs="Aptos"/>
+          <w:noProof w:val="0"/>
+          <w:sz w:val="24"/>
+          <w:szCs w:val="24"/>
+          <w:lang w:val="pt-BR"/>
+        </w:rPr>
+        <w:t xml:space="preserve"> </w:t>
+      </w:r>
+      <w:r>
+        <w:rPr>
+          <w:rFonts w:ascii="Aptos" w:hAnsi="Aptos" w:eastAsia="Aptos" w:cs="Aptos"/>
+          <w:i w:val="1"/>
+          <w:iCs w:val="1"/>
+          <w:noProof w:val="0"/>
+          <w:sz w:val="24"/>
+          <w:szCs w:val="24"/>
+          <w:lang w:val="pt-BR"/>
+        </w:rPr>
+        <w:t>Lei nº 14.344, de 24 de maio de 2022.</w:t>
+      </w:r>
+      <w:r>
+        <w:rPr>
+          <w:rFonts w:ascii="Aptos" w:hAnsi="Aptos" w:eastAsia="Aptos" w:cs="Aptos"/>
+          <w:noProof w:val="0"/>
+          <w:sz w:val="24"/>
+          <w:szCs w:val="24"/>
+          <w:lang w:val="pt-BR"/>
+        </w:rPr>
+        <w:t xml:space="preserve"> Cria mecanismos para a prevenção e o enfrentamento da violência doméstica e familiar contra a criança e o adolescente. Brasília, DF: Presidência da República, 2022. Disponível em: </w:t>
+      </w:r>
+      <w:hyperlink r:id="R1b1a6cbaf39844a0">
+        <w:r>
+          <w:rPr>
+            <w:rStyle w:val="Hyperlink"/>
+            <w:noProof w:val="0"/>
+            <w:lang w:val="pt-BR"/>
+          </w:rPr>
+          <w:t>https://www.planalto.gov.br/ccivil_03/_ato2019-2022/2022/lei/l14344.htm</w:t>
+        </w:r>
+      </w:hyperlink>
+      <w:r>
+        <w:rPr>
+          <w:rFonts w:ascii="Aptos" w:hAnsi="Aptos" w:eastAsia="Aptos" w:cs="Aptos"/>
+          <w:noProof w:val="0"/>
+          <w:sz w:val="24"/>
+          <w:szCs w:val="24"/>
+          <w:lang w:val="pt-BR"/>
+        </w:rPr>
+        <w:t>. Acesso em: 23 jun. 2026.</w:t>
+      </w:r>
+    </w:p>
+    <w:p>
+      <w:pPr>
+        <w:bidi w:val="0"/>
+        <w:spacing w:before="240" w:beforeAutospacing="off" w:after="240" w:afterAutospacing="off"/>
+        <w:jc w:val="left"/>
+      </w:pPr>
+      <w:r>
+        <w:rPr>
+          <w:rFonts w:ascii="Aptos" w:hAnsi="Aptos" w:eastAsia="Aptos" w:cs="Aptos"/>
+          <w:b w:val="1"/>
+          <w:bCs w:val="1"/>
+          <w:noProof w:val="0"/>
+          <w:sz w:val="24"/>
+          <w:szCs w:val="24"/>
+          <w:lang w:val="pt-BR"/>
+        </w:rPr>
+        <w:t>PLANO NACIONAL PELA PRIMEIRA INFÂNCIA (PNPI).</w:t>
+      </w:r>
+      <w:r>
+        <w:rPr>
+          <w:rFonts w:ascii="Aptos" w:hAnsi="Aptos" w:eastAsia="Aptos" w:cs="Aptos"/>
+          <w:noProof w:val="0"/>
+          <w:sz w:val="24"/>
+          <w:szCs w:val="24"/>
+          <w:lang w:val="pt-BR"/>
+        </w:rPr>
+        <w:t xml:space="preserve"> [COMPLETAR REFERÊNCIA].</w:t>
+      </w:r>
+      <w:r>
+        <w:br/>
+      </w:r>
+      <w:r>
+        <w:rPr>
+          <w:rFonts w:ascii="Aptos" w:hAnsi="Aptos" w:eastAsia="Aptos" w:cs="Aptos"/>
+          <w:b w:val="1"/>
+          <w:bCs w:val="1"/>
+          <w:noProof w:val="0"/>
+          <w:sz w:val="24"/>
+          <w:szCs w:val="24"/>
+          <w:lang w:val="pt-BR"/>
+        </w:rPr>
+        <w:t>[VERIFICAR: o conteúdo do módulo apresenta o PNPI na linha do tempo como “2025 – Plano Nacional da Primeira Infância”. Confirmar qual versão/documento foi efetivamente utilizado, instituição responsável, título oficial, ano e link. Verificar também se 2025 é o ano adequado para situá-lo na linha do tempo.]</w:t>
+      </w:r>
+    </w:p>
+    <w:p>
+      <w:pPr>
+        <w:bidi w:val="0"/>
+        <w:spacing w:before="240" w:beforeAutospacing="off" w:after="240" w:afterAutospacing="off"/>
+        <w:jc w:val="left"/>
+      </w:pPr>
+      <w:r>
+        <w:rPr>
+          <w:rFonts w:ascii="Aptos" w:hAnsi="Aptos" w:eastAsia="Aptos" w:cs="Aptos"/>
+          <w:b w:val="1"/>
+          <w:bCs w:val="1"/>
+          <w:noProof w:val="0"/>
+          <w:sz w:val="24"/>
+          <w:szCs w:val="24"/>
+          <w:lang w:val="pt-BR"/>
+        </w:rPr>
+        <w:t>ECA DIGITAL.</w:t>
+      </w:r>
+      <w:r>
+        <w:rPr>
+          <w:rFonts w:ascii="Aptos" w:hAnsi="Aptos" w:eastAsia="Aptos" w:cs="Aptos"/>
+          <w:noProof w:val="0"/>
+          <w:sz w:val="24"/>
+          <w:szCs w:val="24"/>
+          <w:lang w:val="pt-BR"/>
+        </w:rPr>
+        <w:t xml:space="preserve"> [COMPLETAR REFERÊNCIA].</w:t>
+      </w:r>
+      <w:r>
+        <w:br/>
+      </w:r>
+      <w:r>
+        <w:rPr>
+          <w:rFonts w:ascii="Aptos" w:hAnsi="Aptos" w:eastAsia="Aptos" w:cs="Aptos"/>
+          <w:b w:val="1"/>
+          <w:bCs w:val="1"/>
+          <w:noProof w:val="0"/>
+          <w:sz w:val="24"/>
+          <w:szCs w:val="24"/>
+          <w:lang w:val="pt-BR"/>
+        </w:rPr>
+        <w:t>[VERIFICAR: identificar o instrumento normativo ao qual o conteúdo chama de “ECA Digital”, incluindo denominação oficial, número da lei ou documento, data, ementa e link para fonte oficial. Conferir também as afirmações feitas sobre cyberbullying, exploração digital e responsabilidade das plataformas.]</w:t>
+      </w:r>
+    </w:p>
+    <w:p>
+      <w:pPr>
+        <w:bidi w:val="0"/>
+        <w:spacing w:before="240" w:beforeAutospacing="off" w:after="240" w:afterAutospacing="off"/>
+        <w:jc w:val="left"/>
+        <w:rPr>
+          <w:rFonts w:ascii="Aptos" w:hAnsi="Aptos" w:eastAsia="Aptos" w:cs="Aptos"/>
+          <w:b w:val="1"/>
+          <w:bCs w:val="1"/>
+          <w:noProof w:val="0"/>
+          <w:sz w:val="24"/>
+          <w:szCs w:val="24"/>
+          <w:lang w:val="pt-BR"/>
+        </w:rPr>
+      </w:pPr>
+    </w:p>
+    <w:p>
+      <w:pPr>
+        <w:pStyle w:val="Normal"/>
+        <w:bidi w:val="0"/>
+        <w:rPr>
+          <w:b w:val="1"/>
+          <w:bCs w:val="1"/>
+          <w:noProof w:val="0"/>
+          <w:sz w:val="28"/>
+          <w:szCs w:val="28"/>
+          <w:lang w:val="pt-BR"/>
+        </w:rPr>
+      </w:pPr>
+      <w:r>
+        <w:rPr>
+          <w:b w:val="1"/>
+          <w:bCs w:val="1"/>
+          <w:noProof w:val="0"/>
+          <w:sz w:val="28"/>
+          <w:szCs w:val="28"/>
+          <w:lang w:val="pt-BR"/>
+        </w:rPr>
+        <w:t>Sites e materiais on-line</w:t>
+      </w:r>
+    </w:p>
+    <w:p>
+      <w:pPr>
+        <w:bidi w:val="0"/>
+        <w:spacing w:before="240" w:beforeAutospacing="off" w:after="240" w:afterAutospacing="off"/>
+        <w:jc w:val="left"/>
+      </w:pPr>
+      <w:r>
+        <w:rPr>
+          <w:rFonts w:ascii="Aptos" w:hAnsi="Aptos" w:eastAsia="Aptos" w:cs="Aptos"/>
+          <w:b w:val="1"/>
+          <w:bCs w:val="1"/>
+          <w:noProof w:val="0"/>
+          <w:sz w:val="24"/>
+          <w:szCs w:val="24"/>
+          <w:lang w:val="pt-BR"/>
+        </w:rPr>
+        <w:t>FUNDAÇÃO MARIA CECILIA SOUTO VIDIGAL.</w:t>
+      </w:r>
+      <w:r>
+        <w:rPr>
+          <w:rFonts w:ascii="Aptos" w:hAnsi="Aptos" w:eastAsia="Aptos" w:cs="Aptos"/>
+          <w:noProof w:val="0"/>
+          <w:sz w:val="24"/>
+          <w:szCs w:val="24"/>
+          <w:lang w:val="pt-BR"/>
+        </w:rPr>
+        <w:t xml:space="preserve"> </w:t>
+      </w:r>
+      <w:r>
+        <w:rPr>
+          <w:rFonts w:ascii="Aptos" w:hAnsi="Aptos" w:eastAsia="Aptos" w:cs="Aptos"/>
+          <w:i w:val="1"/>
+          <w:iCs w:val="1"/>
+          <w:noProof w:val="0"/>
+          <w:sz w:val="24"/>
+          <w:szCs w:val="24"/>
+          <w:lang w:val="pt-BR"/>
+        </w:rPr>
+        <w:t>Primeira Infância em Dados.</w:t>
+      </w:r>
+      <w:r>
+        <w:rPr>
+          <w:rFonts w:ascii="Aptos" w:hAnsi="Aptos" w:eastAsia="Aptos" w:cs="Aptos"/>
+          <w:noProof w:val="0"/>
+          <w:sz w:val="24"/>
+          <w:szCs w:val="24"/>
+          <w:lang w:val="pt-BR"/>
+        </w:rPr>
+        <w:t xml:space="preserve"> Disponível em: </w:t>
+      </w:r>
+      <w:hyperlink r:id="R511273eeb6b54373">
+        <w:r>
+          <w:rPr>
+            <w:rStyle w:val="Hyperlink"/>
+            <w:noProof w:val="0"/>
+            <w:lang w:val="pt-BR"/>
+          </w:rPr>
+          <w:t>https://primeirainfanciaemdados.org.br/</w:t>
+        </w:r>
+      </w:hyperlink>
+      <w:r>
+        <w:rPr>
+          <w:rFonts w:ascii="Aptos" w:hAnsi="Aptos" w:eastAsia="Aptos" w:cs="Aptos"/>
+          <w:noProof w:val="0"/>
+          <w:sz w:val="24"/>
+          <w:szCs w:val="24"/>
+          <w:lang w:val="pt-BR"/>
+        </w:rPr>
+        <w:t>.</w:t>
+      </w:r>
+      <w:r>
+        <w:br/>
+      </w:r>
+      <w:r>
+        <w:rPr>
+          <w:rFonts w:ascii="Aptos" w:hAnsi="Aptos" w:eastAsia="Aptos" w:cs="Aptos"/>
+          <w:b w:val="1"/>
+          <w:bCs w:val="1"/>
+          <w:noProof w:val="0"/>
+          <w:sz w:val="24"/>
+          <w:szCs w:val="24"/>
+          <w:lang w:val="pt-BR"/>
+        </w:rPr>
+        <w:t>[VERIFICAR: confirmar a forma de autoria institucional que deve constar na referência e se é necessário indicar outras instituições responsáveis pela plataforma.]</w:t>
+      </w:r>
+    </w:p>
+    <w:p>
+      <w:pPr>
+        <w:bidi w:val="0"/>
+        <w:spacing w:before="240" w:beforeAutospacing="off" w:after="240" w:afterAutospacing="off"/>
+        <w:jc w:val="left"/>
+        <w:rPr>
+          <w:rFonts w:ascii="Aptos" w:hAnsi="Aptos" w:eastAsia="Aptos" w:cs="Aptos"/>
+          <w:b w:val="1"/>
+          <w:bCs w:val="1"/>
+          <w:noProof w:val="0"/>
+          <w:sz w:val="24"/>
+          <w:szCs w:val="24"/>
+          <w:lang w:val="pt-BR"/>
+        </w:rPr>
+      </w:pPr>
+    </w:p>
+    <w:p>
+      <w:pPr>
+        <w:pStyle w:val="Normal"/>
+        <w:bidi w:val="0"/>
+        <w:rPr>
+          <w:b w:val="1"/>
+          <w:bCs w:val="1"/>
+          <w:noProof w:val="0"/>
+          <w:sz w:val="28"/>
+          <w:szCs w:val="28"/>
+          <w:lang w:val="pt-BR"/>
+        </w:rPr>
+      </w:pPr>
+      <w:r>
+        <w:rPr>
+          <w:b w:val="1"/>
+          <w:bCs w:val="1"/>
+          <w:noProof w:val="0"/>
+          <w:sz w:val="28"/>
+          <w:szCs w:val="28"/>
+          <w:lang w:val="pt-BR"/>
+        </w:rPr>
+        <w:t>Vídeos</w:t>
+      </w:r>
+    </w:p>
+    <w:p>
+      <w:pPr>
+        <w:bidi w:val="0"/>
+        <w:spacing w:before="240" w:beforeAutospacing="off" w:after="240" w:afterAutospacing="off"/>
+        <w:jc w:val="left"/>
+      </w:pPr>
+      <w:r>
+        <w:rPr>
+          <w:rFonts w:ascii="Aptos" w:hAnsi="Aptos" w:eastAsia="Aptos" w:cs="Aptos"/>
+          <w:b w:val="1"/>
+          <w:bCs w:val="1"/>
+          <w:noProof w:val="0"/>
+          <w:sz w:val="24"/>
+          <w:szCs w:val="24"/>
+          <w:lang w:val="pt-BR"/>
+        </w:rPr>
+        <w:t>FUNDAÇÃO MARIA CECILIA SOUTO VIDIGAL.</w:t>
+      </w:r>
+      <w:r>
+        <w:rPr>
+          <w:rFonts w:ascii="Aptos" w:hAnsi="Aptos" w:eastAsia="Aptos" w:cs="Aptos"/>
+          <w:noProof w:val="0"/>
+          <w:sz w:val="24"/>
+          <w:szCs w:val="24"/>
+          <w:lang w:val="pt-BR"/>
+        </w:rPr>
+        <w:t xml:space="preserve"> </w:t>
+      </w:r>
+      <w:r>
+        <w:rPr>
+          <w:rFonts w:ascii="Aptos" w:hAnsi="Aptos" w:eastAsia="Aptos" w:cs="Aptos"/>
+          <w:i w:val="1"/>
+          <w:iCs w:val="1"/>
+          <w:noProof w:val="0"/>
+          <w:sz w:val="24"/>
+          <w:szCs w:val="24"/>
+          <w:lang w:val="pt-BR"/>
+        </w:rPr>
+        <w:t>O que é Primeira Infância?</w:t>
+      </w:r>
+      <w:r>
+        <w:rPr>
+          <w:rFonts w:ascii="Aptos" w:hAnsi="Aptos" w:eastAsia="Aptos" w:cs="Aptos"/>
+          <w:noProof w:val="0"/>
+          <w:sz w:val="24"/>
+          <w:szCs w:val="24"/>
+          <w:lang w:val="pt-BR"/>
+        </w:rPr>
+        <w:t xml:space="preserve"> Disponível no YouTube.</w:t>
+      </w:r>
+      <w:r>
+        <w:br/>
+      </w:r>
+      <w:r>
+        <w:rPr>
+          <w:rFonts w:ascii="Aptos" w:hAnsi="Aptos" w:eastAsia="Aptos" w:cs="Aptos"/>
+          <w:b w:val="1"/>
+          <w:bCs w:val="1"/>
+          <w:noProof w:val="0"/>
+          <w:sz w:val="24"/>
+          <w:szCs w:val="24"/>
+          <w:lang w:val="pt-BR"/>
+        </w:rPr>
+        <w:t>[VERIFICAR: confirmar título exatamente como publicado, canal responsável e, se quisermos ampliar o padrão do Módulo 2, ano de publicação.]</w:t>
+      </w:r>
+    </w:p>
+    <w:p>
+      <w:pPr>
+        <w:bidi w:val="0"/>
+        <w:spacing w:before="240" w:beforeAutospacing="off" w:after="240" w:afterAutospacing="off"/>
+        <w:jc w:val="left"/>
+      </w:pPr>
+      <w:r>
+        <w:rPr>
+          <w:rFonts w:ascii="Aptos" w:hAnsi="Aptos" w:eastAsia="Aptos" w:cs="Aptos"/>
+          <w:b w:val="1"/>
+          <w:bCs w:val="1"/>
+          <w:noProof w:val="0"/>
+          <w:sz w:val="24"/>
+          <w:szCs w:val="24"/>
+          <w:lang w:val="pt-BR"/>
+        </w:rPr>
+        <w:t>[AUTORIA/CANAL A IDENTIFICAR].</w:t>
+      </w:r>
+      <w:r>
+        <w:rPr>
+          <w:rFonts w:ascii="Aptos" w:hAnsi="Aptos" w:eastAsia="Aptos" w:cs="Aptos"/>
+          <w:noProof w:val="0"/>
+          <w:sz w:val="24"/>
+          <w:szCs w:val="24"/>
+          <w:lang w:val="pt-BR"/>
+        </w:rPr>
+        <w:t xml:space="preserve"> </w:t>
+      </w:r>
+      <w:r>
+        <w:rPr>
+          <w:rFonts w:ascii="Aptos" w:hAnsi="Aptos" w:eastAsia="Aptos" w:cs="Aptos"/>
+          <w:i w:val="1"/>
+          <w:iCs w:val="1"/>
+          <w:noProof w:val="0"/>
+          <w:sz w:val="24"/>
+          <w:szCs w:val="24"/>
+          <w:lang w:val="pt-BR"/>
+        </w:rPr>
+        <w:t>5 dicas para gestantes de primeira viagem.</w:t>
+      </w:r>
+      <w:r>
+        <w:rPr>
+          <w:rFonts w:ascii="Aptos" w:hAnsi="Aptos" w:eastAsia="Aptos" w:cs="Aptos"/>
+          <w:noProof w:val="0"/>
+          <w:sz w:val="24"/>
+          <w:szCs w:val="24"/>
+          <w:lang w:val="pt-BR"/>
+        </w:rPr>
+        <w:t xml:space="preserve"> Disponível no YouTube.</w:t>
+      </w:r>
+      <w:r>
+        <w:br/>
+      </w:r>
+      <w:r>
+        <w:rPr>
+          <w:rFonts w:ascii="Aptos" w:hAnsi="Aptos" w:eastAsia="Aptos" w:cs="Aptos"/>
+          <w:b w:val="1"/>
+          <w:bCs w:val="1"/>
+          <w:noProof w:val="0"/>
+          <w:sz w:val="24"/>
+          <w:szCs w:val="24"/>
+          <w:lang w:val="pt-BR"/>
+        </w:rPr>
+        <w:t>[VERIFICAR: identificar autoria ou canal responsável pelo vídeo e confirmar o título exatamente como publicado.]</w:t>
+      </w:r>
+    </w:p>
+    <w:p>
+      <w:pPr>
+        <w:bidi w:val="0"/>
+        <w:spacing w:before="240" w:beforeAutospacing="off" w:after="240" w:afterAutospacing="off"/>
+        <w:jc w:val="left"/>
+      </w:pPr>
+      <w:r>
+        <w:rPr>
+          <w:rFonts w:ascii="Aptos" w:hAnsi="Aptos" w:eastAsia="Aptos" w:cs="Aptos"/>
+          <w:b w:val="1"/>
+          <w:bCs w:val="1"/>
+          <w:noProof w:val="0"/>
+          <w:sz w:val="24"/>
+          <w:szCs w:val="24"/>
+          <w:lang w:val="pt-BR"/>
+        </w:rPr>
+        <w:t>[AUTORIA/CANAL A IDENTIFICAR].</w:t>
+      </w:r>
+      <w:r>
+        <w:rPr>
+          <w:rFonts w:ascii="Aptos" w:hAnsi="Aptos" w:eastAsia="Aptos" w:cs="Aptos"/>
+          <w:noProof w:val="0"/>
+          <w:sz w:val="24"/>
+          <w:szCs w:val="24"/>
+          <w:lang w:val="pt-BR"/>
+        </w:rPr>
+        <w:t xml:space="preserve"> </w:t>
+      </w:r>
+      <w:r>
+        <w:rPr>
+          <w:rFonts w:ascii="Aptos" w:hAnsi="Aptos" w:eastAsia="Aptos" w:cs="Aptos"/>
+          <w:i w:val="1"/>
+          <w:iCs w:val="1"/>
+          <w:noProof w:val="0"/>
+          <w:sz w:val="24"/>
+          <w:szCs w:val="24"/>
+          <w:lang w:val="pt-BR"/>
+        </w:rPr>
+        <w:t>Mudanças Físicas e Emocionais na Gestante | O que fazer?</w:t>
+      </w:r>
+      <w:r>
+        <w:rPr>
+          <w:rFonts w:ascii="Aptos" w:hAnsi="Aptos" w:eastAsia="Aptos" w:cs="Aptos"/>
+          <w:noProof w:val="0"/>
+          <w:sz w:val="24"/>
+          <w:szCs w:val="24"/>
+          <w:lang w:val="pt-BR"/>
+        </w:rPr>
+        <w:t xml:space="preserve"> Disponível no YouTube.</w:t>
+      </w:r>
+      <w:r>
+        <w:br/>
+      </w:r>
+      <w:r>
+        <w:rPr>
+          <w:rFonts w:ascii="Aptos" w:hAnsi="Aptos" w:eastAsia="Aptos" w:cs="Aptos"/>
+          <w:b w:val="1"/>
+          <w:bCs w:val="1"/>
+          <w:noProof w:val="0"/>
+          <w:sz w:val="24"/>
+          <w:szCs w:val="24"/>
+          <w:lang w:val="pt-BR"/>
+        </w:rPr>
+        <w:t>[VERIFICAR: identificar autoria ou canal responsável e confirmar o título exatamente como publicado.]</w:t>
+      </w:r>
+    </w:p>
+    <w:p>
+      <w:pPr>
+        <w:bidi w:val="0"/>
+        <w:spacing w:before="240" w:beforeAutospacing="off" w:after="240" w:afterAutospacing="off"/>
+        <w:jc w:val="left"/>
+      </w:pPr>
+      <w:r>
+        <w:rPr>
+          <w:rFonts w:ascii="Aptos" w:hAnsi="Aptos" w:eastAsia="Aptos" w:cs="Aptos"/>
+          <w:b w:val="1"/>
+          <w:bCs w:val="1"/>
+          <w:noProof w:val="0"/>
+          <w:sz w:val="24"/>
+          <w:szCs w:val="24"/>
+          <w:lang w:val="pt-BR"/>
+        </w:rPr>
+        <w:t>[AUTORIA/CANAL A IDENTIFICAR].</w:t>
+      </w:r>
+      <w:r>
+        <w:rPr>
+          <w:rFonts w:ascii="Aptos" w:hAnsi="Aptos" w:eastAsia="Aptos" w:cs="Aptos"/>
+          <w:noProof w:val="0"/>
+          <w:sz w:val="24"/>
+          <w:szCs w:val="24"/>
+          <w:lang w:val="pt-BR"/>
+        </w:rPr>
+        <w:t xml:space="preserve"> </w:t>
+      </w:r>
+      <w:r>
+        <w:rPr>
+          <w:rFonts w:ascii="Aptos" w:hAnsi="Aptos" w:eastAsia="Aptos" w:cs="Aptos"/>
+          <w:i w:val="1"/>
+          <w:iCs w:val="1"/>
+          <w:noProof w:val="0"/>
+          <w:sz w:val="24"/>
+          <w:szCs w:val="24"/>
+          <w:lang w:val="pt-BR"/>
+        </w:rPr>
+        <w:t>Gestação, Pré-Natal e Saúde do Bebê | O que fazer?</w:t>
+      </w:r>
+      <w:r>
+        <w:rPr>
+          <w:rFonts w:ascii="Aptos" w:hAnsi="Aptos" w:eastAsia="Aptos" w:cs="Aptos"/>
+          <w:noProof w:val="0"/>
+          <w:sz w:val="24"/>
+          <w:szCs w:val="24"/>
+          <w:lang w:val="pt-BR"/>
+        </w:rPr>
+        <w:t xml:space="preserve"> Disponível no YouTube.</w:t>
+      </w:r>
+      <w:r>
+        <w:br/>
+      </w:r>
+      <w:r>
+        <w:rPr>
+          <w:rFonts w:ascii="Aptos" w:hAnsi="Aptos" w:eastAsia="Aptos" w:cs="Aptos"/>
+          <w:b w:val="1"/>
+          <w:bCs w:val="1"/>
+          <w:noProof w:val="0"/>
+          <w:sz w:val="24"/>
+          <w:szCs w:val="24"/>
+          <w:lang w:val="pt-BR"/>
+        </w:rPr>
+        <w:t>[VERIFICAR: identificar autoria ou canal responsável e confirmar o título exatamente como publicado.]</w:t>
+      </w:r>
+    </w:p>
+    <w:p>
+      <w:pPr>
+        <w:bidi w:val="0"/>
+        <w:spacing w:before="240" w:beforeAutospacing="off" w:after="240" w:afterAutospacing="off"/>
+        <w:jc w:val="left"/>
+      </w:pPr>
+      <w:r>
+        <w:rPr>
+          <w:rFonts w:ascii="Aptos" w:hAnsi="Aptos" w:eastAsia="Aptos" w:cs="Aptos"/>
+          <w:b w:val="1"/>
+          <w:bCs w:val="1"/>
+          <w:noProof w:val="0"/>
+          <w:sz w:val="24"/>
+          <w:szCs w:val="24"/>
+          <w:lang w:val="pt-BR"/>
+        </w:rPr>
+        <w:t>[AUTORIA/CANAL E TÍTULO A IDENTIFICAR].</w:t>
+      </w:r>
+      <w:r>
+        <w:rPr>
+          <w:rFonts w:ascii="Aptos" w:hAnsi="Aptos" w:eastAsia="Aptos" w:cs="Aptos"/>
+          <w:noProof w:val="0"/>
+          <w:sz w:val="24"/>
+          <w:szCs w:val="24"/>
+          <w:lang w:val="pt-BR"/>
+        </w:rPr>
+        <w:t xml:space="preserve"> Vídeo utilizado na página </w:t>
+      </w:r>
+      <w:r>
+        <w:rPr>
+          <w:rFonts w:ascii="Aptos" w:hAnsi="Aptos" w:eastAsia="Aptos" w:cs="Aptos"/>
+          <w:i w:val="1"/>
+          <w:iCs w:val="1"/>
+          <w:noProof w:val="0"/>
+          <w:sz w:val="24"/>
+          <w:szCs w:val="24"/>
+          <w:lang w:val="pt-BR"/>
+        </w:rPr>
+        <w:t>Parentalidade: cuidar, educar e construir vínculos</w:t>
+      </w:r>
+      <w:r>
+        <w:rPr>
+          <w:rFonts w:ascii="Aptos" w:hAnsi="Aptos" w:eastAsia="Aptos" w:cs="Aptos"/>
+          <w:noProof w:val="0"/>
+          <w:sz w:val="24"/>
+          <w:szCs w:val="24"/>
+          <w:lang w:val="pt-BR"/>
+        </w:rPr>
+        <w:t>. Disponível no YouTube.</w:t>
+      </w:r>
+      <w:r>
+        <w:br/>
+      </w:r>
+      <w:r>
+        <w:rPr>
+          <w:rFonts w:ascii="Aptos" w:hAnsi="Aptos" w:eastAsia="Aptos" w:cs="Aptos"/>
+          <w:b w:val="1"/>
+          <w:bCs w:val="1"/>
+          <w:noProof w:val="0"/>
+          <w:sz w:val="24"/>
+          <w:szCs w:val="24"/>
+          <w:lang w:val="pt-BR"/>
+        </w:rPr>
+        <w:t xml:space="preserve">[VERIFICAR: o conteúdo atual apresenta apenas o link </w:t>
+      </w:r>
+      <w:hyperlink r:id="R8be4dca14e6b4132">
+        <w:r>
+          <w:rPr>
+            <w:rStyle w:val="Hyperlink"/>
+            <w:b w:val="1"/>
+            <w:bCs w:val="1"/>
+            <w:noProof w:val="0"/>
+            <w:lang w:val="pt-BR"/>
+          </w:rPr>
+          <w:t>https://www.youtube.com/watch?v=KrMfedDRUhw</w:t>
+        </w:r>
+      </w:hyperlink>
+      <w:r>
+        <w:rPr>
+          <w:rFonts w:ascii="Aptos" w:hAnsi="Aptos" w:eastAsia="Aptos" w:cs="Aptos"/>
+          <w:b w:val="1"/>
+          <w:bCs w:val="1"/>
+          <w:noProof w:val="0"/>
+          <w:sz w:val="24"/>
+          <w:szCs w:val="24"/>
+          <w:lang w:val="pt-BR"/>
+        </w:rPr>
+        <w:t>.</w:t>
+      </w:r>
+      <w:r>
+        <w:rPr>
+          <w:rFonts w:ascii="Aptos" w:hAnsi="Aptos" w:eastAsia="Aptos" w:cs="Aptos"/>
+          <w:b w:val="1"/>
+          <w:bCs w:val="1"/>
+          <w:noProof w:val="0"/>
+          <w:sz w:val="24"/>
+          <w:szCs w:val="24"/>
+          <w:lang w:val="pt-BR"/>
+        </w:rPr>
+        <w:t xml:space="preserve"> Identificar título completo, autoria/canal responsável e demais dados necessários.]</w:t>
+      </w:r>
+    </w:p>
+    <w:p>
+      <w:pPr>
+        <w:bidi w:val="0"/>
+        <w:spacing w:before="240" w:beforeAutospacing="off" w:after="240" w:afterAutospacing="off"/>
+        <w:jc w:val="left"/>
+      </w:pPr>
+      <w:r>
+        <w:rPr>
+          <w:rFonts w:ascii="Aptos" w:hAnsi="Aptos" w:eastAsia="Aptos" w:cs="Aptos"/>
+          <w:b w:val="1"/>
+          <w:bCs w:val="1"/>
+          <w:noProof w:val="0"/>
+          <w:sz w:val="24"/>
+          <w:szCs w:val="24"/>
+          <w:lang w:val="pt-BR"/>
+        </w:rPr>
+        <w:t>SESC IDEIAS.</w:t>
+      </w:r>
+      <w:r>
+        <w:rPr>
+          <w:rFonts w:ascii="Aptos" w:hAnsi="Aptos" w:eastAsia="Aptos" w:cs="Aptos"/>
+          <w:noProof w:val="0"/>
+          <w:sz w:val="24"/>
+          <w:szCs w:val="24"/>
+          <w:lang w:val="pt-BR"/>
+        </w:rPr>
+        <w:t xml:space="preserve"> </w:t>
+      </w:r>
+      <w:r>
+        <w:rPr>
+          <w:rFonts w:ascii="Aptos" w:hAnsi="Aptos" w:eastAsia="Aptos" w:cs="Aptos"/>
+          <w:i w:val="1"/>
+          <w:iCs w:val="1"/>
+          <w:noProof w:val="0"/>
+          <w:sz w:val="24"/>
+          <w:szCs w:val="24"/>
+          <w:lang w:val="pt-BR"/>
+        </w:rPr>
+        <w:t>Quem cuida de cuidadores da Primeira Infância?</w:t>
+      </w:r>
+      <w:r>
+        <w:rPr>
+          <w:rFonts w:ascii="Aptos" w:hAnsi="Aptos" w:eastAsia="Aptos" w:cs="Aptos"/>
+          <w:noProof w:val="0"/>
+          <w:sz w:val="24"/>
+          <w:szCs w:val="24"/>
+          <w:lang w:val="pt-BR"/>
+        </w:rPr>
+        <w:t xml:space="preserve"> Disponível no YouTube.</w:t>
+      </w:r>
+    </w:p>
+    <w:p>
+      <w:pPr>
+        <w:bidi w:val="0"/>
+        <w:spacing w:before="240" w:beforeAutospacing="off" w:after="240" w:afterAutospacing="off"/>
+        <w:jc w:val="left"/>
+      </w:pPr>
+      <w:r>
+        <w:rPr>
+          <w:rFonts w:ascii="Aptos" w:hAnsi="Aptos" w:eastAsia="Aptos" w:cs="Aptos"/>
+          <w:b w:val="1"/>
+          <w:bCs w:val="1"/>
+          <w:noProof w:val="0"/>
+          <w:sz w:val="24"/>
+          <w:szCs w:val="24"/>
+          <w:lang w:val="pt-BR"/>
+        </w:rPr>
+        <w:t>[VERIFICAR: confirmar se “SESC Ideias” deve constar como autoria/canal ou se há outra identificação institucional no vídeo; confirmar também o título exatamente como publicado.]</w:t>
+      </w:r>
+    </w:p>
+    <w:p>
+      <w:pPr>
+        <w:pStyle w:val="Normal"/>
+        <w:suppressLineNumbers w:val="0"/>
+        <w:bidi w:val="0"/>
+        <w:spacing w:before="0" w:beforeAutospacing="off" w:after="160" w:afterAutospacing="off" w:line="279" w:lineRule="auto"/>
+        <w:ind w:left="0" w:right="0"/>
+        <w:jc w:val="left"/>
+        <w:rPr>
+          <w:rFonts w:ascii="Aptos" w:hAnsi="Aptos" w:eastAsia="Aptos" w:cs="Aptos" w:asciiTheme="minorAscii" w:hAnsiTheme="minorAscii" w:eastAsiaTheme="minorAscii" w:cstheme="minorAscii"/>
+          <w:b w:val="0"/>
+          <w:bCs w:val="0"/>
+          <w:i w:val="0"/>
+          <w:iCs w:val="0"/>
+          <w:caps w:val="0"/>
+          <w:smallCaps w:val="0"/>
+          <w:noProof w:val="0"/>
+          <w:color w:val="261810"/>
           <w:sz w:val="24"/>
           <w:szCs w:val="24"/>
           <w:lang w:val="pt-BR"/>
@@ -9004,6 +15316,230 @@
 
 <file path=word/numbering.xml><?xml version="1.0" encoding="utf-8"?>
 <w:numbering xmlns:w="http://schemas.openxmlformats.org/wordprocessingml/2006/main">
+  <w:abstractNum xmlns:w="http://schemas.openxmlformats.org/wordprocessingml/2006/main" w:abstractNumId="7">
+    <w:nsid w:val="1bd6fe6e"/>
+    <w:multiLevelType xmlns:w="http://schemas.openxmlformats.org/wordprocessingml/2006/main" w:val="hybridMultilevel"/>
+    <w:lvl xmlns:w="http://schemas.openxmlformats.org/wordprocessingml/2006/main" w:ilvl="0">
+      <w:start w:val="1"/>
+      <w:numFmt w:val="bullet"/>
+      <w:lvlText w:val=""/>
+      <w:lvlJc w:val="left"/>
+      <w:pPr>
+        <w:ind w:left="720" w:hanging="360"/>
+      </w:pPr>
+      <w:rPr>
+        <w:rFonts w:hint="default" w:ascii="Symbol" w:hAnsi="Symbol"/>
+      </w:rPr>
+    </w:lvl>
+    <w:lvl xmlns:w="http://schemas.openxmlformats.org/wordprocessingml/2006/main" w:ilvl="1">
+      <w:start w:val="1"/>
+      <w:numFmt w:val="bullet"/>
+      <w:lvlText w:val="o"/>
+      <w:lvlJc w:val="left"/>
+      <w:pPr>
+        <w:ind w:left="1440" w:hanging="360"/>
+      </w:pPr>
+      <w:rPr>
+        <w:rFonts w:hint="default" w:ascii="Courier New" w:hAnsi="Courier New"/>
+      </w:rPr>
+    </w:lvl>
+    <w:lvl xmlns:w="http://schemas.openxmlformats.org/wordprocessingml/2006/main" w:ilvl="2">
+      <w:start w:val="1"/>
+      <w:numFmt w:val="bullet"/>
+      <w:lvlText w:val=""/>
+      <w:lvlJc w:val="left"/>
+      <w:pPr>
+        <w:ind w:left="2160" w:hanging="360"/>
+      </w:pPr>
+      <w:rPr>
+        <w:rFonts w:hint="default" w:ascii="Wingdings" w:hAnsi="Wingdings"/>
+      </w:rPr>
+    </w:lvl>
+    <w:lvl xmlns:w="http://schemas.openxmlformats.org/wordprocessingml/2006/main" w:ilvl="3">
+      <w:start w:val="1"/>
+      <w:numFmt w:val="bullet"/>
+      <w:lvlText w:val=""/>
+      <w:lvlJc w:val="left"/>
+      <w:pPr>
+        <w:ind w:left="2880" w:hanging="360"/>
+      </w:pPr>
+      <w:rPr>
+        <w:rFonts w:hint="default" w:ascii="Symbol" w:hAnsi="Symbol"/>
+      </w:rPr>
+    </w:lvl>
+    <w:lvl xmlns:w="http://schemas.openxmlformats.org/wordprocessingml/2006/main" w:ilvl="4">
+      <w:start w:val="1"/>
+      <w:numFmt w:val="bullet"/>
+      <w:lvlText w:val="o"/>
+      <w:lvlJc w:val="left"/>
+      <w:pPr>
+        <w:ind w:left="3600" w:hanging="360"/>
+      </w:pPr>
+      <w:rPr>
+        <w:rFonts w:hint="default" w:ascii="Courier New" w:hAnsi="Courier New"/>
+      </w:rPr>
+    </w:lvl>
+    <w:lvl xmlns:w="http://schemas.openxmlformats.org/wordprocessingml/2006/main" w:ilvl="5">
+      <w:start w:val="1"/>
+      <w:numFmt w:val="bullet"/>
+      <w:lvlText w:val=""/>
+      <w:lvlJc w:val="left"/>
+      <w:pPr>
+        <w:ind w:left="4320" w:hanging="360"/>
+      </w:pPr>
+      <w:rPr>
+        <w:rFonts w:hint="default" w:ascii="Wingdings" w:hAnsi="Wingdings"/>
+      </w:rPr>
+    </w:lvl>
+    <w:lvl xmlns:w="http://schemas.openxmlformats.org/wordprocessingml/2006/main" w:ilvl="6">
+      <w:start w:val="1"/>
+      <w:numFmt w:val="bullet"/>
+      <w:lvlText w:val=""/>
+      <w:lvlJc w:val="left"/>
+      <w:pPr>
+        <w:ind w:left="5040" w:hanging="360"/>
+      </w:pPr>
+      <w:rPr>
+        <w:rFonts w:hint="default" w:ascii="Symbol" w:hAnsi="Symbol"/>
+      </w:rPr>
+    </w:lvl>
+    <w:lvl xmlns:w="http://schemas.openxmlformats.org/wordprocessingml/2006/main" w:ilvl="7">
+      <w:start w:val="1"/>
+      <w:numFmt w:val="bullet"/>
+      <w:lvlText w:val="o"/>
+      <w:lvlJc w:val="left"/>
+      <w:pPr>
+        <w:ind w:left="5760" w:hanging="360"/>
+      </w:pPr>
+      <w:rPr>
+        <w:rFonts w:hint="default" w:ascii="Courier New" w:hAnsi="Courier New"/>
+      </w:rPr>
+    </w:lvl>
+    <w:lvl xmlns:w="http://schemas.openxmlformats.org/wordprocessingml/2006/main" w:ilvl="8">
+      <w:start w:val="1"/>
+      <w:numFmt w:val="bullet"/>
+      <w:lvlText w:val=""/>
+      <w:lvlJc w:val="left"/>
+      <w:pPr>
+        <w:ind w:left="6480" w:hanging="360"/>
+      </w:pPr>
+      <w:rPr>
+        <w:rFonts w:hint="default" w:ascii="Wingdings" w:hAnsi="Wingdings"/>
+      </w:rPr>
+    </w:lvl>
+  </w:abstractNum>
+  <w:abstractNum xmlns:w="http://schemas.openxmlformats.org/wordprocessingml/2006/main" w:abstractNumId="6">
+    <w:nsid w:val="5e8d9c67"/>
+    <w:multiLevelType xmlns:w="http://schemas.openxmlformats.org/wordprocessingml/2006/main" w:val="hybridMultilevel"/>
+    <w:lvl xmlns:w="http://schemas.openxmlformats.org/wordprocessingml/2006/main" w:ilvl="0">
+      <w:start w:val="1"/>
+      <w:numFmt w:val="bullet"/>
+      <w:lvlText w:val=""/>
+      <w:lvlJc w:val="left"/>
+      <w:pPr>
+        <w:ind w:left="720" w:hanging="360"/>
+      </w:pPr>
+      <w:rPr>
+        <w:rFonts w:hint="default" w:ascii="Symbol" w:hAnsi="Symbol"/>
+      </w:rPr>
+    </w:lvl>
+    <w:lvl xmlns:w="http://schemas.openxmlformats.org/wordprocessingml/2006/main" w:ilvl="1">
+      <w:start w:val="1"/>
+      <w:numFmt w:val="bullet"/>
+      <w:lvlText w:val="o"/>
+      <w:lvlJc w:val="left"/>
+      <w:pPr>
+        <w:ind w:left="1440" w:hanging="360"/>
+      </w:pPr>
+      <w:rPr>
+        <w:rFonts w:hint="default" w:ascii="Courier New" w:hAnsi="Courier New"/>
+      </w:rPr>
+    </w:lvl>
+    <w:lvl xmlns:w="http://schemas.openxmlformats.org/wordprocessingml/2006/main" w:ilvl="2">
+      <w:start w:val="1"/>
+      <w:numFmt w:val="bullet"/>
+      <w:lvlText w:val=""/>
+      <w:lvlJc w:val="left"/>
+      <w:pPr>
+        <w:ind w:left="2160" w:hanging="360"/>
+      </w:pPr>
+      <w:rPr>
+        <w:rFonts w:hint="default" w:ascii="Wingdings" w:hAnsi="Wingdings"/>
+      </w:rPr>
+    </w:lvl>
+    <w:lvl xmlns:w="http://schemas.openxmlformats.org/wordprocessingml/2006/main" w:ilvl="3">
+      <w:start w:val="1"/>
+      <w:numFmt w:val="bullet"/>
+      <w:lvlText w:val=""/>
+      <w:lvlJc w:val="left"/>
+      <w:pPr>
+        <w:ind w:left="2880" w:hanging="360"/>
+      </w:pPr>
+      <w:rPr>
+        <w:rFonts w:hint="default" w:ascii="Symbol" w:hAnsi="Symbol"/>
+      </w:rPr>
+    </w:lvl>
+    <w:lvl xmlns:w="http://schemas.openxmlformats.org/wordprocessingml/2006/main" w:ilvl="4">
+      <w:start w:val="1"/>
+      <w:numFmt w:val="bullet"/>
+      <w:lvlText w:val="o"/>
+      <w:lvlJc w:val="left"/>
+      <w:pPr>
+        <w:ind w:left="3600" w:hanging="360"/>
+      </w:pPr>
+      <w:rPr>
+        <w:rFonts w:hint="default" w:ascii="Courier New" w:hAnsi="Courier New"/>
+      </w:rPr>
+    </w:lvl>
+    <w:lvl xmlns:w="http://schemas.openxmlformats.org/wordprocessingml/2006/main" w:ilvl="5">
+      <w:start w:val="1"/>
+      <w:numFmt w:val="bullet"/>
+      <w:lvlText w:val=""/>
+      <w:lvlJc w:val="left"/>
+      <w:pPr>
+        <w:ind w:left="4320" w:hanging="360"/>
+      </w:pPr>
+      <w:rPr>
+        <w:rFonts w:hint="default" w:ascii="Wingdings" w:hAnsi="Wingdings"/>
+      </w:rPr>
+    </w:lvl>
+    <w:lvl xmlns:w="http://schemas.openxmlformats.org/wordprocessingml/2006/main" w:ilvl="6">
+      <w:start w:val="1"/>
+      <w:numFmt w:val="bullet"/>
+      <w:lvlText w:val=""/>
+      <w:lvlJc w:val="left"/>
+      <w:pPr>
+        <w:ind w:left="5040" w:hanging="360"/>
+      </w:pPr>
+      <w:rPr>
+        <w:rFonts w:hint="default" w:ascii="Symbol" w:hAnsi="Symbol"/>
+      </w:rPr>
+    </w:lvl>
+    <w:lvl xmlns:w="http://schemas.openxmlformats.org/wordprocessingml/2006/main" w:ilvl="7">
+      <w:start w:val="1"/>
+      <w:numFmt w:val="bullet"/>
+      <w:lvlText w:val="o"/>
+      <w:lvlJc w:val="left"/>
+      <w:pPr>
+        <w:ind w:left="5760" w:hanging="360"/>
+      </w:pPr>
+      <w:rPr>
+        <w:rFonts w:hint="default" w:ascii="Courier New" w:hAnsi="Courier New"/>
+      </w:rPr>
+    </w:lvl>
+    <w:lvl xmlns:w="http://schemas.openxmlformats.org/wordprocessingml/2006/main" w:ilvl="8">
+      <w:start w:val="1"/>
+      <w:numFmt w:val="bullet"/>
+      <w:lvlText w:val=""/>
+      <w:lvlJc w:val="left"/>
+      <w:pPr>
+        <w:ind w:left="6480" w:hanging="360"/>
+      </w:pPr>
+      <w:rPr>
+        <w:rFonts w:hint="default" w:ascii="Wingdings" w:hAnsi="Wingdings"/>
+      </w:rPr>
+    </w:lvl>
+  </w:abstractNum>
   <w:abstractNum xmlns:w="http://schemas.openxmlformats.org/wordprocessingml/2006/main" w:abstractNumId="5">
     <w:nsid w:val="15544b0"/>
     <w:multiLevelType xmlns:w="http://schemas.openxmlformats.org/wordprocessingml/2006/main" w:val="hybridMultilevel"/>
@@ -9564,6 +16100,12 @@
       </w:rPr>
     </w:lvl>
   </w:abstractNum>
+  <w:num w:numId="7">
+    <w:abstractNumId w:val="7"/>
+  </w:num>
+  <w:num w:numId="6">
+    <w:abstractNumId w:val="6"/>
+  </w:num>
   <w:num w:numId="5">
     <w:abstractNumId w:val="5"/>
   </w:num>
